--- a/Automate Full Stack Application.docx
+++ b/Automate Full Stack Application.docx
@@ -2147,13 +2147,7 @@
         <w:rPr>
           <w:rFonts w:ascii="Times New Roman" w:hAnsi="Times New Roman" w:cs="Times New Roman"/>
         </w:rPr>
-        <w:t xml:space="preserve">, </w:t>
-      </w:r>
-      <w:r>
-        <w:rPr>
-          <w:rFonts w:ascii="Times New Roman" w:hAnsi="Times New Roman" w:cs="Times New Roman"/>
-        </w:rPr>
-        <w:t>Sets working folder inside container</w:t>
+        <w:t>, Sets working folder inside container</w:t>
       </w:r>
     </w:p>
     <w:p>
@@ -2463,19 +2457,7 @@
         <w:rPr>
           <w:rFonts w:ascii="Times New Roman" w:hAnsi="Times New Roman" w:cs="Times New Roman"/>
         </w:rPr>
-        <w:t>Tells Docker:</w:t>
-      </w:r>
-      <w:r>
-        <w:rPr>
-          <w:rFonts w:ascii="Times New Roman" w:hAnsi="Times New Roman" w:cs="Times New Roman"/>
-        </w:rPr>
-        <w:t xml:space="preserve"> </w:t>
-      </w:r>
-      <w:r>
-        <w:rPr>
-          <w:rFonts w:ascii="Times New Roman" w:hAnsi="Times New Roman" w:cs="Times New Roman"/>
-        </w:rPr>
-        <w:t>This container uses</w:t>
+        <w:t>Tells Docker: This container uses</w:t>
       </w:r>
       <w:r>
         <w:rPr>
@@ -2596,15 +2578,7 @@
           <w:kern w:val="0"/>
           <w14:ligatures w14:val="none"/>
         </w:rPr>
-        <w:t>So,</w:t>
-      </w:r>
-      <w:r>
-        <w:rPr>
-          <w:rFonts w:ascii="Times New Roman" w:eastAsia="Times New Roman" w:hAnsi="Times New Roman" w:cs="Times New Roman"/>
-          <w:kern w:val="0"/>
-          <w14:ligatures w14:val="none"/>
-        </w:rPr>
-        <w:t xml:space="preserve"> container stays alive</w:t>
+        <w:t>So, container stays alive</w:t>
       </w:r>
     </w:p>
     <w:p>
@@ -2737,13 +2711,7 @@
         <w:rPr>
           <w:rFonts w:ascii="Times New Roman" w:hAnsi="Times New Roman" w:cs="Times New Roman"/>
         </w:rPr>
-        <w:t xml:space="preserve">Line number 5 </w:t>
-      </w:r>
-      <w:r>
-        <w:rPr>
-          <w:rFonts w:ascii="Times New Roman" w:hAnsi="Times New Roman" w:cs="Times New Roman"/>
-        </w:rPr>
-        <w:t xml:space="preserve">Sets </w:t>
+        <w:t xml:space="preserve">Line number 5 Sets </w:t>
       </w:r>
       <w:r>
         <w:rPr>
@@ -4112,10 +4080,13 @@
     </w:p>
     <w:p>
       <w:pPr>
-        <w:rPr>
-          <w:rFonts w:ascii="Times New Roman" w:hAnsi="Times New Roman" w:cs="Times New Roman"/>
-          <w:b/>
-          <w:bCs/>
+        <w:jc w:val="center"/>
+        <w:rPr>
+          <w:rFonts w:ascii="Times New Roman" w:hAnsi="Times New Roman" w:cs="Times New Roman"/>
+          <w:b/>
+          <w:bCs/>
+          <w:sz w:val="28"/>
+          <w:szCs w:val="28"/>
         </w:rPr>
       </w:pPr>
       <w:r>
@@ -4189,6 +4160,1263 @@
         </w:rPr>
         <w:br w:type="page"/>
       </w:r>
+      <w:r>
+        <w:rPr>
+          <w:rFonts w:ascii="Times New Roman" w:hAnsi="Times New Roman" w:cs="Times New Roman"/>
+          <w:b/>
+          <w:bCs/>
+          <w:sz w:val="28"/>
+          <w:szCs w:val="28"/>
+        </w:rPr>
+        <w:lastRenderedPageBreak/>
+        <w:t>Jenkins pipelines Setup</w:t>
+      </w:r>
+    </w:p>
+    <w:p>
+      <w:pPr>
+        <w:pStyle w:val="ListParagraph"/>
+        <w:numPr>
+          <w:ilvl w:val="0"/>
+          <w:numId w:val="18"/>
+        </w:numPr>
+        <w:spacing w:after="0"/>
+        <w:rPr>
+          <w:rFonts w:ascii="Times New Roman" w:hAnsi="Times New Roman" w:cs="Times New Roman"/>
+          <w:b/>
+          <w:bCs/>
+        </w:rPr>
+      </w:pPr>
+      <w:r>
+        <w:rPr>
+          <w:rFonts w:ascii="Times New Roman" w:hAnsi="Times New Roman" w:cs="Times New Roman"/>
+          <w:b/>
+          <w:bCs/>
+        </w:rPr>
+        <w:t>Checkout stage</w:t>
+      </w:r>
+    </w:p>
+    <w:p>
+      <w:pPr>
+        <w:pStyle w:val="ListParagraph"/>
+        <w:spacing w:after="0"/>
+        <w:rPr>
+          <w:rFonts w:ascii="Times New Roman" w:hAnsi="Times New Roman" w:cs="Times New Roman"/>
+        </w:rPr>
+      </w:pPr>
+      <w:r>
+        <w:rPr>
+          <w:rFonts w:ascii="Times New Roman" w:hAnsi="Times New Roman" w:cs="Times New Roman"/>
+        </w:rPr>
+        <w:t>What checkout actually does</w:t>
+      </w:r>
+    </w:p>
+    <w:p>
+      <w:pPr>
+        <w:pStyle w:val="ListParagraph"/>
+        <w:numPr>
+          <w:ilvl w:val="0"/>
+          <w:numId w:val="19"/>
+        </w:numPr>
+        <w:rPr>
+          <w:rFonts w:ascii="Times New Roman" w:hAnsi="Times New Roman" w:cs="Times New Roman"/>
+          <w:b/>
+          <w:bCs/>
+        </w:rPr>
+      </w:pPr>
+      <w:r>
+        <w:rPr>
+          <w:rFonts w:ascii="Times New Roman" w:hAnsi="Times New Roman" w:cs="Times New Roman"/>
+          <w:b/>
+          <w:bCs/>
+        </w:rPr>
+        <w:t xml:space="preserve">connects to GitHub repo </w:t>
+      </w:r>
+    </w:p>
+    <w:p>
+      <w:pPr>
+        <w:pStyle w:val="ListParagraph"/>
+        <w:numPr>
+          <w:ilvl w:val="0"/>
+          <w:numId w:val="19"/>
+        </w:numPr>
+        <w:rPr>
+          <w:rFonts w:ascii="Times New Roman" w:hAnsi="Times New Roman" w:cs="Times New Roman"/>
+          <w:b/>
+          <w:bCs/>
+        </w:rPr>
+      </w:pPr>
+      <w:r>
+        <w:rPr>
+          <w:rFonts w:ascii="Times New Roman" w:hAnsi="Times New Roman" w:cs="Times New Roman"/>
+          <w:b/>
+          <w:bCs/>
+        </w:rPr>
+        <w:t xml:space="preserve">pulls latest code </w:t>
+      </w:r>
+    </w:p>
+    <w:p>
+      <w:pPr>
+        <w:pStyle w:val="ListParagraph"/>
+        <w:numPr>
+          <w:ilvl w:val="0"/>
+          <w:numId w:val="19"/>
+        </w:numPr>
+        <w:rPr>
+          <w:rFonts w:ascii="Times New Roman" w:hAnsi="Times New Roman" w:cs="Times New Roman"/>
+          <w:b/>
+          <w:bCs/>
+        </w:rPr>
+      </w:pPr>
+      <w:r>
+        <w:rPr>
+          <w:rFonts w:ascii="Times New Roman" w:hAnsi="Times New Roman" w:cs="Times New Roman"/>
+          <w:b/>
+          <w:bCs/>
+        </w:rPr>
+        <w:t xml:space="preserve">checks out the branch </w:t>
+      </w:r>
+    </w:p>
+    <w:p>
+      <w:pPr>
+        <w:pStyle w:val="ListParagraph"/>
+        <w:numPr>
+          <w:ilvl w:val="0"/>
+          <w:numId w:val="19"/>
+        </w:numPr>
+        <w:rPr>
+          <w:rFonts w:ascii="Times New Roman" w:hAnsi="Times New Roman" w:cs="Times New Roman"/>
+          <w:b/>
+          <w:bCs/>
+        </w:rPr>
+      </w:pPr>
+      <w:r>
+        <w:rPr>
+          <w:rFonts w:ascii="Times New Roman" w:hAnsi="Times New Roman" w:cs="Times New Roman"/>
+          <w:b/>
+          <w:bCs/>
+        </w:rPr>
+        <w:t xml:space="preserve">places files inside Jenkins workspace </w:t>
+      </w:r>
+    </w:p>
+    <w:p>
+      <w:pPr>
+        <w:pStyle w:val="ListParagraph"/>
+        <w:numPr>
+          <w:ilvl w:val="0"/>
+          <w:numId w:val="19"/>
+        </w:numPr>
+        <w:spacing w:after="0"/>
+        <w:rPr>
+          <w:rFonts w:ascii="Times New Roman" w:hAnsi="Times New Roman" w:cs="Times New Roman"/>
+          <w:b/>
+          <w:bCs/>
+        </w:rPr>
+      </w:pPr>
+      <w:r>
+        <w:rPr>
+          <w:rFonts w:ascii="Times New Roman" w:hAnsi="Times New Roman" w:cs="Times New Roman"/>
+          <w:b/>
+          <w:bCs/>
+          <w:noProof/>
+        </w:rPr>
+        <w:drawing>
+          <wp:anchor distT="0" distB="0" distL="114300" distR="114300" simplePos="0" relativeHeight="251665408" behindDoc="0" locked="0" layoutInCell="1" allowOverlap="1" wp14:anchorId="6A787C02" wp14:editId="2B3A5363">
+            <wp:simplePos x="0" y="0"/>
+            <wp:positionH relativeFrom="margin">
+              <wp:posOffset>-22860</wp:posOffset>
+            </wp:positionH>
+            <wp:positionV relativeFrom="margin">
+              <wp:posOffset>2004060</wp:posOffset>
+            </wp:positionV>
+            <wp:extent cx="5943600" cy="1545590"/>
+            <wp:effectExtent l="0" t="0" r="0" b="0"/>
+            <wp:wrapSquare wrapText="bothSides"/>
+            <wp:docPr id="401791314" name="Picture 1"/>
+            <wp:cNvGraphicFramePr>
+              <a:graphicFrameLocks xmlns:a="http://schemas.openxmlformats.org/drawingml/2006/main" noChangeAspect="1"/>
+            </wp:cNvGraphicFramePr>
+            <a:graphic xmlns:a="http://schemas.openxmlformats.org/drawingml/2006/main">
+              <a:graphicData uri="http://schemas.openxmlformats.org/drawingml/2006/picture">
+                <pic:pic xmlns:pic="http://schemas.openxmlformats.org/drawingml/2006/picture">
+                  <pic:nvPicPr>
+                    <pic:cNvPr id="401791314" name="Picture 401791314"/>
+                    <pic:cNvPicPr/>
+                  </pic:nvPicPr>
+                  <pic:blipFill>
+                    <a:blip r:embed="rId22">
+                      <a:extLst>
+                        <a:ext uri="{28A0092B-C50C-407E-A947-70E740481C1C}">
+                          <a14:useLocalDpi xmlns:a14="http://schemas.microsoft.com/office/drawing/2010/main" val="0"/>
+                        </a:ext>
+                      </a:extLst>
+                    </a:blip>
+                    <a:stretch>
+                      <a:fillRect/>
+                    </a:stretch>
+                  </pic:blipFill>
+                  <pic:spPr>
+                    <a:xfrm>
+                      <a:off x="0" y="0"/>
+                      <a:ext cx="5943600" cy="1545590"/>
+                    </a:xfrm>
+                    <a:prstGeom prst="rect">
+                      <a:avLst/>
+                    </a:prstGeom>
+                  </pic:spPr>
+                </pic:pic>
+              </a:graphicData>
+            </a:graphic>
+          </wp:anchor>
+        </w:drawing>
+      </w:r>
+      <w:r>
+        <w:rPr>
+          <w:rFonts w:ascii="Times New Roman" w:hAnsi="Times New Roman" w:cs="Times New Roman"/>
+          <w:b/>
+          <w:bCs/>
+        </w:rPr>
+        <w:t>makes code ready for next stages</w:t>
+      </w:r>
+    </w:p>
+    <w:p>
+      <w:pPr>
+        <w:rPr>
+          <w:rFonts w:ascii="Times New Roman" w:hAnsi="Times New Roman" w:cs="Times New Roman"/>
+          <w:b/>
+          <w:bCs/>
+          <w:sz w:val="28"/>
+          <w:szCs w:val="28"/>
+        </w:rPr>
+      </w:pPr>
+    </w:p>
+    <w:p>
+      <w:pPr>
+        <w:rPr>
+          <w:rFonts w:ascii="Times New Roman" w:hAnsi="Times New Roman" w:cs="Times New Roman"/>
+          <w:sz w:val="28"/>
+          <w:szCs w:val="28"/>
+        </w:rPr>
+      </w:pPr>
+    </w:p>
+    <w:p>
+      <w:pPr>
+        <w:pStyle w:val="ListParagraph"/>
+        <w:numPr>
+          <w:ilvl w:val="0"/>
+          <w:numId w:val="18"/>
+        </w:numPr>
+        <w:spacing w:after="0"/>
+        <w:rPr>
+          <w:rFonts w:ascii="Times New Roman" w:hAnsi="Times New Roman" w:cs="Times New Roman"/>
+          <w:b/>
+          <w:bCs/>
+        </w:rPr>
+      </w:pPr>
+      <w:r>
+        <w:rPr>
+          <w:rFonts w:ascii="Times New Roman" w:hAnsi="Times New Roman" w:cs="Times New Roman"/>
+          <w:b/>
+          <w:bCs/>
+        </w:rPr>
+        <w:t>List stage</w:t>
+      </w:r>
+    </w:p>
+    <w:p>
+      <w:pPr>
+        <w:pStyle w:val="ListParagraph"/>
+        <w:spacing w:after="0"/>
+        <w:rPr>
+          <w:rFonts w:ascii="Times New Roman" w:hAnsi="Times New Roman" w:cs="Times New Roman"/>
+        </w:rPr>
+      </w:pPr>
+      <w:r>
+        <w:rPr>
+          <w:rFonts w:ascii="Times New Roman" w:hAnsi="Times New Roman" w:cs="Times New Roman"/>
+        </w:rPr>
+        <w:t>In this stage list all file and folder inside our project folder</w:t>
+      </w:r>
+    </w:p>
+    <w:p>
+      <w:pPr>
+        <w:pStyle w:val="ListParagraph"/>
+        <w:spacing w:after="0"/>
+        <w:rPr>
+          <w:rFonts w:ascii="Times New Roman" w:hAnsi="Times New Roman" w:cs="Times New Roman"/>
+        </w:rPr>
+      </w:pPr>
+    </w:p>
+    <w:p>
+      <w:pPr>
+        <w:pStyle w:val="ListParagraph"/>
+        <w:spacing w:after="0"/>
+        <w:rPr>
+          <w:rFonts w:ascii="Times New Roman" w:hAnsi="Times New Roman" w:cs="Times New Roman"/>
+          <w:noProof/>
+        </w:rPr>
+      </w:pPr>
+      <w:r>
+        <w:rPr>
+          <w:rFonts w:ascii="Times New Roman" w:hAnsi="Times New Roman" w:cs="Times New Roman"/>
+          <w:noProof/>
+        </w:rPr>
+        <w:drawing>
+          <wp:inline distT="0" distB="0" distL="0" distR="0" wp14:anchorId="79B2077E" wp14:editId="3DD656A6">
+            <wp:extent cx="3639058" cy="1324160"/>
+            <wp:effectExtent l="0" t="0" r="0" b="9525"/>
+            <wp:docPr id="441969807" name="Picture 2"/>
+            <wp:cNvGraphicFramePr>
+              <a:graphicFrameLocks xmlns:a="http://schemas.openxmlformats.org/drawingml/2006/main" noChangeAspect="1"/>
+            </wp:cNvGraphicFramePr>
+            <a:graphic xmlns:a="http://schemas.openxmlformats.org/drawingml/2006/main">
+              <a:graphicData uri="http://schemas.openxmlformats.org/drawingml/2006/picture">
+                <pic:pic xmlns:pic="http://schemas.openxmlformats.org/drawingml/2006/picture">
+                  <pic:nvPicPr>
+                    <pic:cNvPr id="441969807" name="Picture 441969807"/>
+                    <pic:cNvPicPr/>
+                  </pic:nvPicPr>
+                  <pic:blipFill>
+                    <a:blip r:embed="rId23">
+                      <a:extLst>
+                        <a:ext uri="{28A0092B-C50C-407E-A947-70E740481C1C}">
+                          <a14:useLocalDpi xmlns:a14="http://schemas.microsoft.com/office/drawing/2010/main" val="0"/>
+                        </a:ext>
+                      </a:extLst>
+                    </a:blip>
+                    <a:stretch>
+                      <a:fillRect/>
+                    </a:stretch>
+                  </pic:blipFill>
+                  <pic:spPr>
+                    <a:xfrm>
+                      <a:off x="0" y="0"/>
+                      <a:ext cx="3639058" cy="1324160"/>
+                    </a:xfrm>
+                    <a:prstGeom prst="rect">
+                      <a:avLst/>
+                    </a:prstGeom>
+                  </pic:spPr>
+                </pic:pic>
+              </a:graphicData>
+            </a:graphic>
+          </wp:inline>
+        </w:drawing>
+      </w:r>
+    </w:p>
+    <w:p>
+      <w:pPr>
+        <w:rPr>
+          <w:rFonts w:ascii="Times New Roman" w:hAnsi="Times New Roman" w:cs="Times New Roman"/>
+          <w:noProof/>
+        </w:rPr>
+      </w:pPr>
+    </w:p>
+    <w:p>
+      <w:pPr>
+        <w:pStyle w:val="ListParagraph"/>
+        <w:numPr>
+          <w:ilvl w:val="0"/>
+          <w:numId w:val="18"/>
+        </w:numPr>
+        <w:tabs>
+          <w:tab w:val="left" w:pos="2724"/>
+        </w:tabs>
+        <w:rPr>
+          <w:rFonts w:ascii="Times New Roman" w:hAnsi="Times New Roman" w:cs="Times New Roman"/>
+          <w:b/>
+          <w:bCs/>
+        </w:rPr>
+      </w:pPr>
+      <w:proofErr w:type="spellStart"/>
+      <w:r>
+        <w:rPr>
+          <w:rFonts w:ascii="Times New Roman" w:hAnsi="Times New Roman" w:cs="Times New Roman"/>
+          <w:b/>
+          <w:bCs/>
+        </w:rPr>
+        <w:t>Gitleaks</w:t>
+      </w:r>
+      <w:proofErr w:type="spellEnd"/>
+      <w:r>
+        <w:rPr>
+          <w:rFonts w:ascii="Times New Roman" w:hAnsi="Times New Roman" w:cs="Times New Roman"/>
+          <w:b/>
+          <w:bCs/>
+        </w:rPr>
+        <w:t xml:space="preserve"> S</w:t>
+      </w:r>
+      <w:r>
+        <w:rPr>
+          <w:rFonts w:ascii="Times New Roman" w:hAnsi="Times New Roman" w:cs="Times New Roman"/>
+          <w:b/>
+          <w:bCs/>
+        </w:rPr>
+        <w:t>tage</w:t>
+      </w:r>
+      <w:r>
+        <w:rPr>
+          <w:rFonts w:ascii="Times New Roman" w:hAnsi="Times New Roman" w:cs="Times New Roman"/>
+          <w:b/>
+          <w:bCs/>
+        </w:rPr>
+        <w:t xml:space="preserve"> - 01</w:t>
+      </w:r>
+    </w:p>
+    <w:p>
+      <w:pPr>
+        <w:pStyle w:val="ListParagraph"/>
+        <w:tabs>
+          <w:tab w:val="left" w:pos="2724"/>
+        </w:tabs>
+        <w:rPr>
+          <w:rFonts w:ascii="Times New Roman" w:hAnsi="Times New Roman" w:cs="Times New Roman"/>
+        </w:rPr>
+      </w:pPr>
+      <w:r>
+        <w:rPr>
+          <w:rFonts w:ascii="Times New Roman" w:hAnsi="Times New Roman" w:cs="Times New Roman"/>
+        </w:rPr>
+        <w:t>This is 1</w:t>
+      </w:r>
+      <w:r>
+        <w:rPr>
+          <w:rFonts w:ascii="Times New Roman" w:hAnsi="Times New Roman" w:cs="Times New Roman"/>
+          <w:vertAlign w:val="superscript"/>
+        </w:rPr>
+        <w:t>st</w:t>
+      </w:r>
+      <w:r>
+        <w:rPr>
+          <w:rFonts w:ascii="Times New Roman" w:hAnsi="Times New Roman" w:cs="Times New Roman"/>
+        </w:rPr>
+        <w:t xml:space="preserve"> security layer, in this layer do Secret Scanning (SAST Security Layer)</w:t>
+      </w:r>
+    </w:p>
+    <w:p>
+      <w:pPr>
+        <w:pStyle w:val="ListParagraph"/>
+        <w:numPr>
+          <w:ilvl w:val="0"/>
+          <w:numId w:val="20"/>
+        </w:numPr>
+        <w:tabs>
+          <w:tab w:val="left" w:pos="2724"/>
+        </w:tabs>
+        <w:rPr>
+          <w:rFonts w:ascii="Times New Roman" w:hAnsi="Times New Roman" w:cs="Times New Roman"/>
+        </w:rPr>
+      </w:pPr>
+      <w:r>
+        <w:rPr>
+          <w:rFonts w:ascii="Times New Roman" w:hAnsi="Times New Roman" w:cs="Times New Roman"/>
+        </w:rPr>
+        <w:t xml:space="preserve">Accidentally </w:t>
+      </w:r>
+      <w:proofErr w:type="gramStart"/>
+      <w:r>
+        <w:rPr>
+          <w:rFonts w:ascii="Times New Roman" w:hAnsi="Times New Roman" w:cs="Times New Roman"/>
+        </w:rPr>
+        <w:t>pushed .env</w:t>
+      </w:r>
+      <w:proofErr w:type="gramEnd"/>
+      <w:r>
+        <w:rPr>
+          <w:rFonts w:ascii="Times New Roman" w:hAnsi="Times New Roman" w:cs="Times New Roman"/>
+        </w:rPr>
+        <w:t xml:space="preserve"> </w:t>
+      </w:r>
+    </w:p>
+    <w:p>
+      <w:pPr>
+        <w:pStyle w:val="ListParagraph"/>
+        <w:numPr>
+          <w:ilvl w:val="0"/>
+          <w:numId w:val="20"/>
+        </w:numPr>
+        <w:tabs>
+          <w:tab w:val="left" w:pos="2724"/>
+        </w:tabs>
+        <w:rPr>
+          <w:rFonts w:ascii="Times New Roman" w:hAnsi="Times New Roman" w:cs="Times New Roman"/>
+        </w:rPr>
+      </w:pPr>
+      <w:r>
+        <w:rPr>
+          <w:rFonts w:ascii="Times New Roman" w:hAnsi="Times New Roman" w:cs="Times New Roman"/>
+        </w:rPr>
+        <w:t xml:space="preserve">JWT secrets </w:t>
+      </w:r>
+    </w:p>
+    <w:p>
+      <w:pPr>
+        <w:pStyle w:val="ListParagraph"/>
+        <w:numPr>
+          <w:ilvl w:val="0"/>
+          <w:numId w:val="20"/>
+        </w:numPr>
+        <w:tabs>
+          <w:tab w:val="left" w:pos="2724"/>
+        </w:tabs>
+        <w:rPr>
+          <w:rFonts w:ascii="Times New Roman" w:hAnsi="Times New Roman" w:cs="Times New Roman"/>
+        </w:rPr>
+      </w:pPr>
+      <w:r>
+        <w:rPr>
+          <w:rFonts w:ascii="Times New Roman" w:hAnsi="Times New Roman" w:cs="Times New Roman"/>
+        </w:rPr>
+        <w:t xml:space="preserve">MongoDB credentials </w:t>
+      </w:r>
+    </w:p>
+    <w:p>
+      <w:pPr>
+        <w:pStyle w:val="ListParagraph"/>
+        <w:numPr>
+          <w:ilvl w:val="0"/>
+          <w:numId w:val="20"/>
+        </w:numPr>
+        <w:tabs>
+          <w:tab w:val="left" w:pos="2724"/>
+        </w:tabs>
+      </w:pPr>
+      <w:r>
+        <w:rPr>
+          <w:rFonts w:ascii="Times New Roman" w:hAnsi="Times New Roman" w:cs="Times New Roman"/>
+        </w:rPr>
+        <w:t>API key</w:t>
+      </w:r>
+    </w:p>
+    <w:p>
+      <w:pPr>
+        <w:pStyle w:val="ListParagraph"/>
+        <w:numPr>
+          <w:ilvl w:val="0"/>
+          <w:numId w:val="18"/>
+        </w:numPr>
+        <w:tabs>
+          <w:tab w:val="left" w:pos="2724"/>
+        </w:tabs>
+        <w:rPr>
+          <w:rFonts w:ascii="Times New Roman" w:hAnsi="Times New Roman" w:cs="Times New Roman"/>
+        </w:rPr>
+      </w:pPr>
+      <w:r>
+        <w:rPr>
+          <w:rFonts w:ascii="Times New Roman" w:hAnsi="Times New Roman" w:cs="Times New Roman"/>
+        </w:rPr>
+        <w:t xml:space="preserve">In the top we must indicate </w:t>
+      </w:r>
+      <w:proofErr w:type="spellStart"/>
+      <w:r>
+        <w:rPr>
+          <w:rFonts w:ascii="Times New Roman" w:hAnsi="Times New Roman" w:cs="Times New Roman"/>
+        </w:rPr>
+        <w:t>gitleaks</w:t>
+      </w:r>
+      <w:proofErr w:type="spellEnd"/>
+      <w:r>
+        <w:rPr>
+          <w:rFonts w:ascii="Times New Roman" w:hAnsi="Times New Roman" w:cs="Times New Roman"/>
+        </w:rPr>
+        <w:t xml:space="preserve"> file path and then assign it </w:t>
+      </w:r>
+      <w:proofErr w:type="spellStart"/>
+      <w:r>
+        <w:rPr>
+          <w:rFonts w:ascii="Times New Roman" w:hAnsi="Times New Roman" w:cs="Times New Roman"/>
+        </w:rPr>
+        <w:t>gitleaks</w:t>
+      </w:r>
+      <w:proofErr w:type="spellEnd"/>
+      <w:r>
+        <w:rPr>
+          <w:rFonts w:ascii="Times New Roman" w:hAnsi="Times New Roman" w:cs="Times New Roman"/>
+        </w:rPr>
+        <w:t xml:space="preserve"> stage</w:t>
+      </w:r>
+    </w:p>
+    <w:p>
+      <w:pPr>
+        <w:tabs>
+          <w:tab w:val="left" w:pos="2724"/>
+        </w:tabs>
+      </w:pPr>
+    </w:p>
+    <w:p>
+      <w:pPr>
+        <w:tabs>
+          <w:tab w:val="left" w:pos="2724"/>
+        </w:tabs>
+      </w:pPr>
+    </w:p>
+    <w:p>
+      <w:pPr>
+        <w:tabs>
+          <w:tab w:val="left" w:pos="2724"/>
+        </w:tabs>
+      </w:pPr>
+      <w:r>
+        <w:rPr>
+          <w:noProof/>
+        </w:rPr>
+        <w:lastRenderedPageBreak/>
+        <w:drawing>
+          <wp:inline distT="0" distB="0" distL="0" distR="0" wp14:anchorId="66BA0BE8" wp14:editId="0A67BBFF">
+            <wp:extent cx="5068007" cy="876422"/>
+            <wp:effectExtent l="0" t="0" r="0" b="0"/>
+            <wp:docPr id="1378858479" name="Picture 3"/>
+            <wp:cNvGraphicFramePr>
+              <a:graphicFrameLocks xmlns:a="http://schemas.openxmlformats.org/drawingml/2006/main" noChangeAspect="1"/>
+            </wp:cNvGraphicFramePr>
+            <a:graphic xmlns:a="http://schemas.openxmlformats.org/drawingml/2006/main">
+              <a:graphicData uri="http://schemas.openxmlformats.org/drawingml/2006/picture">
+                <pic:pic xmlns:pic="http://schemas.openxmlformats.org/drawingml/2006/picture">
+                  <pic:nvPicPr>
+                    <pic:cNvPr id="1378858479" name="Picture 1378858479"/>
+                    <pic:cNvPicPr/>
+                  </pic:nvPicPr>
+                  <pic:blipFill>
+                    <a:blip r:embed="rId24">
+                      <a:extLst>
+                        <a:ext uri="{28A0092B-C50C-407E-A947-70E740481C1C}">
+                          <a14:useLocalDpi xmlns:a14="http://schemas.microsoft.com/office/drawing/2010/main" val="0"/>
+                        </a:ext>
+                      </a:extLst>
+                    </a:blip>
+                    <a:stretch>
+                      <a:fillRect/>
+                    </a:stretch>
+                  </pic:blipFill>
+                  <pic:spPr>
+                    <a:xfrm>
+                      <a:off x="0" y="0"/>
+                      <a:ext cx="5068007" cy="876422"/>
+                    </a:xfrm>
+                    <a:prstGeom prst="rect">
+                      <a:avLst/>
+                    </a:prstGeom>
+                  </pic:spPr>
+                </pic:pic>
+              </a:graphicData>
+            </a:graphic>
+          </wp:inline>
+        </w:drawing>
+      </w:r>
+    </w:p>
+    <w:p>
+      <w:pPr>
+        <w:tabs>
+          <w:tab w:val="left" w:pos="2724"/>
+        </w:tabs>
+        <w:rPr>
+          <w:noProof/>
+        </w:rPr>
+      </w:pPr>
+      <w:r>
+        <w:rPr>
+          <w:noProof/>
+        </w:rPr>
+        <w:drawing>
+          <wp:inline distT="0" distB="0" distL="0" distR="0" wp14:anchorId="48A3CAA7" wp14:editId="4EA2382B">
+            <wp:extent cx="5943600" cy="1169035"/>
+            <wp:effectExtent l="0" t="0" r="0" b="0"/>
+            <wp:docPr id="96597014" name="Picture 4"/>
+            <wp:cNvGraphicFramePr>
+              <a:graphicFrameLocks xmlns:a="http://schemas.openxmlformats.org/drawingml/2006/main" noChangeAspect="1"/>
+            </wp:cNvGraphicFramePr>
+            <a:graphic xmlns:a="http://schemas.openxmlformats.org/drawingml/2006/main">
+              <a:graphicData uri="http://schemas.openxmlformats.org/drawingml/2006/picture">
+                <pic:pic xmlns:pic="http://schemas.openxmlformats.org/drawingml/2006/picture">
+                  <pic:nvPicPr>
+                    <pic:cNvPr id="96597014" name="Picture 96597014"/>
+                    <pic:cNvPicPr/>
+                  </pic:nvPicPr>
+                  <pic:blipFill>
+                    <a:blip r:embed="rId25">
+                      <a:extLst>
+                        <a:ext uri="{28A0092B-C50C-407E-A947-70E740481C1C}">
+                          <a14:useLocalDpi xmlns:a14="http://schemas.microsoft.com/office/drawing/2010/main" val="0"/>
+                        </a:ext>
+                      </a:extLst>
+                    </a:blip>
+                    <a:stretch>
+                      <a:fillRect/>
+                    </a:stretch>
+                  </pic:blipFill>
+                  <pic:spPr>
+                    <a:xfrm>
+                      <a:off x="0" y="0"/>
+                      <a:ext cx="5943600" cy="1169035"/>
+                    </a:xfrm>
+                    <a:prstGeom prst="rect">
+                      <a:avLst/>
+                    </a:prstGeom>
+                  </pic:spPr>
+                </pic:pic>
+              </a:graphicData>
+            </a:graphic>
+          </wp:inline>
+        </w:drawing>
+      </w:r>
+    </w:p>
+    <w:p>
+      <w:pPr>
+        <w:tabs>
+          <w:tab w:val="left" w:pos="2724"/>
+        </w:tabs>
+        <w:rPr>
+          <w:noProof/>
+        </w:rPr>
+      </w:pPr>
+    </w:p>
+    <w:p>
+      <w:pPr>
+        <w:pStyle w:val="ListParagraph"/>
+        <w:numPr>
+          <w:ilvl w:val="0"/>
+          <w:numId w:val="18"/>
+        </w:numPr>
+        <w:tabs>
+          <w:tab w:val="left" w:pos="2724"/>
+        </w:tabs>
+        <w:rPr>
+          <w:rFonts w:ascii="Times New Roman" w:hAnsi="Times New Roman" w:cs="Times New Roman"/>
+          <w:b/>
+          <w:bCs/>
+          <w:noProof/>
+        </w:rPr>
+      </w:pPr>
+      <w:r>
+        <w:rPr>
+          <w:rFonts w:ascii="Times New Roman" w:hAnsi="Times New Roman" w:cs="Times New Roman"/>
+          <w:b/>
+          <w:bCs/>
+          <w:noProof/>
+        </w:rPr>
+        <w:t>SonarQube Stage</w:t>
+      </w:r>
+      <w:r>
+        <w:rPr>
+          <w:rFonts w:ascii="Times New Roman" w:hAnsi="Times New Roman" w:cs="Times New Roman"/>
+          <w:b/>
+          <w:bCs/>
+          <w:noProof/>
+        </w:rPr>
+        <w:t xml:space="preserve"> </w:t>
+      </w:r>
+      <w:r>
+        <w:rPr>
+          <w:rFonts w:ascii="Times New Roman" w:hAnsi="Times New Roman" w:cs="Times New Roman"/>
+          <w:b/>
+          <w:bCs/>
+          <w:noProof/>
+        </w:rPr>
+        <w:t>(SAST)</w:t>
+      </w:r>
+      <w:r>
+        <w:rPr>
+          <w:rFonts w:ascii="Times New Roman" w:hAnsi="Times New Roman" w:cs="Times New Roman"/>
+          <w:b/>
+          <w:bCs/>
+          <w:noProof/>
+        </w:rPr>
+        <w:t xml:space="preserve"> </w:t>
+      </w:r>
+      <w:r>
+        <w:rPr>
+          <w:rFonts w:ascii="Times New Roman" w:hAnsi="Times New Roman" w:cs="Times New Roman"/>
+          <w:b/>
+          <w:bCs/>
+          <w:noProof/>
+        </w:rPr>
+        <w:t>–</w:t>
+      </w:r>
+      <w:r>
+        <w:rPr>
+          <w:rFonts w:ascii="Times New Roman" w:hAnsi="Times New Roman" w:cs="Times New Roman"/>
+          <w:b/>
+          <w:bCs/>
+          <w:noProof/>
+        </w:rPr>
+        <w:t xml:space="preserve"> 02</w:t>
+      </w:r>
+    </w:p>
+    <w:p>
+      <w:pPr>
+        <w:pStyle w:val="ListParagraph"/>
+        <w:tabs>
+          <w:tab w:val="left" w:pos="2724"/>
+        </w:tabs>
+        <w:rPr>
+          <w:rFonts w:ascii="Times New Roman" w:hAnsi="Times New Roman" w:cs="Times New Roman"/>
+          <w:noProof/>
+        </w:rPr>
+      </w:pPr>
+      <w:r>
+        <w:rPr>
+          <w:rFonts w:ascii="Times New Roman" w:hAnsi="Times New Roman" w:cs="Times New Roman"/>
+          <w:noProof/>
+        </w:rPr>
+        <w:t>What is SAST means</w:t>
+      </w:r>
+      <w:r>
+        <w:rPr>
+          <w:rFonts w:ascii="Times New Roman" w:hAnsi="Times New Roman" w:cs="Times New Roman"/>
+          <w:noProof/>
+        </w:rPr>
+        <w:t xml:space="preserve"> : </w:t>
+      </w:r>
+      <w:r>
+        <w:rPr>
+          <w:rFonts w:ascii="Times New Roman" w:hAnsi="Times New Roman" w:cs="Times New Roman"/>
+          <w:noProof/>
+        </w:rPr>
+        <w:t>Because it is doing code checking before running the app</w:t>
+      </w:r>
+    </w:p>
+    <w:p>
+      <w:pPr>
+        <w:pStyle w:val="ListParagraph"/>
+        <w:tabs>
+          <w:tab w:val="left" w:pos="2724"/>
+        </w:tabs>
+        <w:rPr>
+          <w:rFonts w:ascii="Times New Roman" w:hAnsi="Times New Roman" w:cs="Times New Roman"/>
+          <w:noProof/>
+        </w:rPr>
+      </w:pPr>
+      <w:r>
+        <w:rPr>
+          <w:rFonts w:ascii="Times New Roman" w:hAnsi="Times New Roman" w:cs="Times New Roman"/>
+          <w:noProof/>
+        </w:rPr>
+        <w:t>SonarQube looks at it like:</w:t>
+      </w:r>
+      <w:r>
+        <w:rPr>
+          <w:rFonts w:ascii="Times New Roman" w:hAnsi="Times New Roman" w:cs="Times New Roman"/>
+          <w:noProof/>
+        </w:rPr>
+        <w:t xml:space="preserve"> </w:t>
+      </w:r>
+      <w:r>
+        <w:rPr>
+          <w:rFonts w:ascii="Times New Roman" w:hAnsi="Times New Roman" w:cs="Times New Roman"/>
+          <w:noProof/>
+        </w:rPr>
+        <w:t>Let me check if this code is safe or has mistakes</w:t>
+      </w:r>
+    </w:p>
+    <w:p>
+      <w:pPr>
+        <w:pStyle w:val="ListParagraph"/>
+        <w:tabs>
+          <w:tab w:val="left" w:pos="2724"/>
+        </w:tabs>
+        <w:rPr>
+          <w:rFonts w:ascii="Times New Roman" w:hAnsi="Times New Roman" w:cs="Times New Roman"/>
+          <w:noProof/>
+        </w:rPr>
+      </w:pPr>
+      <w:r>
+        <w:rPr>
+          <w:rFonts w:ascii="Times New Roman" w:hAnsi="Times New Roman" w:cs="Times New Roman"/>
+          <w:noProof/>
+        </w:rPr>
+        <w:t>SAST = Static Application Security Testing</w:t>
+      </w:r>
+    </w:p>
+    <w:p>
+      <w:pPr>
+        <w:pStyle w:val="ListParagraph"/>
+        <w:tabs>
+          <w:tab w:val="left" w:pos="2724"/>
+        </w:tabs>
+        <w:rPr>
+          <w:rFonts w:ascii="Times New Roman" w:hAnsi="Times New Roman" w:cs="Times New Roman"/>
+          <w:b/>
+          <w:bCs/>
+          <w:noProof/>
+        </w:rPr>
+      </w:pPr>
+    </w:p>
+    <w:p>
+      <w:pPr>
+        <w:pStyle w:val="ListParagraph"/>
+        <w:tabs>
+          <w:tab w:val="left" w:pos="2724"/>
+        </w:tabs>
+        <w:spacing w:after="0"/>
+      </w:pPr>
+      <w:r>
+        <w:rPr>
+          <w:rFonts w:ascii="Times New Roman" w:hAnsi="Times New Roman" w:cs="Times New Roman"/>
+          <w:noProof/>
+        </w:rPr>
+        <w:t>So,</w:t>
+      </w:r>
+    </w:p>
+    <w:tbl>
+      <w:tblPr>
+        <w:tblW w:w="0" w:type="auto"/>
+        <w:tblCellSpacing w:w="15" w:type="dxa"/>
+        <w:tblCellMar>
+          <w:top w:w="15" w:type="dxa"/>
+          <w:left w:w="15" w:type="dxa"/>
+          <w:bottom w:w="15" w:type="dxa"/>
+          <w:right w:w="15" w:type="dxa"/>
+        </w:tblCellMar>
+        <w:tblLook w:val="04A0" w:firstRow="1" w:lastRow="0" w:firstColumn="1" w:lastColumn="0" w:noHBand="0" w:noVBand="1"/>
+      </w:tblPr>
+      <w:tblGrid>
+        <w:gridCol w:w="1382"/>
+        <w:gridCol w:w="2861"/>
+      </w:tblGrid>
+      <w:tr>
+        <w:trPr>
+          <w:tblCellSpacing w:w="15" w:type="dxa"/>
+        </w:trPr>
+        <w:tc>
+          <w:tcPr>
+            <w:tcW w:w="0" w:type="auto"/>
+            <w:vAlign w:val="center"/>
+            <w:hideMark/>
+          </w:tcPr>
+          <w:p>
+            <w:pPr>
+              <w:pStyle w:val="ListParagraph"/>
+              <w:tabs>
+                <w:tab w:val="left" w:pos="2724"/>
+              </w:tabs>
+              <w:spacing w:after="0"/>
+              <w:rPr>
+                <w:rFonts w:ascii="Times New Roman" w:hAnsi="Times New Roman" w:cs="Times New Roman"/>
+                <w:noProof/>
+              </w:rPr>
+            </w:pPr>
+            <w:r>
+              <w:rPr>
+                <w:rFonts w:ascii="Times New Roman" w:hAnsi="Times New Roman" w:cs="Times New Roman"/>
+                <w:noProof/>
+              </w:rPr>
+              <w:t>SAST</w:t>
+            </w:r>
+          </w:p>
+        </w:tc>
+        <w:tc>
+          <w:tcPr>
+            <w:tcW w:w="0" w:type="auto"/>
+            <w:vAlign w:val="center"/>
+            <w:hideMark/>
+          </w:tcPr>
+          <w:p>
+            <w:pPr>
+              <w:tabs>
+                <w:tab w:val="left" w:pos="2724"/>
+              </w:tabs>
+              <w:spacing w:after="0"/>
+              <w:rPr>
+                <w:rFonts w:ascii="Times New Roman" w:hAnsi="Times New Roman" w:cs="Times New Roman"/>
+                <w:noProof/>
+              </w:rPr>
+            </w:pPr>
+            <w:r>
+              <w:rPr>
+                <w:rFonts w:ascii="Times New Roman" w:hAnsi="Times New Roman" w:cs="Times New Roman"/>
+                <w:noProof/>
+              </w:rPr>
+              <w:t xml:space="preserve">- </w:t>
+            </w:r>
+            <w:r>
+              <w:rPr>
+                <w:rFonts w:ascii="Times New Roman" w:hAnsi="Times New Roman" w:cs="Times New Roman"/>
+                <w:noProof/>
+              </w:rPr>
+              <w:t>checks code before running</w:t>
+            </w:r>
+          </w:p>
+        </w:tc>
+      </w:tr>
+    </w:tbl>
+    <w:p>
+      <w:pPr>
+        <w:pStyle w:val="ListParagraph"/>
+        <w:tabs>
+          <w:tab w:val="left" w:pos="2724"/>
+        </w:tabs>
+        <w:spacing w:after="0"/>
+        <w:rPr>
+          <w:rFonts w:ascii="Times New Roman" w:hAnsi="Times New Roman" w:cs="Times New Roman"/>
+          <w:noProof/>
+          <w:vanish/>
+        </w:rPr>
+      </w:pPr>
+    </w:p>
+    <w:tbl>
+      <w:tblPr>
+        <w:tblW w:w="0" w:type="auto"/>
+        <w:tblCellSpacing w:w="15" w:type="dxa"/>
+        <w:tblCellMar>
+          <w:top w:w="15" w:type="dxa"/>
+          <w:left w:w="15" w:type="dxa"/>
+          <w:bottom w:w="15" w:type="dxa"/>
+          <w:right w:w="15" w:type="dxa"/>
+        </w:tblCellMar>
+        <w:tblLook w:val="04A0" w:firstRow="1" w:lastRow="0" w:firstColumn="1" w:lastColumn="0" w:noHBand="0" w:noVBand="1"/>
+      </w:tblPr>
+      <w:tblGrid>
+        <w:gridCol w:w="1422"/>
+        <w:gridCol w:w="2675"/>
+      </w:tblGrid>
+      <w:tr>
+        <w:trPr>
+          <w:tblCellSpacing w:w="15" w:type="dxa"/>
+        </w:trPr>
+        <w:tc>
+          <w:tcPr>
+            <w:tcW w:w="0" w:type="auto"/>
+            <w:vAlign w:val="center"/>
+            <w:hideMark/>
+          </w:tcPr>
+          <w:p>
+            <w:pPr>
+              <w:pStyle w:val="ListParagraph"/>
+              <w:tabs>
+                <w:tab w:val="left" w:pos="2724"/>
+              </w:tabs>
+              <w:spacing w:after="0"/>
+              <w:rPr>
+                <w:rFonts w:ascii="Times New Roman" w:hAnsi="Times New Roman" w:cs="Times New Roman"/>
+                <w:noProof/>
+              </w:rPr>
+            </w:pPr>
+            <w:r>
+              <w:rPr>
+                <w:rFonts w:ascii="Times New Roman" w:hAnsi="Times New Roman" w:cs="Times New Roman"/>
+                <w:noProof/>
+              </w:rPr>
+              <w:t>DAST</w:t>
+            </w:r>
+          </w:p>
+        </w:tc>
+        <w:tc>
+          <w:tcPr>
+            <w:tcW w:w="0" w:type="auto"/>
+            <w:vAlign w:val="center"/>
+            <w:hideMark/>
+          </w:tcPr>
+          <w:p>
+            <w:pPr>
+              <w:tabs>
+                <w:tab w:val="left" w:pos="2724"/>
+              </w:tabs>
+              <w:spacing w:after="0"/>
+              <w:rPr>
+                <w:rFonts w:ascii="Times New Roman" w:hAnsi="Times New Roman" w:cs="Times New Roman"/>
+                <w:noProof/>
+              </w:rPr>
+            </w:pPr>
+            <w:r>
+              <w:rPr>
+                <w:rFonts w:ascii="Times New Roman" w:hAnsi="Times New Roman" w:cs="Times New Roman"/>
+                <w:noProof/>
+              </w:rPr>
+              <w:t>-</w:t>
+            </w:r>
+            <w:r>
+              <w:rPr>
+                <w:rFonts w:ascii="Times New Roman" w:hAnsi="Times New Roman" w:cs="Times New Roman"/>
+                <w:noProof/>
+              </w:rPr>
+              <w:t xml:space="preserve"> </w:t>
+            </w:r>
+            <w:r>
+              <w:rPr>
+                <w:rFonts w:ascii="Times New Roman" w:hAnsi="Times New Roman" w:cs="Times New Roman"/>
+                <w:noProof/>
+              </w:rPr>
+              <w:t>checks app while running</w:t>
+            </w:r>
+          </w:p>
+        </w:tc>
+      </w:tr>
+    </w:tbl>
+    <w:p>
+      <w:pPr>
+        <w:pStyle w:val="ListParagraph"/>
+        <w:tabs>
+          <w:tab w:val="left" w:pos="2724"/>
+        </w:tabs>
+      </w:pPr>
+    </w:p>
+    <w:p>
+      <w:pPr>
+        <w:pStyle w:val="ListParagraph"/>
+        <w:tabs>
+          <w:tab w:val="left" w:pos="2724"/>
+        </w:tabs>
+        <w:rPr>
+          <w:rFonts w:ascii="Times New Roman" w:hAnsi="Times New Roman" w:cs="Times New Roman"/>
+        </w:rPr>
+      </w:pPr>
+      <w:r>
+        <w:rPr>
+          <w:rFonts w:ascii="Times New Roman" w:hAnsi="Times New Roman" w:cs="Times New Roman"/>
+        </w:rPr>
+        <w:t>This check</w:t>
+      </w:r>
+    </w:p>
+    <w:p>
+      <w:pPr>
+        <w:pStyle w:val="ListParagraph"/>
+        <w:numPr>
+          <w:ilvl w:val="0"/>
+          <w:numId w:val="21"/>
+        </w:numPr>
+        <w:tabs>
+          <w:tab w:val="left" w:pos="2724"/>
+        </w:tabs>
+        <w:rPr>
+          <w:rFonts w:ascii="Times New Roman" w:hAnsi="Times New Roman" w:cs="Times New Roman"/>
+        </w:rPr>
+      </w:pPr>
+      <w:r>
+        <w:rPr>
+          <w:rFonts w:ascii="Times New Roman" w:hAnsi="Times New Roman" w:cs="Times New Roman"/>
+        </w:rPr>
+        <w:t xml:space="preserve">bugs </w:t>
+      </w:r>
+    </w:p>
+    <w:p>
+      <w:pPr>
+        <w:pStyle w:val="ListParagraph"/>
+        <w:numPr>
+          <w:ilvl w:val="0"/>
+          <w:numId w:val="21"/>
+        </w:numPr>
+        <w:tabs>
+          <w:tab w:val="left" w:pos="2724"/>
+        </w:tabs>
+        <w:rPr>
+          <w:rFonts w:ascii="Times New Roman" w:hAnsi="Times New Roman" w:cs="Times New Roman"/>
+        </w:rPr>
+      </w:pPr>
+      <w:r>
+        <w:rPr>
+          <w:rFonts w:ascii="Times New Roman" w:hAnsi="Times New Roman" w:cs="Times New Roman"/>
+        </w:rPr>
+        <w:t>security vulnerabilities</w:t>
+      </w:r>
+    </w:p>
+    <w:p>
+      <w:pPr>
+        <w:pStyle w:val="ListParagraph"/>
+        <w:numPr>
+          <w:ilvl w:val="0"/>
+          <w:numId w:val="21"/>
+        </w:numPr>
+        <w:tabs>
+          <w:tab w:val="left" w:pos="2724"/>
+        </w:tabs>
+        <w:rPr>
+          <w:rFonts w:ascii="Times New Roman" w:hAnsi="Times New Roman" w:cs="Times New Roman"/>
+        </w:rPr>
+      </w:pPr>
+      <w:r>
+        <w:rPr>
+          <w:rFonts w:ascii="Times New Roman" w:hAnsi="Times New Roman" w:cs="Times New Roman"/>
+        </w:rPr>
+        <w:t xml:space="preserve">bad coding practices </w:t>
+      </w:r>
+    </w:p>
+    <w:p>
+      <w:pPr>
+        <w:pStyle w:val="ListParagraph"/>
+        <w:numPr>
+          <w:ilvl w:val="0"/>
+          <w:numId w:val="21"/>
+        </w:numPr>
+        <w:tabs>
+          <w:tab w:val="left" w:pos="2724"/>
+        </w:tabs>
+        <w:rPr>
+          <w:rFonts w:ascii="Times New Roman" w:hAnsi="Times New Roman" w:cs="Times New Roman"/>
+        </w:rPr>
+      </w:pPr>
+      <w:r>
+        <w:rPr>
+          <w:rFonts w:ascii="Times New Roman" w:hAnsi="Times New Roman" w:cs="Times New Roman"/>
+        </w:rPr>
+        <w:t>code smell</w:t>
+      </w:r>
+    </w:p>
+    <w:p>
+      <w:pPr>
+        <w:pStyle w:val="ListParagraph"/>
+        <w:numPr>
+          <w:ilvl w:val="0"/>
+          <w:numId w:val="21"/>
+        </w:numPr>
+        <w:tabs>
+          <w:tab w:val="left" w:pos="2724"/>
+        </w:tabs>
+        <w:rPr>
+          <w:rFonts w:ascii="Times New Roman" w:hAnsi="Times New Roman" w:cs="Times New Roman"/>
+        </w:rPr>
+      </w:pPr>
+      <w:r>
+        <w:rPr>
+          <w:rFonts w:ascii="Times New Roman" w:hAnsi="Times New Roman" w:cs="Times New Roman"/>
+        </w:rPr>
+        <w:t>maintainability issues</w:t>
+      </w:r>
+    </w:p>
+    <w:p>
+      <w:pPr>
+        <w:pStyle w:val="ListParagraph"/>
+        <w:tabs>
+          <w:tab w:val="left" w:pos="2724"/>
+        </w:tabs>
+      </w:pPr>
+    </w:p>
+    <w:p>
+      <w:pPr>
+        <w:tabs>
+          <w:tab w:val="left" w:pos="3240"/>
+        </w:tabs>
+        <w:rPr>
+          <w:rFonts w:ascii="Times New Roman" w:hAnsi="Times New Roman" w:cs="Times New Roman"/>
+          <w:sz w:val="28"/>
+          <w:szCs w:val="28"/>
+        </w:rPr>
+      </w:pPr>
+    </w:p>
+    <w:p>
+      <w:pPr>
+        <w:rPr>
+          <w:rFonts w:ascii="Times New Roman" w:hAnsi="Times New Roman" w:cs="Times New Roman"/>
+          <w:sz w:val="28"/>
+          <w:szCs w:val="28"/>
+        </w:rPr>
+      </w:pPr>
+    </w:p>
+    <w:p>
+      <w:pPr>
+        <w:rPr>
+          <w:rFonts w:ascii="Times New Roman" w:hAnsi="Times New Roman" w:cs="Times New Roman"/>
+          <w:sz w:val="28"/>
+          <w:szCs w:val="28"/>
+        </w:rPr>
+      </w:pPr>
+    </w:p>
+    <w:p>
+      <w:pPr>
+        <w:rPr>
+          <w:rFonts w:ascii="Times New Roman" w:hAnsi="Times New Roman" w:cs="Times New Roman"/>
+          <w:sz w:val="28"/>
+          <w:szCs w:val="28"/>
+        </w:rPr>
+      </w:pPr>
     </w:p>
     <w:sectPr>
       <w:pgSz w:w="12240" w:h="15840"/>
@@ -4259,6 +5487,178 @@
 <file path=word/numbering.xml><?xml version="1.0" encoding="utf-8"?>
 <w:numbering xmlns:wpc="http://schemas.microsoft.com/office/word/2010/wordprocessingCanvas" xmlns:cx="http://schemas.microsoft.com/office/drawing/2014/chartex" xmlns:cx1="http://schemas.microsoft.com/office/drawing/2015/9/8/chartex" xmlns:cx2="http://schemas.microsoft.com/office/drawing/2015/10/21/chartex" xmlns:cx3="http://schemas.microsoft.com/office/drawing/2016/5/9/chartex" xmlns:cx4="http://schemas.microsoft.com/office/drawing/2016/5/10/chartex" xmlns:cx5="http://schemas.microsoft.com/office/drawing/2016/5/11/chartex" xmlns:cx6="http://schemas.microsoft.com/office/drawing/2016/5/12/chartex" xmlns:cx7="http://schemas.microsoft.com/office/drawing/2016/5/13/chartex" xmlns:cx8="http://schemas.microsoft.com/office/drawing/2016/5/14/chartex" xmlns:mc="http://schemas.openxmlformats.org/markup-compatibility/2006" xmlns:aink="http://schemas.microsoft.com/office/drawing/2016/ink" xmlns:am3d="http://schemas.microsoft.com/office/drawing/2017/model3d" xmlns:o="urn:schemas-microsoft-com:office:office" xmlns:oel="http://schemas.microsoft.com/office/2019/extlst" xmlns:r="http://schemas.openxmlformats.org/officeDocument/2006/relationships" xmlns:m="http://schemas.openxmlformats.org/officeDocument/2006/math" xmlns:v="urn:schemas-microsoft-com:vml" xmlns:wp14="http://schemas.microsoft.com/office/word/2010/wordprocessingDrawing" xmlns:wp="http://schemas.openxmlformats.org/drawingml/2006/wordprocessingDrawing" xmlns:w10="urn:schemas-microsoft-com:office:word" xmlns:w="http://schemas.openxmlformats.org/wordprocessingml/2006/main" xmlns:w14="http://schemas.microsoft.com/office/word/2010/wordml" xmlns:w15="http://schemas.microsoft.com/office/word/2012/wordml" xmlns:w16cex="http://schemas.microsoft.com/office/word/2018/wordml/cex" xmlns:w16cid="http://schemas.microsoft.com/office/word/2016/wordml/cid" xmlns:w16="http://schemas.microsoft.com/office/word/2018/wordml" xmlns:w16du="http://schemas.microsoft.com/office/word/2023/wordml/word16du" xmlns:w16sdtdh="http://schemas.microsoft.com/office/word/2020/wordml/sdtdatahash" xmlns:w16sdtfl="http://schemas.microsoft.com/office/word/2024/wordml/sdtformatlock" xmlns:w16se="http://schemas.microsoft.com/office/word/2015/wordml/symex" xmlns:wpg="http://schemas.microsoft.com/office/word/2010/wordprocessingGroup" xmlns:wpi="http://schemas.microsoft.com/office/word/2010/wordprocessingInk" xmlns:wne="http://schemas.microsoft.com/office/word/2006/wordml" xmlns:wps="http://schemas.microsoft.com/office/word/2010/wordprocessingShape" mc:Ignorable="w14 w15 w16se w16cid w16 w16cex w16sdtdh w16sdtfl w16du wp14">
   <w:abstractNum w:abstractNumId="0" w15:restartNumberingAfterBreak="0">
+    <w:nsid w:val="0EC43520"/>
+    <w:multiLevelType w:val="hybridMultilevel"/>
+    <w:tmpl w:val="A6F80BF2"/>
+    <w:lvl w:ilvl="0" w:tplc="04090019">
+      <w:start w:val="1"/>
+      <w:numFmt w:val="lowerLetter"/>
+      <w:lvlText w:val="%1."/>
+      <w:lvlJc w:val="left"/>
+      <w:pPr>
+        <w:ind w:left="1440" w:hanging="360"/>
+      </w:pPr>
+    </w:lvl>
+    <w:lvl w:ilvl="1" w:tplc="04090019" w:tentative="1">
+      <w:start w:val="1"/>
+      <w:numFmt w:val="lowerLetter"/>
+      <w:lvlText w:val="%2."/>
+      <w:lvlJc w:val="left"/>
+      <w:pPr>
+        <w:ind w:left="2160" w:hanging="360"/>
+      </w:pPr>
+    </w:lvl>
+    <w:lvl w:ilvl="2" w:tplc="0409001B" w:tentative="1">
+      <w:start w:val="1"/>
+      <w:numFmt w:val="lowerRoman"/>
+      <w:lvlText w:val="%3."/>
+      <w:lvlJc w:val="right"/>
+      <w:pPr>
+        <w:ind w:left="2880" w:hanging="180"/>
+      </w:pPr>
+    </w:lvl>
+    <w:lvl w:ilvl="3" w:tplc="0409000F" w:tentative="1">
+      <w:start w:val="1"/>
+      <w:numFmt w:val="decimal"/>
+      <w:lvlText w:val="%4."/>
+      <w:lvlJc w:val="left"/>
+      <w:pPr>
+        <w:ind w:left="3600" w:hanging="360"/>
+      </w:pPr>
+    </w:lvl>
+    <w:lvl w:ilvl="4" w:tplc="04090019" w:tentative="1">
+      <w:start w:val="1"/>
+      <w:numFmt w:val="lowerLetter"/>
+      <w:lvlText w:val="%5."/>
+      <w:lvlJc w:val="left"/>
+      <w:pPr>
+        <w:ind w:left="4320" w:hanging="360"/>
+      </w:pPr>
+    </w:lvl>
+    <w:lvl w:ilvl="5" w:tplc="0409001B" w:tentative="1">
+      <w:start w:val="1"/>
+      <w:numFmt w:val="lowerRoman"/>
+      <w:lvlText w:val="%6."/>
+      <w:lvlJc w:val="right"/>
+      <w:pPr>
+        <w:ind w:left="5040" w:hanging="180"/>
+      </w:pPr>
+    </w:lvl>
+    <w:lvl w:ilvl="6" w:tplc="0409000F" w:tentative="1">
+      <w:start w:val="1"/>
+      <w:numFmt w:val="decimal"/>
+      <w:lvlText w:val="%7."/>
+      <w:lvlJc w:val="left"/>
+      <w:pPr>
+        <w:ind w:left="5760" w:hanging="360"/>
+      </w:pPr>
+    </w:lvl>
+    <w:lvl w:ilvl="7" w:tplc="04090019" w:tentative="1">
+      <w:start w:val="1"/>
+      <w:numFmt w:val="lowerLetter"/>
+      <w:lvlText w:val="%8."/>
+      <w:lvlJc w:val="left"/>
+      <w:pPr>
+        <w:ind w:left="6480" w:hanging="360"/>
+      </w:pPr>
+    </w:lvl>
+    <w:lvl w:ilvl="8" w:tplc="0409001B" w:tentative="1">
+      <w:start w:val="1"/>
+      <w:numFmt w:val="lowerRoman"/>
+      <w:lvlText w:val="%9."/>
+      <w:lvlJc w:val="right"/>
+      <w:pPr>
+        <w:ind w:left="7200" w:hanging="180"/>
+      </w:pPr>
+    </w:lvl>
+  </w:abstractNum>
+  <w:abstractNum w:abstractNumId="1" w15:restartNumberingAfterBreak="0">
+    <w:nsid w:val="17536FD3"/>
+    <w:multiLevelType w:val="hybridMultilevel"/>
+    <w:tmpl w:val="73B8EC5C"/>
+    <w:lvl w:ilvl="0" w:tplc="04090019">
+      <w:start w:val="1"/>
+      <w:numFmt w:val="lowerLetter"/>
+      <w:lvlText w:val="%1."/>
+      <w:lvlJc w:val="left"/>
+      <w:pPr>
+        <w:ind w:left="1440" w:hanging="360"/>
+      </w:pPr>
+    </w:lvl>
+    <w:lvl w:ilvl="1" w:tplc="04090019" w:tentative="1">
+      <w:start w:val="1"/>
+      <w:numFmt w:val="lowerLetter"/>
+      <w:lvlText w:val="%2."/>
+      <w:lvlJc w:val="left"/>
+      <w:pPr>
+        <w:ind w:left="2160" w:hanging="360"/>
+      </w:pPr>
+    </w:lvl>
+    <w:lvl w:ilvl="2" w:tplc="0409001B" w:tentative="1">
+      <w:start w:val="1"/>
+      <w:numFmt w:val="lowerRoman"/>
+      <w:lvlText w:val="%3."/>
+      <w:lvlJc w:val="right"/>
+      <w:pPr>
+        <w:ind w:left="2880" w:hanging="180"/>
+      </w:pPr>
+    </w:lvl>
+    <w:lvl w:ilvl="3" w:tplc="0409000F" w:tentative="1">
+      <w:start w:val="1"/>
+      <w:numFmt w:val="decimal"/>
+      <w:lvlText w:val="%4."/>
+      <w:lvlJc w:val="left"/>
+      <w:pPr>
+        <w:ind w:left="3600" w:hanging="360"/>
+      </w:pPr>
+    </w:lvl>
+    <w:lvl w:ilvl="4" w:tplc="04090019" w:tentative="1">
+      <w:start w:val="1"/>
+      <w:numFmt w:val="lowerLetter"/>
+      <w:lvlText w:val="%5."/>
+      <w:lvlJc w:val="left"/>
+      <w:pPr>
+        <w:ind w:left="4320" w:hanging="360"/>
+      </w:pPr>
+    </w:lvl>
+    <w:lvl w:ilvl="5" w:tplc="0409001B" w:tentative="1">
+      <w:start w:val="1"/>
+      <w:numFmt w:val="lowerRoman"/>
+      <w:lvlText w:val="%6."/>
+      <w:lvlJc w:val="right"/>
+      <w:pPr>
+        <w:ind w:left="5040" w:hanging="180"/>
+      </w:pPr>
+    </w:lvl>
+    <w:lvl w:ilvl="6" w:tplc="0409000F" w:tentative="1">
+      <w:start w:val="1"/>
+      <w:numFmt w:val="decimal"/>
+      <w:lvlText w:val="%7."/>
+      <w:lvlJc w:val="left"/>
+      <w:pPr>
+        <w:ind w:left="5760" w:hanging="360"/>
+      </w:pPr>
+    </w:lvl>
+    <w:lvl w:ilvl="7" w:tplc="04090019" w:tentative="1">
+      <w:start w:val="1"/>
+      <w:numFmt w:val="lowerLetter"/>
+      <w:lvlText w:val="%8."/>
+      <w:lvlJc w:val="left"/>
+      <w:pPr>
+        <w:ind w:left="6480" w:hanging="360"/>
+      </w:pPr>
+    </w:lvl>
+    <w:lvl w:ilvl="8" w:tplc="0409001B" w:tentative="1">
+      <w:start w:val="1"/>
+      <w:numFmt w:val="lowerRoman"/>
+      <w:lvlText w:val="%9."/>
+      <w:lvlJc w:val="right"/>
+      <w:pPr>
+        <w:ind w:left="7200" w:hanging="180"/>
+      </w:pPr>
+    </w:lvl>
+  </w:abstractNum>
+  <w:abstractNum w:abstractNumId="2" w15:restartNumberingAfterBreak="0">
     <w:nsid w:val="1A6720D5"/>
     <w:multiLevelType w:val="hybridMultilevel"/>
     <w:tmpl w:val="B6602112"/>
@@ -4371,7 +5771,7 @@
       </w:rPr>
     </w:lvl>
   </w:abstractNum>
-  <w:abstractNum w:abstractNumId="1" w15:restartNumberingAfterBreak="0">
+  <w:abstractNum w:abstractNumId="3" w15:restartNumberingAfterBreak="0">
     <w:nsid w:val="1B985F8D"/>
     <w:multiLevelType w:val="hybridMultilevel"/>
     <w:tmpl w:val="B8B461CE"/>
@@ -4461,7 +5861,7 @@
       </w:pPr>
     </w:lvl>
   </w:abstractNum>
-  <w:abstractNum w:abstractNumId="2" w15:restartNumberingAfterBreak="0">
+  <w:abstractNum w:abstractNumId="4" w15:restartNumberingAfterBreak="0">
     <w:nsid w:val="1BA66C41"/>
     <w:multiLevelType w:val="hybridMultilevel"/>
     <w:tmpl w:val="F312A112"/>
@@ -4574,7 +5974,7 @@
       </w:rPr>
     </w:lvl>
   </w:abstractNum>
-  <w:abstractNum w:abstractNumId="3" w15:restartNumberingAfterBreak="0">
+  <w:abstractNum w:abstractNumId="5" w15:restartNumberingAfterBreak="0">
     <w:nsid w:val="1F33227D"/>
     <w:multiLevelType w:val="hybridMultilevel"/>
     <w:tmpl w:val="287C735C"/>
@@ -4664,7 +6064,7 @@
       </w:pPr>
     </w:lvl>
   </w:abstractNum>
-  <w:abstractNum w:abstractNumId="4" w15:restartNumberingAfterBreak="0">
+  <w:abstractNum w:abstractNumId="6" w15:restartNumberingAfterBreak="0">
     <w:nsid w:val="22071EF0"/>
     <w:multiLevelType w:val="hybridMultilevel"/>
     <w:tmpl w:val="1EAE6D36"/>
@@ -4777,7 +6177,120 @@
       </w:rPr>
     </w:lvl>
   </w:abstractNum>
-  <w:abstractNum w:abstractNumId="5" w15:restartNumberingAfterBreak="0">
+  <w:abstractNum w:abstractNumId="7" w15:restartNumberingAfterBreak="0">
+    <w:nsid w:val="22F24E77"/>
+    <w:multiLevelType w:val="hybridMultilevel"/>
+    <w:tmpl w:val="58542454"/>
+    <w:lvl w:ilvl="0" w:tplc="04090001">
+      <w:start w:val="1"/>
+      <w:numFmt w:val="bullet"/>
+      <w:lvlText w:val=""/>
+      <w:lvlJc w:val="left"/>
+      <w:pPr>
+        <w:ind w:left="720" w:hanging="360"/>
+      </w:pPr>
+      <w:rPr>
+        <w:rFonts w:ascii="Symbol" w:hAnsi="Symbol" w:hint="default"/>
+      </w:rPr>
+    </w:lvl>
+    <w:lvl w:ilvl="1" w:tplc="04090003" w:tentative="1">
+      <w:start w:val="1"/>
+      <w:numFmt w:val="bullet"/>
+      <w:lvlText w:val="o"/>
+      <w:lvlJc w:val="left"/>
+      <w:pPr>
+        <w:ind w:left="1440" w:hanging="360"/>
+      </w:pPr>
+      <w:rPr>
+        <w:rFonts w:ascii="Courier New" w:hAnsi="Courier New" w:cs="Courier New" w:hint="default"/>
+      </w:rPr>
+    </w:lvl>
+    <w:lvl w:ilvl="2" w:tplc="04090005" w:tentative="1">
+      <w:start w:val="1"/>
+      <w:numFmt w:val="bullet"/>
+      <w:lvlText w:val=""/>
+      <w:lvlJc w:val="left"/>
+      <w:pPr>
+        <w:ind w:left="2160" w:hanging="360"/>
+      </w:pPr>
+      <w:rPr>
+        <w:rFonts w:ascii="Wingdings" w:hAnsi="Wingdings" w:hint="default"/>
+      </w:rPr>
+    </w:lvl>
+    <w:lvl w:ilvl="3" w:tplc="04090001" w:tentative="1">
+      <w:start w:val="1"/>
+      <w:numFmt w:val="bullet"/>
+      <w:lvlText w:val=""/>
+      <w:lvlJc w:val="left"/>
+      <w:pPr>
+        <w:ind w:left="2880" w:hanging="360"/>
+      </w:pPr>
+      <w:rPr>
+        <w:rFonts w:ascii="Symbol" w:hAnsi="Symbol" w:hint="default"/>
+      </w:rPr>
+    </w:lvl>
+    <w:lvl w:ilvl="4" w:tplc="04090003" w:tentative="1">
+      <w:start w:val="1"/>
+      <w:numFmt w:val="bullet"/>
+      <w:lvlText w:val="o"/>
+      <w:lvlJc w:val="left"/>
+      <w:pPr>
+        <w:ind w:left="3600" w:hanging="360"/>
+      </w:pPr>
+      <w:rPr>
+        <w:rFonts w:ascii="Courier New" w:hAnsi="Courier New" w:cs="Courier New" w:hint="default"/>
+      </w:rPr>
+    </w:lvl>
+    <w:lvl w:ilvl="5" w:tplc="04090005" w:tentative="1">
+      <w:start w:val="1"/>
+      <w:numFmt w:val="bullet"/>
+      <w:lvlText w:val=""/>
+      <w:lvlJc w:val="left"/>
+      <w:pPr>
+        <w:ind w:left="4320" w:hanging="360"/>
+      </w:pPr>
+      <w:rPr>
+        <w:rFonts w:ascii="Wingdings" w:hAnsi="Wingdings" w:hint="default"/>
+      </w:rPr>
+    </w:lvl>
+    <w:lvl w:ilvl="6" w:tplc="04090001" w:tentative="1">
+      <w:start w:val="1"/>
+      <w:numFmt w:val="bullet"/>
+      <w:lvlText w:val=""/>
+      <w:lvlJc w:val="left"/>
+      <w:pPr>
+        <w:ind w:left="5040" w:hanging="360"/>
+      </w:pPr>
+      <w:rPr>
+        <w:rFonts w:ascii="Symbol" w:hAnsi="Symbol" w:hint="default"/>
+      </w:rPr>
+    </w:lvl>
+    <w:lvl w:ilvl="7" w:tplc="04090003" w:tentative="1">
+      <w:start w:val="1"/>
+      <w:numFmt w:val="bullet"/>
+      <w:lvlText w:val="o"/>
+      <w:lvlJc w:val="left"/>
+      <w:pPr>
+        <w:ind w:left="5760" w:hanging="360"/>
+      </w:pPr>
+      <w:rPr>
+        <w:rFonts w:ascii="Courier New" w:hAnsi="Courier New" w:cs="Courier New" w:hint="default"/>
+      </w:rPr>
+    </w:lvl>
+    <w:lvl w:ilvl="8" w:tplc="04090005" w:tentative="1">
+      <w:start w:val="1"/>
+      <w:numFmt w:val="bullet"/>
+      <w:lvlText w:val=""/>
+      <w:lvlJc w:val="left"/>
+      <w:pPr>
+        <w:ind w:left="6480" w:hanging="360"/>
+      </w:pPr>
+      <w:rPr>
+        <w:rFonts w:ascii="Wingdings" w:hAnsi="Wingdings" w:hint="default"/>
+      </w:rPr>
+    </w:lvl>
+  </w:abstractNum>
+  <w:abstractNum w:abstractNumId="8" w15:restartNumberingAfterBreak="0">
     <w:nsid w:val="2998627E"/>
     <w:multiLevelType w:val="hybridMultilevel"/>
     <w:tmpl w:val="A9F0D3EA"/>
@@ -4890,7 +6403,7 @@
       </w:rPr>
     </w:lvl>
   </w:abstractNum>
-  <w:abstractNum w:abstractNumId="6" w15:restartNumberingAfterBreak="0">
+  <w:abstractNum w:abstractNumId="9" w15:restartNumberingAfterBreak="0">
     <w:nsid w:val="2B2D268B"/>
     <w:multiLevelType w:val="hybridMultilevel"/>
     <w:tmpl w:val="CF963292"/>
@@ -5003,7 +6516,7 @@
       </w:rPr>
     </w:lvl>
   </w:abstractNum>
-  <w:abstractNum w:abstractNumId="7" w15:restartNumberingAfterBreak="0">
+  <w:abstractNum w:abstractNumId="10" w15:restartNumberingAfterBreak="0">
     <w:nsid w:val="2DDD3CB3"/>
     <w:multiLevelType w:val="hybridMultilevel"/>
     <w:tmpl w:val="93CA4D32"/>
@@ -5089,7 +6602,7 @@
       </w:pPr>
     </w:lvl>
   </w:abstractNum>
-  <w:abstractNum w:abstractNumId="8" w15:restartNumberingAfterBreak="0">
+  <w:abstractNum w:abstractNumId="11" w15:restartNumberingAfterBreak="0">
     <w:nsid w:val="3DF806A6"/>
     <w:multiLevelType w:val="hybridMultilevel"/>
     <w:tmpl w:val="9142336A"/>
@@ -5175,7 +6688,7 @@
       </w:pPr>
     </w:lvl>
   </w:abstractNum>
-  <w:abstractNum w:abstractNumId="9" w15:restartNumberingAfterBreak="0">
+  <w:abstractNum w:abstractNumId="12" w15:restartNumberingAfterBreak="0">
     <w:nsid w:val="3F1955B7"/>
     <w:multiLevelType w:val="hybridMultilevel"/>
     <w:tmpl w:val="2788FA70"/>
@@ -5288,7 +6801,7 @@
       </w:rPr>
     </w:lvl>
   </w:abstractNum>
-  <w:abstractNum w:abstractNumId="10" w15:restartNumberingAfterBreak="0">
+  <w:abstractNum w:abstractNumId="13" w15:restartNumberingAfterBreak="0">
     <w:nsid w:val="44355F03"/>
     <w:multiLevelType w:val="hybridMultilevel"/>
     <w:tmpl w:val="944CCA72"/>
@@ -5401,7 +6914,7 @@
       </w:rPr>
     </w:lvl>
   </w:abstractNum>
-  <w:abstractNum w:abstractNumId="11" w15:restartNumberingAfterBreak="0">
+  <w:abstractNum w:abstractNumId="14" w15:restartNumberingAfterBreak="0">
     <w:nsid w:val="446A6296"/>
     <w:multiLevelType w:val="hybridMultilevel"/>
     <w:tmpl w:val="C3807FA0"/>
@@ -5514,7 +7027,7 @@
       </w:rPr>
     </w:lvl>
   </w:abstractNum>
-  <w:abstractNum w:abstractNumId="12" w15:restartNumberingAfterBreak="0">
+  <w:abstractNum w:abstractNumId="15" w15:restartNumberingAfterBreak="0">
     <w:nsid w:val="4BDB4B48"/>
     <w:multiLevelType w:val="hybridMultilevel"/>
     <w:tmpl w:val="558C49F2"/>
@@ -5600,7 +7113,7 @@
       </w:pPr>
     </w:lvl>
   </w:abstractNum>
-  <w:abstractNum w:abstractNumId="13" w15:restartNumberingAfterBreak="0">
+  <w:abstractNum w:abstractNumId="16" w15:restartNumberingAfterBreak="0">
     <w:nsid w:val="4E677B11"/>
     <w:multiLevelType w:val="hybridMultilevel"/>
     <w:tmpl w:val="191EE618"/>
@@ -5686,7 +7199,7 @@
       </w:pPr>
     </w:lvl>
   </w:abstractNum>
-  <w:abstractNum w:abstractNumId="14" w15:restartNumberingAfterBreak="0">
+  <w:abstractNum w:abstractNumId="17" w15:restartNumberingAfterBreak="0">
     <w:nsid w:val="59AE2FE2"/>
     <w:multiLevelType w:val="multilevel"/>
     <w:tmpl w:val="47528ED4"/>
@@ -5799,7 +7312,7 @@
       </w:pPr>
     </w:lvl>
   </w:abstractNum>
-  <w:abstractNum w:abstractNumId="15" w15:restartNumberingAfterBreak="0">
+  <w:abstractNum w:abstractNumId="18" w15:restartNumberingAfterBreak="0">
     <w:nsid w:val="5F726C0F"/>
     <w:multiLevelType w:val="hybridMultilevel"/>
     <w:tmpl w:val="930EFFCA"/>
@@ -5912,7 +7425,93 @@
       </w:rPr>
     </w:lvl>
   </w:abstractNum>
-  <w:abstractNum w:abstractNumId="16" w15:restartNumberingAfterBreak="0">
+  <w:abstractNum w:abstractNumId="19" w15:restartNumberingAfterBreak="0">
+    <w:nsid w:val="6EAD3F90"/>
+    <w:multiLevelType w:val="hybridMultilevel"/>
+    <w:tmpl w:val="4B648F24"/>
+    <w:lvl w:ilvl="0" w:tplc="04090019">
+      <w:start w:val="1"/>
+      <w:numFmt w:val="lowerLetter"/>
+      <w:lvlText w:val="%1."/>
+      <w:lvlJc w:val="left"/>
+      <w:pPr>
+        <w:ind w:left="1440" w:hanging="360"/>
+      </w:pPr>
+    </w:lvl>
+    <w:lvl w:ilvl="1" w:tplc="04090019" w:tentative="1">
+      <w:start w:val="1"/>
+      <w:numFmt w:val="lowerLetter"/>
+      <w:lvlText w:val="%2."/>
+      <w:lvlJc w:val="left"/>
+      <w:pPr>
+        <w:ind w:left="2160" w:hanging="360"/>
+      </w:pPr>
+    </w:lvl>
+    <w:lvl w:ilvl="2" w:tplc="0409001B" w:tentative="1">
+      <w:start w:val="1"/>
+      <w:numFmt w:val="lowerRoman"/>
+      <w:lvlText w:val="%3."/>
+      <w:lvlJc w:val="right"/>
+      <w:pPr>
+        <w:ind w:left="2880" w:hanging="180"/>
+      </w:pPr>
+    </w:lvl>
+    <w:lvl w:ilvl="3" w:tplc="0409000F" w:tentative="1">
+      <w:start w:val="1"/>
+      <w:numFmt w:val="decimal"/>
+      <w:lvlText w:val="%4."/>
+      <w:lvlJc w:val="left"/>
+      <w:pPr>
+        <w:ind w:left="3600" w:hanging="360"/>
+      </w:pPr>
+    </w:lvl>
+    <w:lvl w:ilvl="4" w:tplc="04090019" w:tentative="1">
+      <w:start w:val="1"/>
+      <w:numFmt w:val="lowerLetter"/>
+      <w:lvlText w:val="%5."/>
+      <w:lvlJc w:val="left"/>
+      <w:pPr>
+        <w:ind w:left="4320" w:hanging="360"/>
+      </w:pPr>
+    </w:lvl>
+    <w:lvl w:ilvl="5" w:tplc="0409001B" w:tentative="1">
+      <w:start w:val="1"/>
+      <w:numFmt w:val="lowerRoman"/>
+      <w:lvlText w:val="%6."/>
+      <w:lvlJc w:val="right"/>
+      <w:pPr>
+        <w:ind w:left="5040" w:hanging="180"/>
+      </w:pPr>
+    </w:lvl>
+    <w:lvl w:ilvl="6" w:tplc="0409000F" w:tentative="1">
+      <w:start w:val="1"/>
+      <w:numFmt w:val="decimal"/>
+      <w:lvlText w:val="%7."/>
+      <w:lvlJc w:val="left"/>
+      <w:pPr>
+        <w:ind w:left="5760" w:hanging="360"/>
+      </w:pPr>
+    </w:lvl>
+    <w:lvl w:ilvl="7" w:tplc="04090019" w:tentative="1">
+      <w:start w:val="1"/>
+      <w:numFmt w:val="lowerLetter"/>
+      <w:lvlText w:val="%8."/>
+      <w:lvlJc w:val="left"/>
+      <w:pPr>
+        <w:ind w:left="6480" w:hanging="360"/>
+      </w:pPr>
+    </w:lvl>
+    <w:lvl w:ilvl="8" w:tplc="0409001B" w:tentative="1">
+      <w:start w:val="1"/>
+      <w:numFmt w:val="lowerRoman"/>
+      <w:lvlText w:val="%9."/>
+      <w:lvlJc w:val="right"/>
+      <w:pPr>
+        <w:ind w:left="7200" w:hanging="180"/>
+      </w:pPr>
+    </w:lvl>
+  </w:abstractNum>
+  <w:abstractNum w:abstractNumId="20" w15:restartNumberingAfterBreak="0">
     <w:nsid w:val="791D21F7"/>
     <w:multiLevelType w:val="hybridMultilevel"/>
     <w:tmpl w:val="5CA82616"/>
@@ -6026,55 +7625,67 @@
     </w:lvl>
   </w:abstractNum>
   <w:num w:numId="1" w16cid:durableId="934509190">
+    <w:abstractNumId w:val="9"/>
+  </w:num>
+  <w:num w:numId="2" w16cid:durableId="115100952">
+    <w:abstractNumId w:val="15"/>
+  </w:num>
+  <w:num w:numId="3" w16cid:durableId="150366769">
     <w:abstractNumId w:val="6"/>
   </w:num>
-  <w:num w:numId="2" w16cid:durableId="115100952">
+  <w:num w:numId="4" w16cid:durableId="63919764">
+    <w:abstractNumId w:val="17"/>
+  </w:num>
+  <w:num w:numId="5" w16cid:durableId="628904542">
+    <w:abstractNumId w:val="10"/>
+  </w:num>
+  <w:num w:numId="6" w16cid:durableId="1716156549">
+    <w:abstractNumId w:val="16"/>
+  </w:num>
+  <w:num w:numId="7" w16cid:durableId="687371167">
+    <w:abstractNumId w:val="20"/>
+  </w:num>
+  <w:num w:numId="8" w16cid:durableId="556476636">
     <w:abstractNumId w:val="12"/>
   </w:num>
-  <w:num w:numId="3" w16cid:durableId="150366769">
+  <w:num w:numId="9" w16cid:durableId="1194683754">
+    <w:abstractNumId w:val="13"/>
+  </w:num>
+  <w:num w:numId="10" w16cid:durableId="2013412421">
+    <w:abstractNumId w:val="18"/>
+  </w:num>
+  <w:num w:numId="11" w16cid:durableId="315886753">
     <w:abstractNumId w:val="4"/>
   </w:num>
-  <w:num w:numId="4" w16cid:durableId="63919764">
+  <w:num w:numId="12" w16cid:durableId="742684401">
     <w:abstractNumId w:val="14"/>
   </w:num>
-  <w:num w:numId="5" w16cid:durableId="628904542">
+  <w:num w:numId="13" w16cid:durableId="921572056">
+    <w:abstractNumId w:val="2"/>
+  </w:num>
+  <w:num w:numId="14" w16cid:durableId="738753561">
+    <w:abstractNumId w:val="3"/>
+  </w:num>
+  <w:num w:numId="15" w16cid:durableId="1235701449">
+    <w:abstractNumId w:val="11"/>
+  </w:num>
+  <w:num w:numId="16" w16cid:durableId="1660033289">
+    <w:abstractNumId w:val="5"/>
+  </w:num>
+  <w:num w:numId="17" w16cid:durableId="1221818970">
+    <w:abstractNumId w:val="8"/>
+  </w:num>
+  <w:num w:numId="18" w16cid:durableId="463432551">
     <w:abstractNumId w:val="7"/>
   </w:num>
-  <w:num w:numId="6" w16cid:durableId="1716156549">
-    <w:abstractNumId w:val="13"/>
-  </w:num>
-  <w:num w:numId="7" w16cid:durableId="687371167">
-    <w:abstractNumId w:val="16"/>
-  </w:num>
-  <w:num w:numId="8" w16cid:durableId="556476636">
-    <w:abstractNumId w:val="9"/>
-  </w:num>
-  <w:num w:numId="9" w16cid:durableId="1194683754">
-    <w:abstractNumId w:val="10"/>
-  </w:num>
-  <w:num w:numId="10" w16cid:durableId="2013412421">
-    <w:abstractNumId w:val="15"/>
-  </w:num>
-  <w:num w:numId="11" w16cid:durableId="315886753">
-    <w:abstractNumId w:val="2"/>
-  </w:num>
-  <w:num w:numId="12" w16cid:durableId="742684401">
-    <w:abstractNumId w:val="11"/>
-  </w:num>
-  <w:num w:numId="13" w16cid:durableId="921572056">
+  <w:num w:numId="19" w16cid:durableId="418605590">
     <w:abstractNumId w:val="0"/>
   </w:num>
-  <w:num w:numId="14" w16cid:durableId="738753561">
+  <w:num w:numId="20" w16cid:durableId="1654604264">
     <w:abstractNumId w:val="1"/>
   </w:num>
-  <w:num w:numId="15" w16cid:durableId="1235701449">
-    <w:abstractNumId w:val="8"/>
-  </w:num>
-  <w:num w:numId="16" w16cid:durableId="1660033289">
-    <w:abstractNumId w:val="3"/>
-  </w:num>
-  <w:num w:numId="17" w16cid:durableId="1221818970">
-    <w:abstractNumId w:val="5"/>
+  <w:num w:numId="21" w16cid:durableId="1875844110">
+    <w:abstractNumId w:val="19"/>
   </w:num>
 </w:numbering>
 </file>
@@ -6682,6 +8293,7 @@
   <w:style w:type="character" w:default="1" w:styleId="DefaultParagraphFont">
     <w:name w:val="Default Paragraph Font"/>
     <w:uiPriority w:val="1"/>
+    <w:semiHidden/>
     <w:unhideWhenUsed/>
   </w:style>
   <w:style w:type="table" w:default="1" w:styleId="TableNormal">

--- a/Automate Full Stack Application.docx
+++ b/Automate Full Stack Application.docx
@@ -82,21 +82,7 @@
         <w:rPr>
           <w:rFonts w:ascii="Times New Roman" w:hAnsi="Times New Roman" w:cs="Times New Roman"/>
         </w:rPr>
-        <w:t xml:space="preserve">After creating project </w:t>
-      </w:r>
-      <w:proofErr w:type="gramStart"/>
-      <w:r>
-        <w:rPr>
-          <w:rFonts w:ascii="Times New Roman" w:hAnsi="Times New Roman" w:cs="Times New Roman"/>
-        </w:rPr>
-        <w:t>folder</w:t>
-      </w:r>
-      <w:proofErr w:type="gramEnd"/>
-      <w:r>
-        <w:rPr>
-          <w:rFonts w:ascii="Times New Roman" w:hAnsi="Times New Roman" w:cs="Times New Roman"/>
-        </w:rPr>
-        <w:t xml:space="preserve"> I create a </w:t>
+        <w:t xml:space="preserve">After creating project folder I create a </w:t>
       </w:r>
       <w:r>
         <w:rPr>
@@ -719,25 +705,7 @@
           <w:b/>
           <w:bCs/>
         </w:rPr>
-        <w:t>').</w:t>
-      </w:r>
-      <w:proofErr w:type="gramStart"/>
-      <w:r>
-        <w:rPr>
-          <w:rFonts w:ascii="Times New Roman" w:hAnsi="Times New Roman" w:cs="Times New Roman"/>
-          <w:b/>
-          <w:bCs/>
-        </w:rPr>
-        <w:t>config(</w:t>
-      </w:r>
-      <w:proofErr w:type="gramEnd"/>
-      <w:r>
-        <w:rPr>
-          <w:rFonts w:ascii="Times New Roman" w:hAnsi="Times New Roman" w:cs="Times New Roman"/>
-          <w:b/>
-          <w:bCs/>
-        </w:rPr>
-        <w:t>);</w:t>
+        <w:t>').config();</w:t>
       </w:r>
       <w:r>
         <w:rPr>
@@ -823,21 +791,7 @@
         <w:rPr>
           <w:rFonts w:ascii="Times New Roman" w:hAnsi="Times New Roman" w:cs="Times New Roman"/>
         </w:rPr>
-        <w:t xml:space="preserve">After that I create </w:t>
-      </w:r>
-      <w:proofErr w:type="gramStart"/>
-      <w:r>
-        <w:rPr>
-          <w:rFonts w:ascii="Times New Roman" w:hAnsi="Times New Roman" w:cs="Times New Roman"/>
-        </w:rPr>
-        <w:t>models</w:t>
-      </w:r>
-      <w:proofErr w:type="gramEnd"/>
-      <w:r>
-        <w:rPr>
-          <w:rFonts w:ascii="Times New Roman" w:hAnsi="Times New Roman" w:cs="Times New Roman"/>
-        </w:rPr>
-        <w:t xml:space="preserve"> folder inside server folder and inside it I create user.js file for </w:t>
+        <w:t xml:space="preserve">After that I create models folder inside server folder and inside it I create user.js file for </w:t>
       </w:r>
     </w:p>
     <w:p>
@@ -1047,18 +1001,8 @@
           <w:b/>
           <w:bCs/>
         </w:rPr>
-        <w:t xml:space="preserve"> create-react-</w:t>
-      </w:r>
-      <w:proofErr w:type="gramStart"/>
-      <w:r>
-        <w:rPr>
-          <w:rFonts w:ascii="Times New Roman" w:hAnsi="Times New Roman" w:cs="Times New Roman"/>
-          <w:b/>
-          <w:bCs/>
-        </w:rPr>
-        <w:t>app .</w:t>
-      </w:r>
-      <w:proofErr w:type="gramEnd"/>
+        <w:t xml:space="preserve"> create-react-app .</w:t>
+      </w:r>
       <w:r>
         <w:rPr>
           <w:rFonts w:ascii="Times New Roman" w:hAnsi="Times New Roman" w:cs="Times New Roman"/>
@@ -1269,14 +1213,7 @@
           <w:rFonts w:ascii="Times New Roman" w:hAnsi="Times New Roman" w:cs="Times New Roman"/>
         </w:rPr>
         <w:lastRenderedPageBreak/>
-        <w:t xml:space="preserve">import </w:t>
-      </w:r>
-      <w:proofErr w:type="gramStart"/>
-      <w:r>
-        <w:rPr>
-          <w:rFonts w:ascii="Times New Roman" w:hAnsi="Times New Roman" w:cs="Times New Roman"/>
-        </w:rPr>
-        <w:t xml:space="preserve">{ </w:t>
+        <w:t xml:space="preserve">import { </w:t>
       </w:r>
       <w:proofErr w:type="spellStart"/>
       <w:r>
@@ -1286,7 +1223,6 @@
         <w:t>useEffect</w:t>
       </w:r>
       <w:proofErr w:type="spellEnd"/>
-      <w:proofErr w:type="gramEnd"/>
       <w:r>
         <w:rPr>
           <w:rFonts w:ascii="Times New Roman" w:hAnsi="Times New Roman" w:cs="Times New Roman"/>
@@ -1294,7 +1230,6 @@
         <w:t xml:space="preserve">, </w:t>
       </w:r>
       <w:proofErr w:type="spellStart"/>
-      <w:proofErr w:type="gramStart"/>
       <w:r>
         <w:rPr>
           <w:rFonts w:ascii="Times New Roman" w:hAnsi="Times New Roman" w:cs="Times New Roman"/>
@@ -1306,14 +1241,7 @@
         <w:rPr>
           <w:rFonts w:ascii="Times New Roman" w:hAnsi="Times New Roman" w:cs="Times New Roman"/>
         </w:rPr>
-        <w:t xml:space="preserve"> }</w:t>
-      </w:r>
-      <w:proofErr w:type="gramEnd"/>
-      <w:r>
-        <w:rPr>
-          <w:rFonts w:ascii="Times New Roman" w:hAnsi="Times New Roman" w:cs="Times New Roman"/>
-        </w:rPr>
-        <w:t xml:space="preserve"> from "react";</w:t>
+        <w:t xml:space="preserve"> } from "react";</w:t>
       </w:r>
     </w:p>
     <w:p>
@@ -1493,21 +1421,7 @@
         <w:rPr>
           <w:rFonts w:ascii="Times New Roman" w:hAnsi="Times New Roman" w:cs="Times New Roman"/>
         </w:rPr>
-        <w:t xml:space="preserve">And </w:t>
-      </w:r>
-      <w:proofErr w:type="gramStart"/>
-      <w:r>
-        <w:rPr>
-          <w:rFonts w:ascii="Times New Roman" w:hAnsi="Times New Roman" w:cs="Times New Roman"/>
-        </w:rPr>
-        <w:t>also</w:t>
-      </w:r>
-      <w:proofErr w:type="gramEnd"/>
-      <w:r>
-        <w:rPr>
-          <w:rFonts w:ascii="Times New Roman" w:hAnsi="Times New Roman" w:cs="Times New Roman"/>
-        </w:rPr>
-        <w:t xml:space="preserve"> I create </w:t>
+        <w:t xml:space="preserve">And also I create </w:t>
       </w:r>
       <w:r>
         <w:rPr>
@@ -1551,19 +1465,11 @@
         </w:rPr>
         <w:t xml:space="preserve"> </w:t>
       </w:r>
-      <w:proofErr w:type="gramStart"/>
-      <w:r>
-        <w:rPr>
-          <w:rFonts w:ascii="Times New Roman" w:hAnsi="Times New Roman" w:cs="Times New Roman"/>
-        </w:rPr>
-        <w:t>its</w:t>
-      </w:r>
-      <w:proofErr w:type="gramEnd"/>
-      <w:r>
-        <w:rPr>
-          <w:rFonts w:ascii="Times New Roman" w:hAnsi="Times New Roman" w:cs="Times New Roman"/>
-        </w:rPr>
-        <w:t xml:space="preserve"> find routes in </w:t>
+      <w:r>
+        <w:rPr>
+          <w:rFonts w:ascii="Times New Roman" w:hAnsi="Times New Roman" w:cs="Times New Roman"/>
+        </w:rPr>
+        <w:t xml:space="preserve">its find routes in </w:t>
       </w:r>
       <w:r>
         <w:rPr>
@@ -2765,7 +2671,6 @@
         <w:t xml:space="preserve"> ci = clean install based on package-</w:t>
       </w:r>
       <w:proofErr w:type="spellStart"/>
-      <w:proofErr w:type="gramStart"/>
       <w:r>
         <w:rPr>
           <w:rFonts w:ascii="Times New Roman" w:hAnsi="Times New Roman" w:cs="Times New Roman"/>
@@ -2773,7 +2678,6 @@
         <w:t>lock.json</w:t>
       </w:r>
       <w:proofErr w:type="spellEnd"/>
-      <w:proofErr w:type="gramEnd"/>
       <w:r>
         <w:rPr>
           <w:rFonts w:ascii="Times New Roman" w:hAnsi="Times New Roman" w:cs="Times New Roman"/>
@@ -3130,25 +3034,7 @@
           <w:b/>
           <w:bCs/>
         </w:rPr>
-        <w:t xml:space="preserve">Docker will automatically restart the container if it crashes, </w:t>
-      </w:r>
-      <w:proofErr w:type="gramStart"/>
-      <w:r>
-        <w:rPr>
-          <w:rFonts w:ascii="Times New Roman" w:hAnsi="Times New Roman" w:cs="Times New Roman"/>
-          <w:b/>
-          <w:bCs/>
-        </w:rPr>
-        <w:t>But</w:t>
-      </w:r>
-      <w:proofErr w:type="gramEnd"/>
-      <w:r>
-        <w:rPr>
-          <w:rFonts w:ascii="Times New Roman" w:hAnsi="Times New Roman" w:cs="Times New Roman"/>
-          <w:b/>
-          <w:bCs/>
-        </w:rPr>
-        <w:t xml:space="preserve"> won’t restart if you manually stop it.</w:t>
+        <w:t>Docker will automatically restart the container if it crashes, But won’t restart if you manually stop it.</w:t>
       </w:r>
     </w:p>
     <w:p>
@@ -3294,21 +3180,7 @@
         <w:rPr>
           <w:rFonts w:ascii="Times New Roman" w:hAnsi="Times New Roman" w:cs="Times New Roman"/>
         </w:rPr>
-        <w:t xml:space="preserve">After I hide </w:t>
-      </w:r>
-      <w:proofErr w:type="gramStart"/>
-      <w:r>
-        <w:rPr>
-          <w:rFonts w:ascii="Times New Roman" w:hAnsi="Times New Roman" w:cs="Times New Roman"/>
-        </w:rPr>
-        <w:t>this ports</w:t>
-      </w:r>
-      <w:proofErr w:type="gramEnd"/>
-      <w:r>
-        <w:rPr>
-          <w:rFonts w:ascii="Times New Roman" w:hAnsi="Times New Roman" w:cs="Times New Roman"/>
-        </w:rPr>
-        <w:t xml:space="preserve"> using env file, I created env file on</w:t>
+        <w:t>After I hide this ports using env file, I created env file on</w:t>
       </w:r>
       <w:r>
         <w:rPr>
@@ -3437,31 +3309,7 @@
           <w:szCs w:val="21"/>
           <w14:ligatures w14:val="none"/>
         </w:rPr>
-        <w:t>"${NGINX_HOST_PORT</w:t>
-      </w:r>
-      <w:proofErr w:type="gramStart"/>
-      <w:r>
-        <w:rPr>
-          <w:rFonts w:ascii="Consolas" w:eastAsia="Times New Roman" w:hAnsi="Consolas" w:cs="Times New Roman"/>
-          <w:color w:val="A5D6FF"/>
-          <w:kern w:val="0"/>
-          <w:sz w:val="21"/>
-          <w:szCs w:val="21"/>
-          <w14:ligatures w14:val="none"/>
-        </w:rPr>
-        <w:t>}:$</w:t>
-      </w:r>
-      <w:proofErr w:type="gramEnd"/>
-      <w:r>
-        <w:rPr>
-          <w:rFonts w:ascii="Consolas" w:eastAsia="Times New Roman" w:hAnsi="Consolas" w:cs="Times New Roman"/>
-          <w:color w:val="A5D6FF"/>
-          <w:kern w:val="0"/>
-          <w:sz w:val="21"/>
-          <w:szCs w:val="21"/>
-          <w14:ligatures w14:val="none"/>
-        </w:rPr>
-        <w:t>{NGINX_CONTAINER_PORT}"</w:t>
+        <w:t>"${NGINX_HOST_PORT}:${NGINX_CONTAINER_PORT}"</w:t>
       </w:r>
     </w:p>
     <w:p>
@@ -3560,7 +3408,6 @@
         </w:rPr>
       </w:pPr>
       <w:proofErr w:type="spellStart"/>
-      <w:proofErr w:type="gramStart"/>
       <w:r>
         <w:rPr>
           <w:rFonts w:ascii="Times New Roman" w:hAnsi="Times New Roman" w:cs="Times New Roman"/>
@@ -3568,7 +3415,6 @@
         <w:t>Finnaly</w:t>
       </w:r>
       <w:proofErr w:type="spellEnd"/>
-      <w:proofErr w:type="gramEnd"/>
       <w:r>
         <w:rPr>
           <w:rFonts w:ascii="Times New Roman" w:hAnsi="Times New Roman" w:cs="Times New Roman"/>
@@ -3886,21 +3732,7 @@
         <w:rPr>
           <w:rFonts w:ascii="Times New Roman" w:hAnsi="Times New Roman" w:cs="Times New Roman"/>
         </w:rPr>
-        <w:t xml:space="preserve"> (</w:t>
-      </w:r>
-      <w:proofErr w:type="gramStart"/>
-      <w:r>
-        <w:rPr>
-          <w:rFonts w:ascii="Times New Roman" w:hAnsi="Times New Roman" w:cs="Times New Roman"/>
-        </w:rPr>
-        <w:t>example :</w:t>
-      </w:r>
-      <w:proofErr w:type="gramEnd"/>
-      <w:r>
-        <w:rPr>
-          <w:rFonts w:ascii="Times New Roman" w:hAnsi="Times New Roman" w:cs="Times New Roman"/>
-        </w:rPr>
-        <w:t xml:space="preserve"> </w:t>
+        <w:t xml:space="preserve"> (example : </w:t>
       </w:r>
       <w:r>
         <w:rPr>
@@ -4609,21 +4441,7 @@
         <w:rPr>
           <w:rFonts w:ascii="Times New Roman" w:hAnsi="Times New Roman" w:cs="Times New Roman"/>
         </w:rPr>
-        <w:t xml:space="preserve">Accidentally </w:t>
-      </w:r>
-      <w:proofErr w:type="gramStart"/>
-      <w:r>
-        <w:rPr>
-          <w:rFonts w:ascii="Times New Roman" w:hAnsi="Times New Roman" w:cs="Times New Roman"/>
-        </w:rPr>
-        <w:t>pushed .env</w:t>
-      </w:r>
-      <w:proofErr w:type="gramEnd"/>
-      <w:r>
-        <w:rPr>
-          <w:rFonts w:ascii="Times New Roman" w:hAnsi="Times New Roman" w:cs="Times New Roman"/>
-        </w:rPr>
-        <w:t xml:space="preserve"> </w:t>
+        <w:t xml:space="preserve">Accidentally pushed .env </w:t>
       </w:r>
     </w:p>
     <w:p>
@@ -5088,7 +4906,7 @@
               <w:tabs>
                 <w:tab w:val="left" w:pos="2724"/>
               </w:tabs>
-              <w:spacing w:after="0"/>
+              <w:spacing w:after="0" w:line="240" w:lineRule="auto"/>
               <w:rPr>
                 <w:rFonts w:ascii="Times New Roman" w:hAnsi="Times New Roman" w:cs="Times New Roman"/>
                 <w:noProof/>
@@ -5114,7 +4932,7 @@
               <w:tabs>
                 <w:tab w:val="left" w:pos="2724"/>
               </w:tabs>
-              <w:spacing w:after="0"/>
+              <w:spacing w:after="0" w:line="240" w:lineRule="auto"/>
               <w:rPr>
                 <w:rFonts w:ascii="Times New Roman" w:hAnsi="Times New Roman" w:cs="Times New Roman"/>
                 <w:noProof/>
@@ -5144,7 +4962,7 @@
         <w:tabs>
           <w:tab w:val="left" w:pos="2724"/>
         </w:tabs>
-        <w:spacing w:after="0"/>
+        <w:spacing w:after="0" w:line="240" w:lineRule="auto"/>
         <w:rPr>
           <w:rFonts w:ascii="Times New Roman" w:hAnsi="Times New Roman" w:cs="Times New Roman"/>
           <w:noProof/>
@@ -5184,7 +5002,7 @@
               <w:tabs>
                 <w:tab w:val="left" w:pos="2724"/>
               </w:tabs>
-              <w:spacing w:after="0"/>
+              <w:spacing w:after="0" w:line="240" w:lineRule="auto"/>
               <w:rPr>
                 <w:rFonts w:ascii="Times New Roman" w:hAnsi="Times New Roman" w:cs="Times New Roman"/>
                 <w:noProof/>
@@ -5210,7 +5028,7 @@
               <w:tabs>
                 <w:tab w:val="left" w:pos="2724"/>
               </w:tabs>
-              <w:spacing w:after="0"/>
+              <w:spacing w:after="0" w:line="240" w:lineRule="auto"/>
               <w:rPr>
                 <w:rFonts w:ascii="Times New Roman" w:hAnsi="Times New Roman" w:cs="Times New Roman"/>
                 <w:noProof/>
@@ -5373,6 +5191,2318 @@
     </w:p>
     <w:p>
       <w:pPr>
+        <w:tabs>
+          <w:tab w:val="left" w:pos="2724"/>
+        </w:tabs>
+        <w:rPr>
+          <w:rFonts w:ascii="Times New Roman" w:hAnsi="Times New Roman" w:cs="Times New Roman"/>
+          <w:b/>
+          <w:bCs/>
+        </w:rPr>
+      </w:pPr>
+      <w:r>
+        <w:rPr>
+          <w:rFonts w:ascii="Times New Roman" w:hAnsi="Times New Roman" w:cs="Times New Roman"/>
+          <w:b/>
+          <w:bCs/>
+        </w:rPr>
+        <w:t>How to setup SonarQube</w:t>
+      </w:r>
+    </w:p>
+    <w:p>
+      <w:pPr>
+        <w:pStyle w:val="ListParagraph"/>
+        <w:numPr>
+          <w:ilvl w:val="0"/>
+          <w:numId w:val="18"/>
+        </w:numPr>
+        <w:tabs>
+          <w:tab w:val="left" w:pos="2724"/>
+        </w:tabs>
+        <w:rPr>
+          <w:rFonts w:ascii="Times New Roman" w:hAnsi="Times New Roman" w:cs="Times New Roman"/>
+        </w:rPr>
+      </w:pPr>
+      <w:r>
+        <w:rPr>
+          <w:rFonts w:ascii="Times New Roman" w:hAnsi="Times New Roman" w:cs="Times New Roman"/>
+        </w:rPr>
+        <w:t xml:space="preserve">First of all, </w:t>
+      </w:r>
+      <w:r>
+        <w:rPr>
+          <w:rFonts w:ascii="Times New Roman" w:hAnsi="Times New Roman" w:cs="Times New Roman"/>
+        </w:rPr>
+        <w:t xml:space="preserve">ensure u install java version 21 - </w:t>
+      </w:r>
+      <w:hyperlink r:id="rId26" w:anchor="java21" w:history="1">
+        <w:r>
+          <w:rPr>
+            <w:rStyle w:val="Hyperlink"/>
+            <w:rFonts w:ascii="Times New Roman" w:hAnsi="Times New Roman" w:cs="Times New Roman"/>
+          </w:rPr>
+          <w:t>Download Link</w:t>
+        </w:r>
+      </w:hyperlink>
+    </w:p>
+    <w:p>
+      <w:pPr>
+        <w:pStyle w:val="ListParagraph"/>
+        <w:numPr>
+          <w:ilvl w:val="0"/>
+          <w:numId w:val="18"/>
+        </w:numPr>
+        <w:tabs>
+          <w:tab w:val="left" w:pos="2724"/>
+        </w:tabs>
+        <w:rPr>
+          <w:rFonts w:ascii="Times New Roman" w:hAnsi="Times New Roman" w:cs="Times New Roman"/>
+        </w:rPr>
+      </w:pPr>
+      <w:r>
+        <w:rPr>
+          <w:rFonts w:ascii="Times New Roman" w:hAnsi="Times New Roman" w:cs="Times New Roman"/>
+        </w:rPr>
+        <w:t xml:space="preserve">Then u muse download </w:t>
+      </w:r>
+      <w:proofErr w:type="spellStart"/>
+      <w:r>
+        <w:rPr>
+          <w:rFonts w:ascii="Times New Roman" w:hAnsi="Times New Roman" w:cs="Times New Roman"/>
+        </w:rPr>
+        <w:t>sonarqube</w:t>
+      </w:r>
+      <w:proofErr w:type="spellEnd"/>
+      <w:r>
+        <w:rPr>
+          <w:rFonts w:ascii="Times New Roman" w:hAnsi="Times New Roman" w:cs="Times New Roman"/>
+        </w:rPr>
+        <w:t xml:space="preserve"> community build - </w:t>
+      </w:r>
+      <w:hyperlink r:id="rId27" w:history="1">
+        <w:r>
+          <w:rPr>
+            <w:rStyle w:val="Hyperlink"/>
+            <w:rFonts w:ascii="Times New Roman" w:hAnsi="Times New Roman" w:cs="Times New Roman"/>
+          </w:rPr>
+          <w:t>Download Link</w:t>
+        </w:r>
+      </w:hyperlink>
+    </w:p>
+    <w:p>
+      <w:pPr>
+        <w:pStyle w:val="ListParagraph"/>
+        <w:numPr>
+          <w:ilvl w:val="0"/>
+          <w:numId w:val="18"/>
+        </w:numPr>
+        <w:tabs>
+          <w:tab w:val="left" w:pos="2724"/>
+        </w:tabs>
+        <w:rPr>
+          <w:rFonts w:ascii="Times New Roman" w:hAnsi="Times New Roman" w:cs="Times New Roman"/>
+        </w:rPr>
+      </w:pPr>
+      <w:r>
+        <w:rPr>
+          <w:rFonts w:ascii="Times New Roman" w:hAnsi="Times New Roman" w:cs="Times New Roman"/>
+        </w:rPr>
+        <w:t xml:space="preserve">U must download then </w:t>
+      </w:r>
+      <w:proofErr w:type="spellStart"/>
+      <w:r>
+        <w:rPr>
+          <w:rFonts w:ascii="Times New Roman" w:hAnsi="Times New Roman" w:cs="Times New Roman"/>
+        </w:rPr>
+        <w:t>sonarscanner</w:t>
+      </w:r>
+      <w:proofErr w:type="spellEnd"/>
+      <w:r>
+        <w:rPr>
+          <w:rFonts w:ascii="Times New Roman" w:hAnsi="Times New Roman" w:cs="Times New Roman"/>
+        </w:rPr>
+        <w:t xml:space="preserve"> also (CLI) - </w:t>
+      </w:r>
+      <w:hyperlink r:id="rId28" w:history="1">
+        <w:r>
+          <w:rPr>
+            <w:rStyle w:val="Hyperlink"/>
+            <w:rFonts w:ascii="Times New Roman" w:hAnsi="Times New Roman" w:cs="Times New Roman"/>
+          </w:rPr>
+          <w:t>Download Link</w:t>
+        </w:r>
+      </w:hyperlink>
+    </w:p>
+    <w:p>
+      <w:pPr>
+        <w:pStyle w:val="ListParagraph"/>
+        <w:numPr>
+          <w:ilvl w:val="0"/>
+          <w:numId w:val="18"/>
+        </w:numPr>
+        <w:tabs>
+          <w:tab w:val="left" w:pos="2724"/>
+        </w:tabs>
+        <w:rPr>
+          <w:rFonts w:ascii="Times New Roman" w:hAnsi="Times New Roman" w:cs="Times New Roman"/>
+        </w:rPr>
+      </w:pPr>
+      <w:r>
+        <w:rPr>
+          <w:rFonts w:ascii="Times New Roman" w:hAnsi="Times New Roman" w:cs="Times New Roman"/>
+        </w:rPr>
+        <w:t xml:space="preserve">Then extract the </w:t>
+      </w:r>
+      <w:proofErr w:type="spellStart"/>
+      <w:r>
+        <w:rPr>
+          <w:rFonts w:ascii="Times New Roman" w:hAnsi="Times New Roman" w:cs="Times New Roman"/>
+        </w:rPr>
+        <w:t>sonarqube</w:t>
+      </w:r>
+      <w:proofErr w:type="spellEnd"/>
+      <w:r>
+        <w:rPr>
+          <w:rFonts w:ascii="Times New Roman" w:hAnsi="Times New Roman" w:cs="Times New Roman"/>
+        </w:rPr>
+        <w:t xml:space="preserve"> community setup and move it DISK C, then go to inside that folder and go </w:t>
+      </w:r>
+      <w:r>
+        <w:rPr>
+          <w:rFonts w:ascii="Times New Roman" w:hAnsi="Times New Roman" w:cs="Times New Roman"/>
+          <w:b/>
+          <w:bCs/>
+        </w:rPr>
+        <w:t>bin</w:t>
+      </w:r>
+      <w:r>
+        <w:rPr>
+          <w:rFonts w:ascii="Times New Roman" w:hAnsi="Times New Roman" w:cs="Times New Roman"/>
+        </w:rPr>
+        <w:t xml:space="preserve"> folder and then </w:t>
+      </w:r>
+      <w:r>
+        <w:rPr>
+          <w:rFonts w:ascii="Times New Roman" w:hAnsi="Times New Roman" w:cs="Times New Roman"/>
+          <w:b/>
+          <w:bCs/>
+        </w:rPr>
+        <w:t>windows-x86-64</w:t>
+      </w:r>
+      <w:r>
+        <w:rPr>
+          <w:rFonts w:ascii="Times New Roman" w:hAnsi="Times New Roman" w:cs="Times New Roman"/>
+        </w:rPr>
+        <w:t xml:space="preserve"> folder inside it has </w:t>
+      </w:r>
+      <w:r>
+        <w:rPr>
+          <w:rFonts w:ascii="Times New Roman" w:hAnsi="Times New Roman" w:cs="Times New Roman"/>
+          <w:b/>
+          <w:bCs/>
+        </w:rPr>
+        <w:t>StartSonar.bat</w:t>
+      </w:r>
+      <w:r>
+        <w:rPr>
+          <w:rFonts w:ascii="Times New Roman" w:hAnsi="Times New Roman" w:cs="Times New Roman"/>
+        </w:rPr>
+        <w:t xml:space="preserve"> file. Open it and wait 1-2 minute</w:t>
+      </w:r>
+    </w:p>
+    <w:p>
+      <w:pPr>
+        <w:pStyle w:val="ListParagraph"/>
+        <w:tabs>
+          <w:tab w:val="left" w:pos="2724"/>
+        </w:tabs>
+        <w:rPr>
+          <w:rFonts w:ascii="Times New Roman" w:hAnsi="Times New Roman" w:cs="Times New Roman"/>
+        </w:rPr>
+      </w:pPr>
+    </w:p>
+    <w:p>
+      <w:pPr>
+        <w:pStyle w:val="ListParagraph"/>
+        <w:tabs>
+          <w:tab w:val="left" w:pos="2724"/>
+        </w:tabs>
+        <w:rPr>
+          <w:rFonts w:ascii="Times New Roman" w:hAnsi="Times New Roman" w:cs="Times New Roman"/>
+        </w:rPr>
+      </w:pPr>
+    </w:p>
+    <w:p>
+      <w:pPr>
+        <w:pStyle w:val="ListParagraph"/>
+        <w:tabs>
+          <w:tab w:val="left" w:pos="2724"/>
+        </w:tabs>
+        <w:rPr>
+          <w:rFonts w:ascii="Times New Roman" w:hAnsi="Times New Roman" w:cs="Times New Roman"/>
+        </w:rPr>
+      </w:pPr>
+    </w:p>
+    <w:p>
+      <w:pPr>
+        <w:pStyle w:val="ListParagraph"/>
+        <w:numPr>
+          <w:ilvl w:val="0"/>
+          <w:numId w:val="18"/>
+        </w:numPr>
+        <w:tabs>
+          <w:tab w:val="left" w:pos="2724"/>
+        </w:tabs>
+        <w:rPr>
+          <w:rFonts w:ascii="Times New Roman" w:hAnsi="Times New Roman" w:cs="Times New Roman"/>
+        </w:rPr>
+      </w:pPr>
+      <w:r>
+        <w:rPr>
+          <w:rFonts w:ascii="Times New Roman" w:hAnsi="Times New Roman" w:cs="Times New Roman"/>
+        </w:rPr>
+        <w:lastRenderedPageBreak/>
+        <w:t xml:space="preserve">After that u can go to browser and type </w:t>
+      </w:r>
+      <w:hyperlink r:id="rId29" w:history="1">
+        <w:r>
+          <w:rPr>
+            <w:rStyle w:val="Hyperlink"/>
+            <w:rFonts w:ascii="Times New Roman" w:hAnsi="Times New Roman" w:cs="Times New Roman"/>
+            <w:b/>
+            <w:bCs/>
+          </w:rPr>
+          <w:t>http://localhost:9000</w:t>
+        </w:r>
+      </w:hyperlink>
+      <w:r>
+        <w:rPr>
+          <w:rFonts w:ascii="Times New Roman" w:hAnsi="Times New Roman" w:cs="Times New Roman"/>
+          <w:b/>
+          <w:bCs/>
+        </w:rPr>
+        <w:t xml:space="preserve"> </w:t>
+      </w:r>
+      <w:r>
+        <w:rPr>
+          <w:rFonts w:ascii="Times New Roman" w:hAnsi="Times New Roman" w:cs="Times New Roman"/>
+        </w:rPr>
+        <w:t xml:space="preserve">and login </w:t>
+      </w:r>
+      <w:r>
+        <w:rPr>
+          <w:rFonts w:ascii="Times New Roman" w:hAnsi="Times New Roman" w:cs="Times New Roman"/>
+        </w:rPr>
+        <w:t xml:space="preserve">by typing user name as </w:t>
+      </w:r>
+      <w:r>
+        <w:rPr>
+          <w:rFonts w:ascii="Times New Roman" w:hAnsi="Times New Roman" w:cs="Times New Roman"/>
+          <w:b/>
+          <w:bCs/>
+        </w:rPr>
+        <w:t>admin</w:t>
+      </w:r>
+      <w:r>
+        <w:rPr>
+          <w:rFonts w:ascii="Times New Roman" w:hAnsi="Times New Roman" w:cs="Times New Roman"/>
+        </w:rPr>
+        <w:t xml:space="preserve"> and password as </w:t>
+      </w:r>
+      <w:r>
+        <w:rPr>
+          <w:rFonts w:ascii="Times New Roman" w:hAnsi="Times New Roman" w:cs="Times New Roman"/>
+          <w:b/>
+          <w:bCs/>
+        </w:rPr>
+        <w:t>admin</w:t>
+      </w:r>
+      <w:r>
+        <w:rPr>
+          <w:rFonts w:ascii="Times New Roman" w:hAnsi="Times New Roman" w:cs="Times New Roman"/>
+        </w:rPr>
+        <w:t xml:space="preserve">. Then u can change </w:t>
+      </w:r>
+      <w:proofErr w:type="spellStart"/>
+      <w:r>
+        <w:rPr>
+          <w:rFonts w:ascii="Times New Roman" w:hAnsi="Times New Roman" w:cs="Times New Roman"/>
+        </w:rPr>
+        <w:t>ur</w:t>
+      </w:r>
+      <w:proofErr w:type="spellEnd"/>
+      <w:r>
+        <w:rPr>
+          <w:rFonts w:ascii="Times New Roman" w:hAnsi="Times New Roman" w:cs="Times New Roman"/>
+        </w:rPr>
+        <w:t xml:space="preserve"> password If want.</w:t>
+      </w:r>
+    </w:p>
+    <w:p>
+      <w:pPr>
+        <w:pStyle w:val="ListParagraph"/>
+        <w:numPr>
+          <w:ilvl w:val="0"/>
+          <w:numId w:val="18"/>
+        </w:numPr>
+        <w:tabs>
+          <w:tab w:val="left" w:pos="2724"/>
+        </w:tabs>
+        <w:rPr>
+          <w:rFonts w:ascii="Times New Roman" w:hAnsi="Times New Roman" w:cs="Times New Roman"/>
+        </w:rPr>
+      </w:pPr>
+      <w:r>
+        <w:rPr>
+          <w:rFonts w:ascii="Times New Roman" w:hAnsi="Times New Roman" w:cs="Times New Roman"/>
+        </w:rPr>
+        <w:t xml:space="preserve">After that u must create a token (IMPORTANT) to do that go to </w:t>
+      </w:r>
+      <w:proofErr w:type="spellStart"/>
+      <w:r>
+        <w:rPr>
+          <w:rFonts w:ascii="Times New Roman" w:hAnsi="Times New Roman" w:cs="Times New Roman"/>
+        </w:rPr>
+        <w:t>ur</w:t>
+      </w:r>
+      <w:proofErr w:type="spellEnd"/>
+      <w:r>
+        <w:rPr>
+          <w:rFonts w:ascii="Times New Roman" w:hAnsi="Times New Roman" w:cs="Times New Roman"/>
+        </w:rPr>
+        <w:t xml:space="preserve"> account (TOP RIGHT) u can see profile icon and go to my account under it select security and then u can create token.</w:t>
+      </w:r>
+    </w:p>
+    <w:p>
+      <w:pPr>
+        <w:pStyle w:val="ListParagraph"/>
+        <w:numPr>
+          <w:ilvl w:val="0"/>
+          <w:numId w:val="18"/>
+        </w:numPr>
+        <w:tabs>
+          <w:tab w:val="left" w:pos="2724"/>
+        </w:tabs>
+        <w:rPr>
+          <w:rFonts w:ascii="Times New Roman" w:hAnsi="Times New Roman" w:cs="Times New Roman"/>
+          <w:b/>
+          <w:bCs/>
+        </w:rPr>
+      </w:pPr>
+      <w:r>
+        <w:rPr>
+          <w:rFonts w:ascii="Times New Roman" w:hAnsi="Times New Roman" w:cs="Times New Roman"/>
+        </w:rPr>
+        <w:t xml:space="preserve">Give any name for token and use expiration as NO EXPIRE and type as PROJECT ANALYSIS TOKEN then create. </w:t>
+      </w:r>
+      <w:r>
+        <w:rPr>
+          <w:rFonts w:ascii="Times New Roman" w:hAnsi="Times New Roman" w:cs="Times New Roman"/>
+          <w:b/>
+          <w:bCs/>
+        </w:rPr>
+        <w:t>Copy it and later u can’t see it</w:t>
+      </w:r>
+    </w:p>
+    <w:p>
+      <w:pPr>
+        <w:pStyle w:val="ListParagraph"/>
+        <w:numPr>
+          <w:ilvl w:val="0"/>
+          <w:numId w:val="18"/>
+        </w:numPr>
+        <w:tabs>
+          <w:tab w:val="left" w:pos="2724"/>
+        </w:tabs>
+        <w:rPr>
+          <w:rFonts w:ascii="Times New Roman" w:hAnsi="Times New Roman" w:cs="Times New Roman"/>
+        </w:rPr>
+      </w:pPr>
+      <w:r>
+        <w:rPr>
+          <w:rFonts w:ascii="Times New Roman" w:hAnsi="Times New Roman" w:cs="Times New Roman"/>
+        </w:rPr>
+        <w:t>Now go to Jenkins and install plugins</w:t>
+      </w:r>
+      <w:r>
+        <w:rPr>
+          <w:rFonts w:ascii="Times New Roman" w:hAnsi="Times New Roman" w:cs="Times New Roman"/>
+          <w:b/>
+          <w:bCs/>
+        </w:rPr>
+        <w:t xml:space="preserve"> (</w:t>
+      </w:r>
+      <w:r>
+        <w:rPr>
+          <w:rFonts w:ascii="Times New Roman" w:hAnsi="Times New Roman" w:cs="Times New Roman"/>
+          <w:b/>
+          <w:bCs/>
+        </w:rPr>
+        <w:t>SonarQube Scanner</w:t>
+      </w:r>
+      <w:r>
+        <w:rPr>
+          <w:rFonts w:ascii="Times New Roman" w:hAnsi="Times New Roman" w:cs="Times New Roman"/>
+          <w:b/>
+          <w:bCs/>
+        </w:rPr>
+        <w:t xml:space="preserve">) </w:t>
+      </w:r>
+      <w:r>
+        <w:rPr>
+          <w:rFonts w:ascii="Times New Roman" w:hAnsi="Times New Roman" w:cs="Times New Roman"/>
+        </w:rPr>
+        <w:t>install it</w:t>
+      </w:r>
+    </w:p>
+    <w:p>
+      <w:pPr>
+        <w:pStyle w:val="ListParagraph"/>
+        <w:numPr>
+          <w:ilvl w:val="0"/>
+          <w:numId w:val="18"/>
+        </w:numPr>
+        <w:tabs>
+          <w:tab w:val="left" w:pos="2724"/>
+        </w:tabs>
+        <w:rPr>
+          <w:rFonts w:ascii="Times New Roman" w:hAnsi="Times New Roman" w:cs="Times New Roman"/>
+        </w:rPr>
+      </w:pPr>
+      <w:r>
+        <w:rPr>
+          <w:rFonts w:ascii="Times New Roman" w:hAnsi="Times New Roman" w:cs="Times New Roman"/>
+        </w:rPr>
+        <w:t xml:space="preserve">Then go to Jenkins setting and </w:t>
+      </w:r>
+      <w:r>
+        <w:rPr>
+          <w:rFonts w:ascii="Times New Roman" w:hAnsi="Times New Roman" w:cs="Times New Roman"/>
+        </w:rPr>
+        <w:t xml:space="preserve">go credentials click add credentials after u must select </w:t>
+      </w:r>
+      <w:r>
+        <w:rPr>
+          <w:rFonts w:ascii="Times New Roman" w:hAnsi="Times New Roman" w:cs="Times New Roman"/>
+          <w:b/>
+          <w:bCs/>
+        </w:rPr>
+        <w:t>secret text</w:t>
+      </w:r>
+      <w:r>
+        <w:rPr>
+          <w:rFonts w:ascii="Times New Roman" w:hAnsi="Times New Roman" w:cs="Times New Roman"/>
+        </w:rPr>
+        <w:t>. Scope must be global and in secret section paste that copied token from SQ</w:t>
+      </w:r>
+    </w:p>
+    <w:p>
+      <w:pPr>
+        <w:pStyle w:val="ListParagraph"/>
+        <w:numPr>
+          <w:ilvl w:val="0"/>
+          <w:numId w:val="18"/>
+        </w:numPr>
+        <w:tabs>
+          <w:tab w:val="left" w:pos="2724"/>
+        </w:tabs>
+        <w:rPr>
+          <w:rFonts w:ascii="Times New Roman" w:hAnsi="Times New Roman" w:cs="Times New Roman"/>
+        </w:rPr>
+      </w:pPr>
+      <w:r>
+        <w:rPr>
+          <w:rFonts w:ascii="Times New Roman" w:hAnsi="Times New Roman" w:cs="Times New Roman"/>
+        </w:rPr>
+        <w:t xml:space="preserve">In the id section u must add anything u want (RECOMMAND : use small word) because we </w:t>
+      </w:r>
+      <w:proofErr w:type="spellStart"/>
+      <w:r>
+        <w:rPr>
+          <w:rFonts w:ascii="Times New Roman" w:hAnsi="Times New Roman" w:cs="Times New Roman"/>
+        </w:rPr>
+        <w:t>wanna</w:t>
+      </w:r>
+      <w:proofErr w:type="spellEnd"/>
+      <w:r>
+        <w:rPr>
+          <w:rFonts w:ascii="Times New Roman" w:hAnsi="Times New Roman" w:cs="Times New Roman"/>
+        </w:rPr>
+        <w:t xml:space="preserve"> it later.</w:t>
+      </w:r>
+    </w:p>
+    <w:p>
+      <w:pPr>
+        <w:pStyle w:val="ListParagraph"/>
+        <w:numPr>
+          <w:ilvl w:val="0"/>
+          <w:numId w:val="18"/>
+        </w:numPr>
+        <w:tabs>
+          <w:tab w:val="left" w:pos="2724"/>
+        </w:tabs>
+        <w:rPr>
+          <w:rFonts w:ascii="Times New Roman" w:hAnsi="Times New Roman" w:cs="Times New Roman"/>
+        </w:rPr>
+      </w:pPr>
+      <w:r>
+        <w:rPr>
+          <w:rFonts w:ascii="Times New Roman" w:hAnsi="Times New Roman" w:cs="Times New Roman"/>
+        </w:rPr>
+        <w:t xml:space="preserve">Then extract CLI Package and paste it into DISK C and go to inside that folder then go to bin folder and u see </w:t>
+      </w:r>
+      <w:r>
+        <w:rPr>
+          <w:rFonts w:ascii="Times New Roman" w:hAnsi="Times New Roman" w:cs="Times New Roman"/>
+          <w:b/>
+          <w:bCs/>
+        </w:rPr>
+        <w:t>SonarScanner.bat</w:t>
+      </w:r>
+      <w:r>
+        <w:rPr>
+          <w:rFonts w:ascii="Times New Roman" w:hAnsi="Times New Roman" w:cs="Times New Roman"/>
+        </w:rPr>
+        <w:t xml:space="preserve"> file</w:t>
+      </w:r>
+    </w:p>
+    <w:p>
+      <w:pPr>
+        <w:pStyle w:val="ListParagraph"/>
+        <w:numPr>
+          <w:ilvl w:val="0"/>
+          <w:numId w:val="18"/>
+        </w:numPr>
+        <w:tabs>
+          <w:tab w:val="left" w:pos="2724"/>
+        </w:tabs>
+        <w:rPr>
+          <w:rFonts w:ascii="Times New Roman" w:hAnsi="Times New Roman" w:cs="Times New Roman"/>
+          <w:b/>
+          <w:bCs/>
+        </w:rPr>
+      </w:pPr>
+      <w:r>
+        <w:rPr>
+          <w:rFonts w:ascii="Times New Roman" w:hAnsi="Times New Roman" w:cs="Times New Roman"/>
+        </w:rPr>
+        <w:t xml:space="preserve">Go to inside Jenkins setting and click system. Scroll to bottom find </w:t>
+      </w:r>
+      <w:r>
+        <w:rPr>
+          <w:rFonts w:ascii="Times New Roman" w:hAnsi="Times New Roman" w:cs="Times New Roman"/>
+          <w:b/>
+          <w:bCs/>
+        </w:rPr>
+        <w:t>SonarQube servers</w:t>
+      </w:r>
+    </w:p>
+    <w:p>
+      <w:pPr>
+        <w:pStyle w:val="ListParagraph"/>
+        <w:numPr>
+          <w:ilvl w:val="0"/>
+          <w:numId w:val="23"/>
+        </w:numPr>
+        <w:tabs>
+          <w:tab w:val="left" w:pos="2724"/>
+        </w:tabs>
+        <w:rPr>
+          <w:rFonts w:ascii="Times New Roman" w:hAnsi="Times New Roman" w:cs="Times New Roman"/>
+        </w:rPr>
+      </w:pPr>
+      <w:r>
+        <w:rPr>
+          <w:rFonts w:ascii="Times New Roman" w:hAnsi="Times New Roman" w:cs="Times New Roman"/>
+        </w:rPr>
+        <w:t xml:space="preserve">Tick </w:t>
+      </w:r>
+      <w:r>
+        <w:rPr>
+          <w:rFonts w:ascii="Times New Roman" w:hAnsi="Times New Roman" w:cs="Times New Roman"/>
+        </w:rPr>
+        <w:t>Environment variables</w:t>
+      </w:r>
+      <w:r>
+        <w:rPr>
+          <w:rFonts w:ascii="Times New Roman" w:hAnsi="Times New Roman" w:cs="Times New Roman"/>
+        </w:rPr>
+        <w:t xml:space="preserve"> Square</w:t>
+      </w:r>
+    </w:p>
+    <w:p>
+      <w:pPr>
+        <w:pStyle w:val="ListParagraph"/>
+        <w:numPr>
+          <w:ilvl w:val="0"/>
+          <w:numId w:val="23"/>
+        </w:numPr>
+        <w:tabs>
+          <w:tab w:val="left" w:pos="2724"/>
+        </w:tabs>
+        <w:rPr>
+          <w:rFonts w:ascii="Times New Roman" w:hAnsi="Times New Roman" w:cs="Times New Roman"/>
+        </w:rPr>
+      </w:pPr>
+      <w:r>
+        <w:rPr>
+          <w:rFonts w:ascii="Times New Roman" w:hAnsi="Times New Roman" w:cs="Times New Roman"/>
+        </w:rPr>
+        <w:t>Name</w:t>
+      </w:r>
+      <w:r>
+        <w:rPr>
+          <w:rFonts w:ascii="Times New Roman" w:hAnsi="Times New Roman" w:cs="Times New Roman"/>
+        </w:rPr>
+        <w:t xml:space="preserve"> as “</w:t>
+      </w:r>
+      <w:proofErr w:type="spellStart"/>
+      <w:r>
+        <w:rPr>
+          <w:rFonts w:ascii="Times New Roman" w:hAnsi="Times New Roman" w:cs="Times New Roman"/>
+          <w:b/>
+          <w:bCs/>
+        </w:rPr>
+        <w:t>sonarqube</w:t>
+      </w:r>
+      <w:proofErr w:type="spellEnd"/>
+      <w:r>
+        <w:rPr>
+          <w:rFonts w:ascii="Times New Roman" w:hAnsi="Times New Roman" w:cs="Times New Roman"/>
+        </w:rPr>
+        <w:t>” – we must this one later</w:t>
+      </w:r>
+    </w:p>
+    <w:p>
+      <w:pPr>
+        <w:pStyle w:val="ListParagraph"/>
+        <w:numPr>
+          <w:ilvl w:val="0"/>
+          <w:numId w:val="23"/>
+        </w:numPr>
+        <w:tabs>
+          <w:tab w:val="left" w:pos="2724"/>
+        </w:tabs>
+        <w:rPr>
+          <w:rFonts w:ascii="Times New Roman" w:hAnsi="Times New Roman" w:cs="Times New Roman"/>
+        </w:rPr>
+      </w:pPr>
+      <w:r>
+        <w:rPr>
+          <w:rFonts w:ascii="Times New Roman" w:hAnsi="Times New Roman" w:cs="Times New Roman"/>
+        </w:rPr>
+        <w:t>Server URL</w:t>
+      </w:r>
+      <w:r>
+        <w:rPr>
+          <w:rFonts w:ascii="Times New Roman" w:hAnsi="Times New Roman" w:cs="Times New Roman"/>
+        </w:rPr>
+        <w:t xml:space="preserve"> as </w:t>
+      </w:r>
+      <w:hyperlink r:id="rId30" w:history="1">
+        <w:r>
+          <w:rPr>
+            <w:rStyle w:val="Hyperlink"/>
+            <w:rFonts w:ascii="Times New Roman" w:hAnsi="Times New Roman" w:cs="Times New Roman"/>
+          </w:rPr>
+          <w:t>http://localhost:9000</w:t>
+        </w:r>
+      </w:hyperlink>
+    </w:p>
+    <w:p>
+      <w:pPr>
+        <w:pStyle w:val="ListParagraph"/>
+        <w:numPr>
+          <w:ilvl w:val="0"/>
+          <w:numId w:val="23"/>
+        </w:numPr>
+        <w:tabs>
+          <w:tab w:val="left" w:pos="2724"/>
+        </w:tabs>
+        <w:rPr>
+          <w:rFonts w:ascii="Times New Roman" w:hAnsi="Times New Roman" w:cs="Times New Roman"/>
+        </w:rPr>
+      </w:pPr>
+      <w:r>
+        <w:rPr>
+          <w:rFonts w:ascii="Times New Roman" w:hAnsi="Times New Roman" w:cs="Times New Roman"/>
+        </w:rPr>
+        <w:t>Server authentication token</w:t>
+      </w:r>
+      <w:r>
+        <w:rPr>
+          <w:rFonts w:ascii="Times New Roman" w:hAnsi="Times New Roman" w:cs="Times New Roman"/>
+        </w:rPr>
+        <w:t xml:space="preserve"> add token from credential we add it earlier</w:t>
+      </w:r>
+    </w:p>
+    <w:p>
+      <w:pPr>
+        <w:pStyle w:val="ListParagraph"/>
+        <w:numPr>
+          <w:ilvl w:val="0"/>
+          <w:numId w:val="24"/>
+        </w:numPr>
+        <w:tabs>
+          <w:tab w:val="left" w:pos="2724"/>
+        </w:tabs>
+        <w:rPr>
+          <w:rFonts w:ascii="Times New Roman" w:hAnsi="Times New Roman" w:cs="Times New Roman"/>
+        </w:rPr>
+      </w:pPr>
+      <w:r>
+        <w:rPr>
+          <w:rFonts w:ascii="Times New Roman" w:hAnsi="Times New Roman" w:cs="Times New Roman"/>
+        </w:rPr>
+        <w:t>Then after doing those things apply and save</w:t>
+      </w:r>
+    </w:p>
+    <w:p>
+      <w:pPr>
+        <w:pStyle w:val="ListParagraph"/>
+        <w:tabs>
+          <w:tab w:val="left" w:pos="2724"/>
+        </w:tabs>
+        <w:rPr>
+          <w:rFonts w:ascii="Times New Roman" w:hAnsi="Times New Roman" w:cs="Times New Roman"/>
+        </w:rPr>
+      </w:pPr>
+      <w:r>
+        <w:rPr>
+          <w:rFonts w:ascii="Times New Roman" w:hAnsi="Times New Roman" w:cs="Times New Roman"/>
+          <w:noProof/>
+        </w:rPr>
+        <w:drawing>
+          <wp:anchor distT="0" distB="0" distL="114300" distR="114300" simplePos="0" relativeHeight="251666432" behindDoc="0" locked="0" layoutInCell="1" allowOverlap="1" wp14:anchorId="1146E256" wp14:editId="6013F24A">
+            <wp:simplePos x="0" y="0"/>
+            <wp:positionH relativeFrom="margin">
+              <wp:align>right</wp:align>
+            </wp:positionH>
+            <wp:positionV relativeFrom="margin">
+              <wp:posOffset>4389120</wp:posOffset>
+            </wp:positionV>
+            <wp:extent cx="5943600" cy="3467100"/>
+            <wp:effectExtent l="0" t="0" r="0" b="0"/>
+            <wp:wrapSquare wrapText="bothSides"/>
+            <wp:docPr id="397372211" name="Picture 2"/>
+            <wp:cNvGraphicFramePr>
+              <a:graphicFrameLocks xmlns:a="http://schemas.openxmlformats.org/drawingml/2006/main" noChangeAspect="1"/>
+            </wp:cNvGraphicFramePr>
+            <a:graphic xmlns:a="http://schemas.openxmlformats.org/drawingml/2006/main">
+              <a:graphicData uri="http://schemas.openxmlformats.org/drawingml/2006/picture">
+                <pic:pic xmlns:pic="http://schemas.openxmlformats.org/drawingml/2006/picture">
+                  <pic:nvPicPr>
+                    <pic:cNvPr id="397372211" name="Picture 397372211"/>
+                    <pic:cNvPicPr/>
+                  </pic:nvPicPr>
+                  <pic:blipFill>
+                    <a:blip r:embed="rId31">
+                      <a:extLst>
+                        <a:ext uri="{28A0092B-C50C-407E-A947-70E740481C1C}">
+                          <a14:useLocalDpi xmlns:a14="http://schemas.microsoft.com/office/drawing/2010/main" val="0"/>
+                        </a:ext>
+                      </a:extLst>
+                    </a:blip>
+                    <a:stretch>
+                      <a:fillRect/>
+                    </a:stretch>
+                  </pic:blipFill>
+                  <pic:spPr>
+                    <a:xfrm>
+                      <a:off x="0" y="0"/>
+                      <a:ext cx="5943600" cy="3467100"/>
+                    </a:xfrm>
+                    <a:prstGeom prst="rect">
+                      <a:avLst/>
+                    </a:prstGeom>
+                  </pic:spPr>
+                </pic:pic>
+              </a:graphicData>
+            </a:graphic>
+          </wp:anchor>
+        </w:drawing>
+      </w:r>
+    </w:p>
+    <w:p>
+      <w:pPr>
+        <w:tabs>
+          <w:tab w:val="left" w:pos="2724"/>
+        </w:tabs>
+        <w:rPr>
+          <w:rFonts w:ascii="Times New Roman" w:hAnsi="Times New Roman" w:cs="Times New Roman"/>
+          <w:b/>
+          <w:bCs/>
+          <w:sz w:val="28"/>
+          <w:szCs w:val="28"/>
+        </w:rPr>
+      </w:pPr>
+    </w:p>
+    <w:p>
+      <w:pPr>
+        <w:tabs>
+          <w:tab w:val="left" w:pos="2724"/>
+        </w:tabs>
+        <w:jc w:val="center"/>
+        <w:rPr>
+          <w:rFonts w:ascii="Times New Roman" w:hAnsi="Times New Roman" w:cs="Times New Roman"/>
+          <w:b/>
+          <w:bCs/>
+          <w:sz w:val="28"/>
+          <w:szCs w:val="28"/>
+        </w:rPr>
+      </w:pPr>
+      <w:r>
+        <w:rPr>
+          <w:rFonts w:ascii="Times New Roman" w:hAnsi="Times New Roman" w:cs="Times New Roman"/>
+          <w:b/>
+          <w:bCs/>
+          <w:sz w:val="28"/>
+          <w:szCs w:val="28"/>
+        </w:rPr>
+        <w:lastRenderedPageBreak/>
+        <w:t>Code Explanation</w:t>
+      </w:r>
+    </w:p>
+    <w:p>
+      <w:pPr>
+        <w:pStyle w:val="ListParagraph"/>
+        <w:numPr>
+          <w:ilvl w:val="0"/>
+          <w:numId w:val="24"/>
+        </w:numPr>
+        <w:tabs>
+          <w:tab w:val="left" w:pos="2724"/>
+        </w:tabs>
+        <w:rPr>
+          <w:rFonts w:ascii="Times New Roman" w:hAnsi="Times New Roman" w:cs="Times New Roman"/>
+        </w:rPr>
+      </w:pPr>
+      <w:r>
+        <w:rPr>
+          <w:rFonts w:ascii="Times New Roman" w:hAnsi="Times New Roman" w:cs="Times New Roman"/>
+          <w:b/>
+          <w:bCs/>
+        </w:rPr>
+        <w:t>Line number 31</w:t>
+      </w:r>
+      <w:r>
+        <w:rPr>
+          <w:rFonts w:ascii="Times New Roman" w:hAnsi="Times New Roman" w:cs="Times New Roman"/>
+        </w:rPr>
+        <w:t xml:space="preserve"> - </w:t>
+      </w:r>
+      <w:r>
+        <w:rPr>
+          <w:rFonts w:ascii="Times New Roman" w:hAnsi="Times New Roman" w:cs="Times New Roman"/>
+        </w:rPr>
+        <w:t>connects Jenkins to your SonarQube server.</w:t>
+      </w:r>
+      <w:r>
+        <w:rPr>
+          <w:rFonts w:ascii="Times New Roman" w:hAnsi="Times New Roman" w:cs="Times New Roman"/>
+        </w:rPr>
+        <w:t xml:space="preserve"> Must match </w:t>
+      </w:r>
+      <w:proofErr w:type="spellStart"/>
+      <w:r>
+        <w:rPr>
+          <w:rFonts w:ascii="Times New Roman" w:hAnsi="Times New Roman" w:cs="Times New Roman"/>
+          <w:b/>
+          <w:bCs/>
+        </w:rPr>
+        <w:t>sonarqube</w:t>
+      </w:r>
+      <w:proofErr w:type="spellEnd"/>
+      <w:r>
+        <w:rPr>
+          <w:rFonts w:ascii="Times New Roman" w:hAnsi="Times New Roman" w:cs="Times New Roman"/>
+        </w:rPr>
+        <w:t xml:space="preserve"> as exact name when u add ID as Jenkins credentials</w:t>
+      </w:r>
+    </w:p>
+    <w:p>
+      <w:pPr>
+        <w:pStyle w:val="ListParagraph"/>
+        <w:numPr>
+          <w:ilvl w:val="0"/>
+          <w:numId w:val="24"/>
+        </w:numPr>
+        <w:tabs>
+          <w:tab w:val="left" w:pos="2724"/>
+        </w:tabs>
+        <w:rPr>
+          <w:rFonts w:ascii="Times New Roman" w:hAnsi="Times New Roman" w:cs="Times New Roman"/>
+        </w:rPr>
+      </w:pPr>
+      <w:r>
+        <w:rPr>
+          <w:rFonts w:ascii="Times New Roman" w:hAnsi="Times New Roman" w:cs="Times New Roman"/>
+          <w:b/>
+          <w:bCs/>
+        </w:rPr>
+        <w:t>Line number 32</w:t>
+      </w:r>
+      <w:r>
+        <w:rPr>
+          <w:rFonts w:ascii="Times New Roman" w:hAnsi="Times New Roman" w:cs="Times New Roman"/>
+        </w:rPr>
+        <w:t xml:space="preserve"> - </w:t>
+      </w:r>
+      <w:r>
+        <w:rPr>
+          <w:rFonts w:ascii="Times New Roman" w:hAnsi="Times New Roman" w:cs="Times New Roman"/>
+        </w:rPr>
+        <w:t>safely gets your Sonar token from Jenkins secrets.</w:t>
+      </w:r>
+      <w:r>
+        <w:rPr>
+          <w:rFonts w:ascii="Times New Roman" w:hAnsi="Times New Roman" w:cs="Times New Roman"/>
+        </w:rPr>
+        <w:t xml:space="preserve"> I will explain how I get that line (that line created by Jenkins)</w:t>
+      </w:r>
+    </w:p>
+    <w:p>
+      <w:pPr>
+        <w:pStyle w:val="ListParagraph"/>
+        <w:tabs>
+          <w:tab w:val="left" w:pos="2724"/>
+        </w:tabs>
+        <w:rPr>
+          <w:rFonts w:ascii="Times New Roman" w:hAnsi="Times New Roman" w:cs="Times New Roman"/>
+          <w:b/>
+          <w:bCs/>
+          <w:i/>
+          <w:iCs/>
+        </w:rPr>
+      </w:pPr>
+      <w:proofErr w:type="spellStart"/>
+      <w:r>
+        <w:rPr>
+          <w:rFonts w:ascii="Times New Roman" w:hAnsi="Times New Roman" w:cs="Times New Roman"/>
+          <w:b/>
+          <w:bCs/>
+          <w:i/>
+          <w:iCs/>
+        </w:rPr>
+        <w:t>withCredentials</w:t>
+      </w:r>
+      <w:proofErr w:type="spellEnd"/>
+      <w:r>
+        <w:rPr>
+          <w:rFonts w:ascii="Times New Roman" w:hAnsi="Times New Roman" w:cs="Times New Roman"/>
+          <w:b/>
+          <w:bCs/>
+          <w:i/>
+          <w:iCs/>
+        </w:rPr>
+        <w:t>([string(</w:t>
+      </w:r>
+      <w:proofErr w:type="spellStart"/>
+      <w:r>
+        <w:rPr>
+          <w:rFonts w:ascii="Times New Roman" w:hAnsi="Times New Roman" w:cs="Times New Roman"/>
+          <w:b/>
+          <w:bCs/>
+          <w:i/>
+          <w:iCs/>
+        </w:rPr>
+        <w:t>credentialsId</w:t>
+      </w:r>
+      <w:proofErr w:type="spellEnd"/>
+      <w:r>
+        <w:rPr>
+          <w:rFonts w:ascii="Times New Roman" w:hAnsi="Times New Roman" w:cs="Times New Roman"/>
+          <w:b/>
+          <w:bCs/>
+          <w:i/>
+          <w:iCs/>
+        </w:rPr>
+        <w:t>: 'sonar-token', variable: 'SONAR_TOKEN')])</w:t>
+      </w:r>
+    </w:p>
+    <w:p>
+      <w:pPr>
+        <w:pStyle w:val="ListParagraph"/>
+        <w:numPr>
+          <w:ilvl w:val="0"/>
+          <w:numId w:val="26"/>
+        </w:numPr>
+        <w:tabs>
+          <w:tab w:val="left" w:pos="2724"/>
+        </w:tabs>
+        <w:rPr>
+          <w:rFonts w:ascii="Times New Roman" w:hAnsi="Times New Roman" w:cs="Times New Roman"/>
+        </w:rPr>
+      </w:pPr>
+      <w:r>
+        <w:rPr>
+          <w:rFonts w:ascii="Times New Roman" w:hAnsi="Times New Roman" w:cs="Times New Roman"/>
+        </w:rPr>
+        <w:t xml:space="preserve">Go to </w:t>
+      </w:r>
+      <w:proofErr w:type="spellStart"/>
+      <w:r>
+        <w:rPr>
+          <w:rFonts w:ascii="Times New Roman" w:hAnsi="Times New Roman" w:cs="Times New Roman"/>
+        </w:rPr>
+        <w:t>ur</w:t>
+      </w:r>
+      <w:proofErr w:type="spellEnd"/>
+      <w:r>
+        <w:rPr>
+          <w:rFonts w:ascii="Times New Roman" w:hAnsi="Times New Roman" w:cs="Times New Roman"/>
+        </w:rPr>
+        <w:t xml:space="preserve"> Jenkins pipelines build page and click a config</w:t>
+      </w:r>
+    </w:p>
+    <w:p>
+      <w:pPr>
+        <w:pStyle w:val="ListParagraph"/>
+        <w:numPr>
+          <w:ilvl w:val="0"/>
+          <w:numId w:val="26"/>
+        </w:numPr>
+        <w:tabs>
+          <w:tab w:val="left" w:pos="2724"/>
+        </w:tabs>
+        <w:rPr>
+          <w:rFonts w:ascii="Times New Roman" w:hAnsi="Times New Roman" w:cs="Times New Roman"/>
+        </w:rPr>
+      </w:pPr>
+      <w:r>
+        <w:rPr>
+          <w:rFonts w:ascii="Times New Roman" w:hAnsi="Times New Roman" w:cs="Times New Roman"/>
+        </w:rPr>
+        <w:t xml:space="preserve">After go to inside it go </w:t>
+      </w:r>
+      <w:r>
+        <w:rPr>
+          <w:rFonts w:ascii="Times New Roman" w:hAnsi="Times New Roman" w:cs="Times New Roman"/>
+        </w:rPr>
+        <w:t>pipeline</w:t>
+      </w:r>
+      <w:r>
+        <w:rPr>
+          <w:rFonts w:ascii="Times New Roman" w:hAnsi="Times New Roman" w:cs="Times New Roman"/>
+        </w:rPr>
+        <w:t xml:space="preserve"> section and bellow that </w:t>
+      </w:r>
+      <w:r>
+        <w:rPr>
+          <w:rFonts w:ascii="Times New Roman" w:hAnsi="Times New Roman" w:cs="Times New Roman"/>
+        </w:rPr>
+        <w:t>u can see pipelines syntax click it</w:t>
+      </w:r>
+    </w:p>
+    <w:p>
+      <w:pPr>
+        <w:pStyle w:val="ListParagraph"/>
+        <w:numPr>
+          <w:ilvl w:val="0"/>
+          <w:numId w:val="26"/>
+        </w:numPr>
+        <w:tabs>
+          <w:tab w:val="left" w:pos="2724"/>
+        </w:tabs>
+        <w:rPr>
+          <w:rFonts w:ascii="Times New Roman" w:hAnsi="Times New Roman" w:cs="Times New Roman"/>
+        </w:rPr>
+      </w:pPr>
+      <w:r>
+        <w:rPr>
+          <w:rFonts w:ascii="Times New Roman" w:hAnsi="Times New Roman" w:cs="Times New Roman"/>
+        </w:rPr>
+        <w:t xml:space="preserve">In </w:t>
+      </w:r>
+      <w:r>
+        <w:rPr>
+          <w:rFonts w:ascii="Times New Roman" w:hAnsi="Times New Roman" w:cs="Times New Roman"/>
+        </w:rPr>
+        <w:t>Sample Step</w:t>
+      </w:r>
+      <w:r>
+        <w:rPr>
+          <w:rFonts w:ascii="Times New Roman" w:hAnsi="Times New Roman" w:cs="Times New Roman"/>
+        </w:rPr>
+        <w:t xml:space="preserve"> click and drop down it then u must find </w:t>
+      </w:r>
+      <w:r>
+        <w:rPr>
+          <w:rFonts w:ascii="Times New Roman" w:hAnsi="Times New Roman" w:cs="Times New Roman"/>
+          <w:b/>
+          <w:bCs/>
+        </w:rPr>
+        <w:t>with credential</w:t>
+      </w:r>
+      <w:r>
+        <w:rPr>
+          <w:rFonts w:ascii="Times New Roman" w:hAnsi="Times New Roman" w:cs="Times New Roman"/>
+        </w:rPr>
+        <w:t xml:space="preserve"> label and select it</w:t>
+      </w:r>
+    </w:p>
+    <w:p>
+      <w:pPr>
+        <w:pStyle w:val="ListParagraph"/>
+        <w:numPr>
+          <w:ilvl w:val="0"/>
+          <w:numId w:val="26"/>
+        </w:numPr>
+        <w:tabs>
+          <w:tab w:val="left" w:pos="2724"/>
+        </w:tabs>
+        <w:rPr>
+          <w:rFonts w:ascii="Times New Roman" w:hAnsi="Times New Roman" w:cs="Times New Roman"/>
+        </w:rPr>
+      </w:pPr>
+      <w:r>
+        <w:rPr>
+          <w:rFonts w:ascii="Times New Roman" w:hAnsi="Times New Roman" w:cs="Times New Roman"/>
+        </w:rPr>
+        <w:t xml:space="preserve">In </w:t>
+      </w:r>
+      <w:r>
+        <w:rPr>
+          <w:rFonts w:ascii="Times New Roman" w:hAnsi="Times New Roman" w:cs="Times New Roman"/>
+        </w:rPr>
+        <w:t>Bindings</w:t>
+      </w:r>
+      <w:r>
+        <w:rPr>
+          <w:rFonts w:ascii="Times New Roman" w:hAnsi="Times New Roman" w:cs="Times New Roman"/>
+        </w:rPr>
+        <w:t xml:space="preserve"> add secret text and set variable as u can any name and </w:t>
+      </w:r>
+      <w:r>
+        <w:rPr>
+          <w:rFonts w:ascii="Times New Roman" w:hAnsi="Times New Roman" w:cs="Times New Roman"/>
+        </w:rPr>
+        <w:t>Credentials</w:t>
+      </w:r>
+      <w:r>
+        <w:rPr>
+          <w:rFonts w:ascii="Times New Roman" w:hAnsi="Times New Roman" w:cs="Times New Roman"/>
+        </w:rPr>
+        <w:t xml:space="preserve"> as u must add earlier, </w:t>
+      </w:r>
+      <w:r>
+        <w:rPr>
+          <w:rFonts w:ascii="Times New Roman" w:hAnsi="Times New Roman" w:cs="Times New Roman"/>
+          <w:b/>
+          <w:bCs/>
+        </w:rPr>
+        <w:t>we add token as credentials u can add it this</w:t>
+      </w:r>
+    </w:p>
+    <w:p>
+      <w:pPr>
+        <w:pStyle w:val="ListParagraph"/>
+        <w:numPr>
+          <w:ilvl w:val="0"/>
+          <w:numId w:val="26"/>
+        </w:numPr>
+        <w:tabs>
+          <w:tab w:val="left" w:pos="2724"/>
+        </w:tabs>
+        <w:rPr>
+          <w:rFonts w:ascii="Times New Roman" w:hAnsi="Times New Roman" w:cs="Times New Roman"/>
+        </w:rPr>
+      </w:pPr>
+      <w:r>
+        <w:rPr>
+          <w:rFonts w:ascii="Times New Roman" w:hAnsi="Times New Roman" w:cs="Times New Roman"/>
+        </w:rPr>
+        <w:t xml:space="preserve">Then create </w:t>
+      </w:r>
+      <w:r>
+        <w:rPr>
+          <w:rFonts w:ascii="Times New Roman" w:hAnsi="Times New Roman" w:cs="Times New Roman"/>
+          <w:b/>
+          <w:bCs/>
+        </w:rPr>
+        <w:t>pipeline generate script</w:t>
+      </w:r>
+      <w:r>
+        <w:rPr>
+          <w:rFonts w:ascii="Times New Roman" w:hAnsi="Times New Roman" w:cs="Times New Roman"/>
+        </w:rPr>
+        <w:t xml:space="preserve"> button then u can copy that code line and put </w:t>
+      </w:r>
+      <w:proofErr w:type="spellStart"/>
+      <w:r>
+        <w:rPr>
+          <w:rFonts w:ascii="Times New Roman" w:hAnsi="Times New Roman" w:cs="Times New Roman"/>
+        </w:rPr>
+        <w:t>ur</w:t>
+      </w:r>
+      <w:proofErr w:type="spellEnd"/>
+      <w:r>
+        <w:rPr>
+          <w:rFonts w:ascii="Times New Roman" w:hAnsi="Times New Roman" w:cs="Times New Roman"/>
+        </w:rPr>
+        <w:t xml:space="preserve"> code</w:t>
+      </w:r>
+    </w:p>
+    <w:p>
+      <w:pPr>
+        <w:pStyle w:val="ListParagraph"/>
+        <w:numPr>
+          <w:ilvl w:val="0"/>
+          <w:numId w:val="27"/>
+        </w:numPr>
+        <w:tabs>
+          <w:tab w:val="left" w:pos="2724"/>
+        </w:tabs>
+        <w:rPr>
+          <w:rFonts w:ascii="Times New Roman" w:hAnsi="Times New Roman" w:cs="Times New Roman"/>
+        </w:rPr>
+      </w:pPr>
+      <w:r>
+        <w:rPr>
+          <w:rFonts w:ascii="Times New Roman" w:hAnsi="Times New Roman" w:cs="Times New Roman"/>
+          <w:b/>
+          <w:bCs/>
+        </w:rPr>
+        <w:t>Line number 33 -</w:t>
+      </w:r>
+      <w:r>
+        <w:rPr>
+          <w:rFonts w:ascii="Times New Roman" w:hAnsi="Times New Roman" w:cs="Times New Roman"/>
+        </w:rPr>
+        <w:t xml:space="preserve"> </w:t>
+      </w:r>
+      <w:r>
+        <w:rPr>
+          <w:rFonts w:ascii="Times New Roman" w:hAnsi="Times New Roman" w:cs="Times New Roman"/>
+        </w:rPr>
+        <w:t>runs the scanner command on Windows</w:t>
+      </w:r>
+      <w:r>
+        <w:rPr>
+          <w:rFonts w:ascii="Times New Roman" w:hAnsi="Times New Roman" w:cs="Times New Roman"/>
+        </w:rPr>
+        <w:t xml:space="preserve"> (</w:t>
+      </w:r>
+      <w:r>
+        <w:rPr>
+          <w:rFonts w:ascii="Times New Roman" w:hAnsi="Times New Roman" w:cs="Times New Roman"/>
+        </w:rPr>
+        <w:t>Jenkins send my project code to SonarQube for checking</w:t>
+      </w:r>
+      <w:r>
+        <w:rPr>
+          <w:rFonts w:ascii="Times New Roman" w:hAnsi="Times New Roman" w:cs="Times New Roman"/>
+        </w:rPr>
+        <w:t>)</w:t>
+      </w:r>
+    </w:p>
+    <w:p>
+      <w:pPr>
+        <w:pStyle w:val="ListParagraph"/>
+        <w:numPr>
+          <w:ilvl w:val="0"/>
+          <w:numId w:val="27"/>
+        </w:numPr>
+        <w:tabs>
+          <w:tab w:val="left" w:pos="2724"/>
+        </w:tabs>
+        <w:rPr>
+          <w:rFonts w:ascii="Times New Roman" w:hAnsi="Times New Roman" w:cs="Times New Roman"/>
+          <w:b/>
+          <w:bCs/>
+        </w:rPr>
+      </w:pPr>
+      <w:r>
+        <w:rPr>
+          <w:rFonts w:ascii="Times New Roman" w:hAnsi="Times New Roman" w:cs="Times New Roman"/>
+          <w:b/>
+          <w:bCs/>
+        </w:rPr>
+        <w:t>Line number 3</w:t>
+      </w:r>
+      <w:r>
+        <w:rPr>
+          <w:rFonts w:ascii="Times New Roman" w:hAnsi="Times New Roman" w:cs="Times New Roman"/>
+          <w:b/>
+          <w:bCs/>
+        </w:rPr>
+        <w:t>4</w:t>
+      </w:r>
+      <w:r>
+        <w:rPr>
+          <w:rFonts w:ascii="Times New Roman" w:hAnsi="Times New Roman" w:cs="Times New Roman"/>
+          <w:b/>
+          <w:bCs/>
+        </w:rPr>
+        <w:t xml:space="preserve"> - </w:t>
+      </w:r>
+      <w:r>
+        <w:rPr>
+          <w:rFonts w:ascii="Times New Roman" w:hAnsi="Times New Roman" w:cs="Times New Roman"/>
+        </w:rPr>
+        <w:t xml:space="preserve">This is the path to </w:t>
+      </w:r>
+      <w:proofErr w:type="spellStart"/>
+      <w:r>
+        <w:rPr>
+          <w:rFonts w:ascii="Times New Roman" w:hAnsi="Times New Roman" w:cs="Times New Roman"/>
+        </w:rPr>
+        <w:t>SonarScanner</w:t>
+      </w:r>
+      <w:proofErr w:type="spellEnd"/>
+      <w:r>
+        <w:rPr>
+          <w:rFonts w:ascii="Times New Roman" w:hAnsi="Times New Roman" w:cs="Times New Roman"/>
+        </w:rPr>
+        <w:t xml:space="preserve">. We added top of the </w:t>
+      </w:r>
+      <w:proofErr w:type="spellStart"/>
+      <w:r>
+        <w:rPr>
+          <w:rFonts w:ascii="Times New Roman" w:hAnsi="Times New Roman" w:cs="Times New Roman"/>
+        </w:rPr>
+        <w:t>pipline</w:t>
+      </w:r>
+      <w:proofErr w:type="spellEnd"/>
+    </w:p>
+    <w:p>
+      <w:pPr>
+        <w:pStyle w:val="ListParagraph"/>
+        <w:tabs>
+          <w:tab w:val="left" w:pos="2724"/>
+        </w:tabs>
+        <w:rPr>
+          <w:rFonts w:ascii="Times New Roman" w:hAnsi="Times New Roman" w:cs="Times New Roman"/>
+          <w:b/>
+          <w:bCs/>
+        </w:rPr>
+      </w:pPr>
+      <w:r>
+        <w:rPr>
+          <w:rFonts w:ascii="Times New Roman" w:hAnsi="Times New Roman" w:cs="Times New Roman"/>
+          <w:b/>
+          <w:bCs/>
+          <w:noProof/>
+        </w:rPr>
+        <w:drawing>
+          <wp:inline distT="0" distB="0" distL="0" distR="0" wp14:anchorId="713E8112" wp14:editId="62F3C22C">
+            <wp:extent cx="5943600" cy="942975"/>
+            <wp:effectExtent l="0" t="0" r="0" b="9525"/>
+            <wp:docPr id="311821791" name="Picture 3"/>
+            <wp:cNvGraphicFramePr>
+              <a:graphicFrameLocks xmlns:a="http://schemas.openxmlformats.org/drawingml/2006/main" noChangeAspect="1"/>
+            </wp:cNvGraphicFramePr>
+            <a:graphic xmlns:a="http://schemas.openxmlformats.org/drawingml/2006/main">
+              <a:graphicData uri="http://schemas.openxmlformats.org/drawingml/2006/picture">
+                <pic:pic xmlns:pic="http://schemas.openxmlformats.org/drawingml/2006/picture">
+                  <pic:nvPicPr>
+                    <pic:cNvPr id="311821791" name="Picture 311821791"/>
+                    <pic:cNvPicPr/>
+                  </pic:nvPicPr>
+                  <pic:blipFill>
+                    <a:blip r:embed="rId32">
+                      <a:extLst>
+                        <a:ext uri="{28A0092B-C50C-407E-A947-70E740481C1C}">
+                          <a14:useLocalDpi xmlns:a14="http://schemas.microsoft.com/office/drawing/2010/main" val="0"/>
+                        </a:ext>
+                      </a:extLst>
+                    </a:blip>
+                    <a:stretch>
+                      <a:fillRect/>
+                    </a:stretch>
+                  </pic:blipFill>
+                  <pic:spPr>
+                    <a:xfrm>
+                      <a:off x="0" y="0"/>
+                      <a:ext cx="5943600" cy="942975"/>
+                    </a:xfrm>
+                    <a:prstGeom prst="rect">
+                      <a:avLst/>
+                    </a:prstGeom>
+                  </pic:spPr>
+                </pic:pic>
+              </a:graphicData>
+            </a:graphic>
+          </wp:inline>
+        </w:drawing>
+      </w:r>
+    </w:p>
+    <w:p>
+      <w:pPr>
+        <w:pStyle w:val="ListParagraph"/>
+        <w:numPr>
+          <w:ilvl w:val="0"/>
+          <w:numId w:val="27"/>
+        </w:numPr>
+        <w:tabs>
+          <w:tab w:val="left" w:pos="2724"/>
+        </w:tabs>
+        <w:rPr>
+          <w:rFonts w:ascii="Times New Roman" w:hAnsi="Times New Roman" w:cs="Times New Roman"/>
+          <w:b/>
+          <w:bCs/>
+        </w:rPr>
+      </w:pPr>
+      <w:r>
+        <w:rPr>
+          <w:rFonts w:ascii="Times New Roman" w:hAnsi="Times New Roman" w:cs="Times New Roman"/>
+          <w:b/>
+          <w:bCs/>
+        </w:rPr>
+        <w:t>Line number 3</w:t>
+      </w:r>
+      <w:r>
+        <w:rPr>
+          <w:rFonts w:ascii="Times New Roman" w:hAnsi="Times New Roman" w:cs="Times New Roman"/>
+          <w:b/>
+          <w:bCs/>
+        </w:rPr>
+        <w:t xml:space="preserve">5 - </w:t>
+      </w:r>
+      <w:r>
+        <w:rPr>
+          <w:rFonts w:ascii="Times New Roman" w:hAnsi="Times New Roman" w:cs="Times New Roman"/>
+        </w:rPr>
+        <w:t>This is your project name / ID in SonarQube dashboard</w:t>
+      </w:r>
+      <w:r>
+        <w:rPr>
+          <w:rFonts w:ascii="Times New Roman" w:hAnsi="Times New Roman" w:cs="Times New Roman"/>
+        </w:rPr>
+        <w:t>. (u can change it)</w:t>
+      </w:r>
+    </w:p>
+    <w:p>
+      <w:pPr>
+        <w:pStyle w:val="ListParagraph"/>
+        <w:numPr>
+          <w:ilvl w:val="0"/>
+          <w:numId w:val="27"/>
+        </w:numPr>
+        <w:tabs>
+          <w:tab w:val="left" w:pos="2724"/>
+        </w:tabs>
+        <w:rPr>
+          <w:rFonts w:ascii="Times New Roman" w:hAnsi="Times New Roman" w:cs="Times New Roman"/>
+          <w:b/>
+          <w:bCs/>
+        </w:rPr>
+      </w:pPr>
+      <w:r>
+        <w:rPr>
+          <w:rFonts w:ascii="Times New Roman" w:hAnsi="Times New Roman" w:cs="Times New Roman"/>
+          <w:b/>
+          <w:bCs/>
+        </w:rPr>
+        <w:t>Line number 3</w:t>
+      </w:r>
+      <w:r>
+        <w:rPr>
+          <w:rFonts w:ascii="Times New Roman" w:hAnsi="Times New Roman" w:cs="Times New Roman"/>
+          <w:b/>
+          <w:bCs/>
+        </w:rPr>
+        <w:t xml:space="preserve">6 - </w:t>
+      </w:r>
+      <w:r>
+        <w:rPr>
+          <w:rFonts w:ascii="Times New Roman" w:hAnsi="Times New Roman" w:cs="Times New Roman"/>
+        </w:rPr>
+        <w:t>Sonar scans all code in current Jenkins workspace.</w:t>
+      </w:r>
+      <w:r>
+        <w:rPr>
+          <w:rFonts w:ascii="Times New Roman" w:hAnsi="Times New Roman" w:cs="Times New Roman"/>
+        </w:rPr>
+        <w:t xml:space="preserve"> This </w:t>
+      </w:r>
+      <w:r>
+        <w:rPr>
+          <w:rFonts w:ascii="Times New Roman" w:hAnsi="Times New Roman" w:cs="Times New Roman"/>
+          <w:b/>
+          <w:bCs/>
+        </w:rPr>
+        <w:t>“.”</w:t>
+      </w:r>
+      <w:r>
+        <w:rPr>
+          <w:rFonts w:ascii="Times New Roman" w:hAnsi="Times New Roman" w:cs="Times New Roman"/>
+        </w:rPr>
+        <w:t xml:space="preserve"> Means Current folder</w:t>
+      </w:r>
+    </w:p>
+    <w:p>
+      <w:pPr>
+        <w:pStyle w:val="ListParagraph"/>
+        <w:numPr>
+          <w:ilvl w:val="0"/>
+          <w:numId w:val="27"/>
+        </w:numPr>
+        <w:tabs>
+          <w:tab w:val="left" w:pos="2724"/>
+        </w:tabs>
+        <w:rPr>
+          <w:rFonts w:ascii="Times New Roman" w:hAnsi="Times New Roman" w:cs="Times New Roman"/>
+          <w:b/>
+          <w:bCs/>
+        </w:rPr>
+      </w:pPr>
+      <w:r>
+        <w:rPr>
+          <w:rFonts w:ascii="Times New Roman" w:hAnsi="Times New Roman" w:cs="Times New Roman"/>
+          <w:b/>
+          <w:bCs/>
+        </w:rPr>
+        <w:t>Line number 3</w:t>
+      </w:r>
+      <w:r>
+        <w:rPr>
+          <w:rFonts w:ascii="Times New Roman" w:hAnsi="Times New Roman" w:cs="Times New Roman"/>
+          <w:b/>
+          <w:bCs/>
+        </w:rPr>
+        <w:t xml:space="preserve">7 - </w:t>
+      </w:r>
+      <w:r>
+        <w:rPr>
+          <w:rFonts w:ascii="Times New Roman" w:hAnsi="Times New Roman" w:cs="Times New Roman"/>
+        </w:rPr>
+        <w:t xml:space="preserve">This tells </w:t>
+      </w:r>
+      <w:proofErr w:type="spellStart"/>
+      <w:r>
+        <w:rPr>
+          <w:rFonts w:ascii="Times New Roman" w:hAnsi="Times New Roman" w:cs="Times New Roman"/>
+        </w:rPr>
+        <w:t>SonarScanner</w:t>
+      </w:r>
+      <w:proofErr w:type="spellEnd"/>
+      <w:r>
+        <w:rPr>
+          <w:rFonts w:ascii="Times New Roman" w:hAnsi="Times New Roman" w:cs="Times New Roman"/>
+        </w:rPr>
+        <w:t xml:space="preserve"> where your SonarQube server is running.</w:t>
+      </w:r>
+    </w:p>
+    <w:p>
+      <w:pPr>
+        <w:pStyle w:val="ListParagraph"/>
+        <w:numPr>
+          <w:ilvl w:val="0"/>
+          <w:numId w:val="27"/>
+        </w:numPr>
+        <w:tabs>
+          <w:tab w:val="left" w:pos="2724"/>
+        </w:tabs>
+        <w:rPr>
+          <w:rFonts w:ascii="Times New Roman" w:hAnsi="Times New Roman" w:cs="Times New Roman"/>
+          <w:b/>
+          <w:bCs/>
+        </w:rPr>
+      </w:pPr>
+      <w:r>
+        <w:rPr>
+          <w:rFonts w:ascii="Times New Roman" w:hAnsi="Times New Roman" w:cs="Times New Roman"/>
+          <w:b/>
+          <w:bCs/>
+        </w:rPr>
+        <w:t>Line number 3</w:t>
+      </w:r>
+      <w:r>
+        <w:rPr>
+          <w:rFonts w:ascii="Times New Roman" w:hAnsi="Times New Roman" w:cs="Times New Roman"/>
+          <w:b/>
+          <w:bCs/>
+        </w:rPr>
+        <w:t xml:space="preserve">8 </w:t>
+      </w:r>
+      <w:r>
+        <w:rPr>
+          <w:rFonts w:ascii="Times New Roman" w:hAnsi="Times New Roman" w:cs="Times New Roman"/>
+          <w:b/>
+          <w:bCs/>
+        </w:rPr>
+        <w:t xml:space="preserve">- </w:t>
+      </w:r>
+      <w:r>
+        <w:rPr>
+          <w:rFonts w:ascii="Times New Roman" w:hAnsi="Times New Roman" w:cs="Times New Roman"/>
+        </w:rPr>
+        <w:t>This is the password-like secret token.</w:t>
+      </w:r>
+      <w:r>
+        <w:t xml:space="preserve"> </w:t>
+      </w:r>
+      <w:r>
+        <w:rPr>
+          <w:rFonts w:ascii="Times New Roman" w:hAnsi="Times New Roman" w:cs="Times New Roman"/>
+        </w:rPr>
+        <w:t>It allows Jenkins to send code to SonarQube securely</w:t>
+      </w:r>
+    </w:p>
+    <w:p>
+      <w:pPr>
+        <w:pStyle w:val="ListParagraph"/>
+        <w:numPr>
+          <w:ilvl w:val="0"/>
+          <w:numId w:val="27"/>
+        </w:numPr>
+        <w:tabs>
+          <w:tab w:val="left" w:pos="2724"/>
+        </w:tabs>
+        <w:rPr>
+          <w:rFonts w:ascii="Times New Roman" w:hAnsi="Times New Roman" w:cs="Times New Roman"/>
+        </w:rPr>
+      </w:pPr>
+      <w:r>
+        <w:rPr>
+          <w:rFonts w:ascii="Times New Roman" w:hAnsi="Times New Roman" w:cs="Times New Roman"/>
+          <w:b/>
+          <w:bCs/>
+        </w:rPr>
+        <w:t>^</w:t>
+      </w:r>
+      <w:r>
+        <w:rPr>
+          <w:rFonts w:ascii="Times New Roman" w:hAnsi="Times New Roman" w:cs="Times New Roman"/>
+          <w:b/>
+          <w:bCs/>
+        </w:rPr>
+        <w:t xml:space="preserve"> means</w:t>
+      </w:r>
+      <w:r>
+        <w:rPr>
+          <w:rFonts w:ascii="Times New Roman" w:hAnsi="Times New Roman" w:cs="Times New Roman"/>
+          <w:b/>
+          <w:bCs/>
+        </w:rPr>
+        <w:t xml:space="preserve"> - </w:t>
+      </w:r>
+      <w:r>
+        <w:rPr>
+          <w:rFonts w:ascii="Times New Roman" w:hAnsi="Times New Roman" w:cs="Times New Roman"/>
+        </w:rPr>
+        <w:t>This is only for Windows multi-line command continuation.</w:t>
+      </w:r>
+      <w:r>
+        <w:t xml:space="preserve"> </w:t>
+      </w:r>
+      <w:r>
+        <w:rPr>
+          <w:rFonts w:ascii="Times New Roman" w:hAnsi="Times New Roman" w:cs="Times New Roman"/>
+        </w:rPr>
+        <w:t>It means</w:t>
+      </w:r>
+      <w:r>
+        <w:rPr>
+          <w:rFonts w:ascii="Times New Roman" w:hAnsi="Times New Roman" w:cs="Times New Roman"/>
+        </w:rPr>
+        <w:t xml:space="preserve"> </w:t>
+      </w:r>
+      <w:r>
+        <w:rPr>
+          <w:rFonts w:ascii="Times New Roman" w:hAnsi="Times New Roman" w:cs="Times New Roman"/>
+        </w:rPr>
+        <w:t>continue command in next line</w:t>
+      </w:r>
+      <w:r>
+        <w:t xml:space="preserve"> </w:t>
+      </w:r>
+      <w:r>
+        <w:rPr>
+          <w:rFonts w:ascii="Times New Roman" w:hAnsi="Times New Roman" w:cs="Times New Roman"/>
+          <w:b/>
+          <w:bCs/>
+        </w:rPr>
+        <w:t>Without ^,</w:t>
+      </w:r>
+      <w:r>
+        <w:rPr>
+          <w:rFonts w:ascii="Times New Roman" w:hAnsi="Times New Roman" w:cs="Times New Roman"/>
+        </w:rPr>
+        <w:t xml:space="preserve"> CMD thinks command ended.</w:t>
+      </w:r>
+      <w:r>
+        <w:t xml:space="preserve"> </w:t>
+      </w:r>
+      <w:r>
+        <w:rPr>
+          <w:rFonts w:ascii="Times New Roman" w:hAnsi="Times New Roman" w:cs="Times New Roman"/>
+        </w:rPr>
+        <w:t xml:space="preserve">So all lines become </w:t>
+      </w:r>
+      <w:r>
+        <w:rPr>
+          <w:rFonts w:ascii="Times New Roman" w:hAnsi="Times New Roman" w:cs="Times New Roman"/>
+          <w:b/>
+          <w:bCs/>
+        </w:rPr>
+        <w:t>one single scanner command</w:t>
+      </w:r>
+      <w:r>
+        <w:rPr>
+          <w:rFonts w:ascii="Times New Roman" w:hAnsi="Times New Roman" w:cs="Times New Roman"/>
+        </w:rPr>
+        <w:t>.</w:t>
+      </w:r>
+    </w:p>
+    <w:p>
+      <w:pPr>
+        <w:tabs>
+          <w:tab w:val="left" w:pos="2724"/>
+        </w:tabs>
+        <w:rPr>
+          <w:rFonts w:ascii="Times New Roman" w:hAnsi="Times New Roman" w:cs="Times New Roman"/>
+        </w:rPr>
+      </w:pPr>
+    </w:p>
+    <w:p>
+      <w:pPr>
+        <w:tabs>
+          <w:tab w:val="left" w:pos="2724"/>
+        </w:tabs>
+        <w:rPr>
+          <w:rFonts w:ascii="Times New Roman" w:hAnsi="Times New Roman" w:cs="Times New Roman"/>
+        </w:rPr>
+      </w:pPr>
+    </w:p>
+    <w:p>
+      <w:pPr>
+        <w:tabs>
+          <w:tab w:val="left" w:pos="2724"/>
+        </w:tabs>
+        <w:rPr>
+          <w:rFonts w:ascii="Times New Roman" w:hAnsi="Times New Roman" w:cs="Times New Roman"/>
+        </w:rPr>
+      </w:pPr>
+    </w:p>
+    <w:p>
+      <w:pPr>
+        <w:tabs>
+          <w:tab w:val="left" w:pos="2724"/>
+        </w:tabs>
+        <w:rPr>
+          <w:rFonts w:ascii="Times New Roman" w:hAnsi="Times New Roman" w:cs="Times New Roman"/>
+        </w:rPr>
+      </w:pPr>
+    </w:p>
+    <w:p>
+      <w:pPr>
+        <w:tabs>
+          <w:tab w:val="left" w:pos="2724"/>
+        </w:tabs>
+        <w:rPr>
+          <w:rFonts w:ascii="Times New Roman" w:hAnsi="Times New Roman" w:cs="Times New Roman"/>
+          <w:b/>
+          <w:bCs/>
+          <w:sz w:val="28"/>
+          <w:szCs w:val="28"/>
+        </w:rPr>
+      </w:pPr>
+      <w:r>
+        <w:rPr>
+          <w:rFonts w:ascii="Times New Roman" w:hAnsi="Times New Roman" w:cs="Times New Roman"/>
+          <w:b/>
+          <w:bCs/>
+          <w:sz w:val="28"/>
+          <w:szCs w:val="28"/>
+        </w:rPr>
+        <w:lastRenderedPageBreak/>
+        <w:t>Quality Gate Stage</w:t>
+      </w:r>
+    </w:p>
+    <w:p>
+      <w:pPr>
+        <w:pStyle w:val="ListParagraph"/>
+        <w:numPr>
+          <w:ilvl w:val="0"/>
+          <w:numId w:val="28"/>
+        </w:numPr>
+        <w:tabs>
+          <w:tab w:val="left" w:pos="2724"/>
+        </w:tabs>
+        <w:jc w:val="both"/>
+        <w:rPr>
+          <w:rFonts w:ascii="Times New Roman" w:hAnsi="Times New Roman" w:cs="Times New Roman"/>
+        </w:rPr>
+      </w:pPr>
+      <w:r>
+        <w:rPr>
+          <w:rFonts w:ascii="Times New Roman" w:hAnsi="Times New Roman" w:cs="Times New Roman"/>
+          <w:b/>
+          <w:bCs/>
+        </w:rPr>
+        <w:t xml:space="preserve">Line number </w:t>
+      </w:r>
+      <w:r>
+        <w:rPr>
+          <w:rFonts w:ascii="Times New Roman" w:hAnsi="Times New Roman" w:cs="Times New Roman"/>
+          <w:b/>
+          <w:bCs/>
+        </w:rPr>
+        <w:t xml:space="preserve">47 - </w:t>
+      </w:r>
+      <w:r>
+        <w:rPr>
+          <w:rFonts w:ascii="Times New Roman" w:hAnsi="Times New Roman" w:cs="Times New Roman"/>
+        </w:rPr>
+        <w:t xml:space="preserve">wait maximum </w:t>
+      </w:r>
+      <w:r>
+        <w:rPr>
+          <w:rFonts w:ascii="Times New Roman" w:hAnsi="Times New Roman" w:cs="Times New Roman"/>
+          <w:b/>
+          <w:bCs/>
+        </w:rPr>
+        <w:t>20 minutes</w:t>
+      </w:r>
+      <w:r>
+        <w:rPr>
+          <w:rFonts w:ascii="Times New Roman" w:hAnsi="Times New Roman" w:cs="Times New Roman"/>
+        </w:rPr>
+        <w:t>.</w:t>
+      </w:r>
+      <w:r>
+        <w:t xml:space="preserve"> </w:t>
+      </w:r>
+      <w:r>
+        <w:rPr>
+          <w:rFonts w:ascii="Times New Roman" w:hAnsi="Times New Roman" w:cs="Times New Roman"/>
+        </w:rPr>
+        <w:t>Jenkins waits for SonarQube result.</w:t>
+      </w:r>
+      <w:r>
+        <w:rPr>
+          <w:rFonts w:ascii="Times New Roman" w:hAnsi="Times New Roman" w:cs="Times New Roman"/>
+        </w:rPr>
+        <w:br/>
+        <w:t>Because SonarQube needs some time to analyze your code.</w:t>
+      </w:r>
+    </w:p>
+    <w:p>
+      <w:pPr>
+        <w:pStyle w:val="ListParagraph"/>
+        <w:tabs>
+          <w:tab w:val="left" w:pos="2724"/>
+        </w:tabs>
+        <w:jc w:val="both"/>
+        <w:rPr>
+          <w:rFonts w:ascii="Times New Roman" w:hAnsi="Times New Roman" w:cs="Times New Roman"/>
+          <w:b/>
+          <w:bCs/>
+        </w:rPr>
+      </w:pPr>
+      <w:r>
+        <w:rPr>
+          <w:rFonts w:ascii="Times New Roman" w:hAnsi="Times New Roman" w:cs="Times New Roman"/>
+          <w:b/>
+          <w:bCs/>
+        </w:rPr>
+        <w:t>(I Faced issue in this section)</w:t>
+      </w:r>
+    </w:p>
+    <w:p>
+      <w:pPr>
+        <w:pStyle w:val="ListParagraph"/>
+        <w:numPr>
+          <w:ilvl w:val="0"/>
+          <w:numId w:val="29"/>
+        </w:numPr>
+        <w:tabs>
+          <w:tab w:val="left" w:pos="2724"/>
+        </w:tabs>
+        <w:jc w:val="both"/>
+        <w:rPr>
+          <w:rFonts w:ascii="Times New Roman" w:hAnsi="Times New Roman" w:cs="Times New Roman"/>
+        </w:rPr>
+      </w:pPr>
+      <w:r>
+        <w:rPr>
+          <w:rFonts w:ascii="Times New Roman" w:hAnsi="Times New Roman" w:cs="Times New Roman"/>
+        </w:rPr>
+        <w:t xml:space="preserve">I run it but not completed because Jenkins wait for </w:t>
+      </w:r>
+      <w:proofErr w:type="spellStart"/>
+      <w:r>
+        <w:rPr>
+          <w:rFonts w:ascii="Times New Roman" w:hAnsi="Times New Roman" w:cs="Times New Roman"/>
+        </w:rPr>
+        <w:t>sonarqube</w:t>
+      </w:r>
+      <w:proofErr w:type="spellEnd"/>
+      <w:r>
+        <w:rPr>
+          <w:rFonts w:ascii="Times New Roman" w:hAnsi="Times New Roman" w:cs="Times New Roman"/>
+        </w:rPr>
+        <w:t xml:space="preserve"> result. But Jenkins don’t get it. Because between Jenkins and SQ </w:t>
+      </w:r>
+      <w:proofErr w:type="spellStart"/>
+      <w:r>
+        <w:rPr>
+          <w:rFonts w:ascii="Times New Roman" w:hAnsi="Times New Roman" w:cs="Times New Roman"/>
+        </w:rPr>
+        <w:t>dosen’t</w:t>
+      </w:r>
+      <w:proofErr w:type="spellEnd"/>
+      <w:r>
+        <w:rPr>
+          <w:rFonts w:ascii="Times New Roman" w:hAnsi="Times New Roman" w:cs="Times New Roman"/>
+        </w:rPr>
+        <w:t xml:space="preserve"> have proper communication.</w:t>
+      </w:r>
+    </w:p>
+    <w:p>
+      <w:pPr>
+        <w:pStyle w:val="ListParagraph"/>
+        <w:numPr>
+          <w:ilvl w:val="0"/>
+          <w:numId w:val="29"/>
+        </w:numPr>
+        <w:tabs>
+          <w:tab w:val="left" w:pos="2724"/>
+        </w:tabs>
+        <w:jc w:val="both"/>
+        <w:rPr>
+          <w:rFonts w:ascii="Times New Roman" w:hAnsi="Times New Roman" w:cs="Times New Roman"/>
+        </w:rPr>
+      </w:pPr>
+      <w:r>
+        <w:rPr>
+          <w:rFonts w:ascii="Times New Roman" w:hAnsi="Times New Roman" w:cs="Times New Roman"/>
+        </w:rPr>
+        <w:t xml:space="preserve">So I use solution as Webhook in the </w:t>
+      </w:r>
+      <w:proofErr w:type="spellStart"/>
+      <w:r>
+        <w:rPr>
+          <w:rFonts w:ascii="Times New Roman" w:hAnsi="Times New Roman" w:cs="Times New Roman"/>
+        </w:rPr>
+        <w:t>sonarqube</w:t>
+      </w:r>
+      <w:proofErr w:type="spellEnd"/>
+    </w:p>
+    <w:p>
+      <w:pPr>
+        <w:pStyle w:val="ListParagraph"/>
+        <w:numPr>
+          <w:ilvl w:val="0"/>
+          <w:numId w:val="29"/>
+        </w:numPr>
+        <w:tabs>
+          <w:tab w:val="left" w:pos="2724"/>
+        </w:tabs>
+        <w:jc w:val="both"/>
+        <w:rPr>
+          <w:rFonts w:ascii="Times New Roman" w:hAnsi="Times New Roman" w:cs="Times New Roman"/>
+        </w:rPr>
+      </w:pPr>
+      <w:r>
+        <w:rPr>
+          <w:rFonts w:ascii="Times New Roman" w:hAnsi="Times New Roman" w:cs="Times New Roman"/>
+        </w:rPr>
+        <w:t>How I do it, Lets look at the that thing</w:t>
+      </w:r>
+    </w:p>
+    <w:p>
+      <w:pPr>
+        <w:pStyle w:val="ListParagraph"/>
+        <w:numPr>
+          <w:ilvl w:val="0"/>
+          <w:numId w:val="30"/>
+        </w:numPr>
+        <w:tabs>
+          <w:tab w:val="left" w:pos="2724"/>
+        </w:tabs>
+        <w:jc w:val="both"/>
+        <w:rPr>
+          <w:rFonts w:ascii="Times New Roman" w:hAnsi="Times New Roman" w:cs="Times New Roman"/>
+        </w:rPr>
+      </w:pPr>
+      <w:r>
+        <w:rPr>
+          <w:rFonts w:ascii="Times New Roman" w:hAnsi="Times New Roman" w:cs="Times New Roman"/>
+        </w:rPr>
+        <w:t xml:space="preserve">Go to </w:t>
+      </w:r>
+      <w:proofErr w:type="spellStart"/>
+      <w:r>
+        <w:rPr>
+          <w:rFonts w:ascii="Times New Roman" w:hAnsi="Times New Roman" w:cs="Times New Roman"/>
+        </w:rPr>
+        <w:t>sonarqube</w:t>
+      </w:r>
+      <w:proofErr w:type="spellEnd"/>
+      <w:r>
+        <w:rPr>
+          <w:rFonts w:ascii="Times New Roman" w:hAnsi="Times New Roman" w:cs="Times New Roman"/>
+        </w:rPr>
+        <w:t xml:space="preserve"> and then go to </w:t>
+      </w:r>
+      <w:r>
+        <w:rPr>
+          <w:rFonts w:ascii="Times New Roman" w:hAnsi="Times New Roman" w:cs="Times New Roman"/>
+          <w:b/>
+          <w:bCs/>
+        </w:rPr>
+        <w:t>administration</w:t>
+      </w:r>
+      <w:r>
+        <w:rPr>
+          <w:rFonts w:ascii="Times New Roman" w:hAnsi="Times New Roman" w:cs="Times New Roman"/>
+        </w:rPr>
+        <w:t xml:space="preserve"> section after left panel u see </w:t>
+      </w:r>
+      <w:r>
+        <w:rPr>
+          <w:rFonts w:ascii="Times New Roman" w:hAnsi="Times New Roman" w:cs="Times New Roman"/>
+          <w:b/>
+          <w:bCs/>
+        </w:rPr>
+        <w:t>Configuration</w:t>
+      </w:r>
+      <w:r>
+        <w:rPr>
+          <w:rFonts w:ascii="Times New Roman" w:hAnsi="Times New Roman" w:cs="Times New Roman"/>
+        </w:rPr>
+        <w:t xml:space="preserve">, Under it u see </w:t>
+      </w:r>
+      <w:r>
+        <w:rPr>
+          <w:rFonts w:ascii="Times New Roman" w:hAnsi="Times New Roman" w:cs="Times New Roman"/>
+          <w:b/>
+          <w:bCs/>
+        </w:rPr>
+        <w:t>webhook</w:t>
+      </w:r>
+    </w:p>
+    <w:p>
+      <w:pPr>
+        <w:pStyle w:val="ListParagraph"/>
+        <w:numPr>
+          <w:ilvl w:val="0"/>
+          <w:numId w:val="30"/>
+        </w:numPr>
+        <w:tabs>
+          <w:tab w:val="left" w:pos="2724"/>
+        </w:tabs>
+        <w:jc w:val="both"/>
+        <w:rPr>
+          <w:rFonts w:ascii="Times New Roman" w:hAnsi="Times New Roman" w:cs="Times New Roman"/>
+        </w:rPr>
+      </w:pPr>
+      <w:r>
+        <w:rPr>
+          <w:rFonts w:ascii="Times New Roman" w:hAnsi="Times New Roman" w:cs="Times New Roman"/>
+        </w:rPr>
+        <w:t xml:space="preserve">When u add webhook u must use </w:t>
+      </w:r>
+      <w:proofErr w:type="spellStart"/>
+      <w:r>
+        <w:rPr>
+          <w:rFonts w:ascii="Times New Roman" w:hAnsi="Times New Roman" w:cs="Times New Roman"/>
+          <w:b/>
+          <w:bCs/>
+        </w:rPr>
+        <w:t>engrok</w:t>
+      </w:r>
+      <w:proofErr w:type="spellEnd"/>
+      <w:r>
+        <w:rPr>
+          <w:rFonts w:ascii="Times New Roman" w:hAnsi="Times New Roman" w:cs="Times New Roman"/>
+        </w:rPr>
+        <w:t xml:space="preserve"> (Because http not supported webhook)</w:t>
+      </w:r>
+    </w:p>
+    <w:p>
+      <w:pPr>
+        <w:pStyle w:val="ListParagraph"/>
+        <w:numPr>
+          <w:ilvl w:val="0"/>
+          <w:numId w:val="30"/>
+        </w:numPr>
+        <w:tabs>
+          <w:tab w:val="left" w:pos="2724"/>
+        </w:tabs>
+        <w:jc w:val="both"/>
+        <w:rPr>
+          <w:rFonts w:ascii="Times New Roman" w:hAnsi="Times New Roman" w:cs="Times New Roman"/>
+        </w:rPr>
+      </w:pPr>
+      <w:r>
+        <w:rPr>
+          <w:rFonts w:ascii="Times New Roman" w:hAnsi="Times New Roman" w:cs="Times New Roman"/>
+        </w:rPr>
+        <w:t xml:space="preserve">Sample URL – </w:t>
+      </w:r>
+      <w:hyperlink r:id="rId33" w:history="1">
+        <w:r>
+          <w:rPr>
+            <w:rStyle w:val="Hyperlink"/>
+            <w:rFonts w:ascii="Times New Roman" w:hAnsi="Times New Roman" w:cs="Times New Roman"/>
+          </w:rPr>
+          <w:t>http://localhost:8080/jenkins-webhook/</w:t>
+        </w:r>
+      </w:hyperlink>
+    </w:p>
+    <w:p>
+      <w:pPr>
+        <w:pStyle w:val="ListParagraph"/>
+        <w:numPr>
+          <w:ilvl w:val="0"/>
+          <w:numId w:val="30"/>
+        </w:numPr>
+        <w:tabs>
+          <w:tab w:val="left" w:pos="2724"/>
+        </w:tabs>
+        <w:jc w:val="both"/>
+        <w:rPr>
+          <w:rFonts w:ascii="Times New Roman" w:hAnsi="Times New Roman" w:cs="Times New Roman"/>
+        </w:rPr>
+      </w:pPr>
+      <w:r>
+        <w:rPr>
+          <w:rFonts w:ascii="Times New Roman" w:hAnsi="Times New Roman" w:cs="Times New Roman"/>
+        </w:rPr>
+        <w:t xml:space="preserve">After NGROX it look like this – </w:t>
+      </w:r>
+      <w:hyperlink r:id="rId34" w:history="1">
+        <w:r>
+          <w:rPr>
+            <w:rStyle w:val="Hyperlink"/>
+            <w:rFonts w:ascii="Times New Roman" w:hAnsi="Times New Roman" w:cs="Times New Roman"/>
+          </w:rPr>
+          <w:t>https://xyz.124/jenkins-webhook/</w:t>
+        </w:r>
+      </w:hyperlink>
+    </w:p>
+    <w:p>
+      <w:pPr>
+        <w:pStyle w:val="ListParagraph"/>
+        <w:numPr>
+          <w:ilvl w:val="0"/>
+          <w:numId w:val="28"/>
+        </w:numPr>
+        <w:tabs>
+          <w:tab w:val="left" w:pos="2724"/>
+        </w:tabs>
+        <w:jc w:val="both"/>
+        <w:rPr>
+          <w:rFonts w:ascii="Times New Roman" w:hAnsi="Times New Roman" w:cs="Times New Roman"/>
+        </w:rPr>
+      </w:pPr>
+      <w:r>
+        <w:rPr>
+          <w:rFonts w:ascii="Times New Roman" w:hAnsi="Times New Roman" w:cs="Times New Roman"/>
+          <w:b/>
+          <w:bCs/>
+        </w:rPr>
+        <w:t>Line number 48</w:t>
+      </w:r>
+      <w:r>
+        <w:rPr>
+          <w:rFonts w:ascii="Times New Roman" w:hAnsi="Times New Roman" w:cs="Times New Roman"/>
+        </w:rPr>
+        <w:t xml:space="preserve"> – wait for the SQ report if that Pass or fail</w:t>
+      </w:r>
+      <w:r>
+        <w:rPr>
+          <w:rFonts w:ascii="Times New Roman" w:hAnsi="Times New Roman" w:cs="Times New Roman"/>
+        </w:rPr>
+        <w:t xml:space="preserve">. </w:t>
+      </w:r>
+      <w:proofErr w:type="spellStart"/>
+      <w:r>
+        <w:rPr>
+          <w:rFonts w:ascii="Times New Roman" w:hAnsi="Times New Roman" w:cs="Times New Roman"/>
+          <w:b/>
+          <w:bCs/>
+        </w:rPr>
+        <w:t>abortPipeline</w:t>
+      </w:r>
+      <w:proofErr w:type="spellEnd"/>
+      <w:r>
+        <w:rPr>
+          <w:rFonts w:ascii="Times New Roman" w:hAnsi="Times New Roman" w:cs="Times New Roman"/>
+          <w:b/>
+          <w:bCs/>
+        </w:rPr>
+        <w:t>: true</w:t>
+      </w:r>
+      <w:r>
+        <w:rPr>
+          <w:rFonts w:ascii="Times New Roman" w:hAnsi="Times New Roman" w:cs="Times New Roman"/>
+        </w:rPr>
+        <w:t xml:space="preserve"> means</w:t>
+      </w:r>
+      <w:r>
+        <w:t xml:space="preserve"> </w:t>
+      </w:r>
+      <w:r>
+        <w:rPr>
+          <w:rFonts w:ascii="Times New Roman" w:hAnsi="Times New Roman" w:cs="Times New Roman"/>
+        </w:rPr>
+        <w:t>stop everything if quality is bad</w:t>
+      </w:r>
+    </w:p>
+    <w:p>
+      <w:pPr>
+        <w:tabs>
+          <w:tab w:val="left" w:pos="2724"/>
+        </w:tabs>
+        <w:jc w:val="both"/>
+        <w:rPr>
+          <w:rFonts w:ascii="Times New Roman" w:hAnsi="Times New Roman" w:cs="Times New Roman"/>
+        </w:rPr>
+      </w:pPr>
+    </w:p>
+    <w:p>
+      <w:pPr>
+        <w:tabs>
+          <w:tab w:val="left" w:pos="2724"/>
+        </w:tabs>
+        <w:jc w:val="both"/>
+        <w:rPr>
+          <w:rFonts w:ascii="Times New Roman" w:hAnsi="Times New Roman" w:cs="Times New Roman"/>
+        </w:rPr>
+      </w:pPr>
+    </w:p>
+    <w:p>
+      <w:pPr>
+        <w:pStyle w:val="ListParagraph"/>
+        <w:tabs>
+          <w:tab w:val="left" w:pos="2724"/>
+        </w:tabs>
+        <w:rPr>
+          <w:rFonts w:ascii="Times New Roman" w:hAnsi="Times New Roman" w:cs="Times New Roman"/>
+        </w:rPr>
+      </w:pPr>
+    </w:p>
+    <w:p>
+      <w:pPr>
+        <w:pStyle w:val="ListParagraph"/>
+        <w:tabs>
+          <w:tab w:val="left" w:pos="2724"/>
+        </w:tabs>
+        <w:rPr>
+          <w:rFonts w:ascii="Times New Roman" w:hAnsi="Times New Roman" w:cs="Times New Roman"/>
+        </w:rPr>
+      </w:pPr>
+    </w:p>
+    <w:p>
+      <w:pPr>
+        <w:pStyle w:val="ListParagraph"/>
+        <w:tabs>
+          <w:tab w:val="left" w:pos="2724"/>
+        </w:tabs>
+        <w:rPr>
+          <w:rFonts w:ascii="Times New Roman" w:hAnsi="Times New Roman" w:cs="Times New Roman"/>
+          <w:b/>
+          <w:bCs/>
+        </w:rPr>
+      </w:pPr>
+    </w:p>
+    <w:p>
+      <w:pPr>
         <w:pStyle w:val="ListParagraph"/>
         <w:tabs>
           <w:tab w:val="left" w:pos="2724"/>
@@ -5487,6 +7617,119 @@
 <file path=word/numbering.xml><?xml version="1.0" encoding="utf-8"?>
 <w:numbering xmlns:wpc="http://schemas.microsoft.com/office/word/2010/wordprocessingCanvas" xmlns:cx="http://schemas.microsoft.com/office/drawing/2014/chartex" xmlns:cx1="http://schemas.microsoft.com/office/drawing/2015/9/8/chartex" xmlns:cx2="http://schemas.microsoft.com/office/drawing/2015/10/21/chartex" xmlns:cx3="http://schemas.microsoft.com/office/drawing/2016/5/9/chartex" xmlns:cx4="http://schemas.microsoft.com/office/drawing/2016/5/10/chartex" xmlns:cx5="http://schemas.microsoft.com/office/drawing/2016/5/11/chartex" xmlns:cx6="http://schemas.microsoft.com/office/drawing/2016/5/12/chartex" xmlns:cx7="http://schemas.microsoft.com/office/drawing/2016/5/13/chartex" xmlns:cx8="http://schemas.microsoft.com/office/drawing/2016/5/14/chartex" xmlns:mc="http://schemas.openxmlformats.org/markup-compatibility/2006" xmlns:aink="http://schemas.microsoft.com/office/drawing/2016/ink" xmlns:am3d="http://schemas.microsoft.com/office/drawing/2017/model3d" xmlns:o="urn:schemas-microsoft-com:office:office" xmlns:oel="http://schemas.microsoft.com/office/2019/extlst" xmlns:r="http://schemas.openxmlformats.org/officeDocument/2006/relationships" xmlns:m="http://schemas.openxmlformats.org/officeDocument/2006/math" xmlns:v="urn:schemas-microsoft-com:vml" xmlns:wp14="http://schemas.microsoft.com/office/word/2010/wordprocessingDrawing" xmlns:wp="http://schemas.openxmlformats.org/drawingml/2006/wordprocessingDrawing" xmlns:w10="urn:schemas-microsoft-com:office:word" xmlns:w="http://schemas.openxmlformats.org/wordprocessingml/2006/main" xmlns:w14="http://schemas.microsoft.com/office/word/2010/wordml" xmlns:w15="http://schemas.microsoft.com/office/word/2012/wordml" xmlns:w16cex="http://schemas.microsoft.com/office/word/2018/wordml/cex" xmlns:w16cid="http://schemas.microsoft.com/office/word/2016/wordml/cid" xmlns:w16="http://schemas.microsoft.com/office/word/2018/wordml" xmlns:w16du="http://schemas.microsoft.com/office/word/2023/wordml/word16du" xmlns:w16sdtdh="http://schemas.microsoft.com/office/word/2020/wordml/sdtdatahash" xmlns:w16sdtfl="http://schemas.microsoft.com/office/word/2024/wordml/sdtformatlock" xmlns:w16se="http://schemas.microsoft.com/office/word/2015/wordml/symex" xmlns:wpg="http://schemas.microsoft.com/office/word/2010/wordprocessingGroup" xmlns:wpi="http://schemas.microsoft.com/office/word/2010/wordprocessingInk" xmlns:wne="http://schemas.microsoft.com/office/word/2006/wordml" xmlns:wps="http://schemas.microsoft.com/office/word/2010/wordprocessingShape" mc:Ignorable="w14 w15 w16se w16cid w16 w16cex w16sdtdh w16sdtfl w16du wp14">
   <w:abstractNum w:abstractNumId="0" w15:restartNumberingAfterBreak="0">
+    <w:nsid w:val="0AB57DAC"/>
+    <w:multiLevelType w:val="hybridMultilevel"/>
+    <w:tmpl w:val="D188F3BE"/>
+    <w:lvl w:ilvl="0" w:tplc="0409000B">
+      <w:start w:val="1"/>
+      <w:numFmt w:val="bullet"/>
+      <w:lvlText w:val=""/>
+      <w:lvlJc w:val="left"/>
+      <w:pPr>
+        <w:ind w:left="2160" w:hanging="360"/>
+      </w:pPr>
+      <w:rPr>
+        <w:rFonts w:ascii="Wingdings" w:hAnsi="Wingdings" w:hint="default"/>
+      </w:rPr>
+    </w:lvl>
+    <w:lvl w:ilvl="1" w:tplc="04090003" w:tentative="1">
+      <w:start w:val="1"/>
+      <w:numFmt w:val="bullet"/>
+      <w:lvlText w:val="o"/>
+      <w:lvlJc w:val="left"/>
+      <w:pPr>
+        <w:ind w:left="2880" w:hanging="360"/>
+      </w:pPr>
+      <w:rPr>
+        <w:rFonts w:ascii="Courier New" w:hAnsi="Courier New" w:cs="Courier New" w:hint="default"/>
+      </w:rPr>
+    </w:lvl>
+    <w:lvl w:ilvl="2" w:tplc="04090005" w:tentative="1">
+      <w:start w:val="1"/>
+      <w:numFmt w:val="bullet"/>
+      <w:lvlText w:val=""/>
+      <w:lvlJc w:val="left"/>
+      <w:pPr>
+        <w:ind w:left="3600" w:hanging="360"/>
+      </w:pPr>
+      <w:rPr>
+        <w:rFonts w:ascii="Wingdings" w:hAnsi="Wingdings" w:hint="default"/>
+      </w:rPr>
+    </w:lvl>
+    <w:lvl w:ilvl="3" w:tplc="04090001" w:tentative="1">
+      <w:start w:val="1"/>
+      <w:numFmt w:val="bullet"/>
+      <w:lvlText w:val=""/>
+      <w:lvlJc w:val="left"/>
+      <w:pPr>
+        <w:ind w:left="4320" w:hanging="360"/>
+      </w:pPr>
+      <w:rPr>
+        <w:rFonts w:ascii="Symbol" w:hAnsi="Symbol" w:hint="default"/>
+      </w:rPr>
+    </w:lvl>
+    <w:lvl w:ilvl="4" w:tplc="04090003" w:tentative="1">
+      <w:start w:val="1"/>
+      <w:numFmt w:val="bullet"/>
+      <w:lvlText w:val="o"/>
+      <w:lvlJc w:val="left"/>
+      <w:pPr>
+        <w:ind w:left="5040" w:hanging="360"/>
+      </w:pPr>
+      <w:rPr>
+        <w:rFonts w:ascii="Courier New" w:hAnsi="Courier New" w:cs="Courier New" w:hint="default"/>
+      </w:rPr>
+    </w:lvl>
+    <w:lvl w:ilvl="5" w:tplc="04090005" w:tentative="1">
+      <w:start w:val="1"/>
+      <w:numFmt w:val="bullet"/>
+      <w:lvlText w:val=""/>
+      <w:lvlJc w:val="left"/>
+      <w:pPr>
+        <w:ind w:left="5760" w:hanging="360"/>
+      </w:pPr>
+      <w:rPr>
+        <w:rFonts w:ascii="Wingdings" w:hAnsi="Wingdings" w:hint="default"/>
+      </w:rPr>
+    </w:lvl>
+    <w:lvl w:ilvl="6" w:tplc="04090001" w:tentative="1">
+      <w:start w:val="1"/>
+      <w:numFmt w:val="bullet"/>
+      <w:lvlText w:val=""/>
+      <w:lvlJc w:val="left"/>
+      <w:pPr>
+        <w:ind w:left="6480" w:hanging="360"/>
+      </w:pPr>
+      <w:rPr>
+        <w:rFonts w:ascii="Symbol" w:hAnsi="Symbol" w:hint="default"/>
+      </w:rPr>
+    </w:lvl>
+    <w:lvl w:ilvl="7" w:tplc="04090003" w:tentative="1">
+      <w:start w:val="1"/>
+      <w:numFmt w:val="bullet"/>
+      <w:lvlText w:val="o"/>
+      <w:lvlJc w:val="left"/>
+      <w:pPr>
+        <w:ind w:left="7200" w:hanging="360"/>
+      </w:pPr>
+      <w:rPr>
+        <w:rFonts w:ascii="Courier New" w:hAnsi="Courier New" w:cs="Courier New" w:hint="default"/>
+      </w:rPr>
+    </w:lvl>
+    <w:lvl w:ilvl="8" w:tplc="04090005" w:tentative="1">
+      <w:start w:val="1"/>
+      <w:numFmt w:val="bullet"/>
+      <w:lvlText w:val=""/>
+      <w:lvlJc w:val="left"/>
+      <w:pPr>
+        <w:ind w:left="7920" w:hanging="360"/>
+      </w:pPr>
+      <w:rPr>
+        <w:rFonts w:ascii="Wingdings" w:hAnsi="Wingdings" w:hint="default"/>
+      </w:rPr>
+    </w:lvl>
+  </w:abstractNum>
+  <w:abstractNum w:abstractNumId="1" w15:restartNumberingAfterBreak="0">
     <w:nsid w:val="0EC43520"/>
     <w:multiLevelType w:val="hybridMultilevel"/>
     <w:tmpl w:val="A6F80BF2"/>
@@ -5572,7 +7815,7 @@
       </w:pPr>
     </w:lvl>
   </w:abstractNum>
-  <w:abstractNum w:abstractNumId="1" w15:restartNumberingAfterBreak="0">
+  <w:abstractNum w:abstractNumId="2" w15:restartNumberingAfterBreak="0">
     <w:nsid w:val="17536FD3"/>
     <w:multiLevelType w:val="hybridMultilevel"/>
     <w:tmpl w:val="73B8EC5C"/>
@@ -5658,7 +7901,7 @@
       </w:pPr>
     </w:lvl>
   </w:abstractNum>
-  <w:abstractNum w:abstractNumId="2" w15:restartNumberingAfterBreak="0">
+  <w:abstractNum w:abstractNumId="3" w15:restartNumberingAfterBreak="0">
     <w:nsid w:val="1A6720D5"/>
     <w:multiLevelType w:val="hybridMultilevel"/>
     <w:tmpl w:val="B6602112"/>
@@ -5771,7 +8014,7 @@
       </w:rPr>
     </w:lvl>
   </w:abstractNum>
-  <w:abstractNum w:abstractNumId="3" w15:restartNumberingAfterBreak="0">
+  <w:abstractNum w:abstractNumId="4" w15:restartNumberingAfterBreak="0">
     <w:nsid w:val="1B985F8D"/>
     <w:multiLevelType w:val="hybridMultilevel"/>
     <w:tmpl w:val="B8B461CE"/>
@@ -5861,7 +8104,7 @@
       </w:pPr>
     </w:lvl>
   </w:abstractNum>
-  <w:abstractNum w:abstractNumId="4" w15:restartNumberingAfterBreak="0">
+  <w:abstractNum w:abstractNumId="5" w15:restartNumberingAfterBreak="0">
     <w:nsid w:val="1BA66C41"/>
     <w:multiLevelType w:val="hybridMultilevel"/>
     <w:tmpl w:val="F312A112"/>
@@ -5974,7 +8217,7 @@
       </w:rPr>
     </w:lvl>
   </w:abstractNum>
-  <w:abstractNum w:abstractNumId="5" w15:restartNumberingAfterBreak="0">
+  <w:abstractNum w:abstractNumId="6" w15:restartNumberingAfterBreak="0">
     <w:nsid w:val="1F33227D"/>
     <w:multiLevelType w:val="hybridMultilevel"/>
     <w:tmpl w:val="287C735C"/>
@@ -6064,7 +8307,7 @@
       </w:pPr>
     </w:lvl>
   </w:abstractNum>
-  <w:abstractNum w:abstractNumId="6" w15:restartNumberingAfterBreak="0">
+  <w:abstractNum w:abstractNumId="7" w15:restartNumberingAfterBreak="0">
     <w:nsid w:val="22071EF0"/>
     <w:multiLevelType w:val="hybridMultilevel"/>
     <w:tmpl w:val="1EAE6D36"/>
@@ -6177,10 +8420,10 @@
       </w:rPr>
     </w:lvl>
   </w:abstractNum>
-  <w:abstractNum w:abstractNumId="7" w15:restartNumberingAfterBreak="0">
+  <w:abstractNum w:abstractNumId="8" w15:restartNumberingAfterBreak="0">
     <w:nsid w:val="22F24E77"/>
     <w:multiLevelType w:val="hybridMultilevel"/>
-    <w:tmpl w:val="58542454"/>
+    <w:tmpl w:val="3C3663A6"/>
     <w:lvl w:ilvl="0" w:tplc="04090001">
       <w:start w:val="1"/>
       <w:numFmt w:val="bullet"/>
@@ -6290,7 +8533,7 @@
       </w:rPr>
     </w:lvl>
   </w:abstractNum>
-  <w:abstractNum w:abstractNumId="8" w15:restartNumberingAfterBreak="0">
+  <w:abstractNum w:abstractNumId="9" w15:restartNumberingAfterBreak="0">
     <w:nsid w:val="2998627E"/>
     <w:multiLevelType w:val="hybridMultilevel"/>
     <w:tmpl w:val="A9F0D3EA"/>
@@ -6403,7 +8646,122 @@
       </w:rPr>
     </w:lvl>
   </w:abstractNum>
-  <w:abstractNum w:abstractNumId="9" w15:restartNumberingAfterBreak="0">
+  <w:abstractNum w:abstractNumId="10" w15:restartNumberingAfterBreak="0">
+    <w:nsid w:val="2A886133"/>
+    <w:multiLevelType w:val="hybridMultilevel"/>
+    <w:tmpl w:val="627E168A"/>
+    <w:lvl w:ilvl="0" w:tplc="22080E0A">
+      <w:start w:val="1"/>
+      <w:numFmt w:val="bullet"/>
+      <w:lvlText w:val=""/>
+      <w:lvlJc w:val="left"/>
+      <w:pPr>
+        <w:ind w:left="720" w:hanging="360"/>
+      </w:pPr>
+      <w:rPr>
+        <w:rFonts w:ascii="Symbol" w:hAnsi="Symbol" w:hint="default"/>
+        <w:sz w:val="24"/>
+        <w:szCs w:val="24"/>
+      </w:rPr>
+    </w:lvl>
+    <w:lvl w:ilvl="1" w:tplc="04090003" w:tentative="1">
+      <w:start w:val="1"/>
+      <w:numFmt w:val="bullet"/>
+      <w:lvlText w:val="o"/>
+      <w:lvlJc w:val="left"/>
+      <w:pPr>
+        <w:ind w:left="1440" w:hanging="360"/>
+      </w:pPr>
+      <w:rPr>
+        <w:rFonts w:ascii="Courier New" w:hAnsi="Courier New" w:cs="Courier New" w:hint="default"/>
+      </w:rPr>
+    </w:lvl>
+    <w:lvl w:ilvl="2" w:tplc="04090005" w:tentative="1">
+      <w:start w:val="1"/>
+      <w:numFmt w:val="bullet"/>
+      <w:lvlText w:val=""/>
+      <w:lvlJc w:val="left"/>
+      <w:pPr>
+        <w:ind w:left="2160" w:hanging="360"/>
+      </w:pPr>
+      <w:rPr>
+        <w:rFonts w:ascii="Wingdings" w:hAnsi="Wingdings" w:hint="default"/>
+      </w:rPr>
+    </w:lvl>
+    <w:lvl w:ilvl="3" w:tplc="04090001" w:tentative="1">
+      <w:start w:val="1"/>
+      <w:numFmt w:val="bullet"/>
+      <w:lvlText w:val=""/>
+      <w:lvlJc w:val="left"/>
+      <w:pPr>
+        <w:ind w:left="2880" w:hanging="360"/>
+      </w:pPr>
+      <w:rPr>
+        <w:rFonts w:ascii="Symbol" w:hAnsi="Symbol" w:hint="default"/>
+      </w:rPr>
+    </w:lvl>
+    <w:lvl w:ilvl="4" w:tplc="04090003" w:tentative="1">
+      <w:start w:val="1"/>
+      <w:numFmt w:val="bullet"/>
+      <w:lvlText w:val="o"/>
+      <w:lvlJc w:val="left"/>
+      <w:pPr>
+        <w:ind w:left="3600" w:hanging="360"/>
+      </w:pPr>
+      <w:rPr>
+        <w:rFonts w:ascii="Courier New" w:hAnsi="Courier New" w:cs="Courier New" w:hint="default"/>
+      </w:rPr>
+    </w:lvl>
+    <w:lvl w:ilvl="5" w:tplc="04090005" w:tentative="1">
+      <w:start w:val="1"/>
+      <w:numFmt w:val="bullet"/>
+      <w:lvlText w:val=""/>
+      <w:lvlJc w:val="left"/>
+      <w:pPr>
+        <w:ind w:left="4320" w:hanging="360"/>
+      </w:pPr>
+      <w:rPr>
+        <w:rFonts w:ascii="Wingdings" w:hAnsi="Wingdings" w:hint="default"/>
+      </w:rPr>
+    </w:lvl>
+    <w:lvl w:ilvl="6" w:tplc="04090001" w:tentative="1">
+      <w:start w:val="1"/>
+      <w:numFmt w:val="bullet"/>
+      <w:lvlText w:val=""/>
+      <w:lvlJc w:val="left"/>
+      <w:pPr>
+        <w:ind w:left="5040" w:hanging="360"/>
+      </w:pPr>
+      <w:rPr>
+        <w:rFonts w:ascii="Symbol" w:hAnsi="Symbol" w:hint="default"/>
+      </w:rPr>
+    </w:lvl>
+    <w:lvl w:ilvl="7" w:tplc="04090003" w:tentative="1">
+      <w:start w:val="1"/>
+      <w:numFmt w:val="bullet"/>
+      <w:lvlText w:val="o"/>
+      <w:lvlJc w:val="left"/>
+      <w:pPr>
+        <w:ind w:left="5760" w:hanging="360"/>
+      </w:pPr>
+      <w:rPr>
+        <w:rFonts w:ascii="Courier New" w:hAnsi="Courier New" w:cs="Courier New" w:hint="default"/>
+      </w:rPr>
+    </w:lvl>
+    <w:lvl w:ilvl="8" w:tplc="04090005" w:tentative="1">
+      <w:start w:val="1"/>
+      <w:numFmt w:val="bullet"/>
+      <w:lvlText w:val=""/>
+      <w:lvlJc w:val="left"/>
+      <w:pPr>
+        <w:ind w:left="6480" w:hanging="360"/>
+      </w:pPr>
+      <w:rPr>
+        <w:rFonts w:ascii="Wingdings" w:hAnsi="Wingdings" w:hint="default"/>
+      </w:rPr>
+    </w:lvl>
+  </w:abstractNum>
+  <w:abstractNum w:abstractNumId="11" w15:restartNumberingAfterBreak="0">
     <w:nsid w:val="2B2D268B"/>
     <w:multiLevelType w:val="hybridMultilevel"/>
     <w:tmpl w:val="CF963292"/>
@@ -6516,7 +8874,7 @@
       </w:rPr>
     </w:lvl>
   </w:abstractNum>
-  <w:abstractNum w:abstractNumId="10" w15:restartNumberingAfterBreak="0">
+  <w:abstractNum w:abstractNumId="12" w15:restartNumberingAfterBreak="0">
     <w:nsid w:val="2DDD3CB3"/>
     <w:multiLevelType w:val="hybridMultilevel"/>
     <w:tmpl w:val="93CA4D32"/>
@@ -6602,7 +8960,93 @@
       </w:pPr>
     </w:lvl>
   </w:abstractNum>
-  <w:abstractNum w:abstractNumId="11" w15:restartNumberingAfterBreak="0">
+  <w:abstractNum w:abstractNumId="13" w15:restartNumberingAfterBreak="0">
+    <w:nsid w:val="35E13D22"/>
+    <w:multiLevelType w:val="hybridMultilevel"/>
+    <w:tmpl w:val="F1D4D668"/>
+    <w:lvl w:ilvl="0" w:tplc="04090019">
+      <w:start w:val="1"/>
+      <w:numFmt w:val="lowerLetter"/>
+      <w:lvlText w:val="%1."/>
+      <w:lvlJc w:val="left"/>
+      <w:pPr>
+        <w:ind w:left="1440" w:hanging="360"/>
+      </w:pPr>
+    </w:lvl>
+    <w:lvl w:ilvl="1" w:tplc="04090019" w:tentative="1">
+      <w:start w:val="1"/>
+      <w:numFmt w:val="lowerLetter"/>
+      <w:lvlText w:val="%2."/>
+      <w:lvlJc w:val="left"/>
+      <w:pPr>
+        <w:ind w:left="2160" w:hanging="360"/>
+      </w:pPr>
+    </w:lvl>
+    <w:lvl w:ilvl="2" w:tplc="0409001B" w:tentative="1">
+      <w:start w:val="1"/>
+      <w:numFmt w:val="lowerRoman"/>
+      <w:lvlText w:val="%3."/>
+      <w:lvlJc w:val="right"/>
+      <w:pPr>
+        <w:ind w:left="2880" w:hanging="180"/>
+      </w:pPr>
+    </w:lvl>
+    <w:lvl w:ilvl="3" w:tplc="0409000F" w:tentative="1">
+      <w:start w:val="1"/>
+      <w:numFmt w:val="decimal"/>
+      <w:lvlText w:val="%4."/>
+      <w:lvlJc w:val="left"/>
+      <w:pPr>
+        <w:ind w:left="3600" w:hanging="360"/>
+      </w:pPr>
+    </w:lvl>
+    <w:lvl w:ilvl="4" w:tplc="04090019" w:tentative="1">
+      <w:start w:val="1"/>
+      <w:numFmt w:val="lowerLetter"/>
+      <w:lvlText w:val="%5."/>
+      <w:lvlJc w:val="left"/>
+      <w:pPr>
+        <w:ind w:left="4320" w:hanging="360"/>
+      </w:pPr>
+    </w:lvl>
+    <w:lvl w:ilvl="5" w:tplc="0409001B" w:tentative="1">
+      <w:start w:val="1"/>
+      <w:numFmt w:val="lowerRoman"/>
+      <w:lvlText w:val="%6."/>
+      <w:lvlJc w:val="right"/>
+      <w:pPr>
+        <w:ind w:left="5040" w:hanging="180"/>
+      </w:pPr>
+    </w:lvl>
+    <w:lvl w:ilvl="6" w:tplc="0409000F" w:tentative="1">
+      <w:start w:val="1"/>
+      <w:numFmt w:val="decimal"/>
+      <w:lvlText w:val="%7."/>
+      <w:lvlJc w:val="left"/>
+      <w:pPr>
+        <w:ind w:left="5760" w:hanging="360"/>
+      </w:pPr>
+    </w:lvl>
+    <w:lvl w:ilvl="7" w:tplc="04090019" w:tentative="1">
+      <w:start w:val="1"/>
+      <w:numFmt w:val="lowerLetter"/>
+      <w:lvlText w:val="%8."/>
+      <w:lvlJc w:val="left"/>
+      <w:pPr>
+        <w:ind w:left="6480" w:hanging="360"/>
+      </w:pPr>
+    </w:lvl>
+    <w:lvl w:ilvl="8" w:tplc="0409001B" w:tentative="1">
+      <w:start w:val="1"/>
+      <w:numFmt w:val="lowerRoman"/>
+      <w:lvlText w:val="%9."/>
+      <w:lvlJc w:val="right"/>
+      <w:pPr>
+        <w:ind w:left="7200" w:hanging="180"/>
+      </w:pPr>
+    </w:lvl>
+  </w:abstractNum>
+  <w:abstractNum w:abstractNumId="14" w15:restartNumberingAfterBreak="0">
     <w:nsid w:val="3DF806A6"/>
     <w:multiLevelType w:val="hybridMultilevel"/>
     <w:tmpl w:val="9142336A"/>
@@ -6688,7 +9132,7 @@
       </w:pPr>
     </w:lvl>
   </w:abstractNum>
-  <w:abstractNum w:abstractNumId="12" w15:restartNumberingAfterBreak="0">
+  <w:abstractNum w:abstractNumId="15" w15:restartNumberingAfterBreak="0">
     <w:nsid w:val="3F1955B7"/>
     <w:multiLevelType w:val="hybridMultilevel"/>
     <w:tmpl w:val="2788FA70"/>
@@ -6801,7 +9245,7 @@
       </w:rPr>
     </w:lvl>
   </w:abstractNum>
-  <w:abstractNum w:abstractNumId="13" w15:restartNumberingAfterBreak="0">
+  <w:abstractNum w:abstractNumId="16" w15:restartNumberingAfterBreak="0">
     <w:nsid w:val="44355F03"/>
     <w:multiLevelType w:val="hybridMultilevel"/>
     <w:tmpl w:val="944CCA72"/>
@@ -6914,7 +9358,7 @@
       </w:rPr>
     </w:lvl>
   </w:abstractNum>
-  <w:abstractNum w:abstractNumId="14" w15:restartNumberingAfterBreak="0">
+  <w:abstractNum w:abstractNumId="17" w15:restartNumberingAfterBreak="0">
     <w:nsid w:val="446A6296"/>
     <w:multiLevelType w:val="hybridMultilevel"/>
     <w:tmpl w:val="C3807FA0"/>
@@ -7027,10 +9471,10 @@
       </w:rPr>
     </w:lvl>
   </w:abstractNum>
-  <w:abstractNum w:abstractNumId="15" w15:restartNumberingAfterBreak="0">
+  <w:abstractNum w:abstractNumId="18" w15:restartNumberingAfterBreak="0">
     <w:nsid w:val="4BDB4B48"/>
     <w:multiLevelType w:val="hybridMultilevel"/>
-    <w:tmpl w:val="558C49F2"/>
+    <w:tmpl w:val="9FF4C72E"/>
     <w:lvl w:ilvl="0" w:tplc="0409000F">
       <w:start w:val="1"/>
       <w:numFmt w:val="decimal"/>
@@ -7113,7 +9557,93 @@
       </w:pPr>
     </w:lvl>
   </w:abstractNum>
-  <w:abstractNum w:abstractNumId="16" w15:restartNumberingAfterBreak="0">
+  <w:abstractNum w:abstractNumId="19" w15:restartNumberingAfterBreak="0">
+    <w:nsid w:val="4CDC551D"/>
+    <w:multiLevelType w:val="hybridMultilevel"/>
+    <w:tmpl w:val="DF2A0CE8"/>
+    <w:lvl w:ilvl="0" w:tplc="04090019">
+      <w:start w:val="1"/>
+      <w:numFmt w:val="lowerLetter"/>
+      <w:lvlText w:val="%1."/>
+      <w:lvlJc w:val="left"/>
+      <w:pPr>
+        <w:ind w:left="1440" w:hanging="360"/>
+      </w:pPr>
+    </w:lvl>
+    <w:lvl w:ilvl="1" w:tplc="04090019" w:tentative="1">
+      <w:start w:val="1"/>
+      <w:numFmt w:val="lowerLetter"/>
+      <w:lvlText w:val="%2."/>
+      <w:lvlJc w:val="left"/>
+      <w:pPr>
+        <w:ind w:left="2160" w:hanging="360"/>
+      </w:pPr>
+    </w:lvl>
+    <w:lvl w:ilvl="2" w:tplc="0409001B" w:tentative="1">
+      <w:start w:val="1"/>
+      <w:numFmt w:val="lowerRoman"/>
+      <w:lvlText w:val="%3."/>
+      <w:lvlJc w:val="right"/>
+      <w:pPr>
+        <w:ind w:left="2880" w:hanging="180"/>
+      </w:pPr>
+    </w:lvl>
+    <w:lvl w:ilvl="3" w:tplc="0409000F" w:tentative="1">
+      <w:start w:val="1"/>
+      <w:numFmt w:val="decimal"/>
+      <w:lvlText w:val="%4."/>
+      <w:lvlJc w:val="left"/>
+      <w:pPr>
+        <w:ind w:left="3600" w:hanging="360"/>
+      </w:pPr>
+    </w:lvl>
+    <w:lvl w:ilvl="4" w:tplc="04090019" w:tentative="1">
+      <w:start w:val="1"/>
+      <w:numFmt w:val="lowerLetter"/>
+      <w:lvlText w:val="%5."/>
+      <w:lvlJc w:val="left"/>
+      <w:pPr>
+        <w:ind w:left="4320" w:hanging="360"/>
+      </w:pPr>
+    </w:lvl>
+    <w:lvl w:ilvl="5" w:tplc="0409001B" w:tentative="1">
+      <w:start w:val="1"/>
+      <w:numFmt w:val="lowerRoman"/>
+      <w:lvlText w:val="%6."/>
+      <w:lvlJc w:val="right"/>
+      <w:pPr>
+        <w:ind w:left="5040" w:hanging="180"/>
+      </w:pPr>
+    </w:lvl>
+    <w:lvl w:ilvl="6" w:tplc="0409000F" w:tentative="1">
+      <w:start w:val="1"/>
+      <w:numFmt w:val="decimal"/>
+      <w:lvlText w:val="%7."/>
+      <w:lvlJc w:val="left"/>
+      <w:pPr>
+        <w:ind w:left="5760" w:hanging="360"/>
+      </w:pPr>
+    </w:lvl>
+    <w:lvl w:ilvl="7" w:tplc="04090019" w:tentative="1">
+      <w:start w:val="1"/>
+      <w:numFmt w:val="lowerLetter"/>
+      <w:lvlText w:val="%8."/>
+      <w:lvlJc w:val="left"/>
+      <w:pPr>
+        <w:ind w:left="6480" w:hanging="360"/>
+      </w:pPr>
+    </w:lvl>
+    <w:lvl w:ilvl="8" w:tplc="0409001B" w:tentative="1">
+      <w:start w:val="1"/>
+      <w:numFmt w:val="lowerRoman"/>
+      <w:lvlText w:val="%9."/>
+      <w:lvlJc w:val="right"/>
+      <w:pPr>
+        <w:ind w:left="7200" w:hanging="180"/>
+      </w:pPr>
+    </w:lvl>
+  </w:abstractNum>
+  <w:abstractNum w:abstractNumId="20" w15:restartNumberingAfterBreak="0">
     <w:nsid w:val="4E677B11"/>
     <w:multiLevelType w:val="hybridMultilevel"/>
     <w:tmpl w:val="191EE618"/>
@@ -7199,7 +9729,7 @@
       </w:pPr>
     </w:lvl>
   </w:abstractNum>
-  <w:abstractNum w:abstractNumId="17" w15:restartNumberingAfterBreak="0">
+  <w:abstractNum w:abstractNumId="21" w15:restartNumberingAfterBreak="0">
     <w:nsid w:val="59AE2FE2"/>
     <w:multiLevelType w:val="multilevel"/>
     <w:tmpl w:val="47528ED4"/>
@@ -7312,7 +9842,179 @@
       </w:pPr>
     </w:lvl>
   </w:abstractNum>
-  <w:abstractNum w:abstractNumId="18" w15:restartNumberingAfterBreak="0">
+  <w:abstractNum w:abstractNumId="22" w15:restartNumberingAfterBreak="0">
+    <w:nsid w:val="5EAB0216"/>
+    <w:multiLevelType w:val="hybridMultilevel"/>
+    <w:tmpl w:val="607E19CE"/>
+    <w:lvl w:ilvl="0" w:tplc="04090019">
+      <w:start w:val="1"/>
+      <w:numFmt w:val="lowerLetter"/>
+      <w:lvlText w:val="%1."/>
+      <w:lvlJc w:val="left"/>
+      <w:pPr>
+        <w:ind w:left="1440" w:hanging="360"/>
+      </w:pPr>
+    </w:lvl>
+    <w:lvl w:ilvl="1" w:tplc="04090019" w:tentative="1">
+      <w:start w:val="1"/>
+      <w:numFmt w:val="lowerLetter"/>
+      <w:lvlText w:val="%2."/>
+      <w:lvlJc w:val="left"/>
+      <w:pPr>
+        <w:ind w:left="2160" w:hanging="360"/>
+      </w:pPr>
+    </w:lvl>
+    <w:lvl w:ilvl="2" w:tplc="0409001B" w:tentative="1">
+      <w:start w:val="1"/>
+      <w:numFmt w:val="lowerRoman"/>
+      <w:lvlText w:val="%3."/>
+      <w:lvlJc w:val="right"/>
+      <w:pPr>
+        <w:ind w:left="2880" w:hanging="180"/>
+      </w:pPr>
+    </w:lvl>
+    <w:lvl w:ilvl="3" w:tplc="0409000F" w:tentative="1">
+      <w:start w:val="1"/>
+      <w:numFmt w:val="decimal"/>
+      <w:lvlText w:val="%4."/>
+      <w:lvlJc w:val="left"/>
+      <w:pPr>
+        <w:ind w:left="3600" w:hanging="360"/>
+      </w:pPr>
+    </w:lvl>
+    <w:lvl w:ilvl="4" w:tplc="04090019" w:tentative="1">
+      <w:start w:val="1"/>
+      <w:numFmt w:val="lowerLetter"/>
+      <w:lvlText w:val="%5."/>
+      <w:lvlJc w:val="left"/>
+      <w:pPr>
+        <w:ind w:left="4320" w:hanging="360"/>
+      </w:pPr>
+    </w:lvl>
+    <w:lvl w:ilvl="5" w:tplc="0409001B" w:tentative="1">
+      <w:start w:val="1"/>
+      <w:numFmt w:val="lowerRoman"/>
+      <w:lvlText w:val="%6."/>
+      <w:lvlJc w:val="right"/>
+      <w:pPr>
+        <w:ind w:left="5040" w:hanging="180"/>
+      </w:pPr>
+    </w:lvl>
+    <w:lvl w:ilvl="6" w:tplc="0409000F" w:tentative="1">
+      <w:start w:val="1"/>
+      <w:numFmt w:val="decimal"/>
+      <w:lvlText w:val="%7."/>
+      <w:lvlJc w:val="left"/>
+      <w:pPr>
+        <w:ind w:left="5760" w:hanging="360"/>
+      </w:pPr>
+    </w:lvl>
+    <w:lvl w:ilvl="7" w:tplc="04090019" w:tentative="1">
+      <w:start w:val="1"/>
+      <w:numFmt w:val="lowerLetter"/>
+      <w:lvlText w:val="%8."/>
+      <w:lvlJc w:val="left"/>
+      <w:pPr>
+        <w:ind w:left="6480" w:hanging="360"/>
+      </w:pPr>
+    </w:lvl>
+    <w:lvl w:ilvl="8" w:tplc="0409001B" w:tentative="1">
+      <w:start w:val="1"/>
+      <w:numFmt w:val="lowerRoman"/>
+      <w:lvlText w:val="%9."/>
+      <w:lvlJc w:val="right"/>
+      <w:pPr>
+        <w:ind w:left="7200" w:hanging="180"/>
+      </w:pPr>
+    </w:lvl>
+  </w:abstractNum>
+  <w:abstractNum w:abstractNumId="23" w15:restartNumberingAfterBreak="0">
+    <w:nsid w:val="5EDF5DE6"/>
+    <w:multiLevelType w:val="hybridMultilevel"/>
+    <w:tmpl w:val="2B245776"/>
+    <w:lvl w:ilvl="0" w:tplc="04090019">
+      <w:start w:val="1"/>
+      <w:numFmt w:val="lowerLetter"/>
+      <w:lvlText w:val="%1."/>
+      <w:lvlJc w:val="left"/>
+      <w:pPr>
+        <w:ind w:left="1440" w:hanging="360"/>
+      </w:pPr>
+    </w:lvl>
+    <w:lvl w:ilvl="1" w:tplc="04090019" w:tentative="1">
+      <w:start w:val="1"/>
+      <w:numFmt w:val="lowerLetter"/>
+      <w:lvlText w:val="%2."/>
+      <w:lvlJc w:val="left"/>
+      <w:pPr>
+        <w:ind w:left="2160" w:hanging="360"/>
+      </w:pPr>
+    </w:lvl>
+    <w:lvl w:ilvl="2" w:tplc="0409001B" w:tentative="1">
+      <w:start w:val="1"/>
+      <w:numFmt w:val="lowerRoman"/>
+      <w:lvlText w:val="%3."/>
+      <w:lvlJc w:val="right"/>
+      <w:pPr>
+        <w:ind w:left="2880" w:hanging="180"/>
+      </w:pPr>
+    </w:lvl>
+    <w:lvl w:ilvl="3" w:tplc="0409000F" w:tentative="1">
+      <w:start w:val="1"/>
+      <w:numFmt w:val="decimal"/>
+      <w:lvlText w:val="%4."/>
+      <w:lvlJc w:val="left"/>
+      <w:pPr>
+        <w:ind w:left="3600" w:hanging="360"/>
+      </w:pPr>
+    </w:lvl>
+    <w:lvl w:ilvl="4" w:tplc="04090019" w:tentative="1">
+      <w:start w:val="1"/>
+      <w:numFmt w:val="lowerLetter"/>
+      <w:lvlText w:val="%5."/>
+      <w:lvlJc w:val="left"/>
+      <w:pPr>
+        <w:ind w:left="4320" w:hanging="360"/>
+      </w:pPr>
+    </w:lvl>
+    <w:lvl w:ilvl="5" w:tplc="0409001B" w:tentative="1">
+      <w:start w:val="1"/>
+      <w:numFmt w:val="lowerRoman"/>
+      <w:lvlText w:val="%6."/>
+      <w:lvlJc w:val="right"/>
+      <w:pPr>
+        <w:ind w:left="5040" w:hanging="180"/>
+      </w:pPr>
+    </w:lvl>
+    <w:lvl w:ilvl="6" w:tplc="0409000F" w:tentative="1">
+      <w:start w:val="1"/>
+      <w:numFmt w:val="decimal"/>
+      <w:lvlText w:val="%7."/>
+      <w:lvlJc w:val="left"/>
+      <w:pPr>
+        <w:ind w:left="5760" w:hanging="360"/>
+      </w:pPr>
+    </w:lvl>
+    <w:lvl w:ilvl="7" w:tplc="04090019" w:tentative="1">
+      <w:start w:val="1"/>
+      <w:numFmt w:val="lowerLetter"/>
+      <w:lvlText w:val="%8."/>
+      <w:lvlJc w:val="left"/>
+      <w:pPr>
+        <w:ind w:left="6480" w:hanging="360"/>
+      </w:pPr>
+    </w:lvl>
+    <w:lvl w:ilvl="8" w:tplc="0409001B" w:tentative="1">
+      <w:start w:val="1"/>
+      <w:numFmt w:val="lowerRoman"/>
+      <w:lvlText w:val="%9."/>
+      <w:lvlJc w:val="right"/>
+      <w:pPr>
+        <w:ind w:left="7200" w:hanging="180"/>
+      </w:pPr>
+    </w:lvl>
+  </w:abstractNum>
+  <w:abstractNum w:abstractNumId="24" w15:restartNumberingAfterBreak="0">
     <w:nsid w:val="5F726C0F"/>
     <w:multiLevelType w:val="hybridMultilevel"/>
     <w:tmpl w:val="930EFFCA"/>
@@ -7425,7 +10127,122 @@
       </w:rPr>
     </w:lvl>
   </w:abstractNum>
-  <w:abstractNum w:abstractNumId="19" w15:restartNumberingAfterBreak="0">
+  <w:abstractNum w:abstractNumId="25" w15:restartNumberingAfterBreak="0">
+    <w:nsid w:val="63E64B8B"/>
+    <w:multiLevelType w:val="hybridMultilevel"/>
+    <w:tmpl w:val="C2502C80"/>
+    <w:lvl w:ilvl="0" w:tplc="22080E0A">
+      <w:start w:val="1"/>
+      <w:numFmt w:val="bullet"/>
+      <w:lvlText w:val=""/>
+      <w:lvlJc w:val="left"/>
+      <w:pPr>
+        <w:ind w:left="720" w:hanging="360"/>
+      </w:pPr>
+      <w:rPr>
+        <w:rFonts w:ascii="Symbol" w:hAnsi="Symbol" w:hint="default"/>
+        <w:sz w:val="24"/>
+        <w:szCs w:val="24"/>
+      </w:rPr>
+    </w:lvl>
+    <w:lvl w:ilvl="1" w:tplc="04090003" w:tentative="1">
+      <w:start w:val="1"/>
+      <w:numFmt w:val="bullet"/>
+      <w:lvlText w:val="o"/>
+      <w:lvlJc w:val="left"/>
+      <w:pPr>
+        <w:ind w:left="1440" w:hanging="360"/>
+      </w:pPr>
+      <w:rPr>
+        <w:rFonts w:ascii="Courier New" w:hAnsi="Courier New" w:cs="Courier New" w:hint="default"/>
+      </w:rPr>
+    </w:lvl>
+    <w:lvl w:ilvl="2" w:tplc="04090005" w:tentative="1">
+      <w:start w:val="1"/>
+      <w:numFmt w:val="bullet"/>
+      <w:lvlText w:val=""/>
+      <w:lvlJc w:val="left"/>
+      <w:pPr>
+        <w:ind w:left="2160" w:hanging="360"/>
+      </w:pPr>
+      <w:rPr>
+        <w:rFonts w:ascii="Wingdings" w:hAnsi="Wingdings" w:hint="default"/>
+      </w:rPr>
+    </w:lvl>
+    <w:lvl w:ilvl="3" w:tplc="04090001" w:tentative="1">
+      <w:start w:val="1"/>
+      <w:numFmt w:val="bullet"/>
+      <w:lvlText w:val=""/>
+      <w:lvlJc w:val="left"/>
+      <w:pPr>
+        <w:ind w:left="2880" w:hanging="360"/>
+      </w:pPr>
+      <w:rPr>
+        <w:rFonts w:ascii="Symbol" w:hAnsi="Symbol" w:hint="default"/>
+      </w:rPr>
+    </w:lvl>
+    <w:lvl w:ilvl="4" w:tplc="04090003" w:tentative="1">
+      <w:start w:val="1"/>
+      <w:numFmt w:val="bullet"/>
+      <w:lvlText w:val="o"/>
+      <w:lvlJc w:val="left"/>
+      <w:pPr>
+        <w:ind w:left="3600" w:hanging="360"/>
+      </w:pPr>
+      <w:rPr>
+        <w:rFonts w:ascii="Courier New" w:hAnsi="Courier New" w:cs="Courier New" w:hint="default"/>
+      </w:rPr>
+    </w:lvl>
+    <w:lvl w:ilvl="5" w:tplc="04090005" w:tentative="1">
+      <w:start w:val="1"/>
+      <w:numFmt w:val="bullet"/>
+      <w:lvlText w:val=""/>
+      <w:lvlJc w:val="left"/>
+      <w:pPr>
+        <w:ind w:left="4320" w:hanging="360"/>
+      </w:pPr>
+      <w:rPr>
+        <w:rFonts w:ascii="Wingdings" w:hAnsi="Wingdings" w:hint="default"/>
+      </w:rPr>
+    </w:lvl>
+    <w:lvl w:ilvl="6" w:tplc="04090001" w:tentative="1">
+      <w:start w:val="1"/>
+      <w:numFmt w:val="bullet"/>
+      <w:lvlText w:val=""/>
+      <w:lvlJc w:val="left"/>
+      <w:pPr>
+        <w:ind w:left="5040" w:hanging="360"/>
+      </w:pPr>
+      <w:rPr>
+        <w:rFonts w:ascii="Symbol" w:hAnsi="Symbol" w:hint="default"/>
+      </w:rPr>
+    </w:lvl>
+    <w:lvl w:ilvl="7" w:tplc="04090003" w:tentative="1">
+      <w:start w:val="1"/>
+      <w:numFmt w:val="bullet"/>
+      <w:lvlText w:val="o"/>
+      <w:lvlJc w:val="left"/>
+      <w:pPr>
+        <w:ind w:left="5760" w:hanging="360"/>
+      </w:pPr>
+      <w:rPr>
+        <w:rFonts w:ascii="Courier New" w:hAnsi="Courier New" w:cs="Courier New" w:hint="default"/>
+      </w:rPr>
+    </w:lvl>
+    <w:lvl w:ilvl="8" w:tplc="04090005" w:tentative="1">
+      <w:start w:val="1"/>
+      <w:numFmt w:val="bullet"/>
+      <w:lvlText w:val=""/>
+      <w:lvlJc w:val="left"/>
+      <w:pPr>
+        <w:ind w:left="6480" w:hanging="360"/>
+      </w:pPr>
+      <w:rPr>
+        <w:rFonts w:ascii="Wingdings" w:hAnsi="Wingdings" w:hint="default"/>
+      </w:rPr>
+    </w:lvl>
+  </w:abstractNum>
+  <w:abstractNum w:abstractNumId="26" w15:restartNumberingAfterBreak="0">
     <w:nsid w:val="6EAD3F90"/>
     <w:multiLevelType w:val="hybridMultilevel"/>
     <w:tmpl w:val="4B648F24"/>
@@ -7511,7 +10328,208 @@
       </w:pPr>
     </w:lvl>
   </w:abstractNum>
-  <w:abstractNum w:abstractNumId="20" w15:restartNumberingAfterBreak="0">
+  <w:abstractNum w:abstractNumId="27" w15:restartNumberingAfterBreak="0">
+    <w:nsid w:val="724936DF"/>
+    <w:multiLevelType w:val="hybridMultilevel"/>
+    <w:tmpl w:val="B16E71C8"/>
+    <w:lvl w:ilvl="0" w:tplc="04090019">
+      <w:start w:val="1"/>
+      <w:numFmt w:val="lowerLetter"/>
+      <w:lvlText w:val="%1."/>
+      <w:lvlJc w:val="left"/>
+      <w:pPr>
+        <w:ind w:left="2160" w:hanging="360"/>
+      </w:pPr>
+    </w:lvl>
+    <w:lvl w:ilvl="1" w:tplc="04090019" w:tentative="1">
+      <w:start w:val="1"/>
+      <w:numFmt w:val="lowerLetter"/>
+      <w:lvlText w:val="%2."/>
+      <w:lvlJc w:val="left"/>
+      <w:pPr>
+        <w:ind w:left="2880" w:hanging="360"/>
+      </w:pPr>
+    </w:lvl>
+    <w:lvl w:ilvl="2" w:tplc="0409001B" w:tentative="1">
+      <w:start w:val="1"/>
+      <w:numFmt w:val="lowerRoman"/>
+      <w:lvlText w:val="%3."/>
+      <w:lvlJc w:val="right"/>
+      <w:pPr>
+        <w:ind w:left="3600" w:hanging="180"/>
+      </w:pPr>
+    </w:lvl>
+    <w:lvl w:ilvl="3" w:tplc="0409000F" w:tentative="1">
+      <w:start w:val="1"/>
+      <w:numFmt w:val="decimal"/>
+      <w:lvlText w:val="%4."/>
+      <w:lvlJc w:val="left"/>
+      <w:pPr>
+        <w:ind w:left="4320" w:hanging="360"/>
+      </w:pPr>
+    </w:lvl>
+    <w:lvl w:ilvl="4" w:tplc="04090019" w:tentative="1">
+      <w:start w:val="1"/>
+      <w:numFmt w:val="lowerLetter"/>
+      <w:lvlText w:val="%5."/>
+      <w:lvlJc w:val="left"/>
+      <w:pPr>
+        <w:ind w:left="5040" w:hanging="360"/>
+      </w:pPr>
+    </w:lvl>
+    <w:lvl w:ilvl="5" w:tplc="0409001B" w:tentative="1">
+      <w:start w:val="1"/>
+      <w:numFmt w:val="lowerRoman"/>
+      <w:lvlText w:val="%6."/>
+      <w:lvlJc w:val="right"/>
+      <w:pPr>
+        <w:ind w:left="5760" w:hanging="180"/>
+      </w:pPr>
+    </w:lvl>
+    <w:lvl w:ilvl="6" w:tplc="0409000F" w:tentative="1">
+      <w:start w:val="1"/>
+      <w:numFmt w:val="decimal"/>
+      <w:lvlText w:val="%7."/>
+      <w:lvlJc w:val="left"/>
+      <w:pPr>
+        <w:ind w:left="6480" w:hanging="360"/>
+      </w:pPr>
+    </w:lvl>
+    <w:lvl w:ilvl="7" w:tplc="04090019" w:tentative="1">
+      <w:start w:val="1"/>
+      <w:numFmt w:val="lowerLetter"/>
+      <w:lvlText w:val="%8."/>
+      <w:lvlJc w:val="left"/>
+      <w:pPr>
+        <w:ind w:left="7200" w:hanging="360"/>
+      </w:pPr>
+    </w:lvl>
+    <w:lvl w:ilvl="8" w:tplc="0409001B" w:tentative="1">
+      <w:start w:val="1"/>
+      <w:numFmt w:val="lowerRoman"/>
+      <w:lvlText w:val="%9."/>
+      <w:lvlJc w:val="right"/>
+      <w:pPr>
+        <w:ind w:left="7920" w:hanging="180"/>
+      </w:pPr>
+    </w:lvl>
+  </w:abstractNum>
+  <w:abstractNum w:abstractNumId="28" w15:restartNumberingAfterBreak="0">
+    <w:nsid w:val="7845469A"/>
+    <w:multiLevelType w:val="hybridMultilevel"/>
+    <w:tmpl w:val="F46444A6"/>
+    <w:lvl w:ilvl="0" w:tplc="22080E0A">
+      <w:start w:val="1"/>
+      <w:numFmt w:val="bullet"/>
+      <w:lvlText w:val=""/>
+      <w:lvlJc w:val="left"/>
+      <w:pPr>
+        <w:ind w:left="720" w:hanging="360"/>
+      </w:pPr>
+      <w:rPr>
+        <w:rFonts w:ascii="Symbol" w:hAnsi="Symbol" w:hint="default"/>
+        <w:sz w:val="24"/>
+        <w:szCs w:val="24"/>
+      </w:rPr>
+    </w:lvl>
+    <w:lvl w:ilvl="1" w:tplc="04090003" w:tentative="1">
+      <w:start w:val="1"/>
+      <w:numFmt w:val="bullet"/>
+      <w:lvlText w:val="o"/>
+      <w:lvlJc w:val="left"/>
+      <w:pPr>
+        <w:ind w:left="1440" w:hanging="360"/>
+      </w:pPr>
+      <w:rPr>
+        <w:rFonts w:ascii="Courier New" w:hAnsi="Courier New" w:cs="Courier New" w:hint="default"/>
+      </w:rPr>
+    </w:lvl>
+    <w:lvl w:ilvl="2" w:tplc="04090005" w:tentative="1">
+      <w:start w:val="1"/>
+      <w:numFmt w:val="bullet"/>
+      <w:lvlText w:val=""/>
+      <w:lvlJc w:val="left"/>
+      <w:pPr>
+        <w:ind w:left="2160" w:hanging="360"/>
+      </w:pPr>
+      <w:rPr>
+        <w:rFonts w:ascii="Wingdings" w:hAnsi="Wingdings" w:hint="default"/>
+      </w:rPr>
+    </w:lvl>
+    <w:lvl w:ilvl="3" w:tplc="04090001" w:tentative="1">
+      <w:start w:val="1"/>
+      <w:numFmt w:val="bullet"/>
+      <w:lvlText w:val=""/>
+      <w:lvlJc w:val="left"/>
+      <w:pPr>
+        <w:ind w:left="2880" w:hanging="360"/>
+      </w:pPr>
+      <w:rPr>
+        <w:rFonts w:ascii="Symbol" w:hAnsi="Symbol" w:hint="default"/>
+      </w:rPr>
+    </w:lvl>
+    <w:lvl w:ilvl="4" w:tplc="04090003" w:tentative="1">
+      <w:start w:val="1"/>
+      <w:numFmt w:val="bullet"/>
+      <w:lvlText w:val="o"/>
+      <w:lvlJc w:val="left"/>
+      <w:pPr>
+        <w:ind w:left="3600" w:hanging="360"/>
+      </w:pPr>
+      <w:rPr>
+        <w:rFonts w:ascii="Courier New" w:hAnsi="Courier New" w:cs="Courier New" w:hint="default"/>
+      </w:rPr>
+    </w:lvl>
+    <w:lvl w:ilvl="5" w:tplc="04090005" w:tentative="1">
+      <w:start w:val="1"/>
+      <w:numFmt w:val="bullet"/>
+      <w:lvlText w:val=""/>
+      <w:lvlJc w:val="left"/>
+      <w:pPr>
+        <w:ind w:left="4320" w:hanging="360"/>
+      </w:pPr>
+      <w:rPr>
+        <w:rFonts w:ascii="Wingdings" w:hAnsi="Wingdings" w:hint="default"/>
+      </w:rPr>
+    </w:lvl>
+    <w:lvl w:ilvl="6" w:tplc="04090001" w:tentative="1">
+      <w:start w:val="1"/>
+      <w:numFmt w:val="bullet"/>
+      <w:lvlText w:val=""/>
+      <w:lvlJc w:val="left"/>
+      <w:pPr>
+        <w:ind w:left="5040" w:hanging="360"/>
+      </w:pPr>
+      <w:rPr>
+        <w:rFonts w:ascii="Symbol" w:hAnsi="Symbol" w:hint="default"/>
+      </w:rPr>
+    </w:lvl>
+    <w:lvl w:ilvl="7" w:tplc="04090003" w:tentative="1">
+      <w:start w:val="1"/>
+      <w:numFmt w:val="bullet"/>
+      <w:lvlText w:val="o"/>
+      <w:lvlJc w:val="left"/>
+      <w:pPr>
+        <w:ind w:left="5760" w:hanging="360"/>
+      </w:pPr>
+      <w:rPr>
+        <w:rFonts w:ascii="Courier New" w:hAnsi="Courier New" w:cs="Courier New" w:hint="default"/>
+      </w:rPr>
+    </w:lvl>
+    <w:lvl w:ilvl="8" w:tplc="04090005" w:tentative="1">
+      <w:start w:val="1"/>
+      <w:numFmt w:val="bullet"/>
+      <w:lvlText w:val=""/>
+      <w:lvlJc w:val="left"/>
+      <w:pPr>
+        <w:ind w:left="6480" w:hanging="360"/>
+      </w:pPr>
+      <w:rPr>
+        <w:rFonts w:ascii="Wingdings" w:hAnsi="Wingdings" w:hint="default"/>
+      </w:rPr>
+    </w:lvl>
+  </w:abstractNum>
+  <w:abstractNum w:abstractNumId="29" w15:restartNumberingAfterBreak="0">
     <w:nsid w:val="791D21F7"/>
     <w:multiLevelType w:val="hybridMultilevel"/>
     <w:tmpl w:val="5CA82616"/>
@@ -7625,67 +10643,94 @@
     </w:lvl>
   </w:abstractNum>
   <w:num w:numId="1" w16cid:durableId="934509190">
+    <w:abstractNumId w:val="11"/>
+  </w:num>
+  <w:num w:numId="2" w16cid:durableId="115100952">
+    <w:abstractNumId w:val="18"/>
+  </w:num>
+  <w:num w:numId="3" w16cid:durableId="150366769">
+    <w:abstractNumId w:val="7"/>
+  </w:num>
+  <w:num w:numId="4" w16cid:durableId="63919764">
+    <w:abstractNumId w:val="21"/>
+  </w:num>
+  <w:num w:numId="5" w16cid:durableId="628904542">
+    <w:abstractNumId w:val="12"/>
+  </w:num>
+  <w:num w:numId="6" w16cid:durableId="1716156549">
+    <w:abstractNumId w:val="20"/>
+  </w:num>
+  <w:num w:numId="7" w16cid:durableId="687371167">
+    <w:abstractNumId w:val="29"/>
+  </w:num>
+  <w:num w:numId="8" w16cid:durableId="556476636">
+    <w:abstractNumId w:val="15"/>
+  </w:num>
+  <w:num w:numId="9" w16cid:durableId="1194683754">
+    <w:abstractNumId w:val="16"/>
+  </w:num>
+  <w:num w:numId="10" w16cid:durableId="2013412421">
+    <w:abstractNumId w:val="24"/>
+  </w:num>
+  <w:num w:numId="11" w16cid:durableId="315886753">
+    <w:abstractNumId w:val="5"/>
+  </w:num>
+  <w:num w:numId="12" w16cid:durableId="742684401">
+    <w:abstractNumId w:val="17"/>
+  </w:num>
+  <w:num w:numId="13" w16cid:durableId="921572056">
+    <w:abstractNumId w:val="3"/>
+  </w:num>
+  <w:num w:numId="14" w16cid:durableId="738753561">
+    <w:abstractNumId w:val="4"/>
+  </w:num>
+  <w:num w:numId="15" w16cid:durableId="1235701449">
+    <w:abstractNumId w:val="14"/>
+  </w:num>
+  <w:num w:numId="16" w16cid:durableId="1660033289">
+    <w:abstractNumId w:val="6"/>
+  </w:num>
+  <w:num w:numId="17" w16cid:durableId="1221818970">
     <w:abstractNumId w:val="9"/>
   </w:num>
-  <w:num w:numId="2" w16cid:durableId="115100952">
-    <w:abstractNumId w:val="15"/>
+  <w:num w:numId="18" w16cid:durableId="463432551">
+    <w:abstractNumId w:val="8"/>
   </w:num>
-  <w:num w:numId="3" w16cid:durableId="150366769">
-    <w:abstractNumId w:val="6"/>
+  <w:num w:numId="19" w16cid:durableId="418605590">
+    <w:abstractNumId w:val="1"/>
   </w:num>
-  <w:num w:numId="4" w16cid:durableId="63919764">
-    <w:abstractNumId w:val="17"/>
+  <w:num w:numId="20" w16cid:durableId="1654604264">
+    <w:abstractNumId w:val="2"/>
   </w:num>
-  <w:num w:numId="5" w16cid:durableId="628904542">
+  <w:num w:numId="21" w16cid:durableId="1875844110">
+    <w:abstractNumId w:val="26"/>
+  </w:num>
+  <w:num w:numId="22" w16cid:durableId="779682248">
+    <w:abstractNumId w:val="27"/>
+  </w:num>
+  <w:num w:numId="23" w16cid:durableId="2086147070">
+    <w:abstractNumId w:val="13"/>
+  </w:num>
+  <w:num w:numId="24" w16cid:durableId="1172062252">
     <w:abstractNumId w:val="10"/>
   </w:num>
-  <w:num w:numId="6" w16cid:durableId="1716156549">
-    <w:abstractNumId w:val="16"/>
+  <w:num w:numId="25" w16cid:durableId="1864514672">
+    <w:abstractNumId w:val="23"/>
   </w:num>
-  <w:num w:numId="7" w16cid:durableId="687371167">
-    <w:abstractNumId w:val="20"/>
+  <w:num w:numId="26" w16cid:durableId="998923955">
+    <w:abstractNumId w:val="19"/>
   </w:num>
-  <w:num w:numId="8" w16cid:durableId="556476636">
-    <w:abstractNumId w:val="12"/>
+  <w:num w:numId="27" w16cid:durableId="788474771">
+    <w:abstractNumId w:val="25"/>
   </w:num>
-  <w:num w:numId="9" w16cid:durableId="1194683754">
-    <w:abstractNumId w:val="13"/>
+  <w:num w:numId="28" w16cid:durableId="277638130">
+    <w:abstractNumId w:val="28"/>
   </w:num>
-  <w:num w:numId="10" w16cid:durableId="2013412421">
-    <w:abstractNumId w:val="18"/>
+  <w:num w:numId="29" w16cid:durableId="1539511412">
+    <w:abstractNumId w:val="22"/>
   </w:num>
-  <w:num w:numId="11" w16cid:durableId="315886753">
-    <w:abstractNumId w:val="4"/>
-  </w:num>
-  <w:num w:numId="12" w16cid:durableId="742684401">
-    <w:abstractNumId w:val="14"/>
-  </w:num>
-  <w:num w:numId="13" w16cid:durableId="921572056">
-    <w:abstractNumId w:val="2"/>
-  </w:num>
-  <w:num w:numId="14" w16cid:durableId="738753561">
-    <w:abstractNumId w:val="3"/>
-  </w:num>
-  <w:num w:numId="15" w16cid:durableId="1235701449">
-    <w:abstractNumId w:val="11"/>
-  </w:num>
-  <w:num w:numId="16" w16cid:durableId="1660033289">
-    <w:abstractNumId w:val="5"/>
-  </w:num>
-  <w:num w:numId="17" w16cid:durableId="1221818970">
-    <w:abstractNumId w:val="8"/>
-  </w:num>
-  <w:num w:numId="18" w16cid:durableId="463432551">
-    <w:abstractNumId w:val="7"/>
-  </w:num>
-  <w:num w:numId="19" w16cid:durableId="418605590">
+  <w:num w:numId="30" w16cid:durableId="1186212843">
     <w:abstractNumId w:val="0"/>
-  </w:num>
-  <w:num w:numId="20" w16cid:durableId="1654604264">
-    <w:abstractNumId w:val="1"/>
-  </w:num>
-  <w:num w:numId="21" w16cid:durableId="1875844110">
-    <w:abstractNumId w:val="19"/>
   </w:num>
 </w:numbering>
 </file>
@@ -8293,7 +11338,6 @@
   <w:style w:type="character" w:default="1" w:styleId="DefaultParagraphFont">
     <w:name w:val="Default Paragraph Font"/>
     <w:uiPriority w:val="1"/>
-    <w:semiHidden/>
     <w:unhideWhenUsed/>
   </w:style>
   <w:style w:type="table" w:default="1" w:styleId="TableNormal">

--- a/Automate Full Stack Application.docx
+++ b/Automate Full Stack Application.docx
@@ -82,7 +82,21 @@
         <w:rPr>
           <w:rFonts w:ascii="Times New Roman" w:hAnsi="Times New Roman" w:cs="Times New Roman"/>
         </w:rPr>
-        <w:t xml:space="preserve">After creating project folder I create a </w:t>
+        <w:t xml:space="preserve">After creating project </w:t>
+      </w:r>
+      <w:proofErr w:type="gramStart"/>
+      <w:r>
+        <w:rPr>
+          <w:rFonts w:ascii="Times New Roman" w:hAnsi="Times New Roman" w:cs="Times New Roman"/>
+        </w:rPr>
+        <w:t>folder</w:t>
+      </w:r>
+      <w:proofErr w:type="gramEnd"/>
+      <w:r>
+        <w:rPr>
+          <w:rFonts w:ascii="Times New Roman" w:hAnsi="Times New Roman" w:cs="Times New Roman"/>
+        </w:rPr>
+        <w:t xml:space="preserve"> I create a </w:t>
       </w:r>
       <w:r>
         <w:rPr>
@@ -705,7 +719,25 @@
           <w:b/>
           <w:bCs/>
         </w:rPr>
-        <w:t>').config();</w:t>
+        <w:t>').</w:t>
+      </w:r>
+      <w:proofErr w:type="gramStart"/>
+      <w:r>
+        <w:rPr>
+          <w:rFonts w:ascii="Times New Roman" w:hAnsi="Times New Roman" w:cs="Times New Roman"/>
+          <w:b/>
+          <w:bCs/>
+        </w:rPr>
+        <w:t>config(</w:t>
+      </w:r>
+      <w:proofErr w:type="gramEnd"/>
+      <w:r>
+        <w:rPr>
+          <w:rFonts w:ascii="Times New Roman" w:hAnsi="Times New Roman" w:cs="Times New Roman"/>
+          <w:b/>
+          <w:bCs/>
+        </w:rPr>
+        <w:t>);</w:t>
       </w:r>
       <w:r>
         <w:rPr>
@@ -791,7 +823,21 @@
         <w:rPr>
           <w:rFonts w:ascii="Times New Roman" w:hAnsi="Times New Roman" w:cs="Times New Roman"/>
         </w:rPr>
-        <w:t xml:space="preserve">After that I create models folder inside server folder and inside it I create user.js file for </w:t>
+        <w:t xml:space="preserve">After that I create </w:t>
+      </w:r>
+      <w:proofErr w:type="gramStart"/>
+      <w:r>
+        <w:rPr>
+          <w:rFonts w:ascii="Times New Roman" w:hAnsi="Times New Roman" w:cs="Times New Roman"/>
+        </w:rPr>
+        <w:t>models</w:t>
+      </w:r>
+      <w:proofErr w:type="gramEnd"/>
+      <w:r>
+        <w:rPr>
+          <w:rFonts w:ascii="Times New Roman" w:hAnsi="Times New Roman" w:cs="Times New Roman"/>
+        </w:rPr>
+        <w:t xml:space="preserve"> folder inside server folder and inside it I create user.js file for </w:t>
       </w:r>
     </w:p>
     <w:p>
@@ -1001,8 +1047,18 @@
           <w:b/>
           <w:bCs/>
         </w:rPr>
-        <w:t xml:space="preserve"> create-react-app .</w:t>
-      </w:r>
+        <w:t xml:space="preserve"> create-react-</w:t>
+      </w:r>
+      <w:proofErr w:type="gramStart"/>
+      <w:r>
+        <w:rPr>
+          <w:rFonts w:ascii="Times New Roman" w:hAnsi="Times New Roman" w:cs="Times New Roman"/>
+          <w:b/>
+          <w:bCs/>
+        </w:rPr>
+        <w:t>app .</w:t>
+      </w:r>
+      <w:proofErr w:type="gramEnd"/>
       <w:r>
         <w:rPr>
           <w:rFonts w:ascii="Times New Roman" w:hAnsi="Times New Roman" w:cs="Times New Roman"/>
@@ -1213,7 +1269,14 @@
           <w:rFonts w:ascii="Times New Roman" w:hAnsi="Times New Roman" w:cs="Times New Roman"/>
         </w:rPr>
         <w:lastRenderedPageBreak/>
-        <w:t xml:space="preserve">import { </w:t>
+        <w:t xml:space="preserve">import </w:t>
+      </w:r>
+      <w:proofErr w:type="gramStart"/>
+      <w:r>
+        <w:rPr>
+          <w:rFonts w:ascii="Times New Roman" w:hAnsi="Times New Roman" w:cs="Times New Roman"/>
+        </w:rPr>
+        <w:t xml:space="preserve">{ </w:t>
       </w:r>
       <w:proofErr w:type="spellStart"/>
       <w:r>
@@ -1223,6 +1286,7 @@
         <w:t>useEffect</w:t>
       </w:r>
       <w:proofErr w:type="spellEnd"/>
+      <w:proofErr w:type="gramEnd"/>
       <w:r>
         <w:rPr>
           <w:rFonts w:ascii="Times New Roman" w:hAnsi="Times New Roman" w:cs="Times New Roman"/>
@@ -1230,6 +1294,7 @@
         <w:t xml:space="preserve">, </w:t>
       </w:r>
       <w:proofErr w:type="spellStart"/>
+      <w:proofErr w:type="gramStart"/>
       <w:r>
         <w:rPr>
           <w:rFonts w:ascii="Times New Roman" w:hAnsi="Times New Roman" w:cs="Times New Roman"/>
@@ -1241,7 +1306,14 @@
         <w:rPr>
           <w:rFonts w:ascii="Times New Roman" w:hAnsi="Times New Roman" w:cs="Times New Roman"/>
         </w:rPr>
-        <w:t xml:space="preserve"> } from "react";</w:t>
+        <w:t xml:space="preserve"> }</w:t>
+      </w:r>
+      <w:proofErr w:type="gramEnd"/>
+      <w:r>
+        <w:rPr>
+          <w:rFonts w:ascii="Times New Roman" w:hAnsi="Times New Roman" w:cs="Times New Roman"/>
+        </w:rPr>
+        <w:t xml:space="preserve"> from "react";</w:t>
       </w:r>
     </w:p>
     <w:p>
@@ -1421,7 +1493,21 @@
         <w:rPr>
           <w:rFonts w:ascii="Times New Roman" w:hAnsi="Times New Roman" w:cs="Times New Roman"/>
         </w:rPr>
-        <w:t xml:space="preserve">And also I create </w:t>
+        <w:t xml:space="preserve">And </w:t>
+      </w:r>
+      <w:proofErr w:type="gramStart"/>
+      <w:r>
+        <w:rPr>
+          <w:rFonts w:ascii="Times New Roman" w:hAnsi="Times New Roman" w:cs="Times New Roman"/>
+        </w:rPr>
+        <w:t>also</w:t>
+      </w:r>
+      <w:proofErr w:type="gramEnd"/>
+      <w:r>
+        <w:rPr>
+          <w:rFonts w:ascii="Times New Roman" w:hAnsi="Times New Roman" w:cs="Times New Roman"/>
+        </w:rPr>
+        <w:t xml:space="preserve"> I create </w:t>
       </w:r>
       <w:r>
         <w:rPr>
@@ -1465,11 +1551,19 @@
         </w:rPr>
         <w:t xml:space="preserve"> </w:t>
       </w:r>
-      <w:r>
-        <w:rPr>
-          <w:rFonts w:ascii="Times New Roman" w:hAnsi="Times New Roman" w:cs="Times New Roman"/>
-        </w:rPr>
-        <w:t xml:space="preserve">its find routes in </w:t>
+      <w:proofErr w:type="gramStart"/>
+      <w:r>
+        <w:rPr>
+          <w:rFonts w:ascii="Times New Roman" w:hAnsi="Times New Roman" w:cs="Times New Roman"/>
+        </w:rPr>
+        <w:t>its</w:t>
+      </w:r>
+      <w:proofErr w:type="gramEnd"/>
+      <w:r>
+        <w:rPr>
+          <w:rFonts w:ascii="Times New Roman" w:hAnsi="Times New Roman" w:cs="Times New Roman"/>
+        </w:rPr>
+        <w:t xml:space="preserve"> find routes in </w:t>
       </w:r>
       <w:r>
         <w:rPr>
@@ -2671,6 +2765,7 @@
         <w:t xml:space="preserve"> ci = clean install based on package-</w:t>
       </w:r>
       <w:proofErr w:type="spellStart"/>
+      <w:proofErr w:type="gramStart"/>
       <w:r>
         <w:rPr>
           <w:rFonts w:ascii="Times New Roman" w:hAnsi="Times New Roman" w:cs="Times New Roman"/>
@@ -2678,6 +2773,7 @@
         <w:t>lock.json</w:t>
       </w:r>
       <w:proofErr w:type="spellEnd"/>
+      <w:proofErr w:type="gramEnd"/>
       <w:r>
         <w:rPr>
           <w:rFonts w:ascii="Times New Roman" w:hAnsi="Times New Roman" w:cs="Times New Roman"/>
@@ -3034,7 +3130,25 @@
           <w:b/>
           <w:bCs/>
         </w:rPr>
-        <w:t>Docker will automatically restart the container if it crashes, But won’t restart if you manually stop it.</w:t>
+        <w:t xml:space="preserve">Docker will automatically restart the container if it crashes, </w:t>
+      </w:r>
+      <w:proofErr w:type="gramStart"/>
+      <w:r>
+        <w:rPr>
+          <w:rFonts w:ascii="Times New Roman" w:hAnsi="Times New Roman" w:cs="Times New Roman"/>
+          <w:b/>
+          <w:bCs/>
+        </w:rPr>
+        <w:t>But</w:t>
+      </w:r>
+      <w:proofErr w:type="gramEnd"/>
+      <w:r>
+        <w:rPr>
+          <w:rFonts w:ascii="Times New Roman" w:hAnsi="Times New Roman" w:cs="Times New Roman"/>
+          <w:b/>
+          <w:bCs/>
+        </w:rPr>
+        <w:t xml:space="preserve"> won’t restart if you manually stop it.</w:t>
       </w:r>
     </w:p>
     <w:p>
@@ -3180,7 +3294,21 @@
         <w:rPr>
           <w:rFonts w:ascii="Times New Roman" w:hAnsi="Times New Roman" w:cs="Times New Roman"/>
         </w:rPr>
-        <w:t>After I hide this ports using env file, I created env file on</w:t>
+        <w:t xml:space="preserve">After I hide </w:t>
+      </w:r>
+      <w:proofErr w:type="gramStart"/>
+      <w:r>
+        <w:rPr>
+          <w:rFonts w:ascii="Times New Roman" w:hAnsi="Times New Roman" w:cs="Times New Roman"/>
+        </w:rPr>
+        <w:t>this ports</w:t>
+      </w:r>
+      <w:proofErr w:type="gramEnd"/>
+      <w:r>
+        <w:rPr>
+          <w:rFonts w:ascii="Times New Roman" w:hAnsi="Times New Roman" w:cs="Times New Roman"/>
+        </w:rPr>
+        <w:t xml:space="preserve"> using env file, I created env file on</w:t>
       </w:r>
       <w:r>
         <w:rPr>
@@ -3309,7 +3437,31 @@
           <w:szCs w:val="21"/>
           <w14:ligatures w14:val="none"/>
         </w:rPr>
-        <w:t>"${NGINX_HOST_PORT}:${NGINX_CONTAINER_PORT}"</w:t>
+        <w:t>"${NGINX_HOST_PORT</w:t>
+      </w:r>
+      <w:proofErr w:type="gramStart"/>
+      <w:r>
+        <w:rPr>
+          <w:rFonts w:ascii="Consolas" w:eastAsia="Times New Roman" w:hAnsi="Consolas" w:cs="Times New Roman"/>
+          <w:color w:val="A5D6FF"/>
+          <w:kern w:val="0"/>
+          <w:sz w:val="21"/>
+          <w:szCs w:val="21"/>
+          <w14:ligatures w14:val="none"/>
+        </w:rPr>
+        <w:t>}:$</w:t>
+      </w:r>
+      <w:proofErr w:type="gramEnd"/>
+      <w:r>
+        <w:rPr>
+          <w:rFonts w:ascii="Consolas" w:eastAsia="Times New Roman" w:hAnsi="Consolas" w:cs="Times New Roman"/>
+          <w:color w:val="A5D6FF"/>
+          <w:kern w:val="0"/>
+          <w:sz w:val="21"/>
+          <w:szCs w:val="21"/>
+          <w14:ligatures w14:val="none"/>
+        </w:rPr>
+        <w:t>{NGINX_CONTAINER_PORT}"</w:t>
       </w:r>
     </w:p>
     <w:p>
@@ -3408,6 +3560,7 @@
         </w:rPr>
       </w:pPr>
       <w:proofErr w:type="spellStart"/>
+      <w:proofErr w:type="gramStart"/>
       <w:r>
         <w:rPr>
           <w:rFonts w:ascii="Times New Roman" w:hAnsi="Times New Roman" w:cs="Times New Roman"/>
@@ -3415,6 +3568,7 @@
         <w:t>Finnaly</w:t>
       </w:r>
       <w:proofErr w:type="spellEnd"/>
+      <w:proofErr w:type="gramEnd"/>
       <w:r>
         <w:rPr>
           <w:rFonts w:ascii="Times New Roman" w:hAnsi="Times New Roman" w:cs="Times New Roman"/>
@@ -3732,7 +3886,21 @@
         <w:rPr>
           <w:rFonts w:ascii="Times New Roman" w:hAnsi="Times New Roman" w:cs="Times New Roman"/>
         </w:rPr>
-        <w:t xml:space="preserve"> (example : </w:t>
+        <w:t xml:space="preserve"> (</w:t>
+      </w:r>
+      <w:proofErr w:type="gramStart"/>
+      <w:r>
+        <w:rPr>
+          <w:rFonts w:ascii="Times New Roman" w:hAnsi="Times New Roman" w:cs="Times New Roman"/>
+        </w:rPr>
+        <w:t>example :</w:t>
+      </w:r>
+      <w:proofErr w:type="gramEnd"/>
+      <w:r>
+        <w:rPr>
+          <w:rFonts w:ascii="Times New Roman" w:hAnsi="Times New Roman" w:cs="Times New Roman"/>
+        </w:rPr>
+        <w:t xml:space="preserve"> </w:t>
       </w:r>
       <w:r>
         <w:rPr>
@@ -4441,7 +4609,21 @@
         <w:rPr>
           <w:rFonts w:ascii="Times New Roman" w:hAnsi="Times New Roman" w:cs="Times New Roman"/>
         </w:rPr>
-        <w:t xml:space="preserve">Accidentally pushed .env </w:t>
+        <w:t xml:space="preserve">Accidentally </w:t>
+      </w:r>
+      <w:proofErr w:type="gramStart"/>
+      <w:r>
+        <w:rPr>
+          <w:rFonts w:ascii="Times New Roman" w:hAnsi="Times New Roman" w:cs="Times New Roman"/>
+        </w:rPr>
+        <w:t>pushed .env</w:t>
+      </w:r>
+      <w:proofErr w:type="gramEnd"/>
+      <w:r>
+        <w:rPr>
+          <w:rFonts w:ascii="Times New Roman" w:hAnsi="Times New Roman" w:cs="Times New Roman"/>
+        </w:rPr>
+        <w:t xml:space="preserve"> </w:t>
       </w:r>
     </w:p>
     <w:p>
@@ -5714,7 +5896,21 @@
         <w:rPr>
           <w:rFonts w:ascii="Times New Roman" w:hAnsi="Times New Roman" w:cs="Times New Roman"/>
         </w:rPr>
-        <w:t xml:space="preserve">In the id section u must add anything u want (RECOMMAND : use small word) because we </w:t>
+        <w:t>In the id section u must add anything u want (</w:t>
+      </w:r>
+      <w:proofErr w:type="gramStart"/>
+      <w:r>
+        <w:rPr>
+          <w:rFonts w:ascii="Times New Roman" w:hAnsi="Times New Roman" w:cs="Times New Roman"/>
+        </w:rPr>
+        <w:t>RECOMMAND :</w:t>
+      </w:r>
+      <w:proofErr w:type="gramEnd"/>
+      <w:r>
+        <w:rPr>
+          <w:rFonts w:ascii="Times New Roman" w:hAnsi="Times New Roman" w:cs="Times New Roman"/>
+        </w:rPr>
+        <w:t xml:space="preserve"> use small word) because we </w:t>
       </w:r>
       <w:proofErr w:type="spellStart"/>
       <w:r>
@@ -5815,19 +6011,7 @@
         <w:rPr>
           <w:rFonts w:ascii="Times New Roman" w:hAnsi="Times New Roman" w:cs="Times New Roman"/>
         </w:rPr>
-        <w:t xml:space="preserve">Tick </w:t>
-      </w:r>
-      <w:r>
-        <w:rPr>
-          <w:rFonts w:ascii="Times New Roman" w:hAnsi="Times New Roman" w:cs="Times New Roman"/>
-        </w:rPr>
-        <w:t>Environment variables</w:t>
-      </w:r>
-      <w:r>
-        <w:rPr>
-          <w:rFonts w:ascii="Times New Roman" w:hAnsi="Times New Roman" w:cs="Times New Roman"/>
-        </w:rPr>
-        <w:t xml:space="preserve"> Square</w:t>
+        <w:t>Tick Environment variables Square</w:t>
       </w:r>
     </w:p>
     <w:p>
@@ -5848,13 +6032,7 @@
         <w:rPr>
           <w:rFonts w:ascii="Times New Roman" w:hAnsi="Times New Roman" w:cs="Times New Roman"/>
         </w:rPr>
-        <w:t>Name</w:t>
-      </w:r>
-      <w:r>
-        <w:rPr>
-          <w:rFonts w:ascii="Times New Roman" w:hAnsi="Times New Roman" w:cs="Times New Roman"/>
-        </w:rPr>
-        <w:t xml:space="preserve"> as “</w:t>
+        <w:t>Name as “</w:t>
       </w:r>
       <w:proofErr w:type="spellStart"/>
       <w:r>
@@ -5891,13 +6069,7 @@
         <w:rPr>
           <w:rFonts w:ascii="Times New Roman" w:hAnsi="Times New Roman" w:cs="Times New Roman"/>
         </w:rPr>
-        <w:t>Server URL</w:t>
-      </w:r>
-      <w:r>
-        <w:rPr>
-          <w:rFonts w:ascii="Times New Roman" w:hAnsi="Times New Roman" w:cs="Times New Roman"/>
-        </w:rPr>
-        <w:t xml:space="preserve"> as </w:t>
+        <w:t xml:space="preserve">Server URL as </w:t>
       </w:r>
       <w:hyperlink r:id="rId30" w:history="1">
         <w:r>
@@ -5927,13 +6099,7 @@
         <w:rPr>
           <w:rFonts w:ascii="Times New Roman" w:hAnsi="Times New Roman" w:cs="Times New Roman"/>
         </w:rPr>
-        <w:t>Server authentication token</w:t>
-      </w:r>
-      <w:r>
-        <w:rPr>
-          <w:rFonts w:ascii="Times New Roman" w:hAnsi="Times New Roman" w:cs="Times New Roman"/>
-        </w:rPr>
-        <w:t xml:space="preserve"> add token from credential we add it earlier</w:t>
+        <w:t>Server authentication token add token from credential we add it earlier</w:t>
       </w:r>
     </w:p>
     <w:p>
@@ -6176,6 +6342,7 @@
         </w:rPr>
       </w:pPr>
       <w:proofErr w:type="spellStart"/>
+      <w:proofErr w:type="gramStart"/>
       <w:r>
         <w:rPr>
           <w:rFonts w:ascii="Times New Roman" w:hAnsi="Times New Roman" w:cs="Times New Roman"/>
@@ -6195,9 +6362,32 @@
           <w:i/>
           <w:iCs/>
         </w:rPr>
-        <w:t>([string(</w:t>
+        <w:t>(</w:t>
+      </w:r>
+      <w:proofErr w:type="gramEnd"/>
+      <w:r>
+        <w:rPr>
+          <w:rFonts w:ascii="Times New Roman" w:hAnsi="Times New Roman" w:cs="Times New Roman"/>
+          <w:b/>
+          <w:bCs/>
+          <w:i/>
+          <w:iCs/>
+        </w:rPr>
+        <w:t>[</w:t>
+      </w:r>
+      <w:proofErr w:type="gramStart"/>
+      <w:r>
+        <w:rPr>
+          <w:rFonts w:ascii="Times New Roman" w:hAnsi="Times New Roman" w:cs="Times New Roman"/>
+          <w:b/>
+          <w:bCs/>
+          <w:i/>
+          <w:iCs/>
+        </w:rPr>
+        <w:t>string(</w:t>
       </w:r>
       <w:proofErr w:type="spellStart"/>
+      <w:proofErr w:type="gramEnd"/>
       <w:r>
         <w:rPr>
           <w:rFonts w:ascii="Times New Roman" w:hAnsi="Times New Roman" w:cs="Times New Roman"/>
@@ -6273,7 +6463,21 @@
         <w:rPr>
           <w:rFonts w:ascii="Times New Roman" w:hAnsi="Times New Roman" w:cs="Times New Roman"/>
         </w:rPr>
-        <w:t xml:space="preserve">After go to inside it go </w:t>
+        <w:t xml:space="preserve">After go to inside it </w:t>
+      </w:r>
+      <w:proofErr w:type="gramStart"/>
+      <w:r>
+        <w:rPr>
+          <w:rFonts w:ascii="Times New Roman" w:hAnsi="Times New Roman" w:cs="Times New Roman"/>
+        </w:rPr>
+        <w:t>go</w:t>
+      </w:r>
+      <w:proofErr w:type="gramEnd"/>
+      <w:r>
+        <w:rPr>
+          <w:rFonts w:ascii="Times New Roman" w:hAnsi="Times New Roman" w:cs="Times New Roman"/>
+        </w:rPr>
+        <w:t xml:space="preserve"> </w:t>
       </w:r>
       <w:r>
         <w:rPr>
@@ -6518,15 +6722,7 @@
           <w:b/>
           <w:bCs/>
         </w:rPr>
-        <w:t>Line number 3</w:t>
-      </w:r>
-      <w:r>
-        <w:rPr>
-          <w:rFonts w:ascii="Times New Roman" w:hAnsi="Times New Roman" w:cs="Times New Roman"/>
-          <w:b/>
-          <w:bCs/>
-        </w:rPr>
-        <w:t>4</w:t>
+        <w:t>Line number 34</w:t>
       </w:r>
       <w:r>
         <w:rPr>
@@ -6708,13 +6904,7 @@
         <w:rPr>
           <w:rFonts w:ascii="Times New Roman" w:hAnsi="Times New Roman" w:cs="Times New Roman"/>
         </w:rPr>
-        <w:t>Sonar scans all code in current Jenkins workspace.</w:t>
-      </w:r>
-      <w:r>
-        <w:rPr>
-          <w:rFonts w:ascii="Times New Roman" w:hAnsi="Times New Roman" w:cs="Times New Roman"/>
-        </w:rPr>
-        <w:t xml:space="preserve"> This </w:t>
+        <w:t xml:space="preserve">Sonar scans all code in current Jenkins workspace. This </w:t>
       </w:r>
       <w:r>
         <w:rPr>
@@ -6814,15 +7004,7 @@
           <w:b/>
           <w:bCs/>
         </w:rPr>
-        <w:t xml:space="preserve">8 </w:t>
-      </w:r>
-      <w:r>
-        <w:rPr>
-          <w:rFonts w:ascii="Times New Roman" w:hAnsi="Times New Roman" w:cs="Times New Roman"/>
-          <w:b/>
-          <w:bCs/>
-        </w:rPr>
-        <w:t xml:space="preserve">- </w:t>
+        <w:t xml:space="preserve">8 - </w:t>
       </w:r>
       <w:r>
         <w:rPr>
@@ -6860,15 +7042,7 @@
           <w:b/>
           <w:bCs/>
         </w:rPr>
-        <w:t>^</w:t>
-      </w:r>
-      <w:r>
-        <w:rPr>
-          <w:rFonts w:ascii="Times New Roman" w:hAnsi="Times New Roman" w:cs="Times New Roman"/>
-          <w:b/>
-          <w:bCs/>
-        </w:rPr>
-        <w:t xml:space="preserve"> means</w:t>
+        <w:t>^ means</w:t>
       </w:r>
       <w:r>
         <w:rPr>
@@ -6925,11 +7099,19 @@
       <w:r>
         <w:t xml:space="preserve"> </w:t>
       </w:r>
-      <w:r>
-        <w:rPr>
-          <w:rFonts w:ascii="Times New Roman" w:hAnsi="Times New Roman" w:cs="Times New Roman"/>
-        </w:rPr>
-        <w:t xml:space="preserve">So all lines become </w:t>
+      <w:proofErr w:type="gramStart"/>
+      <w:r>
+        <w:rPr>
+          <w:rFonts w:ascii="Times New Roman" w:hAnsi="Times New Roman" w:cs="Times New Roman"/>
+        </w:rPr>
+        <w:t>So</w:t>
+      </w:r>
+      <w:proofErr w:type="gramEnd"/>
+      <w:r>
+        <w:rPr>
+          <w:rFonts w:ascii="Times New Roman" w:hAnsi="Times New Roman" w:cs="Times New Roman"/>
+        </w:rPr>
+        <w:t xml:space="preserve"> all lines become </w:t>
       </w:r>
       <w:r>
         <w:rPr>
@@ -7134,7 +7316,21 @@
         <w:rPr>
           <w:rFonts w:ascii="Times New Roman" w:hAnsi="Times New Roman" w:cs="Times New Roman"/>
         </w:rPr>
-        <w:t xml:space="preserve"> result. But Jenkins don’t get it. Because between Jenkins and SQ </w:t>
+        <w:t xml:space="preserve"> result. But Jenkins </w:t>
+      </w:r>
+      <w:proofErr w:type="gramStart"/>
+      <w:r>
+        <w:rPr>
+          <w:rFonts w:ascii="Times New Roman" w:hAnsi="Times New Roman" w:cs="Times New Roman"/>
+        </w:rPr>
+        <w:t>don’t</w:t>
+      </w:r>
+      <w:proofErr w:type="gramEnd"/>
+      <w:r>
+        <w:rPr>
+          <w:rFonts w:ascii="Times New Roman" w:hAnsi="Times New Roman" w:cs="Times New Roman"/>
+        </w:rPr>
+        <w:t xml:space="preserve"> get it. Because between Jenkins and SQ </w:t>
       </w:r>
       <w:proofErr w:type="spellStart"/>
       <w:r>
@@ -7166,11 +7362,19 @@
           <w:rFonts w:ascii="Times New Roman" w:hAnsi="Times New Roman" w:cs="Times New Roman"/>
         </w:rPr>
       </w:pPr>
-      <w:r>
-        <w:rPr>
-          <w:rFonts w:ascii="Times New Roman" w:hAnsi="Times New Roman" w:cs="Times New Roman"/>
-        </w:rPr>
-        <w:t xml:space="preserve">So I use solution as Webhook in the </w:t>
+      <w:proofErr w:type="gramStart"/>
+      <w:r>
+        <w:rPr>
+          <w:rFonts w:ascii="Times New Roman" w:hAnsi="Times New Roman" w:cs="Times New Roman"/>
+        </w:rPr>
+        <w:t>So</w:t>
+      </w:r>
+      <w:proofErr w:type="gramEnd"/>
+      <w:r>
+        <w:rPr>
+          <w:rFonts w:ascii="Times New Roman" w:hAnsi="Times New Roman" w:cs="Times New Roman"/>
+        </w:rPr>
+        <w:t xml:space="preserve"> I use solution as Webhook in the </w:t>
       </w:r>
       <w:proofErr w:type="spellStart"/>
       <w:r>
@@ -7264,7 +7468,45 @@
         <w:rPr>
           <w:rFonts w:ascii="Times New Roman" w:hAnsi="Times New Roman" w:cs="Times New Roman"/>
         </w:rPr>
-        <w:t xml:space="preserve">, Under it u see </w:t>
+        <w:t xml:space="preserve">, </w:t>
+      </w:r>
+      <w:r>
+        <w:rPr>
+          <w:rFonts w:ascii="Times New Roman" w:hAnsi="Times New Roman" w:cs="Times New Roman"/>
+        </w:rPr>
+        <w:t>under</w:t>
+      </w:r>
+      <w:r>
+        <w:rPr>
+          <w:rFonts w:ascii="Times New Roman" w:hAnsi="Times New Roman" w:cs="Times New Roman"/>
+        </w:rPr>
+        <w:t xml:space="preserve"> </w:t>
+      </w:r>
+      <w:proofErr w:type="gramStart"/>
+      <w:r>
+        <w:rPr>
+          <w:rFonts w:ascii="Times New Roman" w:hAnsi="Times New Roman" w:cs="Times New Roman"/>
+        </w:rPr>
+        <w:t>it</w:t>
+      </w:r>
+      <w:r>
+        <w:rPr>
+          <w:rFonts w:ascii="Times New Roman" w:hAnsi="Times New Roman" w:cs="Times New Roman"/>
+        </w:rPr>
+        <w:t xml:space="preserve"> </w:t>
+      </w:r>
+      <w:r>
+        <w:rPr>
+          <w:rFonts w:ascii="Times New Roman" w:hAnsi="Times New Roman" w:cs="Times New Roman"/>
+        </w:rPr>
+        <w:t xml:space="preserve"> u</w:t>
+      </w:r>
+      <w:proofErr w:type="gramEnd"/>
+      <w:r>
+        <w:rPr>
+          <w:rFonts w:ascii="Times New Roman" w:hAnsi="Times New Roman" w:cs="Times New Roman"/>
+        </w:rPr>
+        <w:t xml:space="preserve"> see </w:t>
       </w:r>
       <w:r>
         <w:rPr>
@@ -11338,6 +11580,7 @@
   <w:style w:type="character" w:default="1" w:styleId="DefaultParagraphFont">
     <w:name w:val="Default Paragraph Font"/>
     <w:uiPriority w:val="1"/>
+    <w:semiHidden/>
     <w:unhideWhenUsed/>
   </w:style>
   <w:style w:type="table" w:default="1" w:styleId="TableNormal">

--- a/Automate Full Stack Application.docx
+++ b/Automate Full Stack Application.docx
@@ -82,21 +82,7 @@
         <w:rPr>
           <w:rFonts w:ascii="Times New Roman" w:hAnsi="Times New Roman" w:cs="Times New Roman"/>
         </w:rPr>
-        <w:t xml:space="preserve">After creating project </w:t>
-      </w:r>
-      <w:proofErr w:type="gramStart"/>
-      <w:r>
-        <w:rPr>
-          <w:rFonts w:ascii="Times New Roman" w:hAnsi="Times New Roman" w:cs="Times New Roman"/>
-        </w:rPr>
-        <w:t>folder</w:t>
-      </w:r>
-      <w:proofErr w:type="gramEnd"/>
-      <w:r>
-        <w:rPr>
-          <w:rFonts w:ascii="Times New Roman" w:hAnsi="Times New Roman" w:cs="Times New Roman"/>
-        </w:rPr>
-        <w:t xml:space="preserve"> I create a </w:t>
+        <w:t xml:space="preserve">After creating project folder I create a </w:t>
       </w:r>
       <w:r>
         <w:rPr>
@@ -719,25 +705,7 @@
           <w:b/>
           <w:bCs/>
         </w:rPr>
-        <w:t>').</w:t>
-      </w:r>
-      <w:proofErr w:type="gramStart"/>
-      <w:r>
-        <w:rPr>
-          <w:rFonts w:ascii="Times New Roman" w:hAnsi="Times New Roman" w:cs="Times New Roman"/>
-          <w:b/>
-          <w:bCs/>
-        </w:rPr>
-        <w:t>config(</w:t>
-      </w:r>
-      <w:proofErr w:type="gramEnd"/>
-      <w:r>
-        <w:rPr>
-          <w:rFonts w:ascii="Times New Roman" w:hAnsi="Times New Roman" w:cs="Times New Roman"/>
-          <w:b/>
-          <w:bCs/>
-        </w:rPr>
-        <w:t>);</w:t>
+        <w:t>').config();</w:t>
       </w:r>
       <w:r>
         <w:rPr>
@@ -823,21 +791,7 @@
         <w:rPr>
           <w:rFonts w:ascii="Times New Roman" w:hAnsi="Times New Roman" w:cs="Times New Roman"/>
         </w:rPr>
-        <w:t xml:space="preserve">After that I create </w:t>
-      </w:r>
-      <w:proofErr w:type="gramStart"/>
-      <w:r>
-        <w:rPr>
-          <w:rFonts w:ascii="Times New Roman" w:hAnsi="Times New Roman" w:cs="Times New Roman"/>
-        </w:rPr>
-        <w:t>models</w:t>
-      </w:r>
-      <w:proofErr w:type="gramEnd"/>
-      <w:r>
-        <w:rPr>
-          <w:rFonts w:ascii="Times New Roman" w:hAnsi="Times New Roman" w:cs="Times New Roman"/>
-        </w:rPr>
-        <w:t xml:space="preserve"> folder inside server folder and inside it I create user.js file for </w:t>
+        <w:t xml:space="preserve">After that I create models folder inside server folder and inside it I create user.js file for </w:t>
       </w:r>
     </w:p>
     <w:p>
@@ -1047,18 +1001,8 @@
           <w:b/>
           <w:bCs/>
         </w:rPr>
-        <w:t xml:space="preserve"> create-react-</w:t>
-      </w:r>
-      <w:proofErr w:type="gramStart"/>
-      <w:r>
-        <w:rPr>
-          <w:rFonts w:ascii="Times New Roman" w:hAnsi="Times New Roman" w:cs="Times New Roman"/>
-          <w:b/>
-          <w:bCs/>
-        </w:rPr>
-        <w:t>app .</w:t>
-      </w:r>
-      <w:proofErr w:type="gramEnd"/>
+        <w:t xml:space="preserve"> create-react-app .</w:t>
+      </w:r>
       <w:r>
         <w:rPr>
           <w:rFonts w:ascii="Times New Roman" w:hAnsi="Times New Roman" w:cs="Times New Roman"/>
@@ -1269,14 +1213,7 @@
           <w:rFonts w:ascii="Times New Roman" w:hAnsi="Times New Roman" w:cs="Times New Roman"/>
         </w:rPr>
         <w:lastRenderedPageBreak/>
-        <w:t xml:space="preserve">import </w:t>
-      </w:r>
-      <w:proofErr w:type="gramStart"/>
-      <w:r>
-        <w:rPr>
-          <w:rFonts w:ascii="Times New Roman" w:hAnsi="Times New Roman" w:cs="Times New Roman"/>
-        </w:rPr>
-        <w:t xml:space="preserve">{ </w:t>
+        <w:t xml:space="preserve">import { </w:t>
       </w:r>
       <w:proofErr w:type="spellStart"/>
       <w:r>
@@ -1286,7 +1223,6 @@
         <w:t>useEffect</w:t>
       </w:r>
       <w:proofErr w:type="spellEnd"/>
-      <w:proofErr w:type="gramEnd"/>
       <w:r>
         <w:rPr>
           <w:rFonts w:ascii="Times New Roman" w:hAnsi="Times New Roman" w:cs="Times New Roman"/>
@@ -1294,7 +1230,6 @@
         <w:t xml:space="preserve">, </w:t>
       </w:r>
       <w:proofErr w:type="spellStart"/>
-      <w:proofErr w:type="gramStart"/>
       <w:r>
         <w:rPr>
           <w:rFonts w:ascii="Times New Roman" w:hAnsi="Times New Roman" w:cs="Times New Roman"/>
@@ -1306,14 +1241,7 @@
         <w:rPr>
           <w:rFonts w:ascii="Times New Roman" w:hAnsi="Times New Roman" w:cs="Times New Roman"/>
         </w:rPr>
-        <w:t xml:space="preserve"> }</w:t>
-      </w:r>
-      <w:proofErr w:type="gramEnd"/>
-      <w:r>
-        <w:rPr>
-          <w:rFonts w:ascii="Times New Roman" w:hAnsi="Times New Roman" w:cs="Times New Roman"/>
-        </w:rPr>
-        <w:t xml:space="preserve"> from "react";</w:t>
+        <w:t xml:space="preserve"> } from "react";</w:t>
       </w:r>
     </w:p>
     <w:p>
@@ -1493,21 +1421,7 @@
         <w:rPr>
           <w:rFonts w:ascii="Times New Roman" w:hAnsi="Times New Roman" w:cs="Times New Roman"/>
         </w:rPr>
-        <w:t xml:space="preserve">And </w:t>
-      </w:r>
-      <w:proofErr w:type="gramStart"/>
-      <w:r>
-        <w:rPr>
-          <w:rFonts w:ascii="Times New Roman" w:hAnsi="Times New Roman" w:cs="Times New Roman"/>
-        </w:rPr>
-        <w:t>also</w:t>
-      </w:r>
-      <w:proofErr w:type="gramEnd"/>
-      <w:r>
-        <w:rPr>
-          <w:rFonts w:ascii="Times New Roman" w:hAnsi="Times New Roman" w:cs="Times New Roman"/>
-        </w:rPr>
-        <w:t xml:space="preserve"> I create </w:t>
+        <w:t xml:space="preserve">And also I create </w:t>
       </w:r>
       <w:r>
         <w:rPr>
@@ -1551,19 +1465,11 @@
         </w:rPr>
         <w:t xml:space="preserve"> </w:t>
       </w:r>
-      <w:proofErr w:type="gramStart"/>
-      <w:r>
-        <w:rPr>
-          <w:rFonts w:ascii="Times New Roman" w:hAnsi="Times New Roman" w:cs="Times New Roman"/>
-        </w:rPr>
-        <w:t>its</w:t>
-      </w:r>
-      <w:proofErr w:type="gramEnd"/>
-      <w:r>
-        <w:rPr>
-          <w:rFonts w:ascii="Times New Roman" w:hAnsi="Times New Roman" w:cs="Times New Roman"/>
-        </w:rPr>
-        <w:t xml:space="preserve"> find routes in </w:t>
+      <w:r>
+        <w:rPr>
+          <w:rFonts w:ascii="Times New Roman" w:hAnsi="Times New Roman" w:cs="Times New Roman"/>
+        </w:rPr>
+        <w:t xml:space="preserve">its find routes in </w:t>
       </w:r>
       <w:r>
         <w:rPr>
@@ -2765,7 +2671,6 @@
         <w:t xml:space="preserve"> ci = clean install based on package-</w:t>
       </w:r>
       <w:proofErr w:type="spellStart"/>
-      <w:proofErr w:type="gramStart"/>
       <w:r>
         <w:rPr>
           <w:rFonts w:ascii="Times New Roman" w:hAnsi="Times New Roman" w:cs="Times New Roman"/>
@@ -2773,7 +2678,6 @@
         <w:t>lock.json</w:t>
       </w:r>
       <w:proofErr w:type="spellEnd"/>
-      <w:proofErr w:type="gramEnd"/>
       <w:r>
         <w:rPr>
           <w:rFonts w:ascii="Times New Roman" w:hAnsi="Times New Roman" w:cs="Times New Roman"/>
@@ -3130,25 +3034,7 @@
           <w:b/>
           <w:bCs/>
         </w:rPr>
-        <w:t xml:space="preserve">Docker will automatically restart the container if it crashes, </w:t>
-      </w:r>
-      <w:proofErr w:type="gramStart"/>
-      <w:r>
-        <w:rPr>
-          <w:rFonts w:ascii="Times New Roman" w:hAnsi="Times New Roman" w:cs="Times New Roman"/>
-          <w:b/>
-          <w:bCs/>
-        </w:rPr>
-        <w:t>But</w:t>
-      </w:r>
-      <w:proofErr w:type="gramEnd"/>
-      <w:r>
-        <w:rPr>
-          <w:rFonts w:ascii="Times New Roman" w:hAnsi="Times New Roman" w:cs="Times New Roman"/>
-          <w:b/>
-          <w:bCs/>
-        </w:rPr>
-        <w:t xml:space="preserve"> won’t restart if you manually stop it.</w:t>
+        <w:t>Docker will automatically restart the container if it crashes, But won’t restart if you manually stop it.</w:t>
       </w:r>
     </w:p>
     <w:p>
@@ -3294,21 +3180,7 @@
         <w:rPr>
           <w:rFonts w:ascii="Times New Roman" w:hAnsi="Times New Roman" w:cs="Times New Roman"/>
         </w:rPr>
-        <w:t xml:space="preserve">After I hide </w:t>
-      </w:r>
-      <w:proofErr w:type="gramStart"/>
-      <w:r>
-        <w:rPr>
-          <w:rFonts w:ascii="Times New Roman" w:hAnsi="Times New Roman" w:cs="Times New Roman"/>
-        </w:rPr>
-        <w:t>this ports</w:t>
-      </w:r>
-      <w:proofErr w:type="gramEnd"/>
-      <w:r>
-        <w:rPr>
-          <w:rFonts w:ascii="Times New Roman" w:hAnsi="Times New Roman" w:cs="Times New Roman"/>
-        </w:rPr>
-        <w:t xml:space="preserve"> using env file, I created env file on</w:t>
+        <w:t>After I hide this ports using env file, I created env file on</w:t>
       </w:r>
       <w:r>
         <w:rPr>
@@ -3437,31 +3309,7 @@
           <w:szCs w:val="21"/>
           <w14:ligatures w14:val="none"/>
         </w:rPr>
-        <w:t>"${NGINX_HOST_PORT</w:t>
-      </w:r>
-      <w:proofErr w:type="gramStart"/>
-      <w:r>
-        <w:rPr>
-          <w:rFonts w:ascii="Consolas" w:eastAsia="Times New Roman" w:hAnsi="Consolas" w:cs="Times New Roman"/>
-          <w:color w:val="A5D6FF"/>
-          <w:kern w:val="0"/>
-          <w:sz w:val="21"/>
-          <w:szCs w:val="21"/>
-          <w14:ligatures w14:val="none"/>
-        </w:rPr>
-        <w:t>}:$</w:t>
-      </w:r>
-      <w:proofErr w:type="gramEnd"/>
-      <w:r>
-        <w:rPr>
-          <w:rFonts w:ascii="Consolas" w:eastAsia="Times New Roman" w:hAnsi="Consolas" w:cs="Times New Roman"/>
-          <w:color w:val="A5D6FF"/>
-          <w:kern w:val="0"/>
-          <w:sz w:val="21"/>
-          <w:szCs w:val="21"/>
-          <w14:ligatures w14:val="none"/>
-        </w:rPr>
-        <w:t>{NGINX_CONTAINER_PORT}"</w:t>
+        <w:t>"${NGINX_HOST_PORT}:${NGINX_CONTAINER_PORT}"</w:t>
       </w:r>
     </w:p>
     <w:p>
@@ -3560,7 +3408,6 @@
         </w:rPr>
       </w:pPr>
       <w:proofErr w:type="spellStart"/>
-      <w:proofErr w:type="gramStart"/>
       <w:r>
         <w:rPr>
           <w:rFonts w:ascii="Times New Roman" w:hAnsi="Times New Roman" w:cs="Times New Roman"/>
@@ -3568,7 +3415,6 @@
         <w:t>Finnaly</w:t>
       </w:r>
       <w:proofErr w:type="spellEnd"/>
-      <w:proofErr w:type="gramEnd"/>
       <w:r>
         <w:rPr>
           <w:rFonts w:ascii="Times New Roman" w:hAnsi="Times New Roman" w:cs="Times New Roman"/>
@@ -3886,21 +3732,7 @@
         <w:rPr>
           <w:rFonts w:ascii="Times New Roman" w:hAnsi="Times New Roman" w:cs="Times New Roman"/>
         </w:rPr>
-        <w:t xml:space="preserve"> (</w:t>
-      </w:r>
-      <w:proofErr w:type="gramStart"/>
-      <w:r>
-        <w:rPr>
-          <w:rFonts w:ascii="Times New Roman" w:hAnsi="Times New Roman" w:cs="Times New Roman"/>
-        </w:rPr>
-        <w:t>example :</w:t>
-      </w:r>
-      <w:proofErr w:type="gramEnd"/>
-      <w:r>
-        <w:rPr>
-          <w:rFonts w:ascii="Times New Roman" w:hAnsi="Times New Roman" w:cs="Times New Roman"/>
-        </w:rPr>
-        <w:t xml:space="preserve"> </w:t>
+        <w:t xml:space="preserve"> (example : </w:t>
       </w:r>
       <w:r>
         <w:rPr>
@@ -4609,21 +4441,7 @@
         <w:rPr>
           <w:rFonts w:ascii="Times New Roman" w:hAnsi="Times New Roman" w:cs="Times New Roman"/>
         </w:rPr>
-        <w:t xml:space="preserve">Accidentally </w:t>
-      </w:r>
-      <w:proofErr w:type="gramStart"/>
-      <w:r>
-        <w:rPr>
-          <w:rFonts w:ascii="Times New Roman" w:hAnsi="Times New Roman" w:cs="Times New Roman"/>
-        </w:rPr>
-        <w:t>pushed .env</w:t>
-      </w:r>
-      <w:proofErr w:type="gramEnd"/>
-      <w:r>
-        <w:rPr>
-          <w:rFonts w:ascii="Times New Roman" w:hAnsi="Times New Roman" w:cs="Times New Roman"/>
-        </w:rPr>
-        <w:t xml:space="preserve"> </w:t>
+        <w:t xml:space="preserve">Accidentally pushed .env </w:t>
       </w:r>
     </w:p>
     <w:p>
@@ -5896,21 +5714,7 @@
         <w:rPr>
           <w:rFonts w:ascii="Times New Roman" w:hAnsi="Times New Roman" w:cs="Times New Roman"/>
         </w:rPr>
-        <w:t>In the id section u must add anything u want (</w:t>
-      </w:r>
-      <w:proofErr w:type="gramStart"/>
-      <w:r>
-        <w:rPr>
-          <w:rFonts w:ascii="Times New Roman" w:hAnsi="Times New Roman" w:cs="Times New Roman"/>
-        </w:rPr>
-        <w:t>RECOMMAND :</w:t>
-      </w:r>
-      <w:proofErr w:type="gramEnd"/>
-      <w:r>
-        <w:rPr>
-          <w:rFonts w:ascii="Times New Roman" w:hAnsi="Times New Roman" w:cs="Times New Roman"/>
-        </w:rPr>
-        <w:t xml:space="preserve"> use small word) because we </w:t>
+        <w:t xml:space="preserve">In the id section u must add anything u want (RECOMMAND : use small word) because we </w:t>
       </w:r>
       <w:proofErr w:type="spellStart"/>
       <w:r>
@@ -6342,7 +6146,6 @@
         </w:rPr>
       </w:pPr>
       <w:proofErr w:type="spellStart"/>
-      <w:proofErr w:type="gramStart"/>
       <w:r>
         <w:rPr>
           <w:rFonts w:ascii="Times New Roman" w:hAnsi="Times New Roman" w:cs="Times New Roman"/>
@@ -6362,32 +6165,9 @@
           <w:i/>
           <w:iCs/>
         </w:rPr>
-        <w:t>(</w:t>
-      </w:r>
-      <w:proofErr w:type="gramEnd"/>
-      <w:r>
-        <w:rPr>
-          <w:rFonts w:ascii="Times New Roman" w:hAnsi="Times New Roman" w:cs="Times New Roman"/>
-          <w:b/>
-          <w:bCs/>
-          <w:i/>
-          <w:iCs/>
-        </w:rPr>
-        <w:t>[</w:t>
-      </w:r>
-      <w:proofErr w:type="gramStart"/>
-      <w:r>
-        <w:rPr>
-          <w:rFonts w:ascii="Times New Roman" w:hAnsi="Times New Roman" w:cs="Times New Roman"/>
-          <w:b/>
-          <w:bCs/>
-          <w:i/>
-          <w:iCs/>
-        </w:rPr>
-        <w:t>string(</w:t>
+        <w:t>([string(</w:t>
       </w:r>
       <w:proofErr w:type="spellStart"/>
-      <w:proofErr w:type="gramEnd"/>
       <w:r>
         <w:rPr>
           <w:rFonts w:ascii="Times New Roman" w:hAnsi="Times New Roman" w:cs="Times New Roman"/>
@@ -6463,21 +6243,7 @@
         <w:rPr>
           <w:rFonts w:ascii="Times New Roman" w:hAnsi="Times New Roman" w:cs="Times New Roman"/>
         </w:rPr>
-        <w:t xml:space="preserve">After go to inside it </w:t>
-      </w:r>
-      <w:proofErr w:type="gramStart"/>
-      <w:r>
-        <w:rPr>
-          <w:rFonts w:ascii="Times New Roman" w:hAnsi="Times New Roman" w:cs="Times New Roman"/>
-        </w:rPr>
-        <w:t>go</w:t>
-      </w:r>
-      <w:proofErr w:type="gramEnd"/>
-      <w:r>
-        <w:rPr>
-          <w:rFonts w:ascii="Times New Roman" w:hAnsi="Times New Roman" w:cs="Times New Roman"/>
-        </w:rPr>
-        <w:t xml:space="preserve"> </w:t>
+        <w:t xml:space="preserve">After go to inside it go </w:t>
       </w:r>
       <w:r>
         <w:rPr>
@@ -7099,19 +6865,11 @@
       <w:r>
         <w:t xml:space="preserve"> </w:t>
       </w:r>
-      <w:proofErr w:type="gramStart"/>
-      <w:r>
-        <w:rPr>
-          <w:rFonts w:ascii="Times New Roman" w:hAnsi="Times New Roman" w:cs="Times New Roman"/>
-        </w:rPr>
-        <w:t>So</w:t>
-      </w:r>
-      <w:proofErr w:type="gramEnd"/>
-      <w:r>
-        <w:rPr>
-          <w:rFonts w:ascii="Times New Roman" w:hAnsi="Times New Roman" w:cs="Times New Roman"/>
-        </w:rPr>
-        <w:t xml:space="preserve"> all lines become </w:t>
+      <w:r>
+        <w:rPr>
+          <w:rFonts w:ascii="Times New Roman" w:hAnsi="Times New Roman" w:cs="Times New Roman"/>
+        </w:rPr>
+        <w:t xml:space="preserve">So all lines become </w:t>
       </w:r>
       <w:r>
         <w:rPr>
@@ -7316,21 +7074,7 @@
         <w:rPr>
           <w:rFonts w:ascii="Times New Roman" w:hAnsi="Times New Roman" w:cs="Times New Roman"/>
         </w:rPr>
-        <w:t xml:space="preserve"> result. But Jenkins </w:t>
-      </w:r>
-      <w:proofErr w:type="gramStart"/>
-      <w:r>
-        <w:rPr>
-          <w:rFonts w:ascii="Times New Roman" w:hAnsi="Times New Roman" w:cs="Times New Roman"/>
-        </w:rPr>
-        <w:t>don’t</w:t>
-      </w:r>
-      <w:proofErr w:type="gramEnd"/>
-      <w:r>
-        <w:rPr>
-          <w:rFonts w:ascii="Times New Roman" w:hAnsi="Times New Roman" w:cs="Times New Roman"/>
-        </w:rPr>
-        <w:t xml:space="preserve"> get it. Because between Jenkins and SQ </w:t>
+        <w:t xml:space="preserve"> result. But Jenkins don’t get it. Because between Jenkins and SQ </w:t>
       </w:r>
       <w:proofErr w:type="spellStart"/>
       <w:r>
@@ -7362,19 +7106,11 @@
           <w:rFonts w:ascii="Times New Roman" w:hAnsi="Times New Roman" w:cs="Times New Roman"/>
         </w:rPr>
       </w:pPr>
-      <w:proofErr w:type="gramStart"/>
-      <w:r>
-        <w:rPr>
-          <w:rFonts w:ascii="Times New Roman" w:hAnsi="Times New Roman" w:cs="Times New Roman"/>
-        </w:rPr>
-        <w:t>So</w:t>
-      </w:r>
-      <w:proofErr w:type="gramEnd"/>
-      <w:r>
-        <w:rPr>
-          <w:rFonts w:ascii="Times New Roman" w:hAnsi="Times New Roman" w:cs="Times New Roman"/>
-        </w:rPr>
-        <w:t xml:space="preserve"> I use solution as Webhook in the </w:t>
+      <w:r>
+        <w:rPr>
+          <w:rFonts w:ascii="Times New Roman" w:hAnsi="Times New Roman" w:cs="Times New Roman"/>
+        </w:rPr>
+        <w:t xml:space="preserve">So I use solution as Webhook in the </w:t>
       </w:r>
       <w:proofErr w:type="spellStart"/>
       <w:r>
@@ -7480,33 +7216,19 @@
         <w:rPr>
           <w:rFonts w:ascii="Times New Roman" w:hAnsi="Times New Roman" w:cs="Times New Roman"/>
         </w:rPr>
+        <w:t xml:space="preserve"> it</w:t>
+      </w:r>
+      <w:r>
+        <w:rPr>
+          <w:rFonts w:ascii="Times New Roman" w:hAnsi="Times New Roman" w:cs="Times New Roman"/>
+        </w:rPr>
         <w:t xml:space="preserve"> </w:t>
       </w:r>
-      <w:proofErr w:type="gramStart"/>
-      <w:r>
-        <w:rPr>
-          <w:rFonts w:ascii="Times New Roman" w:hAnsi="Times New Roman" w:cs="Times New Roman"/>
-        </w:rPr>
-        <w:t>it</w:t>
-      </w:r>
-      <w:r>
-        <w:rPr>
-          <w:rFonts w:ascii="Times New Roman" w:hAnsi="Times New Roman" w:cs="Times New Roman"/>
-        </w:rPr>
-        <w:t xml:space="preserve"> </w:t>
-      </w:r>
-      <w:r>
-        <w:rPr>
-          <w:rFonts w:ascii="Times New Roman" w:hAnsi="Times New Roman" w:cs="Times New Roman"/>
-        </w:rPr>
-        <w:t xml:space="preserve"> u</w:t>
-      </w:r>
-      <w:proofErr w:type="gramEnd"/>
-      <w:r>
-        <w:rPr>
-          <w:rFonts w:ascii="Times New Roman" w:hAnsi="Times New Roman" w:cs="Times New Roman"/>
-        </w:rPr>
-        <w:t xml:space="preserve"> see </w:t>
+      <w:r>
+        <w:rPr>
+          <w:rFonts w:ascii="Times New Roman" w:hAnsi="Times New Roman" w:cs="Times New Roman"/>
+        </w:rPr>
+        <w:t xml:space="preserve"> u see </w:t>
       </w:r>
       <w:r>
         <w:rPr>
@@ -7582,7 +7304,7 @@
             <w:rStyle w:val="Hyperlink"/>
             <w:rFonts w:ascii="Times New Roman" w:hAnsi="Times New Roman" w:cs="Times New Roman"/>
           </w:rPr>
-          <w:t>http://localhost:8080/jenkins-webhook/</w:t>
+          <w:t>http://localhost:8080/sonarqube-webhook/</w:t>
         </w:r>
       </w:hyperlink>
     </w:p>
@@ -7613,9 +7335,63 @@
             <w:rStyle w:val="Hyperlink"/>
             <w:rFonts w:ascii="Times New Roman" w:hAnsi="Times New Roman" w:cs="Times New Roman"/>
           </w:rPr>
-          <w:t>https://xyz.124/jenkins-webhook/</w:t>
+          <w:t>https://xyz.124/sonarqube-webhook/</w:t>
         </w:r>
       </w:hyperlink>
+    </w:p>
+    <w:p>
+      <w:pPr>
+        <w:pStyle w:val="ListParagraph"/>
+        <w:numPr>
+          <w:ilvl w:val="0"/>
+          <w:numId w:val="30"/>
+        </w:numPr>
+        <w:tabs>
+          <w:tab w:val="left" w:pos="2724"/>
+        </w:tabs>
+        <w:jc w:val="both"/>
+        <w:rPr>
+          <w:rFonts w:ascii="Times New Roman" w:hAnsi="Times New Roman" w:cs="Times New Roman"/>
+        </w:rPr>
+      </w:pPr>
+      <w:r>
+        <w:rPr>
+          <w:rFonts w:ascii="Times New Roman" w:hAnsi="Times New Roman" w:cs="Times New Roman"/>
+        </w:rPr>
+        <w:t xml:space="preserve">This </w:t>
+      </w:r>
+      <w:r>
+        <w:rPr>
+          <w:rFonts w:ascii="Times New Roman" w:hAnsi="Times New Roman" w:cs="Times New Roman"/>
+          <w:b/>
+          <w:bCs/>
+        </w:rPr>
+        <w:t>/</w:t>
+      </w:r>
+      <w:proofErr w:type="spellStart"/>
+      <w:r>
+        <w:rPr>
+          <w:rFonts w:ascii="Times New Roman" w:hAnsi="Times New Roman" w:cs="Times New Roman"/>
+          <w:b/>
+          <w:bCs/>
+        </w:rPr>
+        <w:t>sonarqube</w:t>
+      </w:r>
+      <w:proofErr w:type="spellEnd"/>
+      <w:r>
+        <w:rPr>
+          <w:rFonts w:ascii="Times New Roman" w:hAnsi="Times New Roman" w:cs="Times New Roman"/>
+          <w:b/>
+          <w:bCs/>
+        </w:rPr>
+        <w:t>-webhook/</w:t>
+      </w:r>
+      <w:r>
+        <w:rPr>
+          <w:rFonts w:ascii="Times New Roman" w:hAnsi="Times New Roman" w:cs="Times New Roman"/>
+        </w:rPr>
+        <w:t xml:space="preserve"> is unique</w:t>
+      </w:r>
     </w:p>
     <w:p>
       <w:pPr>
@@ -7691,6 +7467,7 @@
         <w:tabs>
           <w:tab w:val="left" w:pos="2724"/>
         </w:tabs>
+        <w:ind w:left="360"/>
         <w:jc w:val="both"/>
         <w:rPr>
           <w:rFonts w:ascii="Times New Roman" w:hAnsi="Times New Roman" w:cs="Times New Roman"/>
@@ -7702,93 +7479,2289 @@
         <w:tabs>
           <w:tab w:val="left" w:pos="2724"/>
         </w:tabs>
+        <w:ind w:left="360"/>
         <w:jc w:val="both"/>
         <w:rPr>
           <w:rFonts w:ascii="Times New Roman" w:hAnsi="Times New Roman" w:cs="Times New Roman"/>
-        </w:rPr>
-      </w:pPr>
-    </w:p>
-    <w:p>
-      <w:pPr>
-        <w:pStyle w:val="ListParagraph"/>
-        <w:tabs>
-          <w:tab w:val="left" w:pos="2724"/>
-        </w:tabs>
-        <w:rPr>
-          <w:rFonts w:ascii="Times New Roman" w:hAnsi="Times New Roman" w:cs="Times New Roman"/>
-        </w:rPr>
-      </w:pPr>
-    </w:p>
-    <w:p>
-      <w:pPr>
-        <w:pStyle w:val="ListParagraph"/>
-        <w:tabs>
-          <w:tab w:val="left" w:pos="2724"/>
-        </w:tabs>
-        <w:rPr>
-          <w:rFonts w:ascii="Times New Roman" w:hAnsi="Times New Roman" w:cs="Times New Roman"/>
-        </w:rPr>
-      </w:pPr>
-    </w:p>
-    <w:p>
-      <w:pPr>
-        <w:pStyle w:val="ListParagraph"/>
-        <w:tabs>
-          <w:tab w:val="left" w:pos="2724"/>
-        </w:tabs>
-        <w:rPr>
-          <w:rFonts w:ascii="Times New Roman" w:hAnsi="Times New Roman" w:cs="Times New Roman"/>
-          <w:b/>
-          <w:bCs/>
-        </w:rPr>
-      </w:pPr>
-    </w:p>
-    <w:p>
-      <w:pPr>
-        <w:pStyle w:val="ListParagraph"/>
-        <w:tabs>
-          <w:tab w:val="left" w:pos="2724"/>
-        </w:tabs>
-      </w:pPr>
-    </w:p>
-    <w:p>
-      <w:pPr>
-        <w:tabs>
-          <w:tab w:val="left" w:pos="3240"/>
-        </w:tabs>
-        <w:rPr>
-          <w:rFonts w:ascii="Times New Roman" w:hAnsi="Times New Roman" w:cs="Times New Roman"/>
+          <w:b/>
+          <w:bCs/>
           <w:sz w:val="28"/>
           <w:szCs w:val="28"/>
         </w:rPr>
       </w:pPr>
-    </w:p>
-    <w:p>
-      <w:pPr>
-        <w:rPr>
-          <w:rFonts w:ascii="Times New Roman" w:hAnsi="Times New Roman" w:cs="Times New Roman"/>
+      <w:proofErr w:type="spellStart"/>
+      <w:r>
+        <w:rPr>
+          <w:rFonts w:ascii="Times New Roman" w:hAnsi="Times New Roman" w:cs="Times New Roman"/>
+          <w:b/>
+          <w:bCs/>
           <w:sz w:val="28"/>
           <w:szCs w:val="28"/>
         </w:rPr>
-      </w:pPr>
-    </w:p>
-    <w:p>
-      <w:pPr>
-        <w:rPr>
-          <w:rFonts w:ascii="Times New Roman" w:hAnsi="Times New Roman" w:cs="Times New Roman"/>
+        <w:t>Hadolint</w:t>
+      </w:r>
+      <w:proofErr w:type="spellEnd"/>
+      <w:r>
+        <w:rPr>
+          <w:rFonts w:ascii="Times New Roman" w:hAnsi="Times New Roman" w:cs="Times New Roman"/>
+          <w:b/>
+          <w:bCs/>
           <w:sz w:val="28"/>
           <w:szCs w:val="28"/>
         </w:rPr>
-      </w:pPr>
-    </w:p>
-    <w:p>
-      <w:pPr>
+        <w:t xml:space="preserve"> Scan</w:t>
+      </w:r>
+    </w:p>
+    <w:p>
+      <w:pPr>
+        <w:tabs>
+          <w:tab w:val="left" w:pos="2724"/>
+        </w:tabs>
+        <w:ind w:left="360"/>
+        <w:jc w:val="both"/>
         <w:rPr>
           <w:rFonts w:ascii="Times New Roman" w:hAnsi="Times New Roman" w:cs="Times New Roman"/>
           <w:sz w:val="28"/>
           <w:szCs w:val="28"/>
         </w:rPr>
       </w:pPr>
+      <w:r>
+        <w:rPr>
+          <w:rFonts w:ascii="Times New Roman" w:hAnsi="Times New Roman" w:cs="Times New Roman"/>
+          <w:noProof/>
+          <w:sz w:val="28"/>
+          <w:szCs w:val="28"/>
+        </w:rPr>
+        <w:drawing>
+          <wp:inline distT="0" distB="0" distL="0" distR="0" wp14:anchorId="41901A58" wp14:editId="0092E57C">
+            <wp:extent cx="5943600" cy="1367790"/>
+            <wp:effectExtent l="0" t="0" r="0" b="3810"/>
+            <wp:docPr id="903040980" name="Picture 1"/>
+            <wp:cNvGraphicFramePr>
+              <a:graphicFrameLocks xmlns:a="http://schemas.openxmlformats.org/drawingml/2006/main" noChangeAspect="1"/>
+            </wp:cNvGraphicFramePr>
+            <a:graphic xmlns:a="http://schemas.openxmlformats.org/drawingml/2006/main">
+              <a:graphicData uri="http://schemas.openxmlformats.org/drawingml/2006/picture">
+                <pic:pic xmlns:pic="http://schemas.openxmlformats.org/drawingml/2006/picture">
+                  <pic:nvPicPr>
+                    <pic:cNvPr id="903040980" name="Picture 903040980"/>
+                    <pic:cNvPicPr/>
+                  </pic:nvPicPr>
+                  <pic:blipFill>
+                    <a:blip r:embed="rId35">
+                      <a:extLst>
+                        <a:ext uri="{28A0092B-C50C-407E-A947-70E740481C1C}">
+                          <a14:useLocalDpi xmlns:a14="http://schemas.microsoft.com/office/drawing/2010/main" val="0"/>
+                        </a:ext>
+                      </a:extLst>
+                    </a:blip>
+                    <a:stretch>
+                      <a:fillRect/>
+                    </a:stretch>
+                  </pic:blipFill>
+                  <pic:spPr>
+                    <a:xfrm>
+                      <a:off x="0" y="0"/>
+                      <a:ext cx="5943600" cy="1367790"/>
+                    </a:xfrm>
+                    <a:prstGeom prst="rect">
+                      <a:avLst/>
+                    </a:prstGeom>
+                  </pic:spPr>
+                </pic:pic>
+              </a:graphicData>
+            </a:graphic>
+          </wp:inline>
+        </w:drawing>
+      </w:r>
+    </w:p>
+    <w:p>
+      <w:pPr>
+        <w:pStyle w:val="ListParagraph"/>
+        <w:numPr>
+          <w:ilvl w:val="0"/>
+          <w:numId w:val="32"/>
+        </w:numPr>
+        <w:tabs>
+          <w:tab w:val="left" w:pos="2724"/>
+        </w:tabs>
+        <w:jc w:val="both"/>
+        <w:rPr>
+          <w:rFonts w:ascii="Times New Roman" w:hAnsi="Times New Roman" w:cs="Times New Roman"/>
+        </w:rPr>
+      </w:pPr>
+      <w:r>
+        <w:rPr>
+          <w:rFonts w:ascii="Times New Roman" w:hAnsi="Times New Roman" w:cs="Times New Roman"/>
+        </w:rPr>
+        <w:t xml:space="preserve">This layer check </w:t>
+      </w:r>
+      <w:proofErr w:type="spellStart"/>
+      <w:r>
+        <w:rPr>
+          <w:rFonts w:ascii="Times New Roman" w:hAnsi="Times New Roman" w:cs="Times New Roman"/>
+        </w:rPr>
+        <w:t>dockerfiles</w:t>
+      </w:r>
+      <w:proofErr w:type="spellEnd"/>
+    </w:p>
+    <w:p>
+      <w:pPr>
+        <w:pStyle w:val="ListParagraph"/>
+        <w:numPr>
+          <w:ilvl w:val="0"/>
+          <w:numId w:val="32"/>
+        </w:numPr>
+        <w:tabs>
+          <w:tab w:val="left" w:pos="2724"/>
+        </w:tabs>
+        <w:jc w:val="both"/>
+        <w:rPr>
+          <w:rFonts w:ascii="Times New Roman" w:hAnsi="Times New Roman" w:cs="Times New Roman"/>
+        </w:rPr>
+      </w:pPr>
+      <w:proofErr w:type="spellStart"/>
+      <w:r>
+        <w:rPr>
+          <w:rFonts w:ascii="Times New Roman" w:hAnsi="Times New Roman" w:cs="Times New Roman"/>
+        </w:rPr>
+        <w:t>Hadolint</w:t>
+      </w:r>
+      <w:proofErr w:type="spellEnd"/>
+      <w:r>
+        <w:rPr>
+          <w:rFonts w:ascii="Times New Roman" w:hAnsi="Times New Roman" w:cs="Times New Roman"/>
+        </w:rPr>
+        <w:t xml:space="preserve"> scans </w:t>
+      </w:r>
+      <w:proofErr w:type="spellStart"/>
+      <w:r>
+        <w:rPr>
+          <w:rFonts w:ascii="Times New Roman" w:hAnsi="Times New Roman" w:cs="Times New Roman"/>
+        </w:rPr>
+        <w:t>Dockerfiles</w:t>
+      </w:r>
+      <w:proofErr w:type="spellEnd"/>
+      <w:r>
+        <w:rPr>
+          <w:rFonts w:ascii="Times New Roman" w:hAnsi="Times New Roman" w:cs="Times New Roman"/>
+        </w:rPr>
+        <w:t xml:space="preserve"> for</w:t>
+      </w:r>
+    </w:p>
+    <w:p>
+      <w:pPr>
+        <w:pStyle w:val="ListParagraph"/>
+        <w:numPr>
+          <w:ilvl w:val="0"/>
+          <w:numId w:val="33"/>
+        </w:numPr>
+        <w:tabs>
+          <w:tab w:val="left" w:pos="2724"/>
+        </w:tabs>
+        <w:jc w:val="both"/>
+        <w:rPr>
+          <w:rFonts w:ascii="Times New Roman" w:hAnsi="Times New Roman" w:cs="Times New Roman"/>
+        </w:rPr>
+      </w:pPr>
+      <w:r>
+        <w:rPr>
+          <w:rFonts w:ascii="Times New Roman" w:hAnsi="Times New Roman" w:cs="Times New Roman"/>
+        </w:rPr>
+        <w:t>insecure base image usage</w:t>
+      </w:r>
+    </w:p>
+    <w:p>
+      <w:pPr>
+        <w:pStyle w:val="ListParagraph"/>
+        <w:numPr>
+          <w:ilvl w:val="0"/>
+          <w:numId w:val="33"/>
+        </w:numPr>
+        <w:tabs>
+          <w:tab w:val="left" w:pos="2724"/>
+        </w:tabs>
+        <w:jc w:val="both"/>
+        <w:rPr>
+          <w:rFonts w:ascii="Times New Roman" w:hAnsi="Times New Roman" w:cs="Times New Roman"/>
+        </w:rPr>
+      </w:pPr>
+      <w:r>
+        <w:rPr>
+          <w:rFonts w:ascii="Times New Roman" w:hAnsi="Times New Roman" w:cs="Times New Roman"/>
+        </w:rPr>
+        <w:t>latest tag usage</w:t>
+      </w:r>
+    </w:p>
+    <w:p>
+      <w:pPr>
+        <w:pStyle w:val="ListParagraph"/>
+        <w:numPr>
+          <w:ilvl w:val="0"/>
+          <w:numId w:val="33"/>
+        </w:numPr>
+        <w:tabs>
+          <w:tab w:val="left" w:pos="2724"/>
+        </w:tabs>
+        <w:jc w:val="both"/>
+        <w:rPr>
+          <w:rFonts w:ascii="Times New Roman" w:hAnsi="Times New Roman" w:cs="Times New Roman"/>
+        </w:rPr>
+      </w:pPr>
+      <w:r>
+        <w:rPr>
+          <w:rFonts w:ascii="Times New Roman" w:hAnsi="Times New Roman" w:cs="Times New Roman"/>
+        </w:rPr>
+        <w:t>root user issues</w:t>
+      </w:r>
+    </w:p>
+    <w:p>
+      <w:pPr>
+        <w:pStyle w:val="ListParagraph"/>
+        <w:numPr>
+          <w:ilvl w:val="0"/>
+          <w:numId w:val="33"/>
+        </w:numPr>
+        <w:tabs>
+          <w:tab w:val="left" w:pos="2724"/>
+        </w:tabs>
+        <w:jc w:val="both"/>
+        <w:rPr>
+          <w:rFonts w:ascii="Times New Roman" w:hAnsi="Times New Roman" w:cs="Times New Roman"/>
+        </w:rPr>
+      </w:pPr>
+      <w:proofErr w:type="spellStart"/>
+      <w:r>
+        <w:rPr>
+          <w:rFonts w:ascii="Times New Roman" w:hAnsi="Times New Roman" w:cs="Times New Roman"/>
+        </w:rPr>
+        <w:t>apk</w:t>
+      </w:r>
+      <w:proofErr w:type="spellEnd"/>
+      <w:r>
+        <w:rPr>
+          <w:rFonts w:ascii="Times New Roman" w:hAnsi="Times New Roman" w:cs="Times New Roman"/>
+        </w:rPr>
+        <w:t>/apt cache issues</w:t>
+      </w:r>
+    </w:p>
+    <w:p>
+      <w:pPr>
+        <w:pStyle w:val="ListParagraph"/>
+        <w:numPr>
+          <w:ilvl w:val="0"/>
+          <w:numId w:val="33"/>
+        </w:numPr>
+        <w:tabs>
+          <w:tab w:val="left" w:pos="2724"/>
+        </w:tabs>
+        <w:jc w:val="both"/>
+        <w:rPr>
+          <w:rFonts w:ascii="Times New Roman" w:hAnsi="Times New Roman" w:cs="Times New Roman"/>
+        </w:rPr>
+      </w:pPr>
+      <w:r>
+        <w:rPr>
+          <w:rFonts w:ascii="Times New Roman" w:hAnsi="Times New Roman" w:cs="Times New Roman"/>
+        </w:rPr>
+        <w:t>missing WORKDIR</w:t>
+      </w:r>
+    </w:p>
+    <w:p>
+      <w:pPr>
+        <w:pStyle w:val="ListParagraph"/>
+        <w:numPr>
+          <w:ilvl w:val="0"/>
+          <w:numId w:val="33"/>
+        </w:numPr>
+        <w:tabs>
+          <w:tab w:val="left" w:pos="2724"/>
+        </w:tabs>
+        <w:jc w:val="both"/>
+        <w:rPr>
+          <w:rFonts w:ascii="Times New Roman" w:hAnsi="Times New Roman" w:cs="Times New Roman"/>
+        </w:rPr>
+      </w:pPr>
+      <w:r>
+        <w:rPr>
+          <w:rFonts w:ascii="Times New Roman" w:hAnsi="Times New Roman" w:cs="Times New Roman"/>
+        </w:rPr>
+        <w:t xml:space="preserve">unnecessary </w:t>
+      </w:r>
+      <w:proofErr w:type="spellStart"/>
+      <w:r>
+        <w:rPr>
+          <w:rFonts w:ascii="Times New Roman" w:hAnsi="Times New Roman" w:cs="Times New Roman"/>
+        </w:rPr>
+        <w:t>sudo</w:t>
+      </w:r>
+      <w:proofErr w:type="spellEnd"/>
+    </w:p>
+    <w:p>
+      <w:pPr>
+        <w:pStyle w:val="ListParagraph"/>
+        <w:numPr>
+          <w:ilvl w:val="0"/>
+          <w:numId w:val="33"/>
+        </w:numPr>
+        <w:tabs>
+          <w:tab w:val="left" w:pos="2724"/>
+        </w:tabs>
+        <w:jc w:val="both"/>
+        <w:rPr>
+          <w:rFonts w:ascii="Times New Roman" w:hAnsi="Times New Roman" w:cs="Times New Roman"/>
+        </w:rPr>
+      </w:pPr>
+      <w:r>
+        <w:rPr>
+          <w:rFonts w:ascii="Times New Roman" w:hAnsi="Times New Roman" w:cs="Times New Roman"/>
+        </w:rPr>
+        <w:t>bad COPY usage</w:t>
+      </w:r>
+    </w:p>
+    <w:p>
+      <w:pPr>
+        <w:pStyle w:val="ListParagraph"/>
+        <w:numPr>
+          <w:ilvl w:val="0"/>
+          <w:numId w:val="33"/>
+        </w:numPr>
+        <w:tabs>
+          <w:tab w:val="left" w:pos="2724"/>
+        </w:tabs>
+        <w:jc w:val="both"/>
+        <w:rPr>
+          <w:rFonts w:ascii="Times New Roman" w:hAnsi="Times New Roman" w:cs="Times New Roman"/>
+        </w:rPr>
+      </w:pPr>
+      <w:r>
+        <w:rPr>
+          <w:rFonts w:ascii="Times New Roman" w:hAnsi="Times New Roman" w:cs="Times New Roman"/>
+        </w:rPr>
+        <w:t>layer optimization</w:t>
+      </w:r>
+    </w:p>
+    <w:p>
+      <w:pPr>
+        <w:tabs>
+          <w:tab w:val="left" w:pos="2724"/>
+        </w:tabs>
+        <w:jc w:val="both"/>
+        <w:rPr>
+          <w:rFonts w:ascii="Times New Roman" w:hAnsi="Times New Roman" w:cs="Times New Roman"/>
+        </w:rPr>
+      </w:pPr>
+    </w:p>
+    <w:p>
+      <w:pPr>
+        <w:pStyle w:val="ListParagraph"/>
+        <w:numPr>
+          <w:ilvl w:val="0"/>
+          <w:numId w:val="34"/>
+        </w:numPr>
+        <w:tabs>
+          <w:tab w:val="left" w:pos="2724"/>
+        </w:tabs>
+        <w:jc w:val="both"/>
+        <w:rPr>
+          <w:rFonts w:ascii="Times New Roman" w:hAnsi="Times New Roman" w:cs="Times New Roman"/>
+        </w:rPr>
+      </w:pPr>
+      <w:r>
+        <w:rPr>
+          <w:rFonts w:ascii="Times New Roman" w:hAnsi="Times New Roman" w:cs="Times New Roman"/>
+          <w:b/>
+          <w:bCs/>
+        </w:rPr>
+        <w:lastRenderedPageBreak/>
+        <w:t>Line number 56</w:t>
+      </w:r>
+      <w:r>
+        <w:rPr>
+          <w:rFonts w:ascii="Times New Roman" w:hAnsi="Times New Roman" w:cs="Times New Roman"/>
+        </w:rPr>
+        <w:t xml:space="preserve"> - </w:t>
+      </w:r>
+      <w:r>
+        <w:rPr>
+          <w:rFonts w:ascii="Times New Roman" w:hAnsi="Times New Roman" w:cs="Times New Roman"/>
+        </w:rPr>
+        <w:t xml:space="preserve">your Jenkins runs on </w:t>
+      </w:r>
+      <w:r>
+        <w:rPr>
+          <w:rFonts w:ascii="Times New Roman" w:hAnsi="Times New Roman" w:cs="Times New Roman"/>
+          <w:b/>
+          <w:bCs/>
+        </w:rPr>
+        <w:t>Windows</w:t>
+      </w:r>
+      <w:r>
+        <w:rPr>
+          <w:rFonts w:ascii="Times New Roman" w:hAnsi="Times New Roman" w:cs="Times New Roman"/>
+        </w:rPr>
+        <w:t xml:space="preserve">, </w:t>
+      </w:r>
+      <w:r>
+        <w:rPr>
+          <w:rFonts w:ascii="Times New Roman" w:hAnsi="Times New Roman" w:cs="Times New Roman"/>
+          <w:b/>
+          <w:bCs/>
+        </w:rPr>
+        <w:t>bat</w:t>
+      </w:r>
+      <w:r>
+        <w:rPr>
+          <w:rFonts w:ascii="Times New Roman" w:hAnsi="Times New Roman" w:cs="Times New Roman"/>
+        </w:rPr>
+        <w:t xml:space="preserve"> means:</w:t>
+      </w:r>
+      <w:r>
+        <w:rPr>
+          <w:rFonts w:ascii="Times New Roman" w:hAnsi="Times New Roman" w:cs="Times New Roman"/>
+        </w:rPr>
+        <w:t xml:space="preserve"> </w:t>
+      </w:r>
+      <w:r>
+        <w:rPr>
+          <w:rFonts w:ascii="Times New Roman" w:hAnsi="Times New Roman" w:cs="Times New Roman"/>
+        </w:rPr>
+        <w:t>Run Windows batch commands</w:t>
+      </w:r>
+      <w:r>
+        <w:rPr>
+          <w:rFonts w:ascii="Times New Roman" w:hAnsi="Times New Roman" w:cs="Times New Roman"/>
+        </w:rPr>
+        <w:t xml:space="preserve">. </w:t>
+      </w:r>
+      <w:r>
+        <w:rPr>
+          <w:rFonts w:ascii="Times New Roman" w:hAnsi="Times New Roman" w:cs="Times New Roman"/>
+        </w:rPr>
+        <w:t xml:space="preserve">If Linux → use </w:t>
+      </w:r>
+      <w:proofErr w:type="spellStart"/>
+      <w:r>
+        <w:rPr>
+          <w:rFonts w:ascii="Times New Roman" w:hAnsi="Times New Roman" w:cs="Times New Roman"/>
+          <w:b/>
+          <w:bCs/>
+        </w:rPr>
+        <w:t>sh</w:t>
+      </w:r>
+      <w:proofErr w:type="spellEnd"/>
+    </w:p>
+    <w:p>
+      <w:pPr>
+        <w:pStyle w:val="ListParagraph"/>
+        <w:numPr>
+          <w:ilvl w:val="0"/>
+          <w:numId w:val="34"/>
+        </w:numPr>
+        <w:tabs>
+          <w:tab w:val="left" w:pos="2724"/>
+        </w:tabs>
+        <w:jc w:val="both"/>
+        <w:rPr>
+          <w:rFonts w:ascii="Times New Roman" w:hAnsi="Times New Roman" w:cs="Times New Roman"/>
+        </w:rPr>
+      </w:pPr>
+      <w:r>
+        <w:rPr>
+          <w:rFonts w:ascii="Times New Roman" w:hAnsi="Times New Roman" w:cs="Times New Roman"/>
+          <w:b/>
+          <w:bCs/>
+        </w:rPr>
+        <w:t xml:space="preserve">Line number 57 - </w:t>
+      </w:r>
+      <w:r>
+        <w:rPr>
+          <w:rFonts w:ascii="Times New Roman" w:hAnsi="Times New Roman" w:cs="Times New Roman"/>
+        </w:rPr>
+        <w:t xml:space="preserve">This runs the official Docker image </w:t>
+      </w:r>
+      <w:proofErr w:type="spellStart"/>
+      <w:r>
+        <w:rPr>
+          <w:rFonts w:ascii="Times New Roman" w:hAnsi="Times New Roman" w:cs="Times New Roman"/>
+        </w:rPr>
+        <w:t>hadolint</w:t>
+      </w:r>
+      <w:proofErr w:type="spellEnd"/>
+      <w:r>
+        <w:rPr>
+          <w:rFonts w:ascii="Times New Roman" w:hAnsi="Times New Roman" w:cs="Times New Roman"/>
+        </w:rPr>
+        <w:t>/</w:t>
+      </w:r>
+      <w:proofErr w:type="spellStart"/>
+      <w:r>
+        <w:rPr>
+          <w:rFonts w:ascii="Times New Roman" w:hAnsi="Times New Roman" w:cs="Times New Roman"/>
+        </w:rPr>
+        <w:t>hadolint</w:t>
+      </w:r>
+      <w:proofErr w:type="spellEnd"/>
+    </w:p>
+    <w:p>
+      <w:pPr>
+        <w:pStyle w:val="ListParagraph"/>
+        <w:numPr>
+          <w:ilvl w:val="0"/>
+          <w:numId w:val="35"/>
+        </w:numPr>
+        <w:tabs>
+          <w:tab w:val="left" w:pos="2724"/>
+        </w:tabs>
+        <w:jc w:val="both"/>
+        <w:rPr>
+          <w:rFonts w:ascii="Times New Roman" w:hAnsi="Times New Roman" w:cs="Times New Roman"/>
+        </w:rPr>
+      </w:pPr>
+      <w:r>
+        <w:rPr>
+          <w:rFonts w:ascii="Times New Roman" w:hAnsi="Times New Roman" w:cs="Times New Roman"/>
+          <w:b/>
+          <w:bCs/>
+        </w:rPr>
+        <w:t>docker run</w:t>
+      </w:r>
+      <w:r>
+        <w:rPr>
+          <w:rFonts w:ascii="Times New Roman" w:hAnsi="Times New Roman" w:cs="Times New Roman"/>
+        </w:rPr>
+        <w:t xml:space="preserve"> - </w:t>
+      </w:r>
+      <w:r>
+        <w:rPr>
+          <w:rFonts w:ascii="Times New Roman" w:hAnsi="Times New Roman" w:cs="Times New Roman"/>
+        </w:rPr>
+        <w:t>Start a temporary container</w:t>
+      </w:r>
+    </w:p>
+    <w:p>
+      <w:pPr>
+        <w:pStyle w:val="ListParagraph"/>
+        <w:numPr>
+          <w:ilvl w:val="0"/>
+          <w:numId w:val="35"/>
+        </w:numPr>
+        <w:tabs>
+          <w:tab w:val="left" w:pos="2724"/>
+        </w:tabs>
+        <w:spacing w:after="0"/>
+        <w:jc w:val="both"/>
+        <w:rPr>
+          <w:rFonts w:ascii="Times New Roman" w:hAnsi="Times New Roman" w:cs="Times New Roman"/>
+        </w:rPr>
+      </w:pPr>
+      <w:r>
+        <w:rPr>
+          <w:rFonts w:ascii="Times New Roman" w:hAnsi="Times New Roman" w:cs="Times New Roman"/>
+          <w:b/>
+          <w:bCs/>
+        </w:rPr>
+        <w:t>-- rm</w:t>
+      </w:r>
+      <w:r>
+        <w:rPr>
+          <w:rFonts w:ascii="Times New Roman" w:hAnsi="Times New Roman" w:cs="Times New Roman"/>
+        </w:rPr>
+        <w:t xml:space="preserve"> - </w:t>
+      </w:r>
+      <w:r>
+        <w:rPr>
+          <w:rFonts w:ascii="Times New Roman" w:hAnsi="Times New Roman" w:cs="Times New Roman"/>
+        </w:rPr>
+        <w:t>Delete container automatically after scan.</w:t>
+      </w:r>
+      <w:r>
+        <w:rPr>
+          <w:rFonts w:ascii="Times New Roman" w:hAnsi="Times New Roman" w:cs="Times New Roman"/>
+        </w:rPr>
+        <w:t xml:space="preserve"> </w:t>
+      </w:r>
+      <w:r>
+        <w:rPr>
+          <w:rFonts w:ascii="Times New Roman" w:hAnsi="Times New Roman" w:cs="Times New Roman"/>
+        </w:rPr>
+        <w:t>So Jenkins won’t keep unnecessary stopped containers.</w:t>
+      </w:r>
+    </w:p>
+    <w:p>
+      <w:pPr>
+        <w:pStyle w:val="ListParagraph"/>
+        <w:numPr>
+          <w:ilvl w:val="0"/>
+          <w:numId w:val="35"/>
+        </w:numPr>
+        <w:tabs>
+          <w:tab w:val="left" w:pos="2724"/>
+        </w:tabs>
+        <w:spacing w:after="0"/>
+        <w:jc w:val="both"/>
+        <w:rPr>
+          <w:rFonts w:ascii="Times New Roman" w:hAnsi="Times New Roman" w:cs="Times New Roman"/>
+          <w:b/>
+          <w:bCs/>
+        </w:rPr>
+      </w:pPr>
+      <w:r>
+        <w:rPr>
+          <w:rFonts w:ascii="Times New Roman" w:hAnsi="Times New Roman" w:cs="Times New Roman"/>
+          <w:b/>
+          <w:bCs/>
+        </w:rPr>
+        <w:t>-</w:t>
+      </w:r>
+      <w:proofErr w:type="spellStart"/>
+      <w:r>
+        <w:rPr>
+          <w:rFonts w:ascii="Times New Roman" w:hAnsi="Times New Roman" w:cs="Times New Roman"/>
+          <w:b/>
+          <w:bCs/>
+        </w:rPr>
+        <w:t>i</w:t>
+      </w:r>
+      <w:proofErr w:type="spellEnd"/>
+      <w:r>
+        <w:rPr>
+          <w:rFonts w:ascii="Times New Roman" w:hAnsi="Times New Roman" w:cs="Times New Roman"/>
+        </w:rPr>
+        <w:t xml:space="preserve"> - </w:t>
+      </w:r>
+      <w:r>
+        <w:rPr>
+          <w:rFonts w:ascii="Times New Roman" w:hAnsi="Times New Roman" w:cs="Times New Roman"/>
+        </w:rPr>
+        <w:t>Interactive input mode.</w:t>
+      </w:r>
+      <w:r>
+        <w:rPr>
+          <w:rFonts w:ascii="Times New Roman" w:hAnsi="Times New Roman" w:cs="Times New Roman"/>
+        </w:rPr>
+        <w:t xml:space="preserve"> Means </w:t>
+      </w:r>
+      <w:r>
+        <w:rPr>
+          <w:rFonts w:ascii="Times New Roman" w:hAnsi="Times New Roman" w:cs="Times New Roman"/>
+          <w:b/>
+          <w:bCs/>
+        </w:rPr>
+        <w:t xml:space="preserve">pass </w:t>
+      </w:r>
+      <w:proofErr w:type="spellStart"/>
+      <w:r>
+        <w:rPr>
+          <w:rFonts w:ascii="Times New Roman" w:hAnsi="Times New Roman" w:cs="Times New Roman"/>
+          <w:b/>
+          <w:bCs/>
+        </w:rPr>
+        <w:t>Dockerfile</w:t>
+      </w:r>
+      <w:proofErr w:type="spellEnd"/>
+      <w:r>
+        <w:rPr>
+          <w:rFonts w:ascii="Times New Roman" w:hAnsi="Times New Roman" w:cs="Times New Roman"/>
+          <w:b/>
+          <w:bCs/>
+        </w:rPr>
+        <w:t xml:space="preserve"> content into </w:t>
+      </w:r>
+      <w:proofErr w:type="spellStart"/>
+      <w:r>
+        <w:rPr>
+          <w:rFonts w:ascii="Times New Roman" w:hAnsi="Times New Roman" w:cs="Times New Roman"/>
+          <w:b/>
+          <w:bCs/>
+        </w:rPr>
+        <w:t>Hadolint</w:t>
+      </w:r>
+      <w:proofErr w:type="spellEnd"/>
+      <w:r>
+        <w:rPr>
+          <w:rFonts w:ascii="Times New Roman" w:hAnsi="Times New Roman" w:cs="Times New Roman"/>
+          <w:b/>
+          <w:bCs/>
+        </w:rPr>
+        <w:t xml:space="preserve"> container through STDIN</w:t>
+      </w:r>
+    </w:p>
+    <w:p>
+      <w:pPr>
+        <w:pStyle w:val="ListParagraph"/>
+        <w:numPr>
+          <w:ilvl w:val="0"/>
+          <w:numId w:val="35"/>
+        </w:numPr>
+        <w:tabs>
+          <w:tab w:val="left" w:pos="2724"/>
+        </w:tabs>
+        <w:spacing w:after="0"/>
+        <w:jc w:val="both"/>
+        <w:rPr>
+          <w:rFonts w:ascii="Times New Roman" w:hAnsi="Times New Roman" w:cs="Times New Roman"/>
+          <w:b/>
+          <w:bCs/>
+        </w:rPr>
+      </w:pPr>
+      <w:proofErr w:type="spellStart"/>
+      <w:r>
+        <w:rPr>
+          <w:rFonts w:ascii="Times New Roman" w:hAnsi="Times New Roman" w:cs="Times New Roman"/>
+          <w:b/>
+          <w:bCs/>
+        </w:rPr>
+        <w:t>hadolint</w:t>
+      </w:r>
+      <w:proofErr w:type="spellEnd"/>
+      <w:r>
+        <w:rPr>
+          <w:rFonts w:ascii="Times New Roman" w:hAnsi="Times New Roman" w:cs="Times New Roman"/>
+          <w:b/>
+          <w:bCs/>
+        </w:rPr>
+        <w:t>/</w:t>
+      </w:r>
+      <w:proofErr w:type="spellStart"/>
+      <w:r>
+        <w:rPr>
+          <w:rFonts w:ascii="Times New Roman" w:hAnsi="Times New Roman" w:cs="Times New Roman"/>
+          <w:b/>
+          <w:bCs/>
+        </w:rPr>
+        <w:t>hadolint</w:t>
+      </w:r>
+      <w:proofErr w:type="spellEnd"/>
+      <w:r>
+        <w:rPr>
+          <w:rFonts w:ascii="Times New Roman" w:hAnsi="Times New Roman" w:cs="Times New Roman"/>
+          <w:b/>
+          <w:bCs/>
+        </w:rPr>
+        <w:t xml:space="preserve"> - </w:t>
+      </w:r>
+      <w:r>
+        <w:rPr>
+          <w:rFonts w:ascii="Times New Roman" w:hAnsi="Times New Roman" w:cs="Times New Roman"/>
+        </w:rPr>
+        <w:t xml:space="preserve">first </w:t>
+      </w:r>
+      <w:proofErr w:type="spellStart"/>
+      <w:r>
+        <w:rPr>
+          <w:rFonts w:ascii="Times New Roman" w:hAnsi="Times New Roman" w:cs="Times New Roman"/>
+        </w:rPr>
+        <w:t>hadolint</w:t>
+      </w:r>
+      <w:proofErr w:type="spellEnd"/>
+      <w:r>
+        <w:rPr>
+          <w:rFonts w:ascii="Times New Roman" w:hAnsi="Times New Roman" w:cs="Times New Roman"/>
+          <w:b/>
+          <w:bCs/>
+        </w:rPr>
+        <w:t xml:space="preserve"> → Docker Hub repository</w:t>
+      </w:r>
+      <w:r>
+        <w:rPr>
+          <w:rFonts w:ascii="Times New Roman" w:hAnsi="Times New Roman" w:cs="Times New Roman"/>
+          <w:b/>
+          <w:bCs/>
+        </w:rPr>
+        <w:t xml:space="preserve"> | </w:t>
+      </w:r>
+      <w:r>
+        <w:rPr>
+          <w:rFonts w:ascii="Times New Roman" w:hAnsi="Times New Roman" w:cs="Times New Roman"/>
+        </w:rPr>
+        <w:t xml:space="preserve">second </w:t>
+      </w:r>
+      <w:proofErr w:type="spellStart"/>
+      <w:r>
+        <w:rPr>
+          <w:rFonts w:ascii="Times New Roman" w:hAnsi="Times New Roman" w:cs="Times New Roman"/>
+        </w:rPr>
+        <w:t>hadolint</w:t>
+      </w:r>
+      <w:proofErr w:type="spellEnd"/>
+      <w:r>
+        <w:rPr>
+          <w:rFonts w:ascii="Times New Roman" w:hAnsi="Times New Roman" w:cs="Times New Roman"/>
+          <w:b/>
+          <w:bCs/>
+        </w:rPr>
+        <w:t xml:space="preserve"> → image name</w:t>
+      </w:r>
+    </w:p>
+    <w:p>
+      <w:pPr>
+        <w:pStyle w:val="ListParagraph"/>
+        <w:numPr>
+          <w:ilvl w:val="0"/>
+          <w:numId w:val="35"/>
+        </w:numPr>
+        <w:tabs>
+          <w:tab w:val="left" w:pos="2724"/>
+        </w:tabs>
+        <w:spacing w:after="0"/>
+        <w:jc w:val="both"/>
+        <w:rPr>
+          <w:rFonts w:ascii="Times New Roman" w:hAnsi="Times New Roman" w:cs="Times New Roman"/>
+        </w:rPr>
+      </w:pPr>
+      <w:r>
+        <w:rPr>
+          <w:rFonts w:ascii="Times New Roman" w:hAnsi="Times New Roman" w:cs="Times New Roman"/>
+          <w:b/>
+          <w:bCs/>
+        </w:rPr>
+        <w:t>&lt; client/</w:t>
+      </w:r>
+      <w:proofErr w:type="spellStart"/>
+      <w:r>
+        <w:rPr>
+          <w:rFonts w:ascii="Times New Roman" w:hAnsi="Times New Roman" w:cs="Times New Roman"/>
+          <w:b/>
+          <w:bCs/>
+        </w:rPr>
+        <w:t>Dockerfile</w:t>
+      </w:r>
+      <w:proofErr w:type="spellEnd"/>
+      <w:r>
+        <w:rPr>
+          <w:rFonts w:ascii="Times New Roman" w:hAnsi="Times New Roman" w:cs="Times New Roman"/>
+          <w:b/>
+          <w:bCs/>
+        </w:rPr>
+        <w:t xml:space="preserve"> - </w:t>
+      </w:r>
+      <w:r>
+        <w:rPr>
+          <w:rFonts w:ascii="Times New Roman" w:hAnsi="Times New Roman" w:cs="Times New Roman"/>
+        </w:rPr>
+        <w:t>Open client/</w:t>
+      </w:r>
+      <w:proofErr w:type="spellStart"/>
+      <w:r>
+        <w:rPr>
+          <w:rFonts w:ascii="Times New Roman" w:hAnsi="Times New Roman" w:cs="Times New Roman"/>
+        </w:rPr>
+        <w:t>Dockerfile</w:t>
+      </w:r>
+      <w:proofErr w:type="spellEnd"/>
+      <w:r>
+        <w:rPr>
+          <w:rFonts w:ascii="Times New Roman" w:hAnsi="Times New Roman" w:cs="Times New Roman"/>
+        </w:rPr>
+        <w:t xml:space="preserve"> </w:t>
+      </w:r>
+      <w:r>
+        <w:rPr>
+          <w:rFonts w:ascii="Times New Roman" w:hAnsi="Times New Roman" w:cs="Times New Roman"/>
+          <w:b/>
+          <w:bCs/>
+        </w:rPr>
+        <w:t>then</w:t>
+      </w:r>
+      <w:r>
+        <w:rPr>
+          <w:rFonts w:ascii="Times New Roman" w:hAnsi="Times New Roman" w:cs="Times New Roman"/>
+        </w:rPr>
+        <w:t xml:space="preserve"> </w:t>
+      </w:r>
+      <w:r>
+        <w:rPr>
+          <w:rFonts w:ascii="Times New Roman" w:hAnsi="Times New Roman" w:cs="Times New Roman"/>
+        </w:rPr>
+        <w:t xml:space="preserve">send all its text into the </w:t>
+      </w:r>
+      <w:proofErr w:type="spellStart"/>
+      <w:r>
+        <w:rPr>
+          <w:rFonts w:ascii="Times New Roman" w:hAnsi="Times New Roman" w:cs="Times New Roman"/>
+        </w:rPr>
+        <w:t>Hadolint</w:t>
+      </w:r>
+      <w:proofErr w:type="spellEnd"/>
+      <w:r>
+        <w:rPr>
+          <w:rFonts w:ascii="Times New Roman" w:hAnsi="Times New Roman" w:cs="Times New Roman"/>
+        </w:rPr>
+        <w:t xml:space="preserve"> container</w:t>
+      </w:r>
+      <w:r>
+        <w:rPr>
+          <w:rFonts w:ascii="Times New Roman" w:hAnsi="Times New Roman" w:cs="Times New Roman"/>
+        </w:rPr>
+        <w:t xml:space="preserve"> </w:t>
+      </w:r>
+      <w:r>
+        <w:rPr>
+          <w:rFonts w:ascii="Times New Roman" w:hAnsi="Times New Roman" w:cs="Times New Roman"/>
+          <w:b/>
+          <w:bCs/>
+        </w:rPr>
+        <w:t>after</w:t>
+      </w:r>
+      <w:r>
+        <w:rPr>
+          <w:rFonts w:ascii="Times New Roman" w:hAnsi="Times New Roman" w:cs="Times New Roman"/>
+        </w:rPr>
+        <w:t xml:space="preserve"> </w:t>
+      </w:r>
+      <w:proofErr w:type="spellStart"/>
+      <w:r>
+        <w:rPr>
+          <w:rFonts w:ascii="Times New Roman" w:hAnsi="Times New Roman" w:cs="Times New Roman"/>
+        </w:rPr>
+        <w:t>Hadolint</w:t>
+      </w:r>
+      <w:proofErr w:type="spellEnd"/>
+      <w:r>
+        <w:rPr>
+          <w:rFonts w:ascii="Times New Roman" w:hAnsi="Times New Roman" w:cs="Times New Roman"/>
+        </w:rPr>
+        <w:t xml:space="preserve"> scans that content</w:t>
+      </w:r>
+    </w:p>
+    <w:p>
+      <w:pPr>
+        <w:tabs>
+          <w:tab w:val="left" w:pos="2724"/>
+        </w:tabs>
+        <w:spacing w:after="0"/>
+        <w:jc w:val="both"/>
+        <w:rPr>
+          <w:rFonts w:ascii="Times New Roman" w:hAnsi="Times New Roman" w:cs="Times New Roman"/>
+        </w:rPr>
+      </w:pPr>
+    </w:p>
+    <w:p>
+      <w:pPr>
+        <w:tabs>
+          <w:tab w:val="left" w:pos="2724"/>
+        </w:tabs>
+        <w:spacing w:after="0"/>
+        <w:jc w:val="both"/>
+        <w:rPr>
+          <w:rFonts w:ascii="Times New Roman" w:hAnsi="Times New Roman" w:cs="Times New Roman"/>
+          <w:b/>
+          <w:bCs/>
+          <w:sz w:val="28"/>
+          <w:szCs w:val="28"/>
+        </w:rPr>
+      </w:pPr>
+      <w:r>
+        <w:rPr>
+          <w:rFonts w:ascii="Times New Roman" w:hAnsi="Times New Roman" w:cs="Times New Roman"/>
+          <w:noProof/>
+        </w:rPr>
+        <w:drawing>
+          <wp:anchor distT="0" distB="0" distL="114300" distR="114300" simplePos="0" relativeHeight="251667456" behindDoc="0" locked="0" layoutInCell="1" allowOverlap="1" wp14:anchorId="23F4367C" wp14:editId="6FCD5BFB">
+            <wp:simplePos x="0" y="0"/>
+            <wp:positionH relativeFrom="margin">
+              <wp:align>right</wp:align>
+            </wp:positionH>
+            <wp:positionV relativeFrom="margin">
+              <wp:posOffset>3042285</wp:posOffset>
+            </wp:positionV>
+            <wp:extent cx="5943600" cy="1347470"/>
+            <wp:effectExtent l="0" t="0" r="0" b="5080"/>
+            <wp:wrapSquare wrapText="bothSides"/>
+            <wp:docPr id="1392889654" name="Picture 2"/>
+            <wp:cNvGraphicFramePr>
+              <a:graphicFrameLocks xmlns:a="http://schemas.openxmlformats.org/drawingml/2006/main" noChangeAspect="1"/>
+            </wp:cNvGraphicFramePr>
+            <a:graphic xmlns:a="http://schemas.openxmlformats.org/drawingml/2006/main">
+              <a:graphicData uri="http://schemas.openxmlformats.org/drawingml/2006/picture">
+                <pic:pic xmlns:pic="http://schemas.openxmlformats.org/drawingml/2006/picture">
+                  <pic:nvPicPr>
+                    <pic:cNvPr id="1392889654" name="Picture 1392889654"/>
+                    <pic:cNvPicPr/>
+                  </pic:nvPicPr>
+                  <pic:blipFill>
+                    <a:blip r:embed="rId36">
+                      <a:extLst>
+                        <a:ext uri="{28A0092B-C50C-407E-A947-70E740481C1C}">
+                          <a14:useLocalDpi xmlns:a14="http://schemas.microsoft.com/office/drawing/2010/main" val="0"/>
+                        </a:ext>
+                      </a:extLst>
+                    </a:blip>
+                    <a:stretch>
+                      <a:fillRect/>
+                    </a:stretch>
+                  </pic:blipFill>
+                  <pic:spPr>
+                    <a:xfrm>
+                      <a:off x="0" y="0"/>
+                      <a:ext cx="5943600" cy="1347470"/>
+                    </a:xfrm>
+                    <a:prstGeom prst="rect">
+                      <a:avLst/>
+                    </a:prstGeom>
+                  </pic:spPr>
+                </pic:pic>
+              </a:graphicData>
+            </a:graphic>
+          </wp:anchor>
+        </w:drawing>
+      </w:r>
+      <w:r>
+        <w:rPr>
+          <w:rFonts w:ascii="Times New Roman" w:hAnsi="Times New Roman" w:cs="Times New Roman"/>
+          <w:b/>
+          <w:bCs/>
+          <w:sz w:val="28"/>
+          <w:szCs w:val="28"/>
+        </w:rPr>
+        <w:t>Inject Env File</w:t>
+      </w:r>
+    </w:p>
+    <w:p>
+      <w:pPr>
+        <w:tabs>
+          <w:tab w:val="left" w:pos="2724"/>
+        </w:tabs>
+        <w:spacing w:after="0"/>
+        <w:jc w:val="both"/>
+        <w:rPr>
+          <w:rFonts w:ascii="Times New Roman" w:hAnsi="Times New Roman" w:cs="Times New Roman"/>
+        </w:rPr>
+      </w:pPr>
+    </w:p>
+    <w:p>
+      <w:pPr>
+        <w:pStyle w:val="ListParagraph"/>
+        <w:numPr>
+          <w:ilvl w:val="0"/>
+          <w:numId w:val="37"/>
+        </w:numPr>
+        <w:tabs>
+          <w:tab w:val="left" w:pos="2724"/>
+        </w:tabs>
+        <w:jc w:val="both"/>
+        <w:rPr>
+          <w:rFonts w:ascii="Times New Roman" w:hAnsi="Times New Roman" w:cs="Times New Roman"/>
+        </w:rPr>
+      </w:pPr>
+      <w:r>
+        <w:rPr>
+          <w:rFonts w:ascii="Times New Roman" w:hAnsi="Times New Roman" w:cs="Times New Roman"/>
+        </w:rPr>
+        <w:t>In this stage we must add env file for our Jenkins credentials if not our backend or env related files are not work</w:t>
+      </w:r>
+    </w:p>
+    <w:p>
+      <w:pPr>
+        <w:pStyle w:val="ListParagraph"/>
+        <w:numPr>
+          <w:ilvl w:val="0"/>
+          <w:numId w:val="37"/>
+        </w:numPr>
+        <w:tabs>
+          <w:tab w:val="left" w:pos="2724"/>
+        </w:tabs>
+        <w:jc w:val="both"/>
+        <w:rPr>
+          <w:rFonts w:ascii="Times New Roman" w:hAnsi="Times New Roman" w:cs="Times New Roman"/>
+        </w:rPr>
+      </w:pPr>
+      <w:r>
+        <w:rPr>
+          <w:rFonts w:ascii="Times New Roman" w:hAnsi="Times New Roman" w:cs="Times New Roman"/>
+        </w:rPr>
+        <w:t>After adding credentials, we have to create a pipelines syntax using Jenkins configuration. I created a that syntax and line number 65 – 67 is showing that syntax</w:t>
+      </w:r>
+    </w:p>
+    <w:p>
+      <w:pPr>
+        <w:pStyle w:val="ListParagraph"/>
+        <w:numPr>
+          <w:ilvl w:val="0"/>
+          <w:numId w:val="37"/>
+        </w:numPr>
+        <w:tabs>
+          <w:tab w:val="left" w:pos="2724"/>
+        </w:tabs>
+        <w:jc w:val="both"/>
+        <w:rPr>
+          <w:rFonts w:ascii="Times New Roman" w:hAnsi="Times New Roman" w:cs="Times New Roman"/>
+        </w:rPr>
+      </w:pPr>
+      <w:r>
+        <w:rPr>
+          <w:rFonts w:ascii="Times New Roman" w:hAnsi="Times New Roman" w:cs="Times New Roman"/>
+          <w:b/>
+          <w:bCs/>
+        </w:rPr>
+        <w:t>Line number 68</w:t>
+      </w:r>
+      <w:r>
+        <w:rPr>
+          <w:rFonts w:ascii="Times New Roman" w:hAnsi="Times New Roman" w:cs="Times New Roman"/>
+        </w:rPr>
+        <w:t xml:space="preserve"> - </w:t>
+      </w:r>
+      <w:r>
+        <w:rPr>
+          <w:rFonts w:ascii="Times New Roman" w:hAnsi="Times New Roman" w:cs="Times New Roman"/>
+        </w:rPr>
+        <w:t xml:space="preserve">copy the secret </w:t>
+      </w:r>
+      <w:r>
+        <w:rPr>
+          <w:rFonts w:ascii="Times New Roman" w:hAnsi="Times New Roman" w:cs="Times New Roman"/>
+          <w:b/>
+          <w:bCs/>
+        </w:rPr>
+        <w:t>.env</w:t>
+      </w:r>
+      <w:r>
+        <w:rPr>
+          <w:rFonts w:ascii="Times New Roman" w:hAnsi="Times New Roman" w:cs="Times New Roman"/>
+        </w:rPr>
+        <w:t xml:space="preserve"> file from Jenkins credentials into your project’s </w:t>
+      </w:r>
+      <w:r>
+        <w:rPr>
+          <w:rFonts w:ascii="Times New Roman" w:hAnsi="Times New Roman" w:cs="Times New Roman"/>
+          <w:b/>
+          <w:bCs/>
+        </w:rPr>
+        <w:t>server/.env</w:t>
+      </w:r>
+      <w:r>
+        <w:rPr>
+          <w:rFonts w:ascii="Times New Roman" w:hAnsi="Times New Roman" w:cs="Times New Roman"/>
+          <w:b/>
+          <w:bCs/>
+        </w:rPr>
+        <w:t xml:space="preserve">. </w:t>
+      </w:r>
+      <w:r>
+        <w:rPr>
+          <w:rFonts w:ascii="Times New Roman" w:hAnsi="Times New Roman" w:cs="Times New Roman"/>
+        </w:rPr>
+        <w:t>This is how your backend gets environment variables securely during pipeline runtime</w:t>
+      </w:r>
+    </w:p>
+    <w:p>
+      <w:pPr>
+        <w:tabs>
+          <w:tab w:val="left" w:pos="2724"/>
+        </w:tabs>
+        <w:jc w:val="both"/>
+        <w:rPr>
+          <w:rFonts w:ascii="Times New Roman" w:hAnsi="Times New Roman" w:cs="Times New Roman"/>
+        </w:rPr>
+      </w:pPr>
+    </w:p>
+    <w:p>
+      <w:pPr>
+        <w:tabs>
+          <w:tab w:val="left" w:pos="2724"/>
+        </w:tabs>
+        <w:jc w:val="both"/>
+        <w:rPr>
+          <w:rFonts w:ascii="Times New Roman" w:hAnsi="Times New Roman" w:cs="Times New Roman"/>
+        </w:rPr>
+      </w:pPr>
+    </w:p>
+    <w:p>
+      <w:pPr>
+        <w:tabs>
+          <w:tab w:val="left" w:pos="2724"/>
+        </w:tabs>
+        <w:jc w:val="both"/>
+        <w:rPr>
+          <w:rFonts w:ascii="Times New Roman" w:hAnsi="Times New Roman" w:cs="Times New Roman"/>
+        </w:rPr>
+      </w:pPr>
+    </w:p>
+    <w:p>
+      <w:pPr>
+        <w:tabs>
+          <w:tab w:val="left" w:pos="2724"/>
+        </w:tabs>
+        <w:jc w:val="both"/>
+        <w:rPr>
+          <w:rFonts w:ascii="Times New Roman" w:hAnsi="Times New Roman" w:cs="Times New Roman"/>
+        </w:rPr>
+      </w:pPr>
+    </w:p>
+    <w:p>
+      <w:pPr>
+        <w:tabs>
+          <w:tab w:val="left" w:pos="2724"/>
+        </w:tabs>
+        <w:jc w:val="both"/>
+        <w:rPr>
+          <w:rFonts w:ascii="Times New Roman" w:hAnsi="Times New Roman" w:cs="Times New Roman"/>
+        </w:rPr>
+      </w:pPr>
+    </w:p>
+    <w:p>
+      <w:pPr>
+        <w:tabs>
+          <w:tab w:val="left" w:pos="2724"/>
+        </w:tabs>
+        <w:jc w:val="both"/>
+        <w:rPr>
+          <w:rFonts w:ascii="Times New Roman" w:hAnsi="Times New Roman" w:cs="Times New Roman"/>
+        </w:rPr>
+      </w:pPr>
+    </w:p>
+    <w:p>
+      <w:pPr>
+        <w:tabs>
+          <w:tab w:val="left" w:pos="2724"/>
+        </w:tabs>
+        <w:jc w:val="both"/>
+        <w:rPr>
+          <w:rFonts w:ascii="Times New Roman" w:hAnsi="Times New Roman" w:cs="Times New Roman"/>
+        </w:rPr>
+      </w:pPr>
+    </w:p>
+    <w:p>
+      <w:pPr>
+        <w:tabs>
+          <w:tab w:val="left" w:pos="2724"/>
+        </w:tabs>
+        <w:jc w:val="both"/>
+        <w:rPr>
+          <w:rFonts w:ascii="Times New Roman" w:hAnsi="Times New Roman" w:cs="Times New Roman"/>
+          <w:b/>
+          <w:bCs/>
+          <w:sz w:val="28"/>
+          <w:szCs w:val="28"/>
+        </w:rPr>
+      </w:pPr>
+      <w:proofErr w:type="spellStart"/>
+      <w:r>
+        <w:rPr>
+          <w:rFonts w:ascii="Times New Roman" w:hAnsi="Times New Roman" w:cs="Times New Roman"/>
+          <w:b/>
+          <w:bCs/>
+          <w:sz w:val="28"/>
+          <w:szCs w:val="28"/>
+        </w:rPr>
+        <w:lastRenderedPageBreak/>
+        <w:t>Trivy</w:t>
+      </w:r>
+      <w:proofErr w:type="spellEnd"/>
+      <w:r>
+        <w:rPr>
+          <w:rFonts w:ascii="Times New Roman" w:hAnsi="Times New Roman" w:cs="Times New Roman"/>
+          <w:b/>
+          <w:bCs/>
+          <w:sz w:val="28"/>
+          <w:szCs w:val="28"/>
+        </w:rPr>
+        <w:t xml:space="preserve"> Base Image Scan</w:t>
+      </w:r>
+    </w:p>
+    <w:p>
+      <w:pPr>
+        <w:tabs>
+          <w:tab w:val="left" w:pos="2724"/>
+        </w:tabs>
+        <w:jc w:val="both"/>
+        <w:rPr>
+          <w:rFonts w:ascii="Times New Roman" w:hAnsi="Times New Roman" w:cs="Times New Roman"/>
+        </w:rPr>
+      </w:pPr>
+      <w:r>
+        <w:rPr>
+          <w:rFonts w:ascii="Times New Roman" w:hAnsi="Times New Roman" w:cs="Times New Roman"/>
+          <w:noProof/>
+        </w:rPr>
+        <w:drawing>
+          <wp:inline distT="0" distB="0" distL="0" distR="0" wp14:anchorId="63CF1EDF" wp14:editId="0F896B62">
+            <wp:extent cx="5943600" cy="883920"/>
+            <wp:effectExtent l="0" t="0" r="0" b="0"/>
+            <wp:docPr id="174094917" name="Picture 3"/>
+            <wp:cNvGraphicFramePr>
+              <a:graphicFrameLocks xmlns:a="http://schemas.openxmlformats.org/drawingml/2006/main" noChangeAspect="1"/>
+            </wp:cNvGraphicFramePr>
+            <a:graphic xmlns:a="http://schemas.openxmlformats.org/drawingml/2006/main">
+              <a:graphicData uri="http://schemas.openxmlformats.org/drawingml/2006/picture">
+                <pic:pic xmlns:pic="http://schemas.openxmlformats.org/drawingml/2006/picture">
+                  <pic:nvPicPr>
+                    <pic:cNvPr id="174094917" name="Picture 174094917"/>
+                    <pic:cNvPicPr/>
+                  </pic:nvPicPr>
+                  <pic:blipFill>
+                    <a:blip r:embed="rId37">
+                      <a:extLst>
+                        <a:ext uri="{28A0092B-C50C-407E-A947-70E740481C1C}">
+                          <a14:useLocalDpi xmlns:a14="http://schemas.microsoft.com/office/drawing/2010/main" val="0"/>
+                        </a:ext>
+                      </a:extLst>
+                    </a:blip>
+                    <a:stretch>
+                      <a:fillRect/>
+                    </a:stretch>
+                  </pic:blipFill>
+                  <pic:spPr>
+                    <a:xfrm>
+                      <a:off x="0" y="0"/>
+                      <a:ext cx="5943600" cy="883920"/>
+                    </a:xfrm>
+                    <a:prstGeom prst="rect">
+                      <a:avLst/>
+                    </a:prstGeom>
+                  </pic:spPr>
+                </pic:pic>
+              </a:graphicData>
+            </a:graphic>
+          </wp:inline>
+        </w:drawing>
+      </w:r>
+    </w:p>
+    <w:p>
+      <w:pPr>
+        <w:pStyle w:val="ListParagraph"/>
+        <w:numPr>
+          <w:ilvl w:val="0"/>
+          <w:numId w:val="38"/>
+        </w:numPr>
+        <w:tabs>
+          <w:tab w:val="left" w:pos="2724"/>
+        </w:tabs>
+        <w:jc w:val="both"/>
+        <w:rPr>
+          <w:rFonts w:ascii="Times New Roman" w:hAnsi="Times New Roman" w:cs="Times New Roman"/>
+        </w:rPr>
+      </w:pPr>
+      <w:r>
+        <w:rPr>
+          <w:rFonts w:ascii="Times New Roman" w:hAnsi="Times New Roman" w:cs="Times New Roman"/>
+        </w:rPr>
+        <w:t xml:space="preserve">So this stage checks whether the </w:t>
+      </w:r>
+      <w:r>
+        <w:rPr>
+          <w:rFonts w:ascii="Times New Roman" w:hAnsi="Times New Roman" w:cs="Times New Roman"/>
+          <w:b/>
+          <w:bCs/>
+        </w:rPr>
+        <w:t>foundation of your containers is already vulnerable</w:t>
+      </w:r>
+      <w:r>
+        <w:rPr>
+          <w:rFonts w:ascii="Times New Roman" w:hAnsi="Times New Roman" w:cs="Times New Roman"/>
+        </w:rPr>
+        <w:t xml:space="preserve">. </w:t>
+      </w:r>
+      <w:proofErr w:type="spellStart"/>
+      <w:r>
+        <w:rPr>
+          <w:rFonts w:ascii="Times New Roman" w:hAnsi="Times New Roman" w:cs="Times New Roman"/>
+        </w:rPr>
+        <w:t>Trivy</w:t>
+      </w:r>
+      <w:proofErr w:type="spellEnd"/>
+      <w:r>
+        <w:rPr>
+          <w:rFonts w:ascii="Times New Roman" w:hAnsi="Times New Roman" w:cs="Times New Roman"/>
+        </w:rPr>
+        <w:t xml:space="preserve"> analyzes image layers, installed OS packages, and metadata, and filters to only HIGH/CRITICAL findings</w:t>
+      </w:r>
+    </w:p>
+    <w:p>
+      <w:pPr>
+        <w:pStyle w:val="ListParagraph"/>
+        <w:numPr>
+          <w:ilvl w:val="0"/>
+          <w:numId w:val="38"/>
+        </w:numPr>
+        <w:tabs>
+          <w:tab w:val="left" w:pos="2724"/>
+        </w:tabs>
+        <w:jc w:val="both"/>
+        <w:rPr>
+          <w:rFonts w:ascii="Times New Roman" w:hAnsi="Times New Roman" w:cs="Times New Roman"/>
+        </w:rPr>
+      </w:pPr>
+      <w:r>
+        <w:rPr>
+          <w:rFonts w:ascii="Times New Roman" w:hAnsi="Times New Roman" w:cs="Times New Roman"/>
+        </w:rPr>
+        <w:t xml:space="preserve">Check whether these </w:t>
+      </w:r>
+      <w:r>
+        <w:rPr>
+          <w:rFonts w:ascii="Times New Roman" w:hAnsi="Times New Roman" w:cs="Times New Roman"/>
+          <w:b/>
+          <w:bCs/>
+        </w:rPr>
+        <w:t>official parent images</w:t>
+      </w:r>
+      <w:r>
+        <w:rPr>
+          <w:rFonts w:ascii="Times New Roman" w:hAnsi="Times New Roman" w:cs="Times New Roman"/>
+          <w:b/>
+          <w:bCs/>
+        </w:rPr>
+        <w:t xml:space="preserve"> (node:20-alpine / nginx)</w:t>
+      </w:r>
+      <w:r>
+        <w:rPr>
+          <w:rFonts w:ascii="Times New Roman" w:hAnsi="Times New Roman" w:cs="Times New Roman"/>
+          <w:b/>
+          <w:bCs/>
+        </w:rPr>
+        <w:t xml:space="preserve"> already contain CVEs</w:t>
+      </w:r>
+    </w:p>
+    <w:p>
+      <w:pPr>
+        <w:pStyle w:val="ListParagraph"/>
+        <w:numPr>
+          <w:ilvl w:val="0"/>
+          <w:numId w:val="38"/>
+        </w:numPr>
+        <w:tabs>
+          <w:tab w:val="left" w:pos="2724"/>
+        </w:tabs>
+        <w:jc w:val="both"/>
+        <w:rPr>
+          <w:rFonts w:ascii="Times New Roman" w:hAnsi="Times New Roman" w:cs="Times New Roman"/>
+        </w:rPr>
+      </w:pPr>
+      <w:r>
+        <w:rPr>
+          <w:rFonts w:ascii="Times New Roman" w:hAnsi="Times New Roman" w:cs="Times New Roman"/>
+          <w:b/>
+          <w:bCs/>
+        </w:rPr>
+        <w:t>Line number 75</w:t>
+      </w:r>
+      <w:r>
+        <w:rPr>
+          <w:rFonts w:ascii="Times New Roman" w:hAnsi="Times New Roman" w:cs="Times New Roman"/>
+        </w:rPr>
+        <w:t xml:space="preserve"> - </w:t>
+      </w:r>
+      <w:r>
+        <w:rPr>
+          <w:rFonts w:ascii="Times New Roman" w:hAnsi="Times New Roman" w:cs="Times New Roman"/>
+        </w:rPr>
+        <w:t>This scans the official Node.js Alpine base image</w:t>
+      </w:r>
+      <w:r>
+        <w:rPr>
+          <w:rFonts w:ascii="Times New Roman" w:hAnsi="Times New Roman" w:cs="Times New Roman"/>
+          <w:b/>
+          <w:bCs/>
+        </w:rPr>
+        <w:t>.</w:t>
+      </w:r>
+      <w:r>
+        <w:t xml:space="preserve"> </w:t>
+      </w:r>
+      <w:r>
+        <w:rPr>
+          <w:rFonts w:ascii="Times New Roman" w:hAnsi="Times New Roman" w:cs="Times New Roman"/>
+        </w:rPr>
+        <w:t>It checks</w:t>
+      </w:r>
+    </w:p>
+    <w:p>
+      <w:pPr>
+        <w:pStyle w:val="ListParagraph"/>
+        <w:numPr>
+          <w:ilvl w:val="0"/>
+          <w:numId w:val="39"/>
+        </w:numPr>
+        <w:tabs>
+          <w:tab w:val="left" w:pos="2724"/>
+        </w:tabs>
+        <w:jc w:val="both"/>
+        <w:rPr>
+          <w:rFonts w:ascii="Times New Roman" w:hAnsi="Times New Roman" w:cs="Times New Roman"/>
+        </w:rPr>
+      </w:pPr>
+      <w:r>
+        <w:rPr>
+          <w:rFonts w:ascii="Times New Roman" w:hAnsi="Times New Roman" w:cs="Times New Roman"/>
+        </w:rPr>
+        <w:t>Alpine OS packages</w:t>
+      </w:r>
+    </w:p>
+    <w:p>
+      <w:pPr>
+        <w:pStyle w:val="ListParagraph"/>
+        <w:numPr>
+          <w:ilvl w:val="0"/>
+          <w:numId w:val="39"/>
+        </w:numPr>
+        <w:tabs>
+          <w:tab w:val="left" w:pos="2724"/>
+        </w:tabs>
+        <w:jc w:val="both"/>
+        <w:rPr>
+          <w:rFonts w:ascii="Times New Roman" w:hAnsi="Times New Roman" w:cs="Times New Roman"/>
+        </w:rPr>
+      </w:pPr>
+      <w:r>
+        <w:rPr>
+          <w:rFonts w:ascii="Times New Roman" w:hAnsi="Times New Roman" w:cs="Times New Roman"/>
+        </w:rPr>
+        <w:t>OpenSSL</w:t>
+      </w:r>
+    </w:p>
+    <w:p>
+      <w:pPr>
+        <w:pStyle w:val="ListParagraph"/>
+        <w:numPr>
+          <w:ilvl w:val="0"/>
+          <w:numId w:val="39"/>
+        </w:numPr>
+        <w:tabs>
+          <w:tab w:val="left" w:pos="2724"/>
+        </w:tabs>
+        <w:jc w:val="both"/>
+        <w:rPr>
+          <w:rFonts w:ascii="Times New Roman" w:hAnsi="Times New Roman" w:cs="Times New Roman"/>
+        </w:rPr>
+      </w:pPr>
+      <w:proofErr w:type="spellStart"/>
+      <w:r>
+        <w:rPr>
+          <w:rFonts w:ascii="Times New Roman" w:hAnsi="Times New Roman" w:cs="Times New Roman"/>
+        </w:rPr>
+        <w:t>Busybox</w:t>
+      </w:r>
+      <w:proofErr w:type="spellEnd"/>
+    </w:p>
+    <w:p>
+      <w:pPr>
+        <w:pStyle w:val="ListParagraph"/>
+        <w:numPr>
+          <w:ilvl w:val="0"/>
+          <w:numId w:val="39"/>
+        </w:numPr>
+        <w:tabs>
+          <w:tab w:val="left" w:pos="2724"/>
+        </w:tabs>
+        <w:jc w:val="both"/>
+        <w:rPr>
+          <w:rFonts w:ascii="Times New Roman" w:hAnsi="Times New Roman" w:cs="Times New Roman"/>
+        </w:rPr>
+      </w:pPr>
+      <w:proofErr w:type="spellStart"/>
+      <w:r>
+        <w:rPr>
+          <w:rFonts w:ascii="Times New Roman" w:hAnsi="Times New Roman" w:cs="Times New Roman"/>
+        </w:rPr>
+        <w:t>L</w:t>
+      </w:r>
+      <w:r>
+        <w:rPr>
+          <w:rFonts w:ascii="Times New Roman" w:hAnsi="Times New Roman" w:cs="Times New Roman"/>
+        </w:rPr>
+        <w:t>ibc</w:t>
+      </w:r>
+      <w:proofErr w:type="spellEnd"/>
+    </w:p>
+    <w:p>
+      <w:pPr>
+        <w:pStyle w:val="ListParagraph"/>
+        <w:numPr>
+          <w:ilvl w:val="0"/>
+          <w:numId w:val="39"/>
+        </w:numPr>
+        <w:tabs>
+          <w:tab w:val="left" w:pos="2724"/>
+        </w:tabs>
+        <w:jc w:val="both"/>
+        <w:rPr>
+          <w:rFonts w:ascii="Times New Roman" w:hAnsi="Times New Roman" w:cs="Times New Roman"/>
+        </w:rPr>
+      </w:pPr>
+      <w:r>
+        <w:rPr>
+          <w:rFonts w:ascii="Times New Roman" w:hAnsi="Times New Roman" w:cs="Times New Roman"/>
+        </w:rPr>
+        <w:t>Node runtime packages</w:t>
+      </w:r>
+    </w:p>
+    <w:p>
+      <w:pPr>
+        <w:pStyle w:val="ListParagraph"/>
+        <w:numPr>
+          <w:ilvl w:val="0"/>
+          <w:numId w:val="39"/>
+        </w:numPr>
+        <w:tabs>
+          <w:tab w:val="left" w:pos="2724"/>
+        </w:tabs>
+        <w:jc w:val="both"/>
+        <w:rPr>
+          <w:rFonts w:ascii="Times New Roman" w:hAnsi="Times New Roman" w:cs="Times New Roman"/>
+        </w:rPr>
+      </w:pPr>
+      <w:r>
+        <w:rPr>
+          <w:rFonts w:ascii="Times New Roman" w:hAnsi="Times New Roman" w:cs="Times New Roman"/>
+        </w:rPr>
+        <w:t>package manager libraries</w:t>
+      </w:r>
+    </w:p>
+    <w:p>
+      <w:pPr>
+        <w:pStyle w:val="ListParagraph"/>
+        <w:numPr>
+          <w:ilvl w:val="0"/>
+          <w:numId w:val="40"/>
+        </w:numPr>
+        <w:tabs>
+          <w:tab w:val="left" w:pos="2724"/>
+        </w:tabs>
+        <w:jc w:val="both"/>
+        <w:rPr>
+          <w:rFonts w:ascii="Times New Roman" w:hAnsi="Times New Roman" w:cs="Times New Roman"/>
+        </w:rPr>
+      </w:pPr>
+      <w:r>
+        <w:rPr>
+          <w:rFonts w:ascii="Times New Roman" w:hAnsi="Times New Roman" w:cs="Times New Roman"/>
+          <w:b/>
+          <w:bCs/>
+        </w:rPr>
+        <w:t>Line number 76</w:t>
+      </w:r>
+      <w:r>
+        <w:rPr>
+          <w:rFonts w:ascii="Times New Roman" w:hAnsi="Times New Roman" w:cs="Times New Roman"/>
+        </w:rPr>
+        <w:t xml:space="preserve"> - </w:t>
+      </w:r>
+      <w:r>
+        <w:rPr>
+          <w:rFonts w:ascii="Times New Roman" w:hAnsi="Times New Roman" w:cs="Times New Roman"/>
+        </w:rPr>
+        <w:t>This scans the official Nginx reverse proxy base image.</w:t>
+      </w:r>
+      <w:r>
+        <w:t xml:space="preserve"> </w:t>
+      </w:r>
+      <w:r>
+        <w:rPr>
+          <w:rFonts w:ascii="Times New Roman" w:hAnsi="Times New Roman" w:cs="Times New Roman"/>
+        </w:rPr>
+        <w:t>It checks</w:t>
+      </w:r>
+    </w:p>
+    <w:p>
+      <w:pPr>
+        <w:pStyle w:val="ListParagraph"/>
+        <w:numPr>
+          <w:ilvl w:val="0"/>
+          <w:numId w:val="41"/>
+        </w:numPr>
+        <w:tabs>
+          <w:tab w:val="left" w:pos="2724"/>
+        </w:tabs>
+        <w:jc w:val="both"/>
+        <w:rPr>
+          <w:rFonts w:ascii="Times New Roman" w:hAnsi="Times New Roman" w:cs="Times New Roman"/>
+        </w:rPr>
+      </w:pPr>
+      <w:r>
+        <w:rPr>
+          <w:rFonts w:ascii="Times New Roman" w:hAnsi="Times New Roman" w:cs="Times New Roman"/>
+        </w:rPr>
+        <w:t>nginx binary</w:t>
+      </w:r>
+    </w:p>
+    <w:p>
+      <w:pPr>
+        <w:pStyle w:val="ListParagraph"/>
+        <w:numPr>
+          <w:ilvl w:val="0"/>
+          <w:numId w:val="41"/>
+        </w:numPr>
+        <w:tabs>
+          <w:tab w:val="left" w:pos="2724"/>
+        </w:tabs>
+        <w:jc w:val="both"/>
+        <w:rPr>
+          <w:rFonts w:ascii="Times New Roman" w:hAnsi="Times New Roman" w:cs="Times New Roman"/>
+        </w:rPr>
+      </w:pPr>
+      <w:r>
+        <w:rPr>
+          <w:rFonts w:ascii="Times New Roman" w:hAnsi="Times New Roman" w:cs="Times New Roman"/>
+        </w:rPr>
+        <w:t>Alpine packages</w:t>
+      </w:r>
+    </w:p>
+    <w:p>
+      <w:pPr>
+        <w:pStyle w:val="ListParagraph"/>
+        <w:numPr>
+          <w:ilvl w:val="0"/>
+          <w:numId w:val="41"/>
+        </w:numPr>
+        <w:tabs>
+          <w:tab w:val="left" w:pos="2724"/>
+        </w:tabs>
+        <w:jc w:val="both"/>
+        <w:rPr>
+          <w:rFonts w:ascii="Times New Roman" w:hAnsi="Times New Roman" w:cs="Times New Roman"/>
+        </w:rPr>
+      </w:pPr>
+      <w:r>
+        <w:rPr>
+          <w:rFonts w:ascii="Times New Roman" w:hAnsi="Times New Roman" w:cs="Times New Roman"/>
+        </w:rPr>
+        <w:t>OpenSSL</w:t>
+      </w:r>
+    </w:p>
+    <w:p>
+      <w:pPr>
+        <w:pStyle w:val="ListParagraph"/>
+        <w:numPr>
+          <w:ilvl w:val="0"/>
+          <w:numId w:val="41"/>
+        </w:numPr>
+        <w:tabs>
+          <w:tab w:val="left" w:pos="2724"/>
+        </w:tabs>
+        <w:jc w:val="both"/>
+        <w:rPr>
+          <w:rFonts w:ascii="Times New Roman" w:hAnsi="Times New Roman" w:cs="Times New Roman"/>
+        </w:rPr>
+      </w:pPr>
+      <w:r>
+        <w:rPr>
+          <w:rFonts w:ascii="Times New Roman" w:hAnsi="Times New Roman" w:cs="Times New Roman"/>
+        </w:rPr>
+        <w:t>SSL libraries</w:t>
+      </w:r>
+    </w:p>
+    <w:p>
+      <w:pPr>
+        <w:pStyle w:val="ListParagraph"/>
+        <w:numPr>
+          <w:ilvl w:val="0"/>
+          <w:numId w:val="41"/>
+        </w:numPr>
+        <w:tabs>
+          <w:tab w:val="left" w:pos="2724"/>
+        </w:tabs>
+        <w:jc w:val="both"/>
+        <w:rPr>
+          <w:rFonts w:ascii="Times New Roman" w:hAnsi="Times New Roman" w:cs="Times New Roman"/>
+        </w:rPr>
+      </w:pPr>
+      <w:r>
+        <w:rPr>
+          <w:rFonts w:ascii="Times New Roman" w:hAnsi="Times New Roman" w:cs="Times New Roman"/>
+        </w:rPr>
+        <w:t>OS packages</w:t>
+      </w:r>
+    </w:p>
+    <w:p>
+      <w:pPr>
+        <w:tabs>
+          <w:tab w:val="left" w:pos="2724"/>
+        </w:tabs>
+        <w:jc w:val="both"/>
+        <w:rPr>
+          <w:rFonts w:ascii="Times New Roman" w:hAnsi="Times New Roman" w:cs="Times New Roman"/>
+        </w:rPr>
+      </w:pPr>
+    </w:p>
+    <w:p>
+      <w:pPr>
+        <w:tabs>
+          <w:tab w:val="left" w:pos="2724"/>
+        </w:tabs>
+        <w:jc w:val="both"/>
+        <w:rPr>
+          <w:rFonts w:ascii="Times New Roman" w:hAnsi="Times New Roman" w:cs="Times New Roman"/>
+          <w:b/>
+          <w:bCs/>
+          <w:sz w:val="28"/>
+          <w:szCs w:val="28"/>
+        </w:rPr>
+      </w:pPr>
+      <w:r>
+        <w:rPr>
+          <w:rFonts w:ascii="Times New Roman" w:hAnsi="Times New Roman" w:cs="Times New Roman"/>
+          <w:b/>
+          <w:bCs/>
+          <w:sz w:val="28"/>
+          <w:szCs w:val="28"/>
+        </w:rPr>
+        <w:t>Docker Compose Build</w:t>
+      </w:r>
+    </w:p>
+    <w:p>
+      <w:pPr>
+        <w:tabs>
+          <w:tab w:val="left" w:pos="2724"/>
+        </w:tabs>
+        <w:jc w:val="both"/>
+        <w:rPr>
+          <w:rFonts w:ascii="Times New Roman" w:hAnsi="Times New Roman" w:cs="Times New Roman"/>
+          <w:b/>
+          <w:bCs/>
+          <w:sz w:val="28"/>
+          <w:szCs w:val="28"/>
+        </w:rPr>
+      </w:pPr>
+      <w:r>
+        <w:rPr>
+          <w:rFonts w:ascii="Times New Roman" w:hAnsi="Times New Roman" w:cs="Times New Roman"/>
+          <w:b/>
+          <w:bCs/>
+          <w:noProof/>
+          <w:sz w:val="28"/>
+          <w:szCs w:val="28"/>
+        </w:rPr>
+        <w:drawing>
+          <wp:inline distT="0" distB="0" distL="0" distR="0" wp14:anchorId="3ACDBC8B" wp14:editId="1C5AD621">
+            <wp:extent cx="5449060" cy="1171739"/>
+            <wp:effectExtent l="0" t="0" r="0" b="9525"/>
+            <wp:docPr id="928802534" name="Picture 4"/>
+            <wp:cNvGraphicFramePr>
+              <a:graphicFrameLocks xmlns:a="http://schemas.openxmlformats.org/drawingml/2006/main" noChangeAspect="1"/>
+            </wp:cNvGraphicFramePr>
+            <a:graphic xmlns:a="http://schemas.openxmlformats.org/drawingml/2006/main">
+              <a:graphicData uri="http://schemas.openxmlformats.org/drawingml/2006/picture">
+                <pic:pic xmlns:pic="http://schemas.openxmlformats.org/drawingml/2006/picture">
+                  <pic:nvPicPr>
+                    <pic:cNvPr id="928802534" name="Picture 928802534"/>
+                    <pic:cNvPicPr/>
+                  </pic:nvPicPr>
+                  <pic:blipFill>
+                    <a:blip r:embed="rId38">
+                      <a:extLst>
+                        <a:ext uri="{28A0092B-C50C-407E-A947-70E740481C1C}">
+                          <a14:useLocalDpi xmlns:a14="http://schemas.microsoft.com/office/drawing/2010/main" val="0"/>
+                        </a:ext>
+                      </a:extLst>
+                    </a:blip>
+                    <a:stretch>
+                      <a:fillRect/>
+                    </a:stretch>
+                  </pic:blipFill>
+                  <pic:spPr>
+                    <a:xfrm>
+                      <a:off x="0" y="0"/>
+                      <a:ext cx="5449060" cy="1171739"/>
+                    </a:xfrm>
+                    <a:prstGeom prst="rect">
+                      <a:avLst/>
+                    </a:prstGeom>
+                  </pic:spPr>
+                </pic:pic>
+              </a:graphicData>
+            </a:graphic>
+          </wp:inline>
+        </w:drawing>
+      </w:r>
+    </w:p>
+    <w:p>
+      <w:pPr>
+        <w:pStyle w:val="ListParagraph"/>
+        <w:numPr>
+          <w:ilvl w:val="0"/>
+          <w:numId w:val="40"/>
+        </w:numPr>
+        <w:tabs>
+          <w:tab w:val="left" w:pos="2724"/>
+        </w:tabs>
+        <w:jc w:val="both"/>
+        <w:rPr>
+          <w:rFonts w:ascii="Times New Roman" w:hAnsi="Times New Roman" w:cs="Times New Roman"/>
+        </w:rPr>
+      </w:pPr>
+      <w:r>
+        <w:rPr>
+          <w:rFonts w:ascii="Times New Roman" w:hAnsi="Times New Roman" w:cs="Times New Roman"/>
+        </w:rPr>
+        <w:t>In this stage building docker images and container using docker compose file</w:t>
+      </w:r>
+    </w:p>
+    <w:p>
+      <w:pPr>
+        <w:pStyle w:val="ListParagraph"/>
+        <w:tabs>
+          <w:tab w:val="left" w:pos="2724"/>
+        </w:tabs>
+        <w:rPr>
+          <w:rFonts w:ascii="Times New Roman" w:hAnsi="Times New Roman" w:cs="Times New Roman"/>
+        </w:rPr>
+      </w:pPr>
+    </w:p>
+    <w:p>
+      <w:pPr>
+        <w:pStyle w:val="ListParagraph"/>
+        <w:tabs>
+          <w:tab w:val="left" w:pos="2724"/>
+        </w:tabs>
+        <w:rPr>
+          <w:rFonts w:ascii="Times New Roman" w:hAnsi="Times New Roman" w:cs="Times New Roman"/>
+          <w:b/>
+          <w:bCs/>
+        </w:rPr>
+      </w:pPr>
+    </w:p>
+    <w:p>
+      <w:pPr>
+        <w:pStyle w:val="ListParagraph"/>
+        <w:tabs>
+          <w:tab w:val="left" w:pos="2724"/>
+        </w:tabs>
+      </w:pPr>
+    </w:p>
+    <w:p>
+      <w:pPr>
+        <w:tabs>
+          <w:tab w:val="left" w:pos="3240"/>
+        </w:tabs>
+        <w:rPr>
+          <w:rFonts w:ascii="Times New Roman" w:hAnsi="Times New Roman" w:cs="Times New Roman"/>
+          <w:b/>
+          <w:bCs/>
+          <w:sz w:val="28"/>
+          <w:szCs w:val="28"/>
+        </w:rPr>
+      </w:pPr>
+      <w:proofErr w:type="spellStart"/>
+      <w:r>
+        <w:rPr>
+          <w:rFonts w:ascii="Times New Roman" w:hAnsi="Times New Roman" w:cs="Times New Roman"/>
+          <w:b/>
+          <w:bCs/>
+          <w:sz w:val="28"/>
+          <w:szCs w:val="28"/>
+        </w:rPr>
+        <w:lastRenderedPageBreak/>
+        <w:t>Trivy</w:t>
+      </w:r>
+      <w:proofErr w:type="spellEnd"/>
+      <w:r>
+        <w:rPr>
+          <w:rFonts w:ascii="Times New Roman" w:hAnsi="Times New Roman" w:cs="Times New Roman"/>
+          <w:b/>
+          <w:bCs/>
+          <w:sz w:val="28"/>
+          <w:szCs w:val="28"/>
+        </w:rPr>
+        <w:t xml:space="preserve"> final image Scan</w:t>
+      </w:r>
+    </w:p>
+    <w:p>
+      <w:pPr>
+        <w:tabs>
+          <w:tab w:val="left" w:pos="3240"/>
+        </w:tabs>
+        <w:rPr>
+          <w:rFonts w:ascii="Times New Roman" w:hAnsi="Times New Roman" w:cs="Times New Roman"/>
+          <w:b/>
+          <w:bCs/>
+          <w:sz w:val="28"/>
+          <w:szCs w:val="28"/>
+        </w:rPr>
+      </w:pPr>
+      <w:r>
+        <w:rPr>
+          <w:rFonts w:ascii="Times New Roman" w:hAnsi="Times New Roman" w:cs="Times New Roman"/>
+          <w:b/>
+          <w:bCs/>
+          <w:noProof/>
+          <w:sz w:val="28"/>
+          <w:szCs w:val="28"/>
+        </w:rPr>
+        <w:drawing>
+          <wp:inline distT="0" distB="0" distL="0" distR="0" wp14:anchorId="572EDE1A" wp14:editId="1DF91B2C">
+            <wp:extent cx="5943600" cy="930910"/>
+            <wp:effectExtent l="0" t="0" r="0" b="2540"/>
+            <wp:docPr id="826815304" name="Picture 5"/>
+            <wp:cNvGraphicFramePr>
+              <a:graphicFrameLocks xmlns:a="http://schemas.openxmlformats.org/drawingml/2006/main" noChangeAspect="1"/>
+            </wp:cNvGraphicFramePr>
+            <a:graphic xmlns:a="http://schemas.openxmlformats.org/drawingml/2006/main">
+              <a:graphicData uri="http://schemas.openxmlformats.org/drawingml/2006/picture">
+                <pic:pic xmlns:pic="http://schemas.openxmlformats.org/drawingml/2006/picture">
+                  <pic:nvPicPr>
+                    <pic:cNvPr id="826815304" name="Picture 826815304"/>
+                    <pic:cNvPicPr/>
+                  </pic:nvPicPr>
+                  <pic:blipFill>
+                    <a:blip r:embed="rId39">
+                      <a:extLst>
+                        <a:ext uri="{28A0092B-C50C-407E-A947-70E740481C1C}">
+                          <a14:useLocalDpi xmlns:a14="http://schemas.microsoft.com/office/drawing/2010/main" val="0"/>
+                        </a:ext>
+                      </a:extLst>
+                    </a:blip>
+                    <a:stretch>
+                      <a:fillRect/>
+                    </a:stretch>
+                  </pic:blipFill>
+                  <pic:spPr>
+                    <a:xfrm>
+                      <a:off x="0" y="0"/>
+                      <a:ext cx="5943600" cy="930910"/>
+                    </a:xfrm>
+                    <a:prstGeom prst="rect">
+                      <a:avLst/>
+                    </a:prstGeom>
+                  </pic:spPr>
+                </pic:pic>
+              </a:graphicData>
+            </a:graphic>
+          </wp:inline>
+        </w:drawing>
+      </w:r>
+    </w:p>
+    <w:p>
+      <w:pPr>
+        <w:pStyle w:val="ListParagraph"/>
+        <w:numPr>
+          <w:ilvl w:val="0"/>
+          <w:numId w:val="40"/>
+        </w:numPr>
+        <w:tabs>
+          <w:tab w:val="left" w:pos="3240"/>
+        </w:tabs>
+        <w:rPr>
+          <w:rFonts w:ascii="Times New Roman" w:hAnsi="Times New Roman" w:cs="Times New Roman"/>
+        </w:rPr>
+      </w:pPr>
+      <w:r>
+        <w:rPr>
+          <w:rFonts w:ascii="Times New Roman" w:hAnsi="Times New Roman" w:cs="Times New Roman"/>
+        </w:rPr>
+        <w:t>In this stage scan each container-based image (Final scan)</w:t>
+      </w:r>
+    </w:p>
+    <w:p>
+      <w:pPr>
+        <w:pStyle w:val="ListParagraph"/>
+        <w:numPr>
+          <w:ilvl w:val="0"/>
+          <w:numId w:val="40"/>
+        </w:numPr>
+        <w:tabs>
+          <w:tab w:val="left" w:pos="3240"/>
+        </w:tabs>
+        <w:rPr>
+          <w:rFonts w:ascii="Times New Roman" w:hAnsi="Times New Roman" w:cs="Times New Roman"/>
+        </w:rPr>
+      </w:pPr>
+      <w:r>
+        <w:rPr>
+          <w:rFonts w:ascii="Times New Roman" w:hAnsi="Times New Roman" w:cs="Times New Roman"/>
+          <w:b/>
+          <w:bCs/>
+        </w:rPr>
+        <w:t>Line number 88-89</w:t>
+      </w:r>
+      <w:r>
+        <w:rPr>
+          <w:rFonts w:ascii="Times New Roman" w:hAnsi="Times New Roman" w:cs="Times New Roman"/>
+        </w:rPr>
+        <w:t xml:space="preserve"> scan server image and client image</w:t>
+      </w:r>
+    </w:p>
+    <w:p>
+      <w:pPr>
+        <w:tabs>
+          <w:tab w:val="left" w:pos="3240"/>
+        </w:tabs>
+        <w:rPr>
+          <w:rFonts w:ascii="Times New Roman" w:hAnsi="Times New Roman" w:cs="Times New Roman"/>
+          <w:b/>
+          <w:bCs/>
+          <w:sz w:val="28"/>
+          <w:szCs w:val="28"/>
+        </w:rPr>
+      </w:pPr>
+      <w:r>
+        <w:rPr>
+          <w:rFonts w:ascii="Times New Roman" w:hAnsi="Times New Roman" w:cs="Times New Roman"/>
+          <w:b/>
+          <w:bCs/>
+          <w:sz w:val="28"/>
+          <w:szCs w:val="28"/>
+        </w:rPr>
+        <w:t>Run Containers</w:t>
+      </w:r>
+    </w:p>
+    <w:p>
+      <w:pPr>
+        <w:tabs>
+          <w:tab w:val="left" w:pos="3240"/>
+        </w:tabs>
+        <w:rPr>
+          <w:rFonts w:ascii="Times New Roman" w:hAnsi="Times New Roman" w:cs="Times New Roman"/>
+          <w:b/>
+          <w:bCs/>
+          <w:sz w:val="28"/>
+          <w:szCs w:val="28"/>
+        </w:rPr>
+      </w:pPr>
+      <w:r>
+        <w:rPr>
+          <w:rFonts w:ascii="Times New Roman" w:hAnsi="Times New Roman" w:cs="Times New Roman"/>
+          <w:b/>
+          <w:bCs/>
+          <w:noProof/>
+          <w:sz w:val="28"/>
+          <w:szCs w:val="28"/>
+        </w:rPr>
+        <w:drawing>
+          <wp:inline distT="0" distB="0" distL="0" distR="0" wp14:anchorId="1B6535DE" wp14:editId="1814E1B3">
+            <wp:extent cx="4582164" cy="1105054"/>
+            <wp:effectExtent l="0" t="0" r="8890" b="0"/>
+            <wp:docPr id="1818531255" name="Picture 6"/>
+            <wp:cNvGraphicFramePr>
+              <a:graphicFrameLocks xmlns:a="http://schemas.openxmlformats.org/drawingml/2006/main" noChangeAspect="1"/>
+            </wp:cNvGraphicFramePr>
+            <a:graphic xmlns:a="http://schemas.openxmlformats.org/drawingml/2006/main">
+              <a:graphicData uri="http://schemas.openxmlformats.org/drawingml/2006/picture">
+                <pic:pic xmlns:pic="http://schemas.openxmlformats.org/drawingml/2006/picture">
+                  <pic:nvPicPr>
+                    <pic:cNvPr id="1818531255" name="Picture 1818531255"/>
+                    <pic:cNvPicPr/>
+                  </pic:nvPicPr>
+                  <pic:blipFill>
+                    <a:blip r:embed="rId40">
+                      <a:extLst>
+                        <a:ext uri="{28A0092B-C50C-407E-A947-70E740481C1C}">
+                          <a14:useLocalDpi xmlns:a14="http://schemas.microsoft.com/office/drawing/2010/main" val="0"/>
+                        </a:ext>
+                      </a:extLst>
+                    </a:blip>
+                    <a:stretch>
+                      <a:fillRect/>
+                    </a:stretch>
+                  </pic:blipFill>
+                  <pic:spPr>
+                    <a:xfrm>
+                      <a:off x="0" y="0"/>
+                      <a:ext cx="4582164" cy="1105054"/>
+                    </a:xfrm>
+                    <a:prstGeom prst="rect">
+                      <a:avLst/>
+                    </a:prstGeom>
+                  </pic:spPr>
+                </pic:pic>
+              </a:graphicData>
+            </a:graphic>
+          </wp:inline>
+        </w:drawing>
+      </w:r>
+    </w:p>
+    <w:p>
+      <w:pPr>
+        <w:pStyle w:val="ListParagraph"/>
+        <w:numPr>
+          <w:ilvl w:val="0"/>
+          <w:numId w:val="42"/>
+        </w:numPr>
+        <w:tabs>
+          <w:tab w:val="left" w:pos="3240"/>
+        </w:tabs>
+        <w:rPr>
+          <w:rFonts w:ascii="Times New Roman" w:hAnsi="Times New Roman" w:cs="Times New Roman"/>
+        </w:rPr>
+      </w:pPr>
+      <w:r>
+        <w:rPr>
+          <w:rFonts w:ascii="Times New Roman" w:hAnsi="Times New Roman" w:cs="Times New Roman"/>
+          <w:b/>
+          <w:bCs/>
+        </w:rPr>
+        <w:t>-d</w:t>
+      </w:r>
+      <w:r>
+        <w:rPr>
+          <w:rFonts w:ascii="Times New Roman" w:hAnsi="Times New Roman" w:cs="Times New Roman"/>
+        </w:rPr>
+        <w:t xml:space="preserve"> means </w:t>
+      </w:r>
+      <w:r>
+        <w:rPr>
+          <w:rFonts w:ascii="Times New Roman" w:hAnsi="Times New Roman" w:cs="Times New Roman"/>
+          <w:b/>
+          <w:bCs/>
+        </w:rPr>
+        <w:t>detached mode</w:t>
+      </w:r>
+      <w:r>
+        <w:rPr>
+          <w:rFonts w:ascii="Times New Roman" w:hAnsi="Times New Roman" w:cs="Times New Roman"/>
+          <w:b/>
+          <w:bCs/>
+        </w:rPr>
+        <w:t xml:space="preserve">. </w:t>
+      </w:r>
+      <w:r>
+        <w:rPr>
+          <w:rFonts w:ascii="Times New Roman" w:hAnsi="Times New Roman" w:cs="Times New Roman"/>
+        </w:rPr>
+        <w:t>So when run this terminal become free process running foreground</w:t>
+      </w:r>
+    </w:p>
+    <w:p>
+      <w:pPr>
+        <w:pStyle w:val="ListParagraph"/>
+        <w:tabs>
+          <w:tab w:val="left" w:pos="3240"/>
+        </w:tabs>
+        <w:rPr>
+          <w:rFonts w:ascii="Times New Roman" w:hAnsi="Times New Roman" w:cs="Times New Roman"/>
+        </w:rPr>
+      </w:pPr>
+    </w:p>
+    <w:p>
+      <w:pPr>
+        <w:tabs>
+          <w:tab w:val="left" w:pos="3240"/>
+        </w:tabs>
+        <w:rPr>
+          <w:rFonts w:ascii="Times New Roman" w:hAnsi="Times New Roman" w:cs="Times New Roman"/>
+        </w:rPr>
+      </w:pPr>
+      <w:r>
+        <w:rPr>
+          <w:rFonts w:ascii="Times New Roman" w:hAnsi="Times New Roman" w:cs="Times New Roman"/>
+          <w:b/>
+          <w:bCs/>
+          <w:sz w:val="28"/>
+          <w:szCs w:val="28"/>
+        </w:rPr>
+        <w:t>Full Jenkins Pipeline</w:t>
+      </w:r>
+    </w:p>
+    <w:p>
+      <w:pPr>
+        <w:tabs>
+          <w:tab w:val="left" w:pos="3240"/>
+        </w:tabs>
+        <w:rPr>
+          <w:rFonts w:ascii="Times New Roman" w:hAnsi="Times New Roman" w:cs="Times New Roman"/>
+        </w:rPr>
+      </w:pPr>
+      <w:hyperlink r:id="rId41" w:history="1">
+        <w:r>
+          <w:rPr>
+            <w:rStyle w:val="Hyperlink"/>
+            <w:rFonts w:ascii="Times New Roman" w:hAnsi="Times New Roman" w:cs="Times New Roman"/>
+          </w:rPr>
+          <w:t>https://github.com/sachilz/CI-CD-Enabled-MERN-Stack-Todo-Application/blob/main/Jenkinsfile</w:t>
+        </w:r>
+      </w:hyperlink>
     </w:p>
     <w:sectPr>
       <w:pgSz w:w="12240" w:h="15840"/>
@@ -7859,6 +9832,92 @@
 <file path=word/numbering.xml><?xml version="1.0" encoding="utf-8"?>
 <w:numbering xmlns:wpc="http://schemas.microsoft.com/office/word/2010/wordprocessingCanvas" xmlns:cx="http://schemas.microsoft.com/office/drawing/2014/chartex" xmlns:cx1="http://schemas.microsoft.com/office/drawing/2015/9/8/chartex" xmlns:cx2="http://schemas.microsoft.com/office/drawing/2015/10/21/chartex" xmlns:cx3="http://schemas.microsoft.com/office/drawing/2016/5/9/chartex" xmlns:cx4="http://schemas.microsoft.com/office/drawing/2016/5/10/chartex" xmlns:cx5="http://schemas.microsoft.com/office/drawing/2016/5/11/chartex" xmlns:cx6="http://schemas.microsoft.com/office/drawing/2016/5/12/chartex" xmlns:cx7="http://schemas.microsoft.com/office/drawing/2016/5/13/chartex" xmlns:cx8="http://schemas.microsoft.com/office/drawing/2016/5/14/chartex" xmlns:mc="http://schemas.openxmlformats.org/markup-compatibility/2006" xmlns:aink="http://schemas.microsoft.com/office/drawing/2016/ink" xmlns:am3d="http://schemas.microsoft.com/office/drawing/2017/model3d" xmlns:o="urn:schemas-microsoft-com:office:office" xmlns:oel="http://schemas.microsoft.com/office/2019/extlst" xmlns:r="http://schemas.openxmlformats.org/officeDocument/2006/relationships" xmlns:m="http://schemas.openxmlformats.org/officeDocument/2006/math" xmlns:v="urn:schemas-microsoft-com:vml" xmlns:wp14="http://schemas.microsoft.com/office/word/2010/wordprocessingDrawing" xmlns:wp="http://schemas.openxmlformats.org/drawingml/2006/wordprocessingDrawing" xmlns:w10="urn:schemas-microsoft-com:office:word" xmlns:w="http://schemas.openxmlformats.org/wordprocessingml/2006/main" xmlns:w14="http://schemas.microsoft.com/office/word/2010/wordml" xmlns:w15="http://schemas.microsoft.com/office/word/2012/wordml" xmlns:w16cex="http://schemas.microsoft.com/office/word/2018/wordml/cex" xmlns:w16cid="http://schemas.microsoft.com/office/word/2016/wordml/cid" xmlns:w16="http://schemas.microsoft.com/office/word/2018/wordml" xmlns:w16du="http://schemas.microsoft.com/office/word/2023/wordml/word16du" xmlns:w16sdtdh="http://schemas.microsoft.com/office/word/2020/wordml/sdtdatahash" xmlns:w16sdtfl="http://schemas.microsoft.com/office/word/2024/wordml/sdtformatlock" xmlns:w16se="http://schemas.microsoft.com/office/word/2015/wordml/symex" xmlns:wpg="http://schemas.microsoft.com/office/word/2010/wordprocessingGroup" xmlns:wpi="http://schemas.microsoft.com/office/word/2010/wordprocessingInk" xmlns:wne="http://schemas.microsoft.com/office/word/2006/wordml" xmlns:wps="http://schemas.microsoft.com/office/word/2010/wordprocessingShape" mc:Ignorable="w14 w15 w16se w16cid w16 w16cex w16sdtdh w16sdtfl w16du wp14">
   <w:abstractNum w:abstractNumId="0" w15:restartNumberingAfterBreak="0">
+    <w:nsid w:val="02C271D9"/>
+    <w:multiLevelType w:val="hybridMultilevel"/>
+    <w:tmpl w:val="C1905684"/>
+    <w:lvl w:ilvl="0" w:tplc="04090019">
+      <w:start w:val="1"/>
+      <w:numFmt w:val="lowerLetter"/>
+      <w:lvlText w:val="%1."/>
+      <w:lvlJc w:val="left"/>
+      <w:pPr>
+        <w:ind w:left="1440" w:hanging="360"/>
+      </w:pPr>
+    </w:lvl>
+    <w:lvl w:ilvl="1" w:tplc="04090019" w:tentative="1">
+      <w:start w:val="1"/>
+      <w:numFmt w:val="lowerLetter"/>
+      <w:lvlText w:val="%2."/>
+      <w:lvlJc w:val="left"/>
+      <w:pPr>
+        <w:ind w:left="2160" w:hanging="360"/>
+      </w:pPr>
+    </w:lvl>
+    <w:lvl w:ilvl="2" w:tplc="0409001B" w:tentative="1">
+      <w:start w:val="1"/>
+      <w:numFmt w:val="lowerRoman"/>
+      <w:lvlText w:val="%3."/>
+      <w:lvlJc w:val="right"/>
+      <w:pPr>
+        <w:ind w:left="2880" w:hanging="180"/>
+      </w:pPr>
+    </w:lvl>
+    <w:lvl w:ilvl="3" w:tplc="0409000F" w:tentative="1">
+      <w:start w:val="1"/>
+      <w:numFmt w:val="decimal"/>
+      <w:lvlText w:val="%4."/>
+      <w:lvlJc w:val="left"/>
+      <w:pPr>
+        <w:ind w:left="3600" w:hanging="360"/>
+      </w:pPr>
+    </w:lvl>
+    <w:lvl w:ilvl="4" w:tplc="04090019" w:tentative="1">
+      <w:start w:val="1"/>
+      <w:numFmt w:val="lowerLetter"/>
+      <w:lvlText w:val="%5."/>
+      <w:lvlJc w:val="left"/>
+      <w:pPr>
+        <w:ind w:left="4320" w:hanging="360"/>
+      </w:pPr>
+    </w:lvl>
+    <w:lvl w:ilvl="5" w:tplc="0409001B" w:tentative="1">
+      <w:start w:val="1"/>
+      <w:numFmt w:val="lowerRoman"/>
+      <w:lvlText w:val="%6."/>
+      <w:lvlJc w:val="right"/>
+      <w:pPr>
+        <w:ind w:left="5040" w:hanging="180"/>
+      </w:pPr>
+    </w:lvl>
+    <w:lvl w:ilvl="6" w:tplc="0409000F" w:tentative="1">
+      <w:start w:val="1"/>
+      <w:numFmt w:val="decimal"/>
+      <w:lvlText w:val="%7."/>
+      <w:lvlJc w:val="left"/>
+      <w:pPr>
+        <w:ind w:left="5760" w:hanging="360"/>
+      </w:pPr>
+    </w:lvl>
+    <w:lvl w:ilvl="7" w:tplc="04090019" w:tentative="1">
+      <w:start w:val="1"/>
+      <w:numFmt w:val="lowerLetter"/>
+      <w:lvlText w:val="%8."/>
+      <w:lvlJc w:val="left"/>
+      <w:pPr>
+        <w:ind w:left="6480" w:hanging="360"/>
+      </w:pPr>
+    </w:lvl>
+    <w:lvl w:ilvl="8" w:tplc="0409001B" w:tentative="1">
+      <w:start w:val="1"/>
+      <w:numFmt w:val="lowerRoman"/>
+      <w:lvlText w:val="%9."/>
+      <w:lvlJc w:val="right"/>
+      <w:pPr>
+        <w:ind w:left="7200" w:hanging="180"/>
+      </w:pPr>
+    </w:lvl>
+  </w:abstractNum>
+  <w:abstractNum w:abstractNumId="1" w15:restartNumberingAfterBreak="0">
     <w:nsid w:val="0AB57DAC"/>
     <w:multiLevelType w:val="hybridMultilevel"/>
     <w:tmpl w:val="D188F3BE"/>
@@ -7971,7 +10030,7 @@
       </w:rPr>
     </w:lvl>
   </w:abstractNum>
-  <w:abstractNum w:abstractNumId="1" w15:restartNumberingAfterBreak="0">
+  <w:abstractNum w:abstractNumId="2" w15:restartNumberingAfterBreak="0">
     <w:nsid w:val="0EC43520"/>
     <w:multiLevelType w:val="hybridMultilevel"/>
     <w:tmpl w:val="A6F80BF2"/>
@@ -8057,7 +10116,233 @@
       </w:pPr>
     </w:lvl>
   </w:abstractNum>
-  <w:abstractNum w:abstractNumId="2" w15:restartNumberingAfterBreak="0">
+  <w:abstractNum w:abstractNumId="3" w15:restartNumberingAfterBreak="0">
+    <w:nsid w:val="129A5779"/>
+    <w:multiLevelType w:val="hybridMultilevel"/>
+    <w:tmpl w:val="18EC91D4"/>
+    <w:lvl w:ilvl="0" w:tplc="04090001">
+      <w:start w:val="1"/>
+      <w:numFmt w:val="bullet"/>
+      <w:lvlText w:val=""/>
+      <w:lvlJc w:val="left"/>
+      <w:pPr>
+        <w:ind w:left="1080" w:hanging="360"/>
+      </w:pPr>
+      <w:rPr>
+        <w:rFonts w:ascii="Symbol" w:hAnsi="Symbol" w:hint="default"/>
+      </w:rPr>
+    </w:lvl>
+    <w:lvl w:ilvl="1" w:tplc="04090003" w:tentative="1">
+      <w:start w:val="1"/>
+      <w:numFmt w:val="bullet"/>
+      <w:lvlText w:val="o"/>
+      <w:lvlJc w:val="left"/>
+      <w:pPr>
+        <w:ind w:left="1800" w:hanging="360"/>
+      </w:pPr>
+      <w:rPr>
+        <w:rFonts w:ascii="Courier New" w:hAnsi="Courier New" w:cs="Courier New" w:hint="default"/>
+      </w:rPr>
+    </w:lvl>
+    <w:lvl w:ilvl="2" w:tplc="04090005" w:tentative="1">
+      <w:start w:val="1"/>
+      <w:numFmt w:val="bullet"/>
+      <w:lvlText w:val=""/>
+      <w:lvlJc w:val="left"/>
+      <w:pPr>
+        <w:ind w:left="2520" w:hanging="360"/>
+      </w:pPr>
+      <w:rPr>
+        <w:rFonts w:ascii="Wingdings" w:hAnsi="Wingdings" w:hint="default"/>
+      </w:rPr>
+    </w:lvl>
+    <w:lvl w:ilvl="3" w:tplc="04090001" w:tentative="1">
+      <w:start w:val="1"/>
+      <w:numFmt w:val="bullet"/>
+      <w:lvlText w:val=""/>
+      <w:lvlJc w:val="left"/>
+      <w:pPr>
+        <w:ind w:left="3240" w:hanging="360"/>
+      </w:pPr>
+      <w:rPr>
+        <w:rFonts w:ascii="Symbol" w:hAnsi="Symbol" w:hint="default"/>
+      </w:rPr>
+    </w:lvl>
+    <w:lvl w:ilvl="4" w:tplc="04090003" w:tentative="1">
+      <w:start w:val="1"/>
+      <w:numFmt w:val="bullet"/>
+      <w:lvlText w:val="o"/>
+      <w:lvlJc w:val="left"/>
+      <w:pPr>
+        <w:ind w:left="3960" w:hanging="360"/>
+      </w:pPr>
+      <w:rPr>
+        <w:rFonts w:ascii="Courier New" w:hAnsi="Courier New" w:cs="Courier New" w:hint="default"/>
+      </w:rPr>
+    </w:lvl>
+    <w:lvl w:ilvl="5" w:tplc="04090005" w:tentative="1">
+      <w:start w:val="1"/>
+      <w:numFmt w:val="bullet"/>
+      <w:lvlText w:val=""/>
+      <w:lvlJc w:val="left"/>
+      <w:pPr>
+        <w:ind w:left="4680" w:hanging="360"/>
+      </w:pPr>
+      <w:rPr>
+        <w:rFonts w:ascii="Wingdings" w:hAnsi="Wingdings" w:hint="default"/>
+      </w:rPr>
+    </w:lvl>
+    <w:lvl w:ilvl="6" w:tplc="04090001" w:tentative="1">
+      <w:start w:val="1"/>
+      <w:numFmt w:val="bullet"/>
+      <w:lvlText w:val=""/>
+      <w:lvlJc w:val="left"/>
+      <w:pPr>
+        <w:ind w:left="5400" w:hanging="360"/>
+      </w:pPr>
+      <w:rPr>
+        <w:rFonts w:ascii="Symbol" w:hAnsi="Symbol" w:hint="default"/>
+      </w:rPr>
+    </w:lvl>
+    <w:lvl w:ilvl="7" w:tplc="04090003" w:tentative="1">
+      <w:start w:val="1"/>
+      <w:numFmt w:val="bullet"/>
+      <w:lvlText w:val="o"/>
+      <w:lvlJc w:val="left"/>
+      <w:pPr>
+        <w:ind w:left="6120" w:hanging="360"/>
+      </w:pPr>
+      <w:rPr>
+        <w:rFonts w:ascii="Courier New" w:hAnsi="Courier New" w:cs="Courier New" w:hint="default"/>
+      </w:rPr>
+    </w:lvl>
+    <w:lvl w:ilvl="8" w:tplc="04090005" w:tentative="1">
+      <w:start w:val="1"/>
+      <w:numFmt w:val="bullet"/>
+      <w:lvlText w:val=""/>
+      <w:lvlJc w:val="left"/>
+      <w:pPr>
+        <w:ind w:left="6840" w:hanging="360"/>
+      </w:pPr>
+      <w:rPr>
+        <w:rFonts w:ascii="Wingdings" w:hAnsi="Wingdings" w:hint="default"/>
+      </w:rPr>
+    </w:lvl>
+  </w:abstractNum>
+  <w:abstractNum w:abstractNumId="4" w15:restartNumberingAfterBreak="0">
+    <w:nsid w:val="15231A7C"/>
+    <w:multiLevelType w:val="hybridMultilevel"/>
+    <w:tmpl w:val="792E7686"/>
+    <w:lvl w:ilvl="0" w:tplc="04090001">
+      <w:start w:val="1"/>
+      <w:numFmt w:val="bullet"/>
+      <w:lvlText w:val=""/>
+      <w:lvlJc w:val="left"/>
+      <w:pPr>
+        <w:ind w:left="720" w:hanging="360"/>
+      </w:pPr>
+      <w:rPr>
+        <w:rFonts w:ascii="Symbol" w:hAnsi="Symbol" w:hint="default"/>
+      </w:rPr>
+    </w:lvl>
+    <w:lvl w:ilvl="1" w:tplc="04090003" w:tentative="1">
+      <w:start w:val="1"/>
+      <w:numFmt w:val="bullet"/>
+      <w:lvlText w:val="o"/>
+      <w:lvlJc w:val="left"/>
+      <w:pPr>
+        <w:ind w:left="1440" w:hanging="360"/>
+      </w:pPr>
+      <w:rPr>
+        <w:rFonts w:ascii="Courier New" w:hAnsi="Courier New" w:cs="Courier New" w:hint="default"/>
+      </w:rPr>
+    </w:lvl>
+    <w:lvl w:ilvl="2" w:tplc="04090005" w:tentative="1">
+      <w:start w:val="1"/>
+      <w:numFmt w:val="bullet"/>
+      <w:lvlText w:val=""/>
+      <w:lvlJc w:val="left"/>
+      <w:pPr>
+        <w:ind w:left="2160" w:hanging="360"/>
+      </w:pPr>
+      <w:rPr>
+        <w:rFonts w:ascii="Wingdings" w:hAnsi="Wingdings" w:hint="default"/>
+      </w:rPr>
+    </w:lvl>
+    <w:lvl w:ilvl="3" w:tplc="04090001" w:tentative="1">
+      <w:start w:val="1"/>
+      <w:numFmt w:val="bullet"/>
+      <w:lvlText w:val=""/>
+      <w:lvlJc w:val="left"/>
+      <w:pPr>
+        <w:ind w:left="2880" w:hanging="360"/>
+      </w:pPr>
+      <w:rPr>
+        <w:rFonts w:ascii="Symbol" w:hAnsi="Symbol" w:hint="default"/>
+      </w:rPr>
+    </w:lvl>
+    <w:lvl w:ilvl="4" w:tplc="04090003" w:tentative="1">
+      <w:start w:val="1"/>
+      <w:numFmt w:val="bullet"/>
+      <w:lvlText w:val="o"/>
+      <w:lvlJc w:val="left"/>
+      <w:pPr>
+        <w:ind w:left="3600" w:hanging="360"/>
+      </w:pPr>
+      <w:rPr>
+        <w:rFonts w:ascii="Courier New" w:hAnsi="Courier New" w:cs="Courier New" w:hint="default"/>
+      </w:rPr>
+    </w:lvl>
+    <w:lvl w:ilvl="5" w:tplc="04090005" w:tentative="1">
+      <w:start w:val="1"/>
+      <w:numFmt w:val="bullet"/>
+      <w:lvlText w:val=""/>
+      <w:lvlJc w:val="left"/>
+      <w:pPr>
+        <w:ind w:left="4320" w:hanging="360"/>
+      </w:pPr>
+      <w:rPr>
+        <w:rFonts w:ascii="Wingdings" w:hAnsi="Wingdings" w:hint="default"/>
+      </w:rPr>
+    </w:lvl>
+    <w:lvl w:ilvl="6" w:tplc="04090001" w:tentative="1">
+      <w:start w:val="1"/>
+      <w:numFmt w:val="bullet"/>
+      <w:lvlText w:val=""/>
+      <w:lvlJc w:val="left"/>
+      <w:pPr>
+        <w:ind w:left="5040" w:hanging="360"/>
+      </w:pPr>
+      <w:rPr>
+        <w:rFonts w:ascii="Symbol" w:hAnsi="Symbol" w:hint="default"/>
+      </w:rPr>
+    </w:lvl>
+    <w:lvl w:ilvl="7" w:tplc="04090003" w:tentative="1">
+      <w:start w:val="1"/>
+      <w:numFmt w:val="bullet"/>
+      <w:lvlText w:val="o"/>
+      <w:lvlJc w:val="left"/>
+      <w:pPr>
+        <w:ind w:left="5760" w:hanging="360"/>
+      </w:pPr>
+      <w:rPr>
+        <w:rFonts w:ascii="Courier New" w:hAnsi="Courier New" w:cs="Courier New" w:hint="default"/>
+      </w:rPr>
+    </w:lvl>
+    <w:lvl w:ilvl="8" w:tplc="04090005" w:tentative="1">
+      <w:start w:val="1"/>
+      <w:numFmt w:val="bullet"/>
+      <w:lvlText w:val=""/>
+      <w:lvlJc w:val="left"/>
+      <w:pPr>
+        <w:ind w:left="6480" w:hanging="360"/>
+      </w:pPr>
+      <w:rPr>
+        <w:rFonts w:ascii="Wingdings" w:hAnsi="Wingdings" w:hint="default"/>
+      </w:rPr>
+    </w:lvl>
+  </w:abstractNum>
+  <w:abstractNum w:abstractNumId="5" w15:restartNumberingAfterBreak="0">
     <w:nsid w:val="17536FD3"/>
     <w:multiLevelType w:val="hybridMultilevel"/>
     <w:tmpl w:val="73B8EC5C"/>
@@ -8143,7 +10428,7 @@
       </w:pPr>
     </w:lvl>
   </w:abstractNum>
-  <w:abstractNum w:abstractNumId="3" w15:restartNumberingAfterBreak="0">
+  <w:abstractNum w:abstractNumId="6" w15:restartNumberingAfterBreak="0">
     <w:nsid w:val="1A6720D5"/>
     <w:multiLevelType w:val="hybridMultilevel"/>
     <w:tmpl w:val="B6602112"/>
@@ -8256,7 +10541,7 @@
       </w:rPr>
     </w:lvl>
   </w:abstractNum>
-  <w:abstractNum w:abstractNumId="4" w15:restartNumberingAfterBreak="0">
+  <w:abstractNum w:abstractNumId="7" w15:restartNumberingAfterBreak="0">
     <w:nsid w:val="1B985F8D"/>
     <w:multiLevelType w:val="hybridMultilevel"/>
     <w:tmpl w:val="B8B461CE"/>
@@ -8346,7 +10631,7 @@
       </w:pPr>
     </w:lvl>
   </w:abstractNum>
-  <w:abstractNum w:abstractNumId="5" w15:restartNumberingAfterBreak="0">
+  <w:abstractNum w:abstractNumId="8" w15:restartNumberingAfterBreak="0">
     <w:nsid w:val="1BA66C41"/>
     <w:multiLevelType w:val="hybridMultilevel"/>
     <w:tmpl w:val="F312A112"/>
@@ -8459,7 +10744,7 @@
       </w:rPr>
     </w:lvl>
   </w:abstractNum>
-  <w:abstractNum w:abstractNumId="6" w15:restartNumberingAfterBreak="0">
+  <w:abstractNum w:abstractNumId="9" w15:restartNumberingAfterBreak="0">
     <w:nsid w:val="1F33227D"/>
     <w:multiLevelType w:val="hybridMultilevel"/>
     <w:tmpl w:val="287C735C"/>
@@ -8549,7 +10834,120 @@
       </w:pPr>
     </w:lvl>
   </w:abstractNum>
-  <w:abstractNum w:abstractNumId="7" w15:restartNumberingAfterBreak="0">
+  <w:abstractNum w:abstractNumId="10" w15:restartNumberingAfterBreak="0">
+    <w:nsid w:val="21864F38"/>
+    <w:multiLevelType w:val="hybridMultilevel"/>
+    <w:tmpl w:val="9C7A8DF4"/>
+    <w:lvl w:ilvl="0" w:tplc="04090001">
+      <w:start w:val="1"/>
+      <w:numFmt w:val="bullet"/>
+      <w:lvlText w:val=""/>
+      <w:lvlJc w:val="left"/>
+      <w:pPr>
+        <w:ind w:left="720" w:hanging="360"/>
+      </w:pPr>
+      <w:rPr>
+        <w:rFonts w:ascii="Symbol" w:hAnsi="Symbol" w:hint="default"/>
+      </w:rPr>
+    </w:lvl>
+    <w:lvl w:ilvl="1" w:tplc="04090003" w:tentative="1">
+      <w:start w:val="1"/>
+      <w:numFmt w:val="bullet"/>
+      <w:lvlText w:val="o"/>
+      <w:lvlJc w:val="left"/>
+      <w:pPr>
+        <w:ind w:left="1440" w:hanging="360"/>
+      </w:pPr>
+      <w:rPr>
+        <w:rFonts w:ascii="Courier New" w:hAnsi="Courier New" w:cs="Courier New" w:hint="default"/>
+      </w:rPr>
+    </w:lvl>
+    <w:lvl w:ilvl="2" w:tplc="04090005" w:tentative="1">
+      <w:start w:val="1"/>
+      <w:numFmt w:val="bullet"/>
+      <w:lvlText w:val=""/>
+      <w:lvlJc w:val="left"/>
+      <w:pPr>
+        <w:ind w:left="2160" w:hanging="360"/>
+      </w:pPr>
+      <w:rPr>
+        <w:rFonts w:ascii="Wingdings" w:hAnsi="Wingdings" w:hint="default"/>
+      </w:rPr>
+    </w:lvl>
+    <w:lvl w:ilvl="3" w:tplc="04090001" w:tentative="1">
+      <w:start w:val="1"/>
+      <w:numFmt w:val="bullet"/>
+      <w:lvlText w:val=""/>
+      <w:lvlJc w:val="left"/>
+      <w:pPr>
+        <w:ind w:left="2880" w:hanging="360"/>
+      </w:pPr>
+      <w:rPr>
+        <w:rFonts w:ascii="Symbol" w:hAnsi="Symbol" w:hint="default"/>
+      </w:rPr>
+    </w:lvl>
+    <w:lvl w:ilvl="4" w:tplc="04090003" w:tentative="1">
+      <w:start w:val="1"/>
+      <w:numFmt w:val="bullet"/>
+      <w:lvlText w:val="o"/>
+      <w:lvlJc w:val="left"/>
+      <w:pPr>
+        <w:ind w:left="3600" w:hanging="360"/>
+      </w:pPr>
+      <w:rPr>
+        <w:rFonts w:ascii="Courier New" w:hAnsi="Courier New" w:cs="Courier New" w:hint="default"/>
+      </w:rPr>
+    </w:lvl>
+    <w:lvl w:ilvl="5" w:tplc="04090005" w:tentative="1">
+      <w:start w:val="1"/>
+      <w:numFmt w:val="bullet"/>
+      <w:lvlText w:val=""/>
+      <w:lvlJc w:val="left"/>
+      <w:pPr>
+        <w:ind w:left="4320" w:hanging="360"/>
+      </w:pPr>
+      <w:rPr>
+        <w:rFonts w:ascii="Wingdings" w:hAnsi="Wingdings" w:hint="default"/>
+      </w:rPr>
+    </w:lvl>
+    <w:lvl w:ilvl="6" w:tplc="04090001" w:tentative="1">
+      <w:start w:val="1"/>
+      <w:numFmt w:val="bullet"/>
+      <w:lvlText w:val=""/>
+      <w:lvlJc w:val="left"/>
+      <w:pPr>
+        <w:ind w:left="5040" w:hanging="360"/>
+      </w:pPr>
+      <w:rPr>
+        <w:rFonts w:ascii="Symbol" w:hAnsi="Symbol" w:hint="default"/>
+      </w:rPr>
+    </w:lvl>
+    <w:lvl w:ilvl="7" w:tplc="04090003" w:tentative="1">
+      <w:start w:val="1"/>
+      <w:numFmt w:val="bullet"/>
+      <w:lvlText w:val="o"/>
+      <w:lvlJc w:val="left"/>
+      <w:pPr>
+        <w:ind w:left="5760" w:hanging="360"/>
+      </w:pPr>
+      <w:rPr>
+        <w:rFonts w:ascii="Courier New" w:hAnsi="Courier New" w:cs="Courier New" w:hint="default"/>
+      </w:rPr>
+    </w:lvl>
+    <w:lvl w:ilvl="8" w:tplc="04090005" w:tentative="1">
+      <w:start w:val="1"/>
+      <w:numFmt w:val="bullet"/>
+      <w:lvlText w:val=""/>
+      <w:lvlJc w:val="left"/>
+      <w:pPr>
+        <w:ind w:left="6480" w:hanging="360"/>
+      </w:pPr>
+      <w:rPr>
+        <w:rFonts w:ascii="Wingdings" w:hAnsi="Wingdings" w:hint="default"/>
+      </w:rPr>
+    </w:lvl>
+  </w:abstractNum>
+  <w:abstractNum w:abstractNumId="11" w15:restartNumberingAfterBreak="0">
     <w:nsid w:val="22071EF0"/>
     <w:multiLevelType w:val="hybridMultilevel"/>
     <w:tmpl w:val="1EAE6D36"/>
@@ -8662,7 +11060,7 @@
       </w:rPr>
     </w:lvl>
   </w:abstractNum>
-  <w:abstractNum w:abstractNumId="8" w15:restartNumberingAfterBreak="0">
+  <w:abstractNum w:abstractNumId="12" w15:restartNumberingAfterBreak="0">
     <w:nsid w:val="22F24E77"/>
     <w:multiLevelType w:val="hybridMultilevel"/>
     <w:tmpl w:val="3C3663A6"/>
@@ -8775,7 +11173,7 @@
       </w:rPr>
     </w:lvl>
   </w:abstractNum>
-  <w:abstractNum w:abstractNumId="9" w15:restartNumberingAfterBreak="0">
+  <w:abstractNum w:abstractNumId="13" w15:restartNumberingAfterBreak="0">
     <w:nsid w:val="2998627E"/>
     <w:multiLevelType w:val="hybridMultilevel"/>
     <w:tmpl w:val="A9F0D3EA"/>
@@ -8888,7 +11286,7 @@
       </w:rPr>
     </w:lvl>
   </w:abstractNum>
-  <w:abstractNum w:abstractNumId="10" w15:restartNumberingAfterBreak="0">
+  <w:abstractNum w:abstractNumId="14" w15:restartNumberingAfterBreak="0">
     <w:nsid w:val="2A886133"/>
     <w:multiLevelType w:val="hybridMultilevel"/>
     <w:tmpl w:val="627E168A"/>
@@ -9003,7 +11401,7 @@
       </w:rPr>
     </w:lvl>
   </w:abstractNum>
-  <w:abstractNum w:abstractNumId="11" w15:restartNumberingAfterBreak="0">
+  <w:abstractNum w:abstractNumId="15" w15:restartNumberingAfterBreak="0">
     <w:nsid w:val="2B2D268B"/>
     <w:multiLevelType w:val="hybridMultilevel"/>
     <w:tmpl w:val="CF963292"/>
@@ -9116,7 +11514,93 @@
       </w:rPr>
     </w:lvl>
   </w:abstractNum>
-  <w:abstractNum w:abstractNumId="12" w15:restartNumberingAfterBreak="0">
+  <w:abstractNum w:abstractNumId="16" w15:restartNumberingAfterBreak="0">
+    <w:nsid w:val="2B9532FF"/>
+    <w:multiLevelType w:val="hybridMultilevel"/>
+    <w:tmpl w:val="30EAE244"/>
+    <w:lvl w:ilvl="0" w:tplc="04090019">
+      <w:start w:val="1"/>
+      <w:numFmt w:val="lowerLetter"/>
+      <w:lvlText w:val="%1."/>
+      <w:lvlJc w:val="left"/>
+      <w:pPr>
+        <w:ind w:left="1800" w:hanging="360"/>
+      </w:pPr>
+    </w:lvl>
+    <w:lvl w:ilvl="1" w:tplc="04090019" w:tentative="1">
+      <w:start w:val="1"/>
+      <w:numFmt w:val="lowerLetter"/>
+      <w:lvlText w:val="%2."/>
+      <w:lvlJc w:val="left"/>
+      <w:pPr>
+        <w:ind w:left="2520" w:hanging="360"/>
+      </w:pPr>
+    </w:lvl>
+    <w:lvl w:ilvl="2" w:tplc="0409001B" w:tentative="1">
+      <w:start w:val="1"/>
+      <w:numFmt w:val="lowerRoman"/>
+      <w:lvlText w:val="%3."/>
+      <w:lvlJc w:val="right"/>
+      <w:pPr>
+        <w:ind w:left="3240" w:hanging="180"/>
+      </w:pPr>
+    </w:lvl>
+    <w:lvl w:ilvl="3" w:tplc="0409000F" w:tentative="1">
+      <w:start w:val="1"/>
+      <w:numFmt w:val="decimal"/>
+      <w:lvlText w:val="%4."/>
+      <w:lvlJc w:val="left"/>
+      <w:pPr>
+        <w:ind w:left="3960" w:hanging="360"/>
+      </w:pPr>
+    </w:lvl>
+    <w:lvl w:ilvl="4" w:tplc="04090019" w:tentative="1">
+      <w:start w:val="1"/>
+      <w:numFmt w:val="lowerLetter"/>
+      <w:lvlText w:val="%5."/>
+      <w:lvlJc w:val="left"/>
+      <w:pPr>
+        <w:ind w:left="4680" w:hanging="360"/>
+      </w:pPr>
+    </w:lvl>
+    <w:lvl w:ilvl="5" w:tplc="0409001B" w:tentative="1">
+      <w:start w:val="1"/>
+      <w:numFmt w:val="lowerRoman"/>
+      <w:lvlText w:val="%6."/>
+      <w:lvlJc w:val="right"/>
+      <w:pPr>
+        <w:ind w:left="5400" w:hanging="180"/>
+      </w:pPr>
+    </w:lvl>
+    <w:lvl w:ilvl="6" w:tplc="0409000F" w:tentative="1">
+      <w:start w:val="1"/>
+      <w:numFmt w:val="decimal"/>
+      <w:lvlText w:val="%7."/>
+      <w:lvlJc w:val="left"/>
+      <w:pPr>
+        <w:ind w:left="6120" w:hanging="360"/>
+      </w:pPr>
+    </w:lvl>
+    <w:lvl w:ilvl="7" w:tplc="04090019" w:tentative="1">
+      <w:start w:val="1"/>
+      <w:numFmt w:val="lowerLetter"/>
+      <w:lvlText w:val="%8."/>
+      <w:lvlJc w:val="left"/>
+      <w:pPr>
+        <w:ind w:left="6840" w:hanging="360"/>
+      </w:pPr>
+    </w:lvl>
+    <w:lvl w:ilvl="8" w:tplc="0409001B" w:tentative="1">
+      <w:start w:val="1"/>
+      <w:numFmt w:val="lowerRoman"/>
+      <w:lvlText w:val="%9."/>
+      <w:lvlJc w:val="right"/>
+      <w:pPr>
+        <w:ind w:left="7560" w:hanging="180"/>
+      </w:pPr>
+    </w:lvl>
+  </w:abstractNum>
+  <w:abstractNum w:abstractNumId="17" w15:restartNumberingAfterBreak="0">
     <w:nsid w:val="2DDD3CB3"/>
     <w:multiLevelType w:val="hybridMultilevel"/>
     <w:tmpl w:val="93CA4D32"/>
@@ -9202,7 +11686,7 @@
       </w:pPr>
     </w:lvl>
   </w:abstractNum>
-  <w:abstractNum w:abstractNumId="13" w15:restartNumberingAfterBreak="0">
+  <w:abstractNum w:abstractNumId="18" w15:restartNumberingAfterBreak="0">
     <w:nsid w:val="35E13D22"/>
     <w:multiLevelType w:val="hybridMultilevel"/>
     <w:tmpl w:val="F1D4D668"/>
@@ -9288,7 +11772,7 @@
       </w:pPr>
     </w:lvl>
   </w:abstractNum>
-  <w:abstractNum w:abstractNumId="14" w15:restartNumberingAfterBreak="0">
+  <w:abstractNum w:abstractNumId="19" w15:restartNumberingAfterBreak="0">
     <w:nsid w:val="3DF806A6"/>
     <w:multiLevelType w:val="hybridMultilevel"/>
     <w:tmpl w:val="9142336A"/>
@@ -9374,7 +11858,7 @@
       </w:pPr>
     </w:lvl>
   </w:abstractNum>
-  <w:abstractNum w:abstractNumId="15" w15:restartNumberingAfterBreak="0">
+  <w:abstractNum w:abstractNumId="20" w15:restartNumberingAfterBreak="0">
     <w:nsid w:val="3F1955B7"/>
     <w:multiLevelType w:val="hybridMultilevel"/>
     <w:tmpl w:val="2788FA70"/>
@@ -9487,7 +11971,120 @@
       </w:rPr>
     </w:lvl>
   </w:abstractNum>
-  <w:abstractNum w:abstractNumId="16" w15:restartNumberingAfterBreak="0">
+  <w:abstractNum w:abstractNumId="21" w15:restartNumberingAfterBreak="0">
+    <w:nsid w:val="42073ED5"/>
+    <w:multiLevelType w:val="hybridMultilevel"/>
+    <w:tmpl w:val="66728A08"/>
+    <w:lvl w:ilvl="0" w:tplc="04090001">
+      <w:start w:val="1"/>
+      <w:numFmt w:val="bullet"/>
+      <w:lvlText w:val=""/>
+      <w:lvlJc w:val="left"/>
+      <w:pPr>
+        <w:ind w:left="720" w:hanging="360"/>
+      </w:pPr>
+      <w:rPr>
+        <w:rFonts w:ascii="Symbol" w:hAnsi="Symbol" w:hint="default"/>
+      </w:rPr>
+    </w:lvl>
+    <w:lvl w:ilvl="1" w:tplc="04090003" w:tentative="1">
+      <w:start w:val="1"/>
+      <w:numFmt w:val="bullet"/>
+      <w:lvlText w:val="o"/>
+      <w:lvlJc w:val="left"/>
+      <w:pPr>
+        <w:ind w:left="1440" w:hanging="360"/>
+      </w:pPr>
+      <w:rPr>
+        <w:rFonts w:ascii="Courier New" w:hAnsi="Courier New" w:cs="Courier New" w:hint="default"/>
+      </w:rPr>
+    </w:lvl>
+    <w:lvl w:ilvl="2" w:tplc="04090005" w:tentative="1">
+      <w:start w:val="1"/>
+      <w:numFmt w:val="bullet"/>
+      <w:lvlText w:val=""/>
+      <w:lvlJc w:val="left"/>
+      <w:pPr>
+        <w:ind w:left="2160" w:hanging="360"/>
+      </w:pPr>
+      <w:rPr>
+        <w:rFonts w:ascii="Wingdings" w:hAnsi="Wingdings" w:hint="default"/>
+      </w:rPr>
+    </w:lvl>
+    <w:lvl w:ilvl="3" w:tplc="04090001" w:tentative="1">
+      <w:start w:val="1"/>
+      <w:numFmt w:val="bullet"/>
+      <w:lvlText w:val=""/>
+      <w:lvlJc w:val="left"/>
+      <w:pPr>
+        <w:ind w:left="2880" w:hanging="360"/>
+      </w:pPr>
+      <w:rPr>
+        <w:rFonts w:ascii="Symbol" w:hAnsi="Symbol" w:hint="default"/>
+      </w:rPr>
+    </w:lvl>
+    <w:lvl w:ilvl="4" w:tplc="04090003" w:tentative="1">
+      <w:start w:val="1"/>
+      <w:numFmt w:val="bullet"/>
+      <w:lvlText w:val="o"/>
+      <w:lvlJc w:val="left"/>
+      <w:pPr>
+        <w:ind w:left="3600" w:hanging="360"/>
+      </w:pPr>
+      <w:rPr>
+        <w:rFonts w:ascii="Courier New" w:hAnsi="Courier New" w:cs="Courier New" w:hint="default"/>
+      </w:rPr>
+    </w:lvl>
+    <w:lvl w:ilvl="5" w:tplc="04090005" w:tentative="1">
+      <w:start w:val="1"/>
+      <w:numFmt w:val="bullet"/>
+      <w:lvlText w:val=""/>
+      <w:lvlJc w:val="left"/>
+      <w:pPr>
+        <w:ind w:left="4320" w:hanging="360"/>
+      </w:pPr>
+      <w:rPr>
+        <w:rFonts w:ascii="Wingdings" w:hAnsi="Wingdings" w:hint="default"/>
+      </w:rPr>
+    </w:lvl>
+    <w:lvl w:ilvl="6" w:tplc="04090001" w:tentative="1">
+      <w:start w:val="1"/>
+      <w:numFmt w:val="bullet"/>
+      <w:lvlText w:val=""/>
+      <w:lvlJc w:val="left"/>
+      <w:pPr>
+        <w:ind w:left="5040" w:hanging="360"/>
+      </w:pPr>
+      <w:rPr>
+        <w:rFonts w:ascii="Symbol" w:hAnsi="Symbol" w:hint="default"/>
+      </w:rPr>
+    </w:lvl>
+    <w:lvl w:ilvl="7" w:tplc="04090003" w:tentative="1">
+      <w:start w:val="1"/>
+      <w:numFmt w:val="bullet"/>
+      <w:lvlText w:val="o"/>
+      <w:lvlJc w:val="left"/>
+      <w:pPr>
+        <w:ind w:left="5760" w:hanging="360"/>
+      </w:pPr>
+      <w:rPr>
+        <w:rFonts w:ascii="Courier New" w:hAnsi="Courier New" w:cs="Courier New" w:hint="default"/>
+      </w:rPr>
+    </w:lvl>
+    <w:lvl w:ilvl="8" w:tplc="04090005" w:tentative="1">
+      <w:start w:val="1"/>
+      <w:numFmt w:val="bullet"/>
+      <w:lvlText w:val=""/>
+      <w:lvlJc w:val="left"/>
+      <w:pPr>
+        <w:ind w:left="6480" w:hanging="360"/>
+      </w:pPr>
+      <w:rPr>
+        <w:rFonts w:ascii="Wingdings" w:hAnsi="Wingdings" w:hint="default"/>
+      </w:rPr>
+    </w:lvl>
+  </w:abstractNum>
+  <w:abstractNum w:abstractNumId="22" w15:restartNumberingAfterBreak="0">
     <w:nsid w:val="44355F03"/>
     <w:multiLevelType w:val="hybridMultilevel"/>
     <w:tmpl w:val="944CCA72"/>
@@ -9600,7 +12197,7 @@
       </w:rPr>
     </w:lvl>
   </w:abstractNum>
-  <w:abstractNum w:abstractNumId="17" w15:restartNumberingAfterBreak="0">
+  <w:abstractNum w:abstractNumId="23" w15:restartNumberingAfterBreak="0">
     <w:nsid w:val="446A6296"/>
     <w:multiLevelType w:val="hybridMultilevel"/>
     <w:tmpl w:val="C3807FA0"/>
@@ -9713,7 +12310,120 @@
       </w:rPr>
     </w:lvl>
   </w:abstractNum>
-  <w:abstractNum w:abstractNumId="18" w15:restartNumberingAfterBreak="0">
+  <w:abstractNum w:abstractNumId="24" w15:restartNumberingAfterBreak="0">
+    <w:nsid w:val="461F44EA"/>
+    <w:multiLevelType w:val="hybridMultilevel"/>
+    <w:tmpl w:val="68ACFC9E"/>
+    <w:lvl w:ilvl="0" w:tplc="04090001">
+      <w:start w:val="1"/>
+      <w:numFmt w:val="bullet"/>
+      <w:lvlText w:val=""/>
+      <w:lvlJc w:val="left"/>
+      <w:pPr>
+        <w:ind w:left="720" w:hanging="360"/>
+      </w:pPr>
+      <w:rPr>
+        <w:rFonts w:ascii="Symbol" w:hAnsi="Symbol" w:hint="default"/>
+      </w:rPr>
+    </w:lvl>
+    <w:lvl w:ilvl="1" w:tplc="04090003" w:tentative="1">
+      <w:start w:val="1"/>
+      <w:numFmt w:val="bullet"/>
+      <w:lvlText w:val="o"/>
+      <w:lvlJc w:val="left"/>
+      <w:pPr>
+        <w:ind w:left="1440" w:hanging="360"/>
+      </w:pPr>
+      <w:rPr>
+        <w:rFonts w:ascii="Courier New" w:hAnsi="Courier New" w:cs="Courier New" w:hint="default"/>
+      </w:rPr>
+    </w:lvl>
+    <w:lvl w:ilvl="2" w:tplc="04090005" w:tentative="1">
+      <w:start w:val="1"/>
+      <w:numFmt w:val="bullet"/>
+      <w:lvlText w:val=""/>
+      <w:lvlJc w:val="left"/>
+      <w:pPr>
+        <w:ind w:left="2160" w:hanging="360"/>
+      </w:pPr>
+      <w:rPr>
+        <w:rFonts w:ascii="Wingdings" w:hAnsi="Wingdings" w:hint="default"/>
+      </w:rPr>
+    </w:lvl>
+    <w:lvl w:ilvl="3" w:tplc="04090001" w:tentative="1">
+      <w:start w:val="1"/>
+      <w:numFmt w:val="bullet"/>
+      <w:lvlText w:val=""/>
+      <w:lvlJc w:val="left"/>
+      <w:pPr>
+        <w:ind w:left="2880" w:hanging="360"/>
+      </w:pPr>
+      <w:rPr>
+        <w:rFonts w:ascii="Symbol" w:hAnsi="Symbol" w:hint="default"/>
+      </w:rPr>
+    </w:lvl>
+    <w:lvl w:ilvl="4" w:tplc="04090003" w:tentative="1">
+      <w:start w:val="1"/>
+      <w:numFmt w:val="bullet"/>
+      <w:lvlText w:val="o"/>
+      <w:lvlJc w:val="left"/>
+      <w:pPr>
+        <w:ind w:left="3600" w:hanging="360"/>
+      </w:pPr>
+      <w:rPr>
+        <w:rFonts w:ascii="Courier New" w:hAnsi="Courier New" w:cs="Courier New" w:hint="default"/>
+      </w:rPr>
+    </w:lvl>
+    <w:lvl w:ilvl="5" w:tplc="04090005" w:tentative="1">
+      <w:start w:val="1"/>
+      <w:numFmt w:val="bullet"/>
+      <w:lvlText w:val=""/>
+      <w:lvlJc w:val="left"/>
+      <w:pPr>
+        <w:ind w:left="4320" w:hanging="360"/>
+      </w:pPr>
+      <w:rPr>
+        <w:rFonts w:ascii="Wingdings" w:hAnsi="Wingdings" w:hint="default"/>
+      </w:rPr>
+    </w:lvl>
+    <w:lvl w:ilvl="6" w:tplc="04090001" w:tentative="1">
+      <w:start w:val="1"/>
+      <w:numFmt w:val="bullet"/>
+      <w:lvlText w:val=""/>
+      <w:lvlJc w:val="left"/>
+      <w:pPr>
+        <w:ind w:left="5040" w:hanging="360"/>
+      </w:pPr>
+      <w:rPr>
+        <w:rFonts w:ascii="Symbol" w:hAnsi="Symbol" w:hint="default"/>
+      </w:rPr>
+    </w:lvl>
+    <w:lvl w:ilvl="7" w:tplc="04090003" w:tentative="1">
+      <w:start w:val="1"/>
+      <w:numFmt w:val="bullet"/>
+      <w:lvlText w:val="o"/>
+      <w:lvlJc w:val="left"/>
+      <w:pPr>
+        <w:ind w:left="5760" w:hanging="360"/>
+      </w:pPr>
+      <w:rPr>
+        <w:rFonts w:ascii="Courier New" w:hAnsi="Courier New" w:cs="Courier New" w:hint="default"/>
+      </w:rPr>
+    </w:lvl>
+    <w:lvl w:ilvl="8" w:tplc="04090005" w:tentative="1">
+      <w:start w:val="1"/>
+      <w:numFmt w:val="bullet"/>
+      <w:lvlText w:val=""/>
+      <w:lvlJc w:val="left"/>
+      <w:pPr>
+        <w:ind w:left="6480" w:hanging="360"/>
+      </w:pPr>
+      <w:rPr>
+        <w:rFonts w:ascii="Wingdings" w:hAnsi="Wingdings" w:hint="default"/>
+      </w:rPr>
+    </w:lvl>
+  </w:abstractNum>
+  <w:abstractNum w:abstractNumId="25" w15:restartNumberingAfterBreak="0">
     <w:nsid w:val="4BDB4B48"/>
     <w:multiLevelType w:val="hybridMultilevel"/>
     <w:tmpl w:val="9FF4C72E"/>
@@ -9799,7 +12509,7 @@
       </w:pPr>
     </w:lvl>
   </w:abstractNum>
-  <w:abstractNum w:abstractNumId="19" w15:restartNumberingAfterBreak="0">
+  <w:abstractNum w:abstractNumId="26" w15:restartNumberingAfterBreak="0">
     <w:nsid w:val="4CDC551D"/>
     <w:multiLevelType w:val="hybridMultilevel"/>
     <w:tmpl w:val="DF2A0CE8"/>
@@ -9885,7 +12595,7 @@
       </w:pPr>
     </w:lvl>
   </w:abstractNum>
-  <w:abstractNum w:abstractNumId="20" w15:restartNumberingAfterBreak="0">
+  <w:abstractNum w:abstractNumId="27" w15:restartNumberingAfterBreak="0">
     <w:nsid w:val="4E677B11"/>
     <w:multiLevelType w:val="hybridMultilevel"/>
     <w:tmpl w:val="191EE618"/>
@@ -9971,7 +12681,120 @@
       </w:pPr>
     </w:lvl>
   </w:abstractNum>
-  <w:abstractNum w:abstractNumId="21" w15:restartNumberingAfterBreak="0">
+  <w:abstractNum w:abstractNumId="28" w15:restartNumberingAfterBreak="0">
+    <w:nsid w:val="56BE069C"/>
+    <w:multiLevelType w:val="hybridMultilevel"/>
+    <w:tmpl w:val="80301CE2"/>
+    <w:lvl w:ilvl="0" w:tplc="04090001">
+      <w:start w:val="1"/>
+      <w:numFmt w:val="bullet"/>
+      <w:lvlText w:val=""/>
+      <w:lvlJc w:val="left"/>
+      <w:pPr>
+        <w:ind w:left="720" w:hanging="360"/>
+      </w:pPr>
+      <w:rPr>
+        <w:rFonts w:ascii="Symbol" w:hAnsi="Symbol" w:hint="default"/>
+      </w:rPr>
+    </w:lvl>
+    <w:lvl w:ilvl="1" w:tplc="04090003" w:tentative="1">
+      <w:start w:val="1"/>
+      <w:numFmt w:val="bullet"/>
+      <w:lvlText w:val="o"/>
+      <w:lvlJc w:val="left"/>
+      <w:pPr>
+        <w:ind w:left="1440" w:hanging="360"/>
+      </w:pPr>
+      <w:rPr>
+        <w:rFonts w:ascii="Courier New" w:hAnsi="Courier New" w:cs="Courier New" w:hint="default"/>
+      </w:rPr>
+    </w:lvl>
+    <w:lvl w:ilvl="2" w:tplc="04090005" w:tentative="1">
+      <w:start w:val="1"/>
+      <w:numFmt w:val="bullet"/>
+      <w:lvlText w:val=""/>
+      <w:lvlJc w:val="left"/>
+      <w:pPr>
+        <w:ind w:left="2160" w:hanging="360"/>
+      </w:pPr>
+      <w:rPr>
+        <w:rFonts w:ascii="Wingdings" w:hAnsi="Wingdings" w:hint="default"/>
+      </w:rPr>
+    </w:lvl>
+    <w:lvl w:ilvl="3" w:tplc="04090001" w:tentative="1">
+      <w:start w:val="1"/>
+      <w:numFmt w:val="bullet"/>
+      <w:lvlText w:val=""/>
+      <w:lvlJc w:val="left"/>
+      <w:pPr>
+        <w:ind w:left="2880" w:hanging="360"/>
+      </w:pPr>
+      <w:rPr>
+        <w:rFonts w:ascii="Symbol" w:hAnsi="Symbol" w:hint="default"/>
+      </w:rPr>
+    </w:lvl>
+    <w:lvl w:ilvl="4" w:tplc="04090003" w:tentative="1">
+      <w:start w:val="1"/>
+      <w:numFmt w:val="bullet"/>
+      <w:lvlText w:val="o"/>
+      <w:lvlJc w:val="left"/>
+      <w:pPr>
+        <w:ind w:left="3600" w:hanging="360"/>
+      </w:pPr>
+      <w:rPr>
+        <w:rFonts w:ascii="Courier New" w:hAnsi="Courier New" w:cs="Courier New" w:hint="default"/>
+      </w:rPr>
+    </w:lvl>
+    <w:lvl w:ilvl="5" w:tplc="04090005" w:tentative="1">
+      <w:start w:val="1"/>
+      <w:numFmt w:val="bullet"/>
+      <w:lvlText w:val=""/>
+      <w:lvlJc w:val="left"/>
+      <w:pPr>
+        <w:ind w:left="4320" w:hanging="360"/>
+      </w:pPr>
+      <w:rPr>
+        <w:rFonts w:ascii="Wingdings" w:hAnsi="Wingdings" w:hint="default"/>
+      </w:rPr>
+    </w:lvl>
+    <w:lvl w:ilvl="6" w:tplc="04090001" w:tentative="1">
+      <w:start w:val="1"/>
+      <w:numFmt w:val="bullet"/>
+      <w:lvlText w:val=""/>
+      <w:lvlJc w:val="left"/>
+      <w:pPr>
+        <w:ind w:left="5040" w:hanging="360"/>
+      </w:pPr>
+      <w:rPr>
+        <w:rFonts w:ascii="Symbol" w:hAnsi="Symbol" w:hint="default"/>
+      </w:rPr>
+    </w:lvl>
+    <w:lvl w:ilvl="7" w:tplc="04090003" w:tentative="1">
+      <w:start w:val="1"/>
+      <w:numFmt w:val="bullet"/>
+      <w:lvlText w:val="o"/>
+      <w:lvlJc w:val="left"/>
+      <w:pPr>
+        <w:ind w:left="5760" w:hanging="360"/>
+      </w:pPr>
+      <w:rPr>
+        <w:rFonts w:ascii="Courier New" w:hAnsi="Courier New" w:cs="Courier New" w:hint="default"/>
+      </w:rPr>
+    </w:lvl>
+    <w:lvl w:ilvl="8" w:tplc="04090005" w:tentative="1">
+      <w:start w:val="1"/>
+      <w:numFmt w:val="bullet"/>
+      <w:lvlText w:val=""/>
+      <w:lvlJc w:val="left"/>
+      <w:pPr>
+        <w:ind w:left="6480" w:hanging="360"/>
+      </w:pPr>
+      <w:rPr>
+        <w:rFonts w:ascii="Wingdings" w:hAnsi="Wingdings" w:hint="default"/>
+      </w:rPr>
+    </w:lvl>
+  </w:abstractNum>
+  <w:abstractNum w:abstractNumId="29" w15:restartNumberingAfterBreak="0">
     <w:nsid w:val="59AE2FE2"/>
     <w:multiLevelType w:val="multilevel"/>
     <w:tmpl w:val="47528ED4"/>
@@ -10084,7 +12907,7 @@
       </w:pPr>
     </w:lvl>
   </w:abstractNum>
-  <w:abstractNum w:abstractNumId="22" w15:restartNumberingAfterBreak="0">
+  <w:abstractNum w:abstractNumId="30" w15:restartNumberingAfterBreak="0">
     <w:nsid w:val="5EAB0216"/>
     <w:multiLevelType w:val="hybridMultilevel"/>
     <w:tmpl w:val="607E19CE"/>
@@ -10170,7 +12993,7 @@
       </w:pPr>
     </w:lvl>
   </w:abstractNum>
-  <w:abstractNum w:abstractNumId="23" w15:restartNumberingAfterBreak="0">
+  <w:abstractNum w:abstractNumId="31" w15:restartNumberingAfterBreak="0">
     <w:nsid w:val="5EDF5DE6"/>
     <w:multiLevelType w:val="hybridMultilevel"/>
     <w:tmpl w:val="2B245776"/>
@@ -10256,7 +13079,7 @@
       </w:pPr>
     </w:lvl>
   </w:abstractNum>
-  <w:abstractNum w:abstractNumId="24" w15:restartNumberingAfterBreak="0">
+  <w:abstractNum w:abstractNumId="32" w15:restartNumberingAfterBreak="0">
     <w:nsid w:val="5F726C0F"/>
     <w:multiLevelType w:val="hybridMultilevel"/>
     <w:tmpl w:val="930EFFCA"/>
@@ -10369,7 +13192,120 @@
       </w:rPr>
     </w:lvl>
   </w:abstractNum>
-  <w:abstractNum w:abstractNumId="25" w15:restartNumberingAfterBreak="0">
+  <w:abstractNum w:abstractNumId="33" w15:restartNumberingAfterBreak="0">
+    <w:nsid w:val="5FDD5FCD"/>
+    <w:multiLevelType w:val="hybridMultilevel"/>
+    <w:tmpl w:val="314C7628"/>
+    <w:lvl w:ilvl="0" w:tplc="04090001">
+      <w:start w:val="1"/>
+      <w:numFmt w:val="bullet"/>
+      <w:lvlText w:val=""/>
+      <w:lvlJc w:val="left"/>
+      <w:pPr>
+        <w:ind w:left="720" w:hanging="360"/>
+      </w:pPr>
+      <w:rPr>
+        <w:rFonts w:ascii="Symbol" w:hAnsi="Symbol" w:hint="default"/>
+      </w:rPr>
+    </w:lvl>
+    <w:lvl w:ilvl="1" w:tplc="04090003" w:tentative="1">
+      <w:start w:val="1"/>
+      <w:numFmt w:val="bullet"/>
+      <w:lvlText w:val="o"/>
+      <w:lvlJc w:val="left"/>
+      <w:pPr>
+        <w:ind w:left="1440" w:hanging="360"/>
+      </w:pPr>
+      <w:rPr>
+        <w:rFonts w:ascii="Courier New" w:hAnsi="Courier New" w:cs="Courier New" w:hint="default"/>
+      </w:rPr>
+    </w:lvl>
+    <w:lvl w:ilvl="2" w:tplc="04090005" w:tentative="1">
+      <w:start w:val="1"/>
+      <w:numFmt w:val="bullet"/>
+      <w:lvlText w:val=""/>
+      <w:lvlJc w:val="left"/>
+      <w:pPr>
+        <w:ind w:left="2160" w:hanging="360"/>
+      </w:pPr>
+      <w:rPr>
+        <w:rFonts w:ascii="Wingdings" w:hAnsi="Wingdings" w:hint="default"/>
+      </w:rPr>
+    </w:lvl>
+    <w:lvl w:ilvl="3" w:tplc="04090001" w:tentative="1">
+      <w:start w:val="1"/>
+      <w:numFmt w:val="bullet"/>
+      <w:lvlText w:val=""/>
+      <w:lvlJc w:val="left"/>
+      <w:pPr>
+        <w:ind w:left="2880" w:hanging="360"/>
+      </w:pPr>
+      <w:rPr>
+        <w:rFonts w:ascii="Symbol" w:hAnsi="Symbol" w:hint="default"/>
+      </w:rPr>
+    </w:lvl>
+    <w:lvl w:ilvl="4" w:tplc="04090003" w:tentative="1">
+      <w:start w:val="1"/>
+      <w:numFmt w:val="bullet"/>
+      <w:lvlText w:val="o"/>
+      <w:lvlJc w:val="left"/>
+      <w:pPr>
+        <w:ind w:left="3600" w:hanging="360"/>
+      </w:pPr>
+      <w:rPr>
+        <w:rFonts w:ascii="Courier New" w:hAnsi="Courier New" w:cs="Courier New" w:hint="default"/>
+      </w:rPr>
+    </w:lvl>
+    <w:lvl w:ilvl="5" w:tplc="04090005" w:tentative="1">
+      <w:start w:val="1"/>
+      <w:numFmt w:val="bullet"/>
+      <w:lvlText w:val=""/>
+      <w:lvlJc w:val="left"/>
+      <w:pPr>
+        <w:ind w:left="4320" w:hanging="360"/>
+      </w:pPr>
+      <w:rPr>
+        <w:rFonts w:ascii="Wingdings" w:hAnsi="Wingdings" w:hint="default"/>
+      </w:rPr>
+    </w:lvl>
+    <w:lvl w:ilvl="6" w:tplc="04090001" w:tentative="1">
+      <w:start w:val="1"/>
+      <w:numFmt w:val="bullet"/>
+      <w:lvlText w:val=""/>
+      <w:lvlJc w:val="left"/>
+      <w:pPr>
+        <w:ind w:left="5040" w:hanging="360"/>
+      </w:pPr>
+      <w:rPr>
+        <w:rFonts w:ascii="Symbol" w:hAnsi="Symbol" w:hint="default"/>
+      </w:rPr>
+    </w:lvl>
+    <w:lvl w:ilvl="7" w:tplc="04090003" w:tentative="1">
+      <w:start w:val="1"/>
+      <w:numFmt w:val="bullet"/>
+      <w:lvlText w:val="o"/>
+      <w:lvlJc w:val="left"/>
+      <w:pPr>
+        <w:ind w:left="5760" w:hanging="360"/>
+      </w:pPr>
+      <w:rPr>
+        <w:rFonts w:ascii="Courier New" w:hAnsi="Courier New" w:cs="Courier New" w:hint="default"/>
+      </w:rPr>
+    </w:lvl>
+    <w:lvl w:ilvl="8" w:tplc="04090005" w:tentative="1">
+      <w:start w:val="1"/>
+      <w:numFmt w:val="bullet"/>
+      <w:lvlText w:val=""/>
+      <w:lvlJc w:val="left"/>
+      <w:pPr>
+        <w:ind w:left="6480" w:hanging="360"/>
+      </w:pPr>
+      <w:rPr>
+        <w:rFonts w:ascii="Wingdings" w:hAnsi="Wingdings" w:hint="default"/>
+      </w:rPr>
+    </w:lvl>
+  </w:abstractNum>
+  <w:abstractNum w:abstractNumId="34" w15:restartNumberingAfterBreak="0">
     <w:nsid w:val="63E64B8B"/>
     <w:multiLevelType w:val="hybridMultilevel"/>
     <w:tmpl w:val="C2502C80"/>
@@ -10484,7 +13420,93 @@
       </w:rPr>
     </w:lvl>
   </w:abstractNum>
-  <w:abstractNum w:abstractNumId="26" w15:restartNumberingAfterBreak="0">
+  <w:abstractNum w:abstractNumId="35" w15:restartNumberingAfterBreak="0">
+    <w:nsid w:val="6C0A0470"/>
+    <w:multiLevelType w:val="hybridMultilevel"/>
+    <w:tmpl w:val="E08851C2"/>
+    <w:lvl w:ilvl="0" w:tplc="04090019">
+      <w:start w:val="1"/>
+      <w:numFmt w:val="lowerLetter"/>
+      <w:lvlText w:val="%1."/>
+      <w:lvlJc w:val="left"/>
+      <w:pPr>
+        <w:ind w:left="1440" w:hanging="360"/>
+      </w:pPr>
+    </w:lvl>
+    <w:lvl w:ilvl="1" w:tplc="04090019" w:tentative="1">
+      <w:start w:val="1"/>
+      <w:numFmt w:val="lowerLetter"/>
+      <w:lvlText w:val="%2."/>
+      <w:lvlJc w:val="left"/>
+      <w:pPr>
+        <w:ind w:left="2160" w:hanging="360"/>
+      </w:pPr>
+    </w:lvl>
+    <w:lvl w:ilvl="2" w:tplc="0409001B" w:tentative="1">
+      <w:start w:val="1"/>
+      <w:numFmt w:val="lowerRoman"/>
+      <w:lvlText w:val="%3."/>
+      <w:lvlJc w:val="right"/>
+      <w:pPr>
+        <w:ind w:left="2880" w:hanging="180"/>
+      </w:pPr>
+    </w:lvl>
+    <w:lvl w:ilvl="3" w:tplc="0409000F" w:tentative="1">
+      <w:start w:val="1"/>
+      <w:numFmt w:val="decimal"/>
+      <w:lvlText w:val="%4."/>
+      <w:lvlJc w:val="left"/>
+      <w:pPr>
+        <w:ind w:left="3600" w:hanging="360"/>
+      </w:pPr>
+    </w:lvl>
+    <w:lvl w:ilvl="4" w:tplc="04090019" w:tentative="1">
+      <w:start w:val="1"/>
+      <w:numFmt w:val="lowerLetter"/>
+      <w:lvlText w:val="%5."/>
+      <w:lvlJc w:val="left"/>
+      <w:pPr>
+        <w:ind w:left="4320" w:hanging="360"/>
+      </w:pPr>
+    </w:lvl>
+    <w:lvl w:ilvl="5" w:tplc="0409001B" w:tentative="1">
+      <w:start w:val="1"/>
+      <w:numFmt w:val="lowerRoman"/>
+      <w:lvlText w:val="%6."/>
+      <w:lvlJc w:val="right"/>
+      <w:pPr>
+        <w:ind w:left="5040" w:hanging="180"/>
+      </w:pPr>
+    </w:lvl>
+    <w:lvl w:ilvl="6" w:tplc="0409000F" w:tentative="1">
+      <w:start w:val="1"/>
+      <w:numFmt w:val="decimal"/>
+      <w:lvlText w:val="%7."/>
+      <w:lvlJc w:val="left"/>
+      <w:pPr>
+        <w:ind w:left="5760" w:hanging="360"/>
+      </w:pPr>
+    </w:lvl>
+    <w:lvl w:ilvl="7" w:tplc="04090019" w:tentative="1">
+      <w:start w:val="1"/>
+      <w:numFmt w:val="lowerLetter"/>
+      <w:lvlText w:val="%8."/>
+      <w:lvlJc w:val="left"/>
+      <w:pPr>
+        <w:ind w:left="6480" w:hanging="360"/>
+      </w:pPr>
+    </w:lvl>
+    <w:lvl w:ilvl="8" w:tplc="0409001B" w:tentative="1">
+      <w:start w:val="1"/>
+      <w:numFmt w:val="lowerRoman"/>
+      <w:lvlText w:val="%9."/>
+      <w:lvlJc w:val="right"/>
+      <w:pPr>
+        <w:ind w:left="7200" w:hanging="180"/>
+      </w:pPr>
+    </w:lvl>
+  </w:abstractNum>
+  <w:abstractNum w:abstractNumId="36" w15:restartNumberingAfterBreak="0">
     <w:nsid w:val="6EAD3F90"/>
     <w:multiLevelType w:val="hybridMultilevel"/>
     <w:tmpl w:val="4B648F24"/>
@@ -10570,7 +13592,7 @@
       </w:pPr>
     </w:lvl>
   </w:abstractNum>
-  <w:abstractNum w:abstractNumId="27" w15:restartNumberingAfterBreak="0">
+  <w:abstractNum w:abstractNumId="37" w15:restartNumberingAfterBreak="0">
     <w:nsid w:val="724936DF"/>
     <w:multiLevelType w:val="hybridMultilevel"/>
     <w:tmpl w:val="B16E71C8"/>
@@ -10656,7 +13678,7 @@
       </w:pPr>
     </w:lvl>
   </w:abstractNum>
-  <w:abstractNum w:abstractNumId="28" w15:restartNumberingAfterBreak="0">
+  <w:abstractNum w:abstractNumId="38" w15:restartNumberingAfterBreak="0">
     <w:nsid w:val="7845469A"/>
     <w:multiLevelType w:val="hybridMultilevel"/>
     <w:tmpl w:val="F46444A6"/>
@@ -10771,7 +13793,7 @@
       </w:rPr>
     </w:lvl>
   </w:abstractNum>
-  <w:abstractNum w:abstractNumId="29" w15:restartNumberingAfterBreak="0">
+  <w:abstractNum w:abstractNumId="39" w15:restartNumberingAfterBreak="0">
     <w:nsid w:val="791D21F7"/>
     <w:multiLevelType w:val="hybridMultilevel"/>
     <w:tmpl w:val="5CA82616"/>
@@ -10884,95 +13906,334 @@
       </w:rPr>
     </w:lvl>
   </w:abstractNum>
+  <w:abstractNum w:abstractNumId="40" w15:restartNumberingAfterBreak="0">
+    <w:nsid w:val="7BA664EA"/>
+    <w:multiLevelType w:val="hybridMultilevel"/>
+    <w:tmpl w:val="4204284A"/>
+    <w:lvl w:ilvl="0" w:tplc="04090001">
+      <w:start w:val="1"/>
+      <w:numFmt w:val="bullet"/>
+      <w:lvlText w:val=""/>
+      <w:lvlJc w:val="left"/>
+      <w:pPr>
+        <w:ind w:left="720" w:hanging="360"/>
+      </w:pPr>
+      <w:rPr>
+        <w:rFonts w:ascii="Symbol" w:hAnsi="Symbol" w:hint="default"/>
+      </w:rPr>
+    </w:lvl>
+    <w:lvl w:ilvl="1" w:tplc="04090003" w:tentative="1">
+      <w:start w:val="1"/>
+      <w:numFmt w:val="bullet"/>
+      <w:lvlText w:val="o"/>
+      <w:lvlJc w:val="left"/>
+      <w:pPr>
+        <w:ind w:left="1440" w:hanging="360"/>
+      </w:pPr>
+      <w:rPr>
+        <w:rFonts w:ascii="Courier New" w:hAnsi="Courier New" w:cs="Courier New" w:hint="default"/>
+      </w:rPr>
+    </w:lvl>
+    <w:lvl w:ilvl="2" w:tplc="04090005" w:tentative="1">
+      <w:start w:val="1"/>
+      <w:numFmt w:val="bullet"/>
+      <w:lvlText w:val=""/>
+      <w:lvlJc w:val="left"/>
+      <w:pPr>
+        <w:ind w:left="2160" w:hanging="360"/>
+      </w:pPr>
+      <w:rPr>
+        <w:rFonts w:ascii="Wingdings" w:hAnsi="Wingdings" w:hint="default"/>
+      </w:rPr>
+    </w:lvl>
+    <w:lvl w:ilvl="3" w:tplc="04090001" w:tentative="1">
+      <w:start w:val="1"/>
+      <w:numFmt w:val="bullet"/>
+      <w:lvlText w:val=""/>
+      <w:lvlJc w:val="left"/>
+      <w:pPr>
+        <w:ind w:left="2880" w:hanging="360"/>
+      </w:pPr>
+      <w:rPr>
+        <w:rFonts w:ascii="Symbol" w:hAnsi="Symbol" w:hint="default"/>
+      </w:rPr>
+    </w:lvl>
+    <w:lvl w:ilvl="4" w:tplc="04090003" w:tentative="1">
+      <w:start w:val="1"/>
+      <w:numFmt w:val="bullet"/>
+      <w:lvlText w:val="o"/>
+      <w:lvlJc w:val="left"/>
+      <w:pPr>
+        <w:ind w:left="3600" w:hanging="360"/>
+      </w:pPr>
+      <w:rPr>
+        <w:rFonts w:ascii="Courier New" w:hAnsi="Courier New" w:cs="Courier New" w:hint="default"/>
+      </w:rPr>
+    </w:lvl>
+    <w:lvl w:ilvl="5" w:tplc="04090005" w:tentative="1">
+      <w:start w:val="1"/>
+      <w:numFmt w:val="bullet"/>
+      <w:lvlText w:val=""/>
+      <w:lvlJc w:val="left"/>
+      <w:pPr>
+        <w:ind w:left="4320" w:hanging="360"/>
+      </w:pPr>
+      <w:rPr>
+        <w:rFonts w:ascii="Wingdings" w:hAnsi="Wingdings" w:hint="default"/>
+      </w:rPr>
+    </w:lvl>
+    <w:lvl w:ilvl="6" w:tplc="04090001" w:tentative="1">
+      <w:start w:val="1"/>
+      <w:numFmt w:val="bullet"/>
+      <w:lvlText w:val=""/>
+      <w:lvlJc w:val="left"/>
+      <w:pPr>
+        <w:ind w:left="5040" w:hanging="360"/>
+      </w:pPr>
+      <w:rPr>
+        <w:rFonts w:ascii="Symbol" w:hAnsi="Symbol" w:hint="default"/>
+      </w:rPr>
+    </w:lvl>
+    <w:lvl w:ilvl="7" w:tplc="04090003" w:tentative="1">
+      <w:start w:val="1"/>
+      <w:numFmt w:val="bullet"/>
+      <w:lvlText w:val="o"/>
+      <w:lvlJc w:val="left"/>
+      <w:pPr>
+        <w:ind w:left="5760" w:hanging="360"/>
+      </w:pPr>
+      <w:rPr>
+        <w:rFonts w:ascii="Courier New" w:hAnsi="Courier New" w:cs="Courier New" w:hint="default"/>
+      </w:rPr>
+    </w:lvl>
+    <w:lvl w:ilvl="8" w:tplc="04090005" w:tentative="1">
+      <w:start w:val="1"/>
+      <w:numFmt w:val="bullet"/>
+      <w:lvlText w:val=""/>
+      <w:lvlJc w:val="left"/>
+      <w:pPr>
+        <w:ind w:left="6480" w:hanging="360"/>
+      </w:pPr>
+      <w:rPr>
+        <w:rFonts w:ascii="Wingdings" w:hAnsi="Wingdings" w:hint="default"/>
+      </w:rPr>
+    </w:lvl>
+  </w:abstractNum>
+  <w:abstractNum w:abstractNumId="41" w15:restartNumberingAfterBreak="0">
+    <w:nsid w:val="7D306951"/>
+    <w:multiLevelType w:val="hybridMultilevel"/>
+    <w:tmpl w:val="C91E10F8"/>
+    <w:lvl w:ilvl="0" w:tplc="543A89A8">
+      <w:start w:val="1"/>
+      <w:numFmt w:val="lowerLetter"/>
+      <w:lvlText w:val="%1."/>
+      <w:lvlJc w:val="left"/>
+      <w:pPr>
+        <w:ind w:left="1440" w:hanging="360"/>
+      </w:pPr>
+      <w:rPr>
+        <w:b w:val="0"/>
+        <w:bCs w:val="0"/>
+      </w:rPr>
+    </w:lvl>
+    <w:lvl w:ilvl="1" w:tplc="04090019">
+      <w:start w:val="1"/>
+      <w:numFmt w:val="lowerLetter"/>
+      <w:lvlText w:val="%2."/>
+      <w:lvlJc w:val="left"/>
+      <w:pPr>
+        <w:ind w:left="2160" w:hanging="360"/>
+      </w:pPr>
+    </w:lvl>
+    <w:lvl w:ilvl="2" w:tplc="0409001B" w:tentative="1">
+      <w:start w:val="1"/>
+      <w:numFmt w:val="lowerRoman"/>
+      <w:lvlText w:val="%3."/>
+      <w:lvlJc w:val="right"/>
+      <w:pPr>
+        <w:ind w:left="2880" w:hanging="180"/>
+      </w:pPr>
+    </w:lvl>
+    <w:lvl w:ilvl="3" w:tplc="0409000F" w:tentative="1">
+      <w:start w:val="1"/>
+      <w:numFmt w:val="decimal"/>
+      <w:lvlText w:val="%4."/>
+      <w:lvlJc w:val="left"/>
+      <w:pPr>
+        <w:ind w:left="3600" w:hanging="360"/>
+      </w:pPr>
+    </w:lvl>
+    <w:lvl w:ilvl="4" w:tplc="04090019" w:tentative="1">
+      <w:start w:val="1"/>
+      <w:numFmt w:val="lowerLetter"/>
+      <w:lvlText w:val="%5."/>
+      <w:lvlJc w:val="left"/>
+      <w:pPr>
+        <w:ind w:left="4320" w:hanging="360"/>
+      </w:pPr>
+    </w:lvl>
+    <w:lvl w:ilvl="5" w:tplc="0409001B" w:tentative="1">
+      <w:start w:val="1"/>
+      <w:numFmt w:val="lowerRoman"/>
+      <w:lvlText w:val="%6."/>
+      <w:lvlJc w:val="right"/>
+      <w:pPr>
+        <w:ind w:left="5040" w:hanging="180"/>
+      </w:pPr>
+    </w:lvl>
+    <w:lvl w:ilvl="6" w:tplc="0409000F" w:tentative="1">
+      <w:start w:val="1"/>
+      <w:numFmt w:val="decimal"/>
+      <w:lvlText w:val="%7."/>
+      <w:lvlJc w:val="left"/>
+      <w:pPr>
+        <w:ind w:left="5760" w:hanging="360"/>
+      </w:pPr>
+    </w:lvl>
+    <w:lvl w:ilvl="7" w:tplc="04090019" w:tentative="1">
+      <w:start w:val="1"/>
+      <w:numFmt w:val="lowerLetter"/>
+      <w:lvlText w:val="%8."/>
+      <w:lvlJc w:val="left"/>
+      <w:pPr>
+        <w:ind w:left="6480" w:hanging="360"/>
+      </w:pPr>
+    </w:lvl>
+    <w:lvl w:ilvl="8" w:tplc="0409001B" w:tentative="1">
+      <w:start w:val="1"/>
+      <w:numFmt w:val="lowerRoman"/>
+      <w:lvlText w:val="%9."/>
+      <w:lvlJc w:val="right"/>
+      <w:pPr>
+        <w:ind w:left="7200" w:hanging="180"/>
+      </w:pPr>
+    </w:lvl>
+  </w:abstractNum>
   <w:num w:numId="1" w16cid:durableId="934509190">
+    <w:abstractNumId w:val="15"/>
+  </w:num>
+  <w:num w:numId="2" w16cid:durableId="115100952">
+    <w:abstractNumId w:val="25"/>
+  </w:num>
+  <w:num w:numId="3" w16cid:durableId="150366769">
     <w:abstractNumId w:val="11"/>
   </w:num>
-  <w:num w:numId="2" w16cid:durableId="115100952">
+  <w:num w:numId="4" w16cid:durableId="63919764">
+    <w:abstractNumId w:val="29"/>
+  </w:num>
+  <w:num w:numId="5" w16cid:durableId="628904542">
+    <w:abstractNumId w:val="17"/>
+  </w:num>
+  <w:num w:numId="6" w16cid:durableId="1716156549">
+    <w:abstractNumId w:val="27"/>
+  </w:num>
+  <w:num w:numId="7" w16cid:durableId="687371167">
+    <w:abstractNumId w:val="39"/>
+  </w:num>
+  <w:num w:numId="8" w16cid:durableId="556476636">
+    <w:abstractNumId w:val="20"/>
+  </w:num>
+  <w:num w:numId="9" w16cid:durableId="1194683754">
+    <w:abstractNumId w:val="22"/>
+  </w:num>
+  <w:num w:numId="10" w16cid:durableId="2013412421">
+    <w:abstractNumId w:val="32"/>
+  </w:num>
+  <w:num w:numId="11" w16cid:durableId="315886753">
+    <w:abstractNumId w:val="8"/>
+  </w:num>
+  <w:num w:numId="12" w16cid:durableId="742684401">
+    <w:abstractNumId w:val="23"/>
+  </w:num>
+  <w:num w:numId="13" w16cid:durableId="921572056">
+    <w:abstractNumId w:val="6"/>
+  </w:num>
+  <w:num w:numId="14" w16cid:durableId="738753561">
+    <w:abstractNumId w:val="7"/>
+  </w:num>
+  <w:num w:numId="15" w16cid:durableId="1235701449">
+    <w:abstractNumId w:val="19"/>
+  </w:num>
+  <w:num w:numId="16" w16cid:durableId="1660033289">
+    <w:abstractNumId w:val="9"/>
+  </w:num>
+  <w:num w:numId="17" w16cid:durableId="1221818970">
+    <w:abstractNumId w:val="13"/>
+  </w:num>
+  <w:num w:numId="18" w16cid:durableId="463432551">
+    <w:abstractNumId w:val="12"/>
+  </w:num>
+  <w:num w:numId="19" w16cid:durableId="418605590">
+    <w:abstractNumId w:val="2"/>
+  </w:num>
+  <w:num w:numId="20" w16cid:durableId="1654604264">
+    <w:abstractNumId w:val="5"/>
+  </w:num>
+  <w:num w:numId="21" w16cid:durableId="1875844110">
+    <w:abstractNumId w:val="36"/>
+  </w:num>
+  <w:num w:numId="22" w16cid:durableId="779682248">
+    <w:abstractNumId w:val="37"/>
+  </w:num>
+  <w:num w:numId="23" w16cid:durableId="2086147070">
     <w:abstractNumId w:val="18"/>
   </w:num>
-  <w:num w:numId="3" w16cid:durableId="150366769">
-    <w:abstractNumId w:val="7"/>
+  <w:num w:numId="24" w16cid:durableId="1172062252">
+    <w:abstractNumId w:val="14"/>
   </w:num>
-  <w:num w:numId="4" w16cid:durableId="63919764">
-    <w:abstractNumId w:val="21"/>
+  <w:num w:numId="25" w16cid:durableId="1864514672">
+    <w:abstractNumId w:val="31"/>
   </w:num>
-  <w:num w:numId="5" w16cid:durableId="628904542">
-    <w:abstractNumId w:val="12"/>
+  <w:num w:numId="26" w16cid:durableId="998923955">
+    <w:abstractNumId w:val="26"/>
   </w:num>
-  <w:num w:numId="6" w16cid:durableId="1716156549">
-    <w:abstractNumId w:val="20"/>
+  <w:num w:numId="27" w16cid:durableId="788474771">
+    <w:abstractNumId w:val="34"/>
   </w:num>
-  <w:num w:numId="7" w16cid:durableId="687371167">
-    <w:abstractNumId w:val="29"/>
+  <w:num w:numId="28" w16cid:durableId="277638130">
+    <w:abstractNumId w:val="38"/>
   </w:num>
-  <w:num w:numId="8" w16cid:durableId="556476636">
-    <w:abstractNumId w:val="15"/>
+  <w:num w:numId="29" w16cid:durableId="1539511412">
+    <w:abstractNumId w:val="30"/>
   </w:num>
-  <w:num w:numId="9" w16cid:durableId="1194683754">
+  <w:num w:numId="30" w16cid:durableId="1186212843">
+    <w:abstractNumId w:val="1"/>
+  </w:num>
+  <w:num w:numId="31" w16cid:durableId="392047328">
+    <w:abstractNumId w:val="40"/>
+  </w:num>
+  <w:num w:numId="32" w16cid:durableId="2087531363">
+    <w:abstractNumId w:val="3"/>
+  </w:num>
+  <w:num w:numId="33" w16cid:durableId="1373386529">
     <w:abstractNumId w:val="16"/>
   </w:num>
-  <w:num w:numId="10" w16cid:durableId="2013412421">
+  <w:num w:numId="34" w16cid:durableId="549264481">
+    <w:abstractNumId w:val="33"/>
+  </w:num>
+  <w:num w:numId="35" w16cid:durableId="1009332156">
+    <w:abstractNumId w:val="41"/>
+  </w:num>
+  <w:num w:numId="36" w16cid:durableId="134447059">
+    <w:abstractNumId w:val="10"/>
+  </w:num>
+  <w:num w:numId="37" w16cid:durableId="776220775">
+    <w:abstractNumId w:val="4"/>
+  </w:num>
+  <w:num w:numId="38" w16cid:durableId="1058095910">
+    <w:abstractNumId w:val="28"/>
+  </w:num>
+  <w:num w:numId="39" w16cid:durableId="165679071">
+    <w:abstractNumId w:val="0"/>
+  </w:num>
+  <w:num w:numId="40" w16cid:durableId="232202937">
     <w:abstractNumId w:val="24"/>
   </w:num>
-  <w:num w:numId="11" w16cid:durableId="315886753">
-    <w:abstractNumId w:val="5"/>
+  <w:num w:numId="41" w16cid:durableId="1797486665">
+    <w:abstractNumId w:val="35"/>
   </w:num>
-  <w:num w:numId="12" w16cid:durableId="742684401">
-    <w:abstractNumId w:val="17"/>
-  </w:num>
-  <w:num w:numId="13" w16cid:durableId="921572056">
-    <w:abstractNumId w:val="3"/>
-  </w:num>
-  <w:num w:numId="14" w16cid:durableId="738753561">
-    <w:abstractNumId w:val="4"/>
-  </w:num>
-  <w:num w:numId="15" w16cid:durableId="1235701449">
-    <w:abstractNumId w:val="14"/>
-  </w:num>
-  <w:num w:numId="16" w16cid:durableId="1660033289">
-    <w:abstractNumId w:val="6"/>
-  </w:num>
-  <w:num w:numId="17" w16cid:durableId="1221818970">
-    <w:abstractNumId w:val="9"/>
-  </w:num>
-  <w:num w:numId="18" w16cid:durableId="463432551">
-    <w:abstractNumId w:val="8"/>
-  </w:num>
-  <w:num w:numId="19" w16cid:durableId="418605590">
-    <w:abstractNumId w:val="1"/>
-  </w:num>
-  <w:num w:numId="20" w16cid:durableId="1654604264">
-    <w:abstractNumId w:val="2"/>
-  </w:num>
-  <w:num w:numId="21" w16cid:durableId="1875844110">
-    <w:abstractNumId w:val="26"/>
-  </w:num>
-  <w:num w:numId="22" w16cid:durableId="779682248">
-    <w:abstractNumId w:val="27"/>
-  </w:num>
-  <w:num w:numId="23" w16cid:durableId="2086147070">
-    <w:abstractNumId w:val="13"/>
-  </w:num>
-  <w:num w:numId="24" w16cid:durableId="1172062252">
-    <w:abstractNumId w:val="10"/>
-  </w:num>
-  <w:num w:numId="25" w16cid:durableId="1864514672">
-    <w:abstractNumId w:val="23"/>
-  </w:num>
-  <w:num w:numId="26" w16cid:durableId="998923955">
-    <w:abstractNumId w:val="19"/>
-  </w:num>
-  <w:num w:numId="27" w16cid:durableId="788474771">
-    <w:abstractNumId w:val="25"/>
-  </w:num>
-  <w:num w:numId="28" w16cid:durableId="277638130">
-    <w:abstractNumId w:val="28"/>
-  </w:num>
-  <w:num w:numId="29" w16cid:durableId="1539511412">
-    <w:abstractNumId w:val="22"/>
-  </w:num>
-  <w:num w:numId="30" w16cid:durableId="1186212843">
-    <w:abstractNumId w:val="0"/>
+  <w:num w:numId="42" w16cid:durableId="1252196980">
+    <w:abstractNumId w:val="21"/>
   </w:num>
 </w:numbering>
 </file>
@@ -11580,7 +14841,6 @@
   <w:style w:type="character" w:default="1" w:styleId="DefaultParagraphFont">
     <w:name w:val="Default Paragraph Font"/>
     <w:uiPriority w:val="1"/>
-    <w:semiHidden/>
     <w:unhideWhenUsed/>
   </w:style>
   <w:style w:type="table" w:default="1" w:styleId="TableNormal">

--- a/Automate Full Stack Application.docx
+++ b/Automate Full Stack Application.docx
@@ -1403,7 +1403,21 @@
         <w:rPr>
           <w:rFonts w:ascii="Times New Roman" w:hAnsi="Times New Roman" w:cs="Times New Roman"/>
         </w:rPr>
-        <w:t xml:space="preserve"> file. Its mainly focused what is structure of data I enter</w:t>
+        <w:t xml:space="preserve"> file. </w:t>
+      </w:r>
+      <w:proofErr w:type="spellStart"/>
+      <w:r>
+        <w:rPr>
+          <w:rFonts w:ascii="Times New Roman" w:hAnsi="Times New Roman" w:cs="Times New Roman"/>
+        </w:rPr>
+        <w:t>Its</w:t>
+      </w:r>
+      <w:proofErr w:type="spellEnd"/>
+      <w:r>
+        <w:rPr>
+          <w:rFonts w:ascii="Times New Roman" w:hAnsi="Times New Roman" w:cs="Times New Roman"/>
+        </w:rPr>
+        <w:t xml:space="preserve"> mainly focused what is structure of data I enter</w:t>
       </w:r>
     </w:p>
     <w:p>
@@ -1449,7 +1463,21 @@
         <w:rPr>
           <w:rFonts w:ascii="Times New Roman" w:hAnsi="Times New Roman" w:cs="Times New Roman"/>
         </w:rPr>
-        <w:t xml:space="preserve"> file inside it. Its mainly focused on about routes. When I send request to backend </w:t>
+        <w:t xml:space="preserve"> file inside it. </w:t>
+      </w:r>
+      <w:proofErr w:type="spellStart"/>
+      <w:r>
+        <w:rPr>
+          <w:rFonts w:ascii="Times New Roman" w:hAnsi="Times New Roman" w:cs="Times New Roman"/>
+        </w:rPr>
+        <w:t>Its</w:t>
+      </w:r>
+      <w:proofErr w:type="spellEnd"/>
+      <w:r>
+        <w:rPr>
+          <w:rFonts w:ascii="Times New Roman" w:hAnsi="Times New Roman" w:cs="Times New Roman"/>
+        </w:rPr>
+        <w:t xml:space="preserve"> mainly focused on about routes. When I send request to backend </w:t>
       </w:r>
       <w:r>
         <w:rPr>
@@ -2503,7 +2531,25 @@
           <w:kern w:val="0"/>
           <w14:ligatures w14:val="none"/>
         </w:rPr>
-        <w:t>(Simple with daemon off terminal is showing nginx running, by default nginx running in background and terminal is free. Its not suit for this because container want to see at least one running process, so with daemon off fix this, this ensure nginx running on foreground and do not go to background)</w:t>
+        <w:t xml:space="preserve">(Simple with daemon off terminal is showing nginx running, by default nginx running in background and terminal is free. </w:t>
+      </w:r>
+      <w:proofErr w:type="spellStart"/>
+      <w:r>
+        <w:rPr>
+          <w:rFonts w:ascii="Times New Roman" w:eastAsia="Times New Roman" w:hAnsi="Times New Roman" w:cs="Times New Roman"/>
+          <w:kern w:val="0"/>
+          <w14:ligatures w14:val="none"/>
+        </w:rPr>
+        <w:t>Its</w:t>
+      </w:r>
+      <w:proofErr w:type="spellEnd"/>
+      <w:r>
+        <w:rPr>
+          <w:rFonts w:ascii="Times New Roman" w:eastAsia="Times New Roman" w:hAnsi="Times New Roman" w:cs="Times New Roman"/>
+          <w:kern w:val="0"/>
+          <w14:ligatures w14:val="none"/>
+        </w:rPr>
+        <w:t xml:space="preserve"> not suit for this because container want to see at least one running process, so with daemon off fix this, this ensure nginx running on foreground and do not go to background)</w:t>
       </w:r>
     </w:p>
     <w:p>
@@ -7140,7 +7186,21 @@
         <w:rPr>
           <w:rFonts w:ascii="Times New Roman" w:hAnsi="Times New Roman" w:cs="Times New Roman"/>
         </w:rPr>
-        <w:t>How I do it, Lets look at the that thing</w:t>
+        <w:t xml:space="preserve">How I do it, </w:t>
+      </w:r>
+      <w:proofErr w:type="spellStart"/>
+      <w:r>
+        <w:rPr>
+          <w:rFonts w:ascii="Times New Roman" w:hAnsi="Times New Roman" w:cs="Times New Roman"/>
+        </w:rPr>
+        <w:t>Lets</w:t>
+      </w:r>
+      <w:proofErr w:type="spellEnd"/>
+      <w:r>
+        <w:rPr>
+          <w:rFonts w:ascii="Times New Roman" w:hAnsi="Times New Roman" w:cs="Times New Roman"/>
+        </w:rPr>
+        <w:t xml:space="preserve"> look at the that thing</w:t>
       </w:r>
     </w:p>
     <w:p>
@@ -7914,19 +7974,7 @@
         <w:rPr>
           <w:rFonts w:ascii="Times New Roman" w:hAnsi="Times New Roman" w:cs="Times New Roman"/>
         </w:rPr>
-        <w:t xml:space="preserve"> means:</w:t>
-      </w:r>
-      <w:r>
-        <w:rPr>
-          <w:rFonts w:ascii="Times New Roman" w:hAnsi="Times New Roman" w:cs="Times New Roman"/>
-        </w:rPr>
-        <w:t xml:space="preserve"> </w:t>
-      </w:r>
-      <w:r>
-        <w:rPr>
-          <w:rFonts w:ascii="Times New Roman" w:hAnsi="Times New Roman" w:cs="Times New Roman"/>
-        </w:rPr>
-        <w:t>Run Windows batch commands</w:t>
+        <w:t xml:space="preserve"> means: Run Windows batch commands</w:t>
       </w:r>
       <w:r>
         <w:rPr>
@@ -8067,25 +8115,7 @@
         <w:rPr>
           <w:rFonts w:ascii="Times New Roman" w:hAnsi="Times New Roman" w:cs="Times New Roman"/>
         </w:rPr>
-        <w:t xml:space="preserve"> - </w:t>
-      </w:r>
-      <w:r>
-        <w:rPr>
-          <w:rFonts w:ascii="Times New Roman" w:hAnsi="Times New Roman" w:cs="Times New Roman"/>
-        </w:rPr>
-        <w:t>Delete container automatically after scan.</w:t>
-      </w:r>
-      <w:r>
-        <w:rPr>
-          <w:rFonts w:ascii="Times New Roman" w:hAnsi="Times New Roman" w:cs="Times New Roman"/>
-        </w:rPr>
-        <w:t xml:space="preserve"> </w:t>
-      </w:r>
-      <w:r>
-        <w:rPr>
-          <w:rFonts w:ascii="Times New Roman" w:hAnsi="Times New Roman" w:cs="Times New Roman"/>
-        </w:rPr>
-        <w:t>So Jenkins won’t keep unnecessary stopped containers.</w:t>
+        <w:t xml:space="preserve"> - Delete container automatically after scan. So Jenkins won’t keep unnecessary stopped containers.</w:t>
       </w:r>
     </w:p>
     <w:p>
@@ -8368,13 +8398,7 @@
         <w:rPr>
           <w:rFonts w:ascii="Times New Roman" w:hAnsi="Times New Roman" w:cs="Times New Roman"/>
         </w:rPr>
-        <w:t xml:space="preserve"> </w:t>
-      </w:r>
-      <w:r>
-        <w:rPr>
-          <w:rFonts w:ascii="Times New Roman" w:hAnsi="Times New Roman" w:cs="Times New Roman"/>
-        </w:rPr>
-        <w:t xml:space="preserve">send all its text into the </w:t>
+        <w:t xml:space="preserve"> send all its text into the </w:t>
       </w:r>
       <w:proofErr w:type="spellStart"/>
       <w:r>
@@ -8388,13 +8412,7 @@
         <w:rPr>
           <w:rFonts w:ascii="Times New Roman" w:hAnsi="Times New Roman" w:cs="Times New Roman"/>
         </w:rPr>
-        <w:t xml:space="preserve"> container</w:t>
-      </w:r>
-      <w:r>
-        <w:rPr>
-          <w:rFonts w:ascii="Times New Roman" w:hAnsi="Times New Roman" w:cs="Times New Roman"/>
-        </w:rPr>
-        <w:t xml:space="preserve"> </w:t>
+        <w:t xml:space="preserve"> container </w:t>
       </w:r>
       <w:r>
         <w:rPr>
@@ -9056,13 +9074,7 @@
         <w:rPr>
           <w:rFonts w:ascii="Times New Roman" w:hAnsi="Times New Roman" w:cs="Times New Roman"/>
         </w:rPr>
-        <w:t>L</w:t>
-      </w:r>
-      <w:r>
-        <w:rPr>
-          <w:rFonts w:ascii="Times New Roman" w:hAnsi="Times New Roman" w:cs="Times New Roman"/>
-        </w:rPr>
-        <w:t>ibc</w:t>
+        <w:t>Libc</w:t>
       </w:r>
       <w:proofErr w:type="spellEnd"/>
     </w:p>
@@ -9749,9 +9761,6 @@
         <w:tabs>
           <w:tab w:val="left" w:pos="3240"/>
         </w:tabs>
-        <w:rPr>
-          <w:rFonts w:ascii="Times New Roman" w:hAnsi="Times New Roman" w:cs="Times New Roman"/>
-        </w:rPr>
       </w:pPr>
       <w:hyperlink r:id="rId41" w:history="1">
         <w:r>
@@ -9762,6 +9771,1845 @@
           <w:t>https://github.com/sachilz/CI-CD-Enabled-MERN-Stack-Todo-Application/blob/main/Jenkinsfile</w:t>
         </w:r>
       </w:hyperlink>
+    </w:p>
+    <w:p>
+      <w:pPr>
+        <w:tabs>
+          <w:tab w:val="left" w:pos="3240"/>
+        </w:tabs>
+      </w:pPr>
+    </w:p>
+    <w:p>
+      <w:pPr>
+        <w:tabs>
+          <w:tab w:val="left" w:pos="3240"/>
+        </w:tabs>
+      </w:pPr>
+    </w:p>
+    <w:p>
+      <w:pPr>
+        <w:tabs>
+          <w:tab w:val="left" w:pos="3240"/>
+        </w:tabs>
+      </w:pPr>
+    </w:p>
+    <w:p>
+      <w:pPr>
+        <w:tabs>
+          <w:tab w:val="left" w:pos="3240"/>
+        </w:tabs>
+      </w:pPr>
+    </w:p>
+    <w:p>
+      <w:pPr>
+        <w:tabs>
+          <w:tab w:val="left" w:pos="3240"/>
+        </w:tabs>
+      </w:pPr>
+    </w:p>
+    <w:p>
+      <w:pPr>
+        <w:tabs>
+          <w:tab w:val="left" w:pos="3240"/>
+        </w:tabs>
+      </w:pPr>
+    </w:p>
+    <w:p>
+      <w:pPr>
+        <w:tabs>
+          <w:tab w:val="left" w:pos="3240"/>
+        </w:tabs>
+      </w:pPr>
+    </w:p>
+    <w:p>
+      <w:pPr>
+        <w:tabs>
+          <w:tab w:val="left" w:pos="3240"/>
+        </w:tabs>
+      </w:pPr>
+    </w:p>
+    <w:p>
+      <w:pPr>
+        <w:tabs>
+          <w:tab w:val="left" w:pos="3240"/>
+        </w:tabs>
+      </w:pPr>
+    </w:p>
+    <w:p>
+      <w:pPr>
+        <w:tabs>
+          <w:tab w:val="left" w:pos="3240"/>
+        </w:tabs>
+      </w:pPr>
+    </w:p>
+    <w:p>
+      <w:pPr>
+        <w:tabs>
+          <w:tab w:val="left" w:pos="3240"/>
+        </w:tabs>
+        <w:jc w:val="center"/>
+        <w:rPr>
+          <w:rFonts w:ascii="Times New Roman" w:hAnsi="Times New Roman" w:cs="Times New Roman"/>
+          <w:b/>
+          <w:bCs/>
+          <w:sz w:val="28"/>
+          <w:szCs w:val="28"/>
+        </w:rPr>
+      </w:pPr>
+      <w:r>
+        <w:rPr>
+          <w:rFonts w:ascii="Times New Roman" w:hAnsi="Times New Roman" w:cs="Times New Roman"/>
+          <w:b/>
+          <w:bCs/>
+          <w:sz w:val="28"/>
+          <w:szCs w:val="28"/>
+        </w:rPr>
+        <w:lastRenderedPageBreak/>
+        <w:t>Deploy On AWS</w:t>
+      </w:r>
+    </w:p>
+    <w:p>
+      <w:pPr>
+        <w:pStyle w:val="ListParagraph"/>
+        <w:numPr>
+          <w:ilvl w:val="0"/>
+          <w:numId w:val="42"/>
+        </w:numPr>
+        <w:tabs>
+          <w:tab w:val="left" w:pos="3240"/>
+        </w:tabs>
+        <w:rPr>
+          <w:rFonts w:ascii="Times New Roman" w:hAnsi="Times New Roman" w:cs="Times New Roman"/>
+        </w:rPr>
+      </w:pPr>
+      <w:r>
+        <w:rPr>
+          <w:rFonts w:ascii="Times New Roman" w:hAnsi="Times New Roman" w:cs="Times New Roman"/>
+        </w:rPr>
+        <w:t>First of all, at the beginning we run this 1 EC2 instance</w:t>
+      </w:r>
+    </w:p>
+    <w:p>
+      <w:pPr>
+        <w:pStyle w:val="ListParagraph"/>
+        <w:numPr>
+          <w:ilvl w:val="0"/>
+          <w:numId w:val="42"/>
+        </w:numPr>
+        <w:tabs>
+          <w:tab w:val="left" w:pos="3240"/>
+        </w:tabs>
+        <w:rPr>
+          <w:rFonts w:ascii="Times New Roman" w:hAnsi="Times New Roman" w:cs="Times New Roman"/>
+        </w:rPr>
+      </w:pPr>
+      <w:r>
+        <w:rPr>
+          <w:rFonts w:ascii="Times New Roman" w:hAnsi="Times New Roman" w:cs="Times New Roman"/>
+        </w:rPr>
+        <w:t>So, all files go to 1 EC2 instance</w:t>
+      </w:r>
+    </w:p>
+    <w:p>
+      <w:pPr>
+        <w:pStyle w:val="ListParagraph"/>
+        <w:numPr>
+          <w:ilvl w:val="0"/>
+          <w:numId w:val="42"/>
+        </w:numPr>
+        <w:tabs>
+          <w:tab w:val="left" w:pos="3240"/>
+        </w:tabs>
+        <w:rPr>
+          <w:rFonts w:ascii="Times New Roman" w:hAnsi="Times New Roman" w:cs="Times New Roman"/>
+        </w:rPr>
+      </w:pPr>
+      <w:r>
+        <w:rPr>
+          <w:rFonts w:ascii="Times New Roman" w:hAnsi="Times New Roman" w:cs="Times New Roman"/>
+        </w:rPr>
+        <w:t>So, to do this create EC2 instance and use free tier (t3.micro)</w:t>
+      </w:r>
+    </w:p>
+    <w:p>
+      <w:pPr>
+        <w:pStyle w:val="ListParagraph"/>
+        <w:numPr>
+          <w:ilvl w:val="0"/>
+          <w:numId w:val="42"/>
+        </w:numPr>
+        <w:tabs>
+          <w:tab w:val="left" w:pos="3240"/>
+        </w:tabs>
+        <w:rPr>
+          <w:rFonts w:ascii="Times New Roman" w:hAnsi="Times New Roman" w:cs="Times New Roman"/>
+        </w:rPr>
+      </w:pPr>
+      <w:r>
+        <w:rPr>
+          <w:rFonts w:ascii="Times New Roman" w:hAnsi="Times New Roman" w:cs="Times New Roman"/>
+        </w:rPr>
+        <w:t>After change ports (for my one – Nginx port 80 and Backend Port 500) setup it</w:t>
+      </w:r>
+    </w:p>
+    <w:p>
+      <w:pPr>
+        <w:pStyle w:val="ListParagraph"/>
+        <w:numPr>
+          <w:ilvl w:val="0"/>
+          <w:numId w:val="42"/>
+        </w:numPr>
+        <w:tabs>
+          <w:tab w:val="left" w:pos="3240"/>
+        </w:tabs>
+        <w:rPr>
+          <w:rFonts w:ascii="Times New Roman" w:hAnsi="Times New Roman" w:cs="Times New Roman"/>
+        </w:rPr>
+      </w:pPr>
+      <w:r>
+        <w:rPr>
+          <w:rFonts w:ascii="Times New Roman" w:hAnsi="Times New Roman" w:cs="Times New Roman"/>
+        </w:rPr>
+        <w:t>To setup it clicks EC2 instance and go security section under this edit inbound ports. Add custom port as 80 and 5000 then save</w:t>
+      </w:r>
+    </w:p>
+    <w:p>
+      <w:pPr>
+        <w:pStyle w:val="ListParagraph"/>
+        <w:numPr>
+          <w:ilvl w:val="0"/>
+          <w:numId w:val="42"/>
+        </w:numPr>
+        <w:tabs>
+          <w:tab w:val="left" w:pos="3240"/>
+        </w:tabs>
+        <w:rPr>
+          <w:rFonts w:ascii="Times New Roman" w:hAnsi="Times New Roman" w:cs="Times New Roman"/>
+        </w:rPr>
+      </w:pPr>
+      <w:r>
+        <w:rPr>
+          <w:rFonts w:ascii="Times New Roman" w:hAnsi="Times New Roman" w:cs="Times New Roman"/>
+        </w:rPr>
+        <w:t>When creating instance must be create keypair and save it</w:t>
+      </w:r>
+    </w:p>
+    <w:p>
+      <w:pPr>
+        <w:pStyle w:val="ListParagraph"/>
+        <w:numPr>
+          <w:ilvl w:val="0"/>
+          <w:numId w:val="42"/>
+        </w:numPr>
+        <w:tabs>
+          <w:tab w:val="left" w:pos="3240"/>
+        </w:tabs>
+        <w:rPr>
+          <w:rFonts w:ascii="Times New Roman" w:hAnsi="Times New Roman" w:cs="Times New Roman"/>
+        </w:rPr>
+      </w:pPr>
+      <w:r>
+        <w:rPr>
+          <w:rFonts w:ascii="Times New Roman" w:hAnsi="Times New Roman" w:cs="Times New Roman"/>
+        </w:rPr>
+        <w:t xml:space="preserve">Then create a folder inside </w:t>
+      </w:r>
+      <w:proofErr w:type="spellStart"/>
+      <w:r>
+        <w:rPr>
+          <w:rFonts w:ascii="Times New Roman" w:hAnsi="Times New Roman" w:cs="Times New Roman"/>
+        </w:rPr>
+        <w:t>ur</w:t>
+      </w:r>
+      <w:proofErr w:type="spellEnd"/>
+      <w:r>
+        <w:rPr>
+          <w:rFonts w:ascii="Times New Roman" w:hAnsi="Times New Roman" w:cs="Times New Roman"/>
+        </w:rPr>
+        <w:t xml:space="preserve"> computer and put that .</w:t>
+      </w:r>
+      <w:proofErr w:type="spellStart"/>
+      <w:r>
+        <w:rPr>
+          <w:rFonts w:ascii="Times New Roman" w:hAnsi="Times New Roman" w:cs="Times New Roman"/>
+        </w:rPr>
+        <w:t>pem</w:t>
+      </w:r>
+      <w:proofErr w:type="spellEnd"/>
+      <w:r>
+        <w:rPr>
+          <w:rFonts w:ascii="Times New Roman" w:hAnsi="Times New Roman" w:cs="Times New Roman"/>
+        </w:rPr>
+        <w:t xml:space="preserve"> file into it</w:t>
+      </w:r>
+    </w:p>
+    <w:p>
+      <w:pPr>
+        <w:pStyle w:val="ListParagraph"/>
+        <w:numPr>
+          <w:ilvl w:val="0"/>
+          <w:numId w:val="42"/>
+        </w:numPr>
+        <w:tabs>
+          <w:tab w:val="left" w:pos="3240"/>
+        </w:tabs>
+        <w:rPr>
+          <w:rFonts w:ascii="Times New Roman" w:hAnsi="Times New Roman" w:cs="Times New Roman"/>
+        </w:rPr>
+      </w:pPr>
+      <w:r>
+        <w:rPr>
+          <w:rFonts w:ascii="Times New Roman" w:hAnsi="Times New Roman" w:cs="Times New Roman"/>
+        </w:rPr>
+        <w:t xml:space="preserve">Then open that folder through </w:t>
+      </w:r>
+      <w:proofErr w:type="spellStart"/>
+      <w:r>
+        <w:rPr>
+          <w:rFonts w:ascii="Times New Roman" w:hAnsi="Times New Roman" w:cs="Times New Roman"/>
+        </w:rPr>
+        <w:t>vscode</w:t>
+      </w:r>
+      <w:proofErr w:type="spellEnd"/>
+      <w:r>
+        <w:rPr>
+          <w:rFonts w:ascii="Times New Roman" w:hAnsi="Times New Roman" w:cs="Times New Roman"/>
+        </w:rPr>
+        <w:t xml:space="preserve"> and then open terminal</w:t>
+      </w:r>
+    </w:p>
+    <w:p>
+      <w:pPr>
+        <w:pStyle w:val="ListParagraph"/>
+        <w:numPr>
+          <w:ilvl w:val="0"/>
+          <w:numId w:val="42"/>
+        </w:numPr>
+        <w:tabs>
+          <w:tab w:val="left" w:pos="3240"/>
+        </w:tabs>
+        <w:rPr>
+          <w:rFonts w:ascii="Times New Roman" w:hAnsi="Times New Roman" w:cs="Times New Roman"/>
+        </w:rPr>
+      </w:pPr>
+      <w:r>
+        <w:rPr>
+          <w:rFonts w:ascii="Times New Roman" w:hAnsi="Times New Roman" w:cs="Times New Roman"/>
+        </w:rPr>
+        <w:t>Type this ssh -t (</w:t>
+      </w:r>
+      <w:proofErr w:type="spellStart"/>
+      <w:r>
+        <w:rPr>
+          <w:rFonts w:ascii="Times New Roman" w:hAnsi="Times New Roman" w:cs="Times New Roman"/>
+        </w:rPr>
+        <w:t>keypare</w:t>
+      </w:r>
+      <w:proofErr w:type="spellEnd"/>
+      <w:r>
+        <w:rPr>
+          <w:rFonts w:ascii="Times New Roman" w:hAnsi="Times New Roman" w:cs="Times New Roman"/>
+        </w:rPr>
+        <w:t xml:space="preserve"> name – </w:t>
+      </w:r>
+      <w:proofErr w:type="spellStart"/>
+      <w:r>
+        <w:rPr>
+          <w:rFonts w:ascii="Times New Roman" w:hAnsi="Times New Roman" w:cs="Times New Roman"/>
+        </w:rPr>
+        <w:t>demo.pem</w:t>
+      </w:r>
+      <w:proofErr w:type="spellEnd"/>
+      <w:r>
+        <w:rPr>
+          <w:rFonts w:ascii="Times New Roman" w:hAnsi="Times New Roman" w:cs="Times New Roman"/>
+        </w:rPr>
+        <w:t>) ubuntu@(</w:t>
+      </w:r>
+      <w:proofErr w:type="spellStart"/>
+      <w:r>
+        <w:rPr>
+          <w:rFonts w:ascii="Times New Roman" w:hAnsi="Times New Roman" w:cs="Times New Roman"/>
+        </w:rPr>
+        <w:t>ur</w:t>
+      </w:r>
+      <w:proofErr w:type="spellEnd"/>
+      <w:r>
+        <w:rPr>
+          <w:rFonts w:ascii="Times New Roman" w:hAnsi="Times New Roman" w:cs="Times New Roman"/>
+        </w:rPr>
+        <w:t xml:space="preserve"> instance public </w:t>
+      </w:r>
+      <w:proofErr w:type="spellStart"/>
+      <w:r>
+        <w:rPr>
+          <w:rFonts w:ascii="Times New Roman" w:hAnsi="Times New Roman" w:cs="Times New Roman"/>
+        </w:rPr>
+        <w:t>ip</w:t>
+      </w:r>
+      <w:proofErr w:type="spellEnd"/>
+      <w:r>
+        <w:rPr>
+          <w:rFonts w:ascii="Times New Roman" w:hAnsi="Times New Roman" w:cs="Times New Roman"/>
+        </w:rPr>
+        <w:t>)</w:t>
+      </w:r>
+    </w:p>
+    <w:p>
+      <w:pPr>
+        <w:pStyle w:val="ListParagraph"/>
+        <w:tabs>
+          <w:tab w:val="left" w:pos="3240"/>
+        </w:tabs>
+        <w:rPr>
+          <w:rFonts w:ascii="Times New Roman" w:hAnsi="Times New Roman" w:cs="Times New Roman"/>
+          <w:b/>
+          <w:bCs/>
+        </w:rPr>
+      </w:pPr>
+      <w:r>
+        <w:rPr>
+          <w:rFonts w:ascii="Times New Roman" w:hAnsi="Times New Roman" w:cs="Times New Roman"/>
+          <w:b/>
+          <w:bCs/>
+        </w:rPr>
+        <w:t>ssh -</w:t>
+      </w:r>
+      <w:proofErr w:type="spellStart"/>
+      <w:r>
+        <w:rPr>
+          <w:rFonts w:ascii="Times New Roman" w:hAnsi="Times New Roman" w:cs="Times New Roman"/>
+          <w:b/>
+          <w:bCs/>
+        </w:rPr>
+        <w:t>i</w:t>
+      </w:r>
+      <w:proofErr w:type="spellEnd"/>
+      <w:r>
+        <w:rPr>
+          <w:rFonts w:ascii="Times New Roman" w:hAnsi="Times New Roman" w:cs="Times New Roman"/>
+          <w:b/>
+          <w:bCs/>
+        </w:rPr>
+        <w:t xml:space="preserve"> </w:t>
+      </w:r>
+      <w:hyperlink r:id="rId42" w:history="1">
+        <w:r>
+          <w:rPr>
+            <w:rStyle w:val="Hyperlink"/>
+            <w:rFonts w:ascii="Times New Roman" w:hAnsi="Times New Roman" w:cs="Times New Roman"/>
+            <w:b/>
+            <w:bCs/>
+          </w:rPr>
+          <w:t>ubuntu@56.89.21.135</w:t>
+        </w:r>
+      </w:hyperlink>
+    </w:p>
+    <w:p>
+      <w:pPr>
+        <w:pStyle w:val="ListParagraph"/>
+        <w:numPr>
+          <w:ilvl w:val="0"/>
+          <w:numId w:val="42"/>
+        </w:numPr>
+        <w:tabs>
+          <w:tab w:val="left" w:pos="3240"/>
+        </w:tabs>
+        <w:rPr>
+          <w:rFonts w:ascii="Times New Roman" w:hAnsi="Times New Roman" w:cs="Times New Roman"/>
+          <w:b/>
+          <w:bCs/>
+        </w:rPr>
+      </w:pPr>
+      <w:r>
+        <w:rPr>
+          <w:rFonts w:ascii="Times New Roman" w:hAnsi="Times New Roman" w:cs="Times New Roman"/>
+        </w:rPr>
+        <w:t>Then u can go to insider server</w:t>
+      </w:r>
+    </w:p>
+    <w:p>
+      <w:pPr>
+        <w:pStyle w:val="ListParagraph"/>
+        <w:numPr>
+          <w:ilvl w:val="0"/>
+          <w:numId w:val="42"/>
+        </w:numPr>
+        <w:tabs>
+          <w:tab w:val="left" w:pos="3240"/>
+        </w:tabs>
+        <w:rPr>
+          <w:rFonts w:ascii="Times New Roman" w:hAnsi="Times New Roman" w:cs="Times New Roman"/>
+        </w:rPr>
+      </w:pPr>
+      <w:r>
+        <w:rPr>
+          <w:rFonts w:ascii="Times New Roman" w:hAnsi="Times New Roman" w:cs="Times New Roman"/>
+        </w:rPr>
+        <w:t xml:space="preserve">After going inside server setup, it like this (this is depended on </w:t>
+      </w:r>
+      <w:proofErr w:type="spellStart"/>
+      <w:r>
+        <w:rPr>
+          <w:rFonts w:ascii="Times New Roman" w:hAnsi="Times New Roman" w:cs="Times New Roman"/>
+        </w:rPr>
+        <w:t>ur</w:t>
+      </w:r>
+      <w:proofErr w:type="spellEnd"/>
+      <w:r>
+        <w:rPr>
+          <w:rFonts w:ascii="Times New Roman" w:hAnsi="Times New Roman" w:cs="Times New Roman"/>
+        </w:rPr>
+        <w:t xml:space="preserve"> project dependencies)</w:t>
+      </w:r>
+    </w:p>
+    <w:p>
+      <w:pPr>
+        <w:pStyle w:val="ListParagraph"/>
+        <w:numPr>
+          <w:ilvl w:val="0"/>
+          <w:numId w:val="43"/>
+        </w:numPr>
+        <w:tabs>
+          <w:tab w:val="left" w:pos="3240"/>
+        </w:tabs>
+        <w:rPr>
+          <w:rFonts w:ascii="Times New Roman" w:hAnsi="Times New Roman" w:cs="Times New Roman"/>
+        </w:rPr>
+      </w:pPr>
+      <w:r>
+        <w:rPr>
+          <w:rFonts w:ascii="Times New Roman" w:hAnsi="Times New Roman" w:cs="Times New Roman"/>
+        </w:rPr>
+        <w:t xml:space="preserve">Crate a folder inside server – </w:t>
+      </w:r>
+      <w:proofErr w:type="spellStart"/>
+      <w:r>
+        <w:rPr>
+          <w:rFonts w:ascii="Times New Roman" w:hAnsi="Times New Roman" w:cs="Times New Roman"/>
+          <w:b/>
+          <w:bCs/>
+        </w:rPr>
+        <w:t>mkdir</w:t>
+      </w:r>
+      <w:proofErr w:type="spellEnd"/>
+      <w:r>
+        <w:rPr>
+          <w:rFonts w:ascii="Times New Roman" w:hAnsi="Times New Roman" w:cs="Times New Roman"/>
+          <w:b/>
+          <w:bCs/>
+        </w:rPr>
+        <w:t xml:space="preserve"> project1</w:t>
+      </w:r>
+    </w:p>
+    <w:p>
+      <w:pPr>
+        <w:pStyle w:val="ListParagraph"/>
+        <w:numPr>
+          <w:ilvl w:val="0"/>
+          <w:numId w:val="43"/>
+        </w:numPr>
+        <w:tabs>
+          <w:tab w:val="left" w:pos="3240"/>
+        </w:tabs>
+        <w:rPr>
+          <w:rFonts w:ascii="Times New Roman" w:hAnsi="Times New Roman" w:cs="Times New Roman"/>
+        </w:rPr>
+      </w:pPr>
+      <w:r>
+        <w:rPr>
+          <w:rFonts w:ascii="Times New Roman" w:hAnsi="Times New Roman" w:cs="Times New Roman"/>
+        </w:rPr>
+        <w:t xml:space="preserve">Then update </w:t>
+      </w:r>
+      <w:proofErr w:type="spellStart"/>
+      <w:r>
+        <w:rPr>
+          <w:rFonts w:ascii="Times New Roman" w:hAnsi="Times New Roman" w:cs="Times New Roman"/>
+        </w:rPr>
+        <w:t>ur</w:t>
+      </w:r>
+      <w:proofErr w:type="spellEnd"/>
+      <w:r>
+        <w:rPr>
+          <w:rFonts w:ascii="Times New Roman" w:hAnsi="Times New Roman" w:cs="Times New Roman"/>
+        </w:rPr>
+        <w:t xml:space="preserve"> package</w:t>
+      </w:r>
+      <w:r>
+        <w:rPr>
+          <w:rFonts w:ascii="Times New Roman" w:hAnsi="Times New Roman" w:cs="Times New Roman"/>
+          <w:b/>
+          <w:bCs/>
+        </w:rPr>
+        <w:t xml:space="preserve"> – </w:t>
+      </w:r>
+      <w:proofErr w:type="spellStart"/>
+      <w:r>
+        <w:rPr>
+          <w:rFonts w:ascii="Times New Roman" w:hAnsi="Times New Roman" w:cs="Times New Roman"/>
+          <w:b/>
+          <w:bCs/>
+        </w:rPr>
+        <w:t>sudo</w:t>
+      </w:r>
+      <w:proofErr w:type="spellEnd"/>
+      <w:r>
+        <w:rPr>
+          <w:rFonts w:ascii="Times New Roman" w:hAnsi="Times New Roman" w:cs="Times New Roman"/>
+          <w:b/>
+          <w:bCs/>
+        </w:rPr>
+        <w:t xml:space="preserve"> apt update</w:t>
+      </w:r>
+    </w:p>
+    <w:p>
+      <w:pPr>
+        <w:pStyle w:val="ListParagraph"/>
+        <w:numPr>
+          <w:ilvl w:val="0"/>
+          <w:numId w:val="43"/>
+        </w:numPr>
+        <w:tabs>
+          <w:tab w:val="left" w:pos="3240"/>
+        </w:tabs>
+        <w:rPr>
+          <w:rFonts w:ascii="Times New Roman" w:hAnsi="Times New Roman" w:cs="Times New Roman"/>
+        </w:rPr>
+      </w:pPr>
+      <w:r>
+        <w:rPr>
+          <w:rFonts w:ascii="Times New Roman" w:hAnsi="Times New Roman" w:cs="Times New Roman"/>
+        </w:rPr>
+        <w:t>Install git</w:t>
+      </w:r>
+      <w:r>
+        <w:rPr>
+          <w:rFonts w:ascii="Times New Roman" w:hAnsi="Times New Roman" w:cs="Times New Roman"/>
+          <w:b/>
+          <w:bCs/>
+        </w:rPr>
+        <w:t xml:space="preserve"> – </w:t>
+      </w:r>
+      <w:proofErr w:type="spellStart"/>
+      <w:r>
+        <w:rPr>
+          <w:rFonts w:ascii="Times New Roman" w:hAnsi="Times New Roman" w:cs="Times New Roman"/>
+          <w:b/>
+          <w:bCs/>
+        </w:rPr>
+        <w:t>sudo</w:t>
+      </w:r>
+      <w:proofErr w:type="spellEnd"/>
+      <w:r>
+        <w:rPr>
+          <w:rFonts w:ascii="Times New Roman" w:hAnsi="Times New Roman" w:cs="Times New Roman"/>
+          <w:b/>
+          <w:bCs/>
+        </w:rPr>
+        <w:t xml:space="preserve"> apt install git -y</w:t>
+      </w:r>
+    </w:p>
+    <w:p>
+      <w:pPr>
+        <w:pStyle w:val="ListParagraph"/>
+        <w:numPr>
+          <w:ilvl w:val="0"/>
+          <w:numId w:val="43"/>
+        </w:numPr>
+        <w:tabs>
+          <w:tab w:val="left" w:pos="3240"/>
+        </w:tabs>
+        <w:rPr>
+          <w:rFonts w:ascii="Times New Roman" w:hAnsi="Times New Roman" w:cs="Times New Roman"/>
+        </w:rPr>
+      </w:pPr>
+      <w:r>
+        <w:rPr>
+          <w:rFonts w:ascii="Times New Roman" w:hAnsi="Times New Roman" w:cs="Times New Roman"/>
+        </w:rPr>
+        <w:t>Install node</w:t>
+      </w:r>
+      <w:r>
+        <w:rPr>
+          <w:rFonts w:ascii="Times New Roman" w:hAnsi="Times New Roman" w:cs="Times New Roman"/>
+          <w:b/>
+          <w:bCs/>
+        </w:rPr>
+        <w:t xml:space="preserve"> - </w:t>
+      </w:r>
+      <w:proofErr w:type="spellStart"/>
+      <w:r>
+        <w:rPr>
+          <w:rFonts w:ascii="Times New Roman" w:hAnsi="Times New Roman" w:cs="Times New Roman"/>
+          <w:b/>
+          <w:bCs/>
+        </w:rPr>
+        <w:t>sudo</w:t>
+      </w:r>
+      <w:proofErr w:type="spellEnd"/>
+      <w:r>
+        <w:rPr>
+          <w:rFonts w:ascii="Times New Roman" w:hAnsi="Times New Roman" w:cs="Times New Roman"/>
+          <w:b/>
+          <w:bCs/>
+        </w:rPr>
+        <w:t xml:space="preserve"> apt install -y </w:t>
+      </w:r>
+      <w:proofErr w:type="spellStart"/>
+      <w:r>
+        <w:rPr>
+          <w:rFonts w:ascii="Times New Roman" w:hAnsi="Times New Roman" w:cs="Times New Roman"/>
+          <w:b/>
+          <w:bCs/>
+        </w:rPr>
+        <w:t>nodejs</w:t>
+      </w:r>
+      <w:proofErr w:type="spellEnd"/>
+      <w:r>
+        <w:rPr>
+          <w:rFonts w:ascii="Times New Roman" w:hAnsi="Times New Roman" w:cs="Times New Roman"/>
+          <w:b/>
+          <w:bCs/>
+        </w:rPr>
+        <w:t xml:space="preserve"> </w:t>
+      </w:r>
+      <w:r>
+        <w:rPr>
+          <w:rFonts w:ascii="Times New Roman" w:hAnsi="Times New Roman" w:cs="Times New Roman"/>
+        </w:rPr>
+        <w:t xml:space="preserve">{if this install old node version then u must download </w:t>
+      </w:r>
+      <w:proofErr w:type="spellStart"/>
+      <w:r>
+        <w:rPr>
+          <w:rFonts w:ascii="Times New Roman" w:hAnsi="Times New Roman" w:cs="Times New Roman"/>
+        </w:rPr>
+        <w:t>ur</w:t>
+      </w:r>
+      <w:proofErr w:type="spellEnd"/>
+      <w:r>
+        <w:rPr>
+          <w:rFonts w:ascii="Times New Roman" w:hAnsi="Times New Roman" w:cs="Times New Roman"/>
+        </w:rPr>
+        <w:t xml:space="preserve"> </w:t>
+      </w:r>
+      <w:proofErr w:type="spellStart"/>
+      <w:r>
+        <w:rPr>
+          <w:rFonts w:ascii="Times New Roman" w:hAnsi="Times New Roman" w:cs="Times New Roman"/>
+        </w:rPr>
+        <w:t>preferd</w:t>
+      </w:r>
+      <w:proofErr w:type="spellEnd"/>
+      <w:r>
+        <w:rPr>
+          <w:rFonts w:ascii="Times New Roman" w:hAnsi="Times New Roman" w:cs="Times New Roman"/>
+        </w:rPr>
+        <w:t xml:space="preserve"> version}</w:t>
+      </w:r>
+    </w:p>
+    <w:p>
+      <w:pPr>
+        <w:pStyle w:val="ListParagraph"/>
+        <w:numPr>
+          <w:ilvl w:val="0"/>
+          <w:numId w:val="56"/>
+        </w:numPr>
+        <w:tabs>
+          <w:tab w:val="left" w:pos="3240"/>
+        </w:tabs>
+        <w:rPr>
+          <w:rFonts w:ascii="Times New Roman" w:hAnsi="Times New Roman" w:cs="Times New Roman"/>
+          <w:sz w:val="20"/>
+          <w:szCs w:val="20"/>
+        </w:rPr>
+      </w:pPr>
+      <w:r>
+        <w:rPr>
+          <w:rFonts w:ascii="Times New Roman" w:hAnsi="Times New Roman" w:cs="Times New Roman"/>
+          <w:sz w:val="20"/>
+          <w:szCs w:val="20"/>
+        </w:rPr>
+        <w:t xml:space="preserve">To do this first check </w:t>
+      </w:r>
+      <w:proofErr w:type="spellStart"/>
+      <w:r>
+        <w:rPr>
+          <w:rFonts w:ascii="Times New Roman" w:hAnsi="Times New Roman" w:cs="Times New Roman"/>
+          <w:sz w:val="20"/>
+          <w:szCs w:val="20"/>
+        </w:rPr>
+        <w:t>ur</w:t>
+      </w:r>
+      <w:proofErr w:type="spellEnd"/>
+      <w:r>
+        <w:rPr>
+          <w:rFonts w:ascii="Times New Roman" w:hAnsi="Times New Roman" w:cs="Times New Roman"/>
+          <w:sz w:val="20"/>
+          <w:szCs w:val="20"/>
+        </w:rPr>
+        <w:t xml:space="preserve"> node version using</w:t>
+      </w:r>
+      <w:r>
+        <w:rPr>
+          <w:rFonts w:ascii="Times New Roman" w:hAnsi="Times New Roman" w:cs="Times New Roman"/>
+          <w:b/>
+          <w:bCs/>
+          <w:sz w:val="20"/>
+          <w:szCs w:val="20"/>
+        </w:rPr>
+        <w:t xml:space="preserve"> node -v</w:t>
+      </w:r>
+    </w:p>
+    <w:p>
+      <w:pPr>
+        <w:pStyle w:val="ListParagraph"/>
+        <w:numPr>
+          <w:ilvl w:val="0"/>
+          <w:numId w:val="56"/>
+        </w:numPr>
+        <w:tabs>
+          <w:tab w:val="left" w:pos="3240"/>
+        </w:tabs>
+        <w:rPr>
+          <w:rFonts w:ascii="Times New Roman" w:hAnsi="Times New Roman" w:cs="Times New Roman"/>
+          <w:sz w:val="20"/>
+          <w:szCs w:val="20"/>
+        </w:rPr>
+      </w:pPr>
+      <w:r>
+        <w:rPr>
+          <w:rFonts w:ascii="Times New Roman" w:hAnsi="Times New Roman" w:cs="Times New Roman"/>
+          <w:sz w:val="20"/>
+          <w:szCs w:val="20"/>
+        </w:rPr>
+        <w:t>If its old, run these command</w:t>
+      </w:r>
+    </w:p>
+    <w:p>
+      <w:pPr>
+        <w:pStyle w:val="ListParagraph"/>
+        <w:tabs>
+          <w:tab w:val="left" w:pos="3240"/>
+        </w:tabs>
+        <w:ind w:left="2160"/>
+        <w:rPr>
+          <w:rFonts w:ascii="Times New Roman" w:hAnsi="Times New Roman" w:cs="Times New Roman"/>
+          <w:b/>
+          <w:bCs/>
+          <w:sz w:val="20"/>
+          <w:szCs w:val="20"/>
+        </w:rPr>
+      </w:pPr>
+      <w:r>
+        <w:rPr>
+          <w:rFonts w:ascii="Times New Roman" w:hAnsi="Times New Roman" w:cs="Times New Roman"/>
+          <w:b/>
+          <w:bCs/>
+          <w:sz w:val="20"/>
+          <w:szCs w:val="20"/>
+        </w:rPr>
+        <w:t>curl -o- https://raw.githubusercontent.com/nvm-sh/nvm/v0.39.7/install.sh | bash</w:t>
+      </w:r>
+    </w:p>
+    <w:p>
+      <w:pPr>
+        <w:pStyle w:val="ListParagraph"/>
+        <w:tabs>
+          <w:tab w:val="left" w:pos="3240"/>
+        </w:tabs>
+        <w:ind w:left="2160"/>
+        <w:rPr>
+          <w:rFonts w:ascii="Times New Roman" w:hAnsi="Times New Roman" w:cs="Times New Roman"/>
+          <w:b/>
+          <w:bCs/>
+          <w:sz w:val="20"/>
+          <w:szCs w:val="20"/>
+        </w:rPr>
+      </w:pPr>
+      <w:r>
+        <w:rPr>
+          <w:rFonts w:ascii="Times New Roman" w:hAnsi="Times New Roman" w:cs="Times New Roman"/>
+          <w:b/>
+          <w:bCs/>
+          <w:sz w:val="20"/>
+          <w:szCs w:val="20"/>
+        </w:rPr>
+        <w:t>source ~/.</w:t>
+      </w:r>
+      <w:proofErr w:type="spellStart"/>
+      <w:r>
+        <w:rPr>
+          <w:rFonts w:ascii="Times New Roman" w:hAnsi="Times New Roman" w:cs="Times New Roman"/>
+          <w:b/>
+          <w:bCs/>
+          <w:sz w:val="20"/>
+          <w:szCs w:val="20"/>
+        </w:rPr>
+        <w:t>bashrc</w:t>
+      </w:r>
+      <w:proofErr w:type="spellEnd"/>
+    </w:p>
+    <w:p>
+      <w:pPr>
+        <w:pStyle w:val="ListParagraph"/>
+        <w:tabs>
+          <w:tab w:val="left" w:pos="3240"/>
+        </w:tabs>
+        <w:ind w:left="2160"/>
+        <w:rPr>
+          <w:rFonts w:ascii="Times New Roman" w:hAnsi="Times New Roman" w:cs="Times New Roman"/>
+          <w:b/>
+          <w:bCs/>
+          <w:sz w:val="20"/>
+          <w:szCs w:val="20"/>
+        </w:rPr>
+      </w:pPr>
+      <w:proofErr w:type="spellStart"/>
+      <w:r>
+        <w:rPr>
+          <w:rFonts w:ascii="Times New Roman" w:hAnsi="Times New Roman" w:cs="Times New Roman"/>
+          <w:b/>
+          <w:bCs/>
+          <w:sz w:val="20"/>
+          <w:szCs w:val="20"/>
+        </w:rPr>
+        <w:t>nvm</w:t>
+      </w:r>
+      <w:proofErr w:type="spellEnd"/>
+      <w:r>
+        <w:rPr>
+          <w:rFonts w:ascii="Times New Roman" w:hAnsi="Times New Roman" w:cs="Times New Roman"/>
+          <w:b/>
+          <w:bCs/>
+          <w:sz w:val="20"/>
+          <w:szCs w:val="20"/>
+        </w:rPr>
+        <w:t xml:space="preserve"> install 21</w:t>
+      </w:r>
+    </w:p>
+    <w:p>
+      <w:pPr>
+        <w:pStyle w:val="ListParagraph"/>
+        <w:tabs>
+          <w:tab w:val="left" w:pos="3240"/>
+        </w:tabs>
+        <w:ind w:left="2160"/>
+        <w:rPr>
+          <w:rFonts w:ascii="Times New Roman" w:hAnsi="Times New Roman" w:cs="Times New Roman"/>
+          <w:sz w:val="20"/>
+          <w:szCs w:val="20"/>
+        </w:rPr>
+      </w:pPr>
+      <w:proofErr w:type="spellStart"/>
+      <w:r>
+        <w:rPr>
+          <w:rFonts w:ascii="Times New Roman" w:hAnsi="Times New Roman" w:cs="Times New Roman"/>
+          <w:b/>
+          <w:bCs/>
+          <w:sz w:val="20"/>
+          <w:szCs w:val="20"/>
+        </w:rPr>
+        <w:t>nvm</w:t>
+      </w:r>
+      <w:proofErr w:type="spellEnd"/>
+      <w:r>
+        <w:rPr>
+          <w:rFonts w:ascii="Times New Roman" w:hAnsi="Times New Roman" w:cs="Times New Roman"/>
+          <w:b/>
+          <w:bCs/>
+          <w:sz w:val="20"/>
+          <w:szCs w:val="20"/>
+        </w:rPr>
+        <w:t xml:space="preserve"> use 21</w:t>
+      </w:r>
+    </w:p>
+    <w:p>
+      <w:pPr>
+        <w:pStyle w:val="ListParagraph"/>
+        <w:numPr>
+          <w:ilvl w:val="0"/>
+          <w:numId w:val="56"/>
+        </w:numPr>
+        <w:tabs>
+          <w:tab w:val="left" w:pos="3240"/>
+        </w:tabs>
+        <w:rPr>
+          <w:rFonts w:ascii="Times New Roman" w:hAnsi="Times New Roman" w:cs="Times New Roman"/>
+          <w:b/>
+          <w:bCs/>
+          <w:sz w:val="20"/>
+          <w:szCs w:val="20"/>
+        </w:rPr>
+      </w:pPr>
+      <w:r>
+        <w:rPr>
+          <w:rFonts w:ascii="Times New Roman" w:hAnsi="Times New Roman" w:cs="Times New Roman"/>
+          <w:sz w:val="20"/>
+          <w:szCs w:val="20"/>
+        </w:rPr>
+        <w:t xml:space="preserve">Then check again </w:t>
+      </w:r>
+      <w:r>
+        <w:rPr>
+          <w:rFonts w:ascii="Times New Roman" w:hAnsi="Times New Roman" w:cs="Times New Roman"/>
+          <w:b/>
+          <w:bCs/>
+          <w:sz w:val="20"/>
+          <w:szCs w:val="20"/>
+        </w:rPr>
+        <w:t>node -v</w:t>
+      </w:r>
+    </w:p>
+    <w:p>
+      <w:pPr>
+        <w:pStyle w:val="ListParagraph"/>
+        <w:numPr>
+          <w:ilvl w:val="0"/>
+          <w:numId w:val="43"/>
+        </w:numPr>
+        <w:tabs>
+          <w:tab w:val="left" w:pos="3240"/>
+        </w:tabs>
+        <w:rPr>
+          <w:rFonts w:ascii="Times New Roman" w:hAnsi="Times New Roman" w:cs="Times New Roman"/>
+        </w:rPr>
+      </w:pPr>
+      <w:r>
+        <w:rPr>
+          <w:rFonts w:ascii="Times New Roman" w:hAnsi="Times New Roman" w:cs="Times New Roman"/>
+        </w:rPr>
+        <w:t xml:space="preserve">Install </w:t>
+      </w:r>
+      <w:proofErr w:type="spellStart"/>
+      <w:r>
+        <w:rPr>
+          <w:rFonts w:ascii="Times New Roman" w:hAnsi="Times New Roman" w:cs="Times New Roman"/>
+        </w:rPr>
+        <w:t>npm</w:t>
+      </w:r>
+      <w:proofErr w:type="spellEnd"/>
+      <w:r>
+        <w:rPr>
+          <w:rFonts w:ascii="Times New Roman" w:hAnsi="Times New Roman" w:cs="Times New Roman"/>
+        </w:rPr>
+        <w:t xml:space="preserve"> – </w:t>
+      </w:r>
+      <w:proofErr w:type="spellStart"/>
+      <w:r>
+        <w:rPr>
+          <w:rFonts w:ascii="Times New Roman" w:hAnsi="Times New Roman" w:cs="Times New Roman"/>
+          <w:b/>
+          <w:bCs/>
+        </w:rPr>
+        <w:t>sudo</w:t>
+      </w:r>
+      <w:proofErr w:type="spellEnd"/>
+      <w:r>
+        <w:rPr>
+          <w:rFonts w:ascii="Times New Roman" w:hAnsi="Times New Roman" w:cs="Times New Roman"/>
+          <w:b/>
+          <w:bCs/>
+        </w:rPr>
+        <w:t xml:space="preserve"> apt install </w:t>
+      </w:r>
+      <w:proofErr w:type="spellStart"/>
+      <w:r>
+        <w:rPr>
+          <w:rFonts w:ascii="Times New Roman" w:hAnsi="Times New Roman" w:cs="Times New Roman"/>
+          <w:b/>
+          <w:bCs/>
+        </w:rPr>
+        <w:t>npm</w:t>
+      </w:r>
+      <w:proofErr w:type="spellEnd"/>
+    </w:p>
+    <w:p>
+      <w:pPr>
+        <w:pStyle w:val="ListParagraph"/>
+        <w:numPr>
+          <w:ilvl w:val="0"/>
+          <w:numId w:val="57"/>
+        </w:numPr>
+        <w:tabs>
+          <w:tab w:val="left" w:pos="3240"/>
+        </w:tabs>
+        <w:rPr>
+          <w:rFonts w:ascii="Times New Roman" w:hAnsi="Times New Roman" w:cs="Times New Roman"/>
+          <w:b/>
+          <w:bCs/>
+        </w:rPr>
+      </w:pPr>
+      <w:r>
+        <w:rPr>
+          <w:rFonts w:ascii="Times New Roman" w:hAnsi="Times New Roman" w:cs="Times New Roman"/>
+        </w:rPr>
+        <w:t xml:space="preserve">Done now u have to clone </w:t>
+      </w:r>
+      <w:proofErr w:type="spellStart"/>
+      <w:r>
+        <w:rPr>
+          <w:rFonts w:ascii="Times New Roman" w:hAnsi="Times New Roman" w:cs="Times New Roman"/>
+        </w:rPr>
+        <w:t>ur</w:t>
+      </w:r>
+      <w:proofErr w:type="spellEnd"/>
+      <w:r>
+        <w:rPr>
+          <w:rFonts w:ascii="Times New Roman" w:hAnsi="Times New Roman" w:cs="Times New Roman"/>
+        </w:rPr>
+        <w:t xml:space="preserve"> project – </w:t>
+      </w:r>
+      <w:proofErr w:type="spellStart"/>
+      <w:r>
+        <w:rPr>
+          <w:rFonts w:ascii="Times New Roman" w:hAnsi="Times New Roman" w:cs="Times New Roman"/>
+          <w:b/>
+          <w:bCs/>
+        </w:rPr>
+        <w:t>sudo</w:t>
+      </w:r>
+      <w:proofErr w:type="spellEnd"/>
+      <w:r>
+        <w:rPr>
+          <w:rFonts w:ascii="Times New Roman" w:hAnsi="Times New Roman" w:cs="Times New Roman"/>
+          <w:b/>
+          <w:bCs/>
+        </w:rPr>
+        <w:t xml:space="preserve"> git clone &lt;repo link&gt;</w:t>
+      </w:r>
+    </w:p>
+    <w:p>
+      <w:pPr>
+        <w:pStyle w:val="ListParagraph"/>
+        <w:numPr>
+          <w:ilvl w:val="0"/>
+          <w:numId w:val="57"/>
+        </w:numPr>
+        <w:tabs>
+          <w:tab w:val="left" w:pos="3240"/>
+        </w:tabs>
+        <w:rPr>
+          <w:rFonts w:ascii="Times New Roman" w:hAnsi="Times New Roman" w:cs="Times New Roman"/>
+        </w:rPr>
+      </w:pPr>
+      <w:r>
+        <w:rPr>
+          <w:rFonts w:ascii="Times New Roman" w:hAnsi="Times New Roman" w:cs="Times New Roman"/>
+        </w:rPr>
+        <w:t xml:space="preserve">Now go to </w:t>
+      </w:r>
+      <w:proofErr w:type="spellStart"/>
+      <w:r>
+        <w:rPr>
+          <w:rFonts w:ascii="Times New Roman" w:hAnsi="Times New Roman" w:cs="Times New Roman"/>
+        </w:rPr>
+        <w:t>ur</w:t>
+      </w:r>
+      <w:proofErr w:type="spellEnd"/>
+      <w:r>
+        <w:rPr>
+          <w:rFonts w:ascii="Times New Roman" w:hAnsi="Times New Roman" w:cs="Times New Roman"/>
+        </w:rPr>
+        <w:t xml:space="preserve"> folder (for me I have </w:t>
+      </w:r>
+      <w:proofErr w:type="spellStart"/>
+      <w:r>
+        <w:rPr>
+          <w:rFonts w:ascii="Times New Roman" w:hAnsi="Times New Roman" w:cs="Times New Roman"/>
+        </w:rPr>
+        <w:t>sever</w:t>
+      </w:r>
+      <w:proofErr w:type="spellEnd"/>
+      <w:r>
+        <w:rPr>
+          <w:rFonts w:ascii="Times New Roman" w:hAnsi="Times New Roman" w:cs="Times New Roman"/>
+        </w:rPr>
+        <w:t xml:space="preserve"> and client file)</w:t>
+      </w:r>
+      <w:r>
+        <w:rPr>
+          <w:rFonts w:ascii="Times New Roman" w:hAnsi="Times New Roman" w:cs="Times New Roman"/>
+        </w:rPr>
+        <w:t xml:space="preserve"> first of all I go to server folder and run </w:t>
+      </w:r>
+      <w:proofErr w:type="spellStart"/>
+      <w:r>
+        <w:rPr>
+          <w:rFonts w:ascii="Times New Roman" w:hAnsi="Times New Roman" w:cs="Times New Roman"/>
+          <w:b/>
+          <w:bCs/>
+        </w:rPr>
+        <w:t>npm</w:t>
+      </w:r>
+      <w:proofErr w:type="spellEnd"/>
+      <w:r>
+        <w:rPr>
+          <w:rFonts w:ascii="Times New Roman" w:hAnsi="Times New Roman" w:cs="Times New Roman"/>
+          <w:b/>
+          <w:bCs/>
+        </w:rPr>
+        <w:t xml:space="preserve"> install</w:t>
+      </w:r>
+      <w:r>
+        <w:rPr>
+          <w:rFonts w:ascii="Times New Roman" w:hAnsi="Times New Roman" w:cs="Times New Roman"/>
+        </w:rPr>
+        <w:t xml:space="preserve"> then go to client folder and run </w:t>
+      </w:r>
+      <w:proofErr w:type="spellStart"/>
+      <w:r>
+        <w:rPr>
+          <w:rFonts w:ascii="Times New Roman" w:hAnsi="Times New Roman" w:cs="Times New Roman"/>
+          <w:b/>
+          <w:bCs/>
+        </w:rPr>
+        <w:t>npm</w:t>
+      </w:r>
+      <w:proofErr w:type="spellEnd"/>
+      <w:r>
+        <w:rPr>
+          <w:rFonts w:ascii="Times New Roman" w:hAnsi="Times New Roman" w:cs="Times New Roman"/>
+          <w:b/>
+          <w:bCs/>
+        </w:rPr>
+        <w:t xml:space="preserve"> install</w:t>
+      </w:r>
+      <w:r>
+        <w:rPr>
+          <w:rFonts w:ascii="Times New Roman" w:hAnsi="Times New Roman" w:cs="Times New Roman"/>
+          <w:b/>
+          <w:bCs/>
+        </w:rPr>
+        <w:t xml:space="preserve">. </w:t>
+      </w:r>
+      <w:r>
+        <w:rPr>
+          <w:rFonts w:ascii="Times New Roman" w:hAnsi="Times New Roman" w:cs="Times New Roman"/>
+        </w:rPr>
+        <w:t xml:space="preserve">This create </w:t>
+      </w:r>
+      <w:proofErr w:type="spellStart"/>
+      <w:r>
+        <w:rPr>
+          <w:rFonts w:ascii="Times New Roman" w:hAnsi="Times New Roman" w:cs="Times New Roman"/>
+        </w:rPr>
+        <w:t>nodemodules</w:t>
+      </w:r>
+      <w:proofErr w:type="spellEnd"/>
+      <w:r>
+        <w:rPr>
+          <w:rFonts w:ascii="Times New Roman" w:hAnsi="Times New Roman" w:cs="Times New Roman"/>
+        </w:rPr>
+        <w:t xml:space="preserve"> folder inside each folder</w:t>
+      </w:r>
+    </w:p>
+    <w:p>
+      <w:pPr>
+        <w:pStyle w:val="ListParagraph"/>
+        <w:numPr>
+          <w:ilvl w:val="0"/>
+          <w:numId w:val="57"/>
+        </w:numPr>
+        <w:tabs>
+          <w:tab w:val="left" w:pos="3240"/>
+        </w:tabs>
+        <w:rPr>
+          <w:rFonts w:ascii="Times New Roman" w:hAnsi="Times New Roman" w:cs="Times New Roman"/>
+          <w:b/>
+          <w:bCs/>
+        </w:rPr>
+      </w:pPr>
+      <w:r>
+        <w:rPr>
+          <w:rFonts w:ascii="Times New Roman" w:hAnsi="Times New Roman" w:cs="Times New Roman"/>
+        </w:rPr>
+        <w:t xml:space="preserve">One more thing if u use .env file in this instance its missing because its ignore by </w:t>
+      </w:r>
+      <w:proofErr w:type="spellStart"/>
+      <w:r>
+        <w:rPr>
+          <w:rFonts w:ascii="Times New Roman" w:hAnsi="Times New Roman" w:cs="Times New Roman"/>
+        </w:rPr>
+        <w:t>gitignore</w:t>
+      </w:r>
+      <w:proofErr w:type="spellEnd"/>
+      <w:r>
+        <w:rPr>
+          <w:rFonts w:ascii="Times New Roman" w:hAnsi="Times New Roman" w:cs="Times New Roman"/>
+        </w:rPr>
+        <w:t xml:space="preserve">. We have to setup it like this go to </w:t>
+      </w:r>
+      <w:proofErr w:type="spellStart"/>
+      <w:r>
+        <w:rPr>
+          <w:rFonts w:ascii="Times New Roman" w:hAnsi="Times New Roman" w:cs="Times New Roman"/>
+        </w:rPr>
+        <w:t>ur</w:t>
+      </w:r>
+      <w:proofErr w:type="spellEnd"/>
+      <w:r>
+        <w:rPr>
+          <w:rFonts w:ascii="Times New Roman" w:hAnsi="Times New Roman" w:cs="Times New Roman"/>
+        </w:rPr>
+        <w:t xml:space="preserve"> env file folder (for me I setup it server folder) go to server folder - </w:t>
+      </w:r>
+      <w:r>
+        <w:rPr>
+          <w:rFonts w:ascii="Times New Roman" w:hAnsi="Times New Roman" w:cs="Times New Roman"/>
+          <w:b/>
+          <w:bCs/>
+        </w:rPr>
+        <w:t>cd server</w:t>
+      </w:r>
+    </w:p>
+    <w:p>
+      <w:pPr>
+        <w:pStyle w:val="ListParagraph"/>
+        <w:numPr>
+          <w:ilvl w:val="0"/>
+          <w:numId w:val="57"/>
+        </w:numPr>
+        <w:tabs>
+          <w:tab w:val="left" w:pos="3240"/>
+        </w:tabs>
+        <w:rPr>
+          <w:rFonts w:ascii="Times New Roman" w:hAnsi="Times New Roman" w:cs="Times New Roman"/>
+          <w:b/>
+          <w:bCs/>
+        </w:rPr>
+      </w:pPr>
+      <w:r>
+        <w:rPr>
+          <w:rFonts w:ascii="Times New Roman" w:hAnsi="Times New Roman" w:cs="Times New Roman"/>
+        </w:rPr>
+        <w:t>Then create .env file using</w:t>
+      </w:r>
+      <w:r>
+        <w:rPr>
+          <w:rFonts w:ascii="Times New Roman" w:hAnsi="Times New Roman" w:cs="Times New Roman"/>
+          <w:b/>
+          <w:bCs/>
+        </w:rPr>
+        <w:t xml:space="preserve"> </w:t>
+      </w:r>
+      <w:r>
+        <w:rPr>
+          <w:rFonts w:ascii="Times New Roman" w:hAnsi="Times New Roman" w:cs="Times New Roman"/>
+          <w:b/>
+          <w:bCs/>
+        </w:rPr>
+        <w:t>touch</w:t>
+      </w:r>
+      <w:r>
+        <w:rPr>
+          <w:rFonts w:ascii="Times New Roman" w:hAnsi="Times New Roman" w:cs="Times New Roman"/>
+          <w:b/>
+          <w:bCs/>
+        </w:rPr>
+        <w:t xml:space="preserve"> </w:t>
+      </w:r>
+      <w:r>
+        <w:rPr>
+          <w:rFonts w:ascii="Times New Roman" w:hAnsi="Times New Roman" w:cs="Times New Roman"/>
+          <w:b/>
+          <w:bCs/>
+        </w:rPr>
+        <w:t>.env</w:t>
+      </w:r>
+    </w:p>
+    <w:p>
+      <w:pPr>
+        <w:pStyle w:val="ListParagraph"/>
+        <w:numPr>
+          <w:ilvl w:val="0"/>
+          <w:numId w:val="57"/>
+        </w:numPr>
+        <w:tabs>
+          <w:tab w:val="left" w:pos="3240"/>
+        </w:tabs>
+        <w:rPr>
+          <w:rFonts w:ascii="Times New Roman" w:hAnsi="Times New Roman" w:cs="Times New Roman"/>
+          <w:b/>
+          <w:bCs/>
+        </w:rPr>
+      </w:pPr>
+      <w:r>
+        <w:rPr>
+          <w:rFonts w:ascii="Times New Roman" w:hAnsi="Times New Roman" w:cs="Times New Roman"/>
+        </w:rPr>
+        <w:t>Now edit</w:t>
+      </w:r>
+      <w:r>
+        <w:rPr>
+          <w:rFonts w:ascii="Times New Roman" w:hAnsi="Times New Roman" w:cs="Times New Roman"/>
+          <w:b/>
+          <w:bCs/>
+        </w:rPr>
+        <w:t xml:space="preserve"> </w:t>
+      </w:r>
+      <w:r>
+        <w:rPr>
+          <w:rFonts w:ascii="Times New Roman" w:hAnsi="Times New Roman" w:cs="Times New Roman"/>
+          <w:b/>
+          <w:bCs/>
+        </w:rPr>
+        <w:t>nano .env</w:t>
+      </w:r>
+    </w:p>
+    <w:p>
+      <w:pPr>
+        <w:pStyle w:val="ListParagraph"/>
+        <w:numPr>
+          <w:ilvl w:val="0"/>
+          <w:numId w:val="57"/>
+        </w:numPr>
+        <w:tabs>
+          <w:tab w:val="left" w:pos="3240"/>
+        </w:tabs>
+        <w:rPr>
+          <w:rFonts w:ascii="Times New Roman" w:hAnsi="Times New Roman" w:cs="Times New Roman"/>
+          <w:b/>
+          <w:bCs/>
+        </w:rPr>
+      </w:pPr>
+      <w:r>
+        <w:rPr>
+          <w:rFonts w:ascii="Times New Roman" w:hAnsi="Times New Roman" w:cs="Times New Roman"/>
+        </w:rPr>
+        <w:t xml:space="preserve">Now u can write inside it all of this and after write press </w:t>
+      </w:r>
+      <w:r>
+        <w:rPr>
+          <w:rFonts w:ascii="Times New Roman" w:hAnsi="Times New Roman" w:cs="Times New Roman"/>
+          <w:b/>
+          <w:bCs/>
+        </w:rPr>
+        <w:t>CTRL + X</w:t>
+      </w:r>
+      <w:r>
+        <w:rPr>
+          <w:rFonts w:ascii="Times New Roman" w:hAnsi="Times New Roman" w:cs="Times New Roman"/>
+        </w:rPr>
+        <w:t xml:space="preserve"> and then </w:t>
+      </w:r>
+      <w:r>
+        <w:rPr>
+          <w:rFonts w:ascii="Times New Roman" w:hAnsi="Times New Roman" w:cs="Times New Roman"/>
+          <w:b/>
+          <w:bCs/>
+        </w:rPr>
+        <w:t>Press Y</w:t>
+      </w:r>
+      <w:r>
+        <w:rPr>
+          <w:rFonts w:ascii="Times New Roman" w:hAnsi="Times New Roman" w:cs="Times New Roman"/>
+        </w:rPr>
+        <w:t xml:space="preserve"> then </w:t>
+      </w:r>
+      <w:r>
+        <w:rPr>
+          <w:rFonts w:ascii="Times New Roman" w:hAnsi="Times New Roman" w:cs="Times New Roman"/>
+          <w:b/>
+          <w:bCs/>
+        </w:rPr>
+        <w:t>ENTER</w:t>
+      </w:r>
+    </w:p>
+    <w:p>
+      <w:pPr>
+        <w:tabs>
+          <w:tab w:val="left" w:pos="3240"/>
+        </w:tabs>
+        <w:rPr>
+          <w:rFonts w:ascii="Times New Roman" w:hAnsi="Times New Roman" w:cs="Times New Roman"/>
+          <w:b/>
+          <w:bCs/>
+        </w:rPr>
+      </w:pPr>
+    </w:p>
+    <w:p>
+      <w:pPr>
+        <w:pStyle w:val="ListParagraph"/>
+        <w:numPr>
+          <w:ilvl w:val="0"/>
+          <w:numId w:val="57"/>
+        </w:numPr>
+        <w:tabs>
+          <w:tab w:val="left" w:pos="3240"/>
+        </w:tabs>
+        <w:rPr>
+          <w:rFonts w:ascii="Times New Roman" w:hAnsi="Times New Roman" w:cs="Times New Roman"/>
+          <w:b/>
+          <w:bCs/>
+        </w:rPr>
+      </w:pPr>
+      <w:r>
+        <w:rPr>
+          <w:rFonts w:ascii="Times New Roman" w:hAnsi="Times New Roman" w:cs="Times New Roman"/>
+        </w:rPr>
+        <w:lastRenderedPageBreak/>
+        <w:t xml:space="preserve">If u want to install </w:t>
+      </w:r>
+      <w:proofErr w:type="spellStart"/>
+      <w:r>
+        <w:rPr>
+          <w:rFonts w:ascii="Times New Roman" w:hAnsi="Times New Roman" w:cs="Times New Roman"/>
+        </w:rPr>
+        <w:t>nodemon</w:t>
+      </w:r>
+      <w:proofErr w:type="spellEnd"/>
+      <w:r>
+        <w:rPr>
+          <w:rFonts w:ascii="Times New Roman" w:hAnsi="Times New Roman" w:cs="Times New Roman"/>
+        </w:rPr>
+        <w:t xml:space="preserve"> then run this</w:t>
+      </w:r>
+      <w:r>
+        <w:rPr>
+          <w:rFonts w:ascii="Times New Roman" w:hAnsi="Times New Roman" w:cs="Times New Roman"/>
+          <w:b/>
+          <w:bCs/>
+        </w:rPr>
+        <w:t xml:space="preserve"> </w:t>
+      </w:r>
+      <w:proofErr w:type="spellStart"/>
+      <w:r>
+        <w:rPr>
+          <w:rFonts w:ascii="Times New Roman" w:hAnsi="Times New Roman" w:cs="Times New Roman"/>
+          <w:b/>
+          <w:bCs/>
+        </w:rPr>
+        <w:t>npm</w:t>
+      </w:r>
+      <w:proofErr w:type="spellEnd"/>
+      <w:r>
+        <w:rPr>
+          <w:rFonts w:ascii="Times New Roman" w:hAnsi="Times New Roman" w:cs="Times New Roman"/>
+          <w:b/>
+          <w:bCs/>
+        </w:rPr>
+        <w:t xml:space="preserve"> install -g </w:t>
+      </w:r>
+      <w:proofErr w:type="spellStart"/>
+      <w:r>
+        <w:rPr>
+          <w:rFonts w:ascii="Times New Roman" w:hAnsi="Times New Roman" w:cs="Times New Roman"/>
+          <w:b/>
+          <w:bCs/>
+        </w:rPr>
+        <w:t>nodemon</w:t>
+      </w:r>
+      <w:proofErr w:type="spellEnd"/>
+      <w:r>
+        <w:rPr>
+          <w:rFonts w:ascii="Times New Roman" w:hAnsi="Times New Roman" w:cs="Times New Roman"/>
+          <w:b/>
+          <w:bCs/>
+        </w:rPr>
+        <w:t xml:space="preserve"> (OPTIONAL)</w:t>
+      </w:r>
+    </w:p>
+    <w:p>
+      <w:pPr>
+        <w:pStyle w:val="ListParagraph"/>
+        <w:numPr>
+          <w:ilvl w:val="0"/>
+          <w:numId w:val="57"/>
+        </w:numPr>
+        <w:tabs>
+          <w:tab w:val="left" w:pos="3240"/>
+        </w:tabs>
+        <w:rPr>
+          <w:rFonts w:ascii="Times New Roman" w:hAnsi="Times New Roman" w:cs="Times New Roman"/>
+          <w:b/>
+          <w:bCs/>
+        </w:rPr>
+      </w:pPr>
+      <w:r>
+        <w:rPr>
+          <w:rFonts w:ascii="Times New Roman" w:hAnsi="Times New Roman" w:cs="Times New Roman"/>
+        </w:rPr>
+        <w:t>Now install docker compose using</w:t>
+      </w:r>
+      <w:r>
+        <w:rPr>
+          <w:rFonts w:ascii="Times New Roman" w:hAnsi="Times New Roman" w:cs="Times New Roman"/>
+          <w:b/>
+          <w:bCs/>
+        </w:rPr>
+        <w:t xml:space="preserve"> </w:t>
+      </w:r>
+      <w:proofErr w:type="spellStart"/>
+      <w:r>
+        <w:rPr>
+          <w:rFonts w:ascii="Times New Roman" w:hAnsi="Times New Roman" w:cs="Times New Roman"/>
+          <w:b/>
+          <w:bCs/>
+        </w:rPr>
+        <w:t>sudo</w:t>
+      </w:r>
+      <w:proofErr w:type="spellEnd"/>
+      <w:r>
+        <w:rPr>
+          <w:rFonts w:ascii="Times New Roman" w:hAnsi="Times New Roman" w:cs="Times New Roman"/>
+          <w:b/>
+          <w:bCs/>
+        </w:rPr>
+        <w:t xml:space="preserve"> apt install docker-compose -y</w:t>
+      </w:r>
+    </w:p>
+    <w:p>
+      <w:pPr>
+        <w:pStyle w:val="ListParagraph"/>
+        <w:numPr>
+          <w:ilvl w:val="0"/>
+          <w:numId w:val="57"/>
+        </w:numPr>
+        <w:tabs>
+          <w:tab w:val="left" w:pos="3240"/>
+        </w:tabs>
+        <w:rPr>
+          <w:rFonts w:ascii="Times New Roman" w:hAnsi="Times New Roman" w:cs="Times New Roman"/>
+          <w:b/>
+          <w:bCs/>
+        </w:rPr>
+      </w:pPr>
+      <w:r>
+        <w:rPr>
+          <w:rFonts w:ascii="Times New Roman" w:hAnsi="Times New Roman" w:cs="Times New Roman"/>
+        </w:rPr>
+        <w:t>Now u can run docker compose</w:t>
+      </w:r>
+      <w:r>
+        <w:rPr>
+          <w:rFonts w:ascii="Times New Roman" w:hAnsi="Times New Roman" w:cs="Times New Roman"/>
+          <w:b/>
+          <w:bCs/>
+        </w:rPr>
+        <w:t xml:space="preserve"> - </w:t>
+      </w:r>
+      <w:proofErr w:type="spellStart"/>
+      <w:r>
+        <w:rPr>
+          <w:rFonts w:ascii="Times New Roman" w:hAnsi="Times New Roman" w:cs="Times New Roman"/>
+          <w:b/>
+          <w:bCs/>
+        </w:rPr>
+        <w:t>sudo</w:t>
+      </w:r>
+      <w:proofErr w:type="spellEnd"/>
+      <w:r>
+        <w:rPr>
+          <w:rFonts w:ascii="Times New Roman" w:hAnsi="Times New Roman" w:cs="Times New Roman"/>
+          <w:b/>
+          <w:bCs/>
+        </w:rPr>
+        <w:t xml:space="preserve"> docker-compose up -d </w:t>
+      </w:r>
+      <w:r>
+        <w:rPr>
+          <w:rFonts w:ascii="Times New Roman" w:hAnsi="Times New Roman" w:cs="Times New Roman"/>
+          <w:b/>
+          <w:bCs/>
+        </w:rPr>
+        <w:t>–</w:t>
+      </w:r>
+      <w:r>
+        <w:rPr>
+          <w:rFonts w:ascii="Times New Roman" w:hAnsi="Times New Roman" w:cs="Times New Roman"/>
+          <w:b/>
+          <w:bCs/>
+        </w:rPr>
+        <w:t>build</w:t>
+      </w:r>
+    </w:p>
+    <w:p>
+      <w:pPr>
+        <w:pStyle w:val="ListParagraph"/>
+        <w:numPr>
+          <w:ilvl w:val="0"/>
+          <w:numId w:val="57"/>
+        </w:numPr>
+        <w:tabs>
+          <w:tab w:val="left" w:pos="3240"/>
+        </w:tabs>
+        <w:rPr>
+          <w:rFonts w:ascii="Times New Roman" w:hAnsi="Times New Roman" w:cs="Times New Roman"/>
+        </w:rPr>
+      </w:pPr>
+      <w:r>
+        <w:rPr>
+          <w:rFonts w:ascii="Times New Roman" w:hAnsi="Times New Roman" w:cs="Times New Roman"/>
+        </w:rPr>
+        <w:t xml:space="preserve">we use –build </w:t>
+      </w:r>
+    </w:p>
+    <w:p>
+      <w:pPr>
+        <w:pStyle w:val="ListParagraph"/>
+        <w:numPr>
+          <w:ilvl w:val="0"/>
+          <w:numId w:val="58"/>
+        </w:numPr>
+        <w:tabs>
+          <w:tab w:val="left" w:pos="3240"/>
+        </w:tabs>
+        <w:rPr>
+          <w:rFonts w:ascii="Times New Roman" w:hAnsi="Times New Roman" w:cs="Times New Roman"/>
+        </w:rPr>
+      </w:pPr>
+      <w:r>
+        <w:rPr>
+          <w:rFonts w:ascii="Times New Roman" w:hAnsi="Times New Roman" w:cs="Times New Roman"/>
+        </w:rPr>
+        <w:t xml:space="preserve">Rebuild your images from </w:t>
+      </w:r>
+      <w:proofErr w:type="spellStart"/>
+      <w:r>
+        <w:rPr>
+          <w:rFonts w:ascii="Times New Roman" w:hAnsi="Times New Roman" w:cs="Times New Roman"/>
+        </w:rPr>
+        <w:t>Dockerfile</w:t>
+      </w:r>
+      <w:proofErr w:type="spellEnd"/>
+    </w:p>
+    <w:p>
+      <w:pPr>
+        <w:pStyle w:val="ListParagraph"/>
+        <w:numPr>
+          <w:ilvl w:val="0"/>
+          <w:numId w:val="58"/>
+        </w:numPr>
+        <w:tabs>
+          <w:tab w:val="left" w:pos="3240"/>
+        </w:tabs>
+        <w:rPr>
+          <w:rFonts w:ascii="Times New Roman" w:hAnsi="Times New Roman" w:cs="Times New Roman"/>
+        </w:rPr>
+      </w:pPr>
+      <w:r>
+        <w:rPr>
+          <w:rFonts w:ascii="Times New Roman" w:hAnsi="Times New Roman" w:cs="Times New Roman"/>
+        </w:rPr>
+        <w:t>Reinstall dependencies if needed</w:t>
+      </w:r>
+    </w:p>
+    <w:p>
+      <w:pPr>
+        <w:pStyle w:val="ListParagraph"/>
+        <w:numPr>
+          <w:ilvl w:val="0"/>
+          <w:numId w:val="58"/>
+        </w:numPr>
+        <w:tabs>
+          <w:tab w:val="left" w:pos="3240"/>
+        </w:tabs>
+        <w:rPr>
+          <w:rFonts w:ascii="Times New Roman" w:hAnsi="Times New Roman" w:cs="Times New Roman"/>
+        </w:rPr>
+      </w:pPr>
+      <w:r>
+        <w:rPr>
+          <w:rFonts w:ascii="Times New Roman" w:hAnsi="Times New Roman" w:cs="Times New Roman"/>
+        </w:rPr>
+        <w:t>Pick up latest code changes</w:t>
+      </w:r>
+    </w:p>
+    <w:p>
+      <w:pPr>
+        <w:pStyle w:val="ListParagraph"/>
+        <w:numPr>
+          <w:ilvl w:val="0"/>
+          <w:numId w:val="58"/>
+        </w:numPr>
+        <w:tabs>
+          <w:tab w:val="left" w:pos="3240"/>
+        </w:tabs>
+        <w:rPr>
+          <w:rFonts w:ascii="Times New Roman" w:hAnsi="Times New Roman" w:cs="Times New Roman"/>
+        </w:rPr>
+      </w:pPr>
+      <w:r>
+        <w:rPr>
+          <w:rFonts w:ascii="Times New Roman" w:hAnsi="Times New Roman" w:cs="Times New Roman"/>
+        </w:rPr>
+        <w:t>Then start containers</w:t>
+      </w:r>
+    </w:p>
+    <w:p>
+      <w:pPr>
+        <w:tabs>
+          <w:tab w:val="left" w:pos="3240"/>
+        </w:tabs>
+        <w:ind w:left="1080"/>
+        <w:rPr>
+          <w:rFonts w:ascii="Times New Roman" w:hAnsi="Times New Roman" w:cs="Times New Roman"/>
+        </w:rPr>
+      </w:pPr>
+    </w:p>
+    <w:p>
+      <w:pPr>
+        <w:tabs>
+          <w:tab w:val="left" w:pos="3240"/>
+        </w:tabs>
+        <w:rPr>
+          <w:rFonts w:ascii="Times New Roman" w:hAnsi="Times New Roman" w:cs="Times New Roman"/>
+          <w:b/>
+          <w:bCs/>
+        </w:rPr>
+      </w:pPr>
+    </w:p>
+    <w:p>
+      <w:pPr>
+        <w:tabs>
+          <w:tab w:val="left" w:pos="3240"/>
+        </w:tabs>
+        <w:rPr>
+          <w:rFonts w:ascii="Times New Roman" w:hAnsi="Times New Roman" w:cs="Times New Roman"/>
+          <w:b/>
+          <w:bCs/>
+        </w:rPr>
+      </w:pPr>
+    </w:p>
+    <w:p>
+      <w:pPr>
+        <w:tabs>
+          <w:tab w:val="left" w:pos="3240"/>
+        </w:tabs>
+        <w:ind w:left="450" w:hanging="450"/>
+        <w:rPr>
+          <w:rFonts w:ascii="Times New Roman" w:hAnsi="Times New Roman" w:cs="Times New Roman"/>
+          <w:b/>
+          <w:bCs/>
+        </w:rPr>
+      </w:pPr>
+    </w:p>
+    <w:p>
+      <w:pPr>
+        <w:tabs>
+          <w:tab w:val="left" w:pos="3240"/>
+        </w:tabs>
+        <w:rPr>
+          <w:rFonts w:ascii="Times New Roman" w:hAnsi="Times New Roman" w:cs="Times New Roman"/>
+          <w:b/>
+          <w:bCs/>
+        </w:rPr>
+      </w:pPr>
+    </w:p>
+    <w:p>
+      <w:pPr>
+        <w:pStyle w:val="ListParagraph"/>
+        <w:tabs>
+          <w:tab w:val="left" w:pos="3240"/>
+        </w:tabs>
+        <w:rPr>
+          <w:rFonts w:ascii="Times New Roman" w:hAnsi="Times New Roman" w:cs="Times New Roman"/>
+          <w:sz w:val="20"/>
+          <w:szCs w:val="20"/>
+        </w:rPr>
+      </w:pPr>
     </w:p>
     <w:sectPr>
       <w:pgSz w:w="12240" w:h="15840"/>
@@ -9832,6 +11680,119 @@
 <file path=word/numbering.xml><?xml version="1.0" encoding="utf-8"?>
 <w:numbering xmlns:wpc="http://schemas.microsoft.com/office/word/2010/wordprocessingCanvas" xmlns:cx="http://schemas.microsoft.com/office/drawing/2014/chartex" xmlns:cx1="http://schemas.microsoft.com/office/drawing/2015/9/8/chartex" xmlns:cx2="http://schemas.microsoft.com/office/drawing/2015/10/21/chartex" xmlns:cx3="http://schemas.microsoft.com/office/drawing/2016/5/9/chartex" xmlns:cx4="http://schemas.microsoft.com/office/drawing/2016/5/10/chartex" xmlns:cx5="http://schemas.microsoft.com/office/drawing/2016/5/11/chartex" xmlns:cx6="http://schemas.microsoft.com/office/drawing/2016/5/12/chartex" xmlns:cx7="http://schemas.microsoft.com/office/drawing/2016/5/13/chartex" xmlns:cx8="http://schemas.microsoft.com/office/drawing/2016/5/14/chartex" xmlns:mc="http://schemas.openxmlformats.org/markup-compatibility/2006" xmlns:aink="http://schemas.microsoft.com/office/drawing/2016/ink" xmlns:am3d="http://schemas.microsoft.com/office/drawing/2017/model3d" xmlns:o="urn:schemas-microsoft-com:office:office" xmlns:oel="http://schemas.microsoft.com/office/2019/extlst" xmlns:r="http://schemas.openxmlformats.org/officeDocument/2006/relationships" xmlns:m="http://schemas.openxmlformats.org/officeDocument/2006/math" xmlns:v="urn:schemas-microsoft-com:vml" xmlns:wp14="http://schemas.microsoft.com/office/word/2010/wordprocessingDrawing" xmlns:wp="http://schemas.openxmlformats.org/drawingml/2006/wordprocessingDrawing" xmlns:w10="urn:schemas-microsoft-com:office:word" xmlns:w="http://schemas.openxmlformats.org/wordprocessingml/2006/main" xmlns:w14="http://schemas.microsoft.com/office/word/2010/wordml" xmlns:w15="http://schemas.microsoft.com/office/word/2012/wordml" xmlns:w16cex="http://schemas.microsoft.com/office/word/2018/wordml/cex" xmlns:w16cid="http://schemas.microsoft.com/office/word/2016/wordml/cid" xmlns:w16="http://schemas.microsoft.com/office/word/2018/wordml" xmlns:w16du="http://schemas.microsoft.com/office/word/2023/wordml/word16du" xmlns:w16sdtdh="http://schemas.microsoft.com/office/word/2020/wordml/sdtdatahash" xmlns:w16sdtfl="http://schemas.microsoft.com/office/word/2024/wordml/sdtformatlock" xmlns:w16se="http://schemas.microsoft.com/office/word/2015/wordml/symex" xmlns:wpg="http://schemas.microsoft.com/office/word/2010/wordprocessingGroup" xmlns:wpi="http://schemas.microsoft.com/office/word/2010/wordprocessingInk" xmlns:wne="http://schemas.microsoft.com/office/word/2006/wordml" xmlns:wps="http://schemas.microsoft.com/office/word/2010/wordprocessingShape" mc:Ignorable="w14 w15 w16se w16cid w16 w16cex w16sdtdh w16sdtfl w16du wp14">
   <w:abstractNum w:abstractNumId="0" w15:restartNumberingAfterBreak="0">
+    <w:nsid w:val="01F95E7A"/>
+    <w:multiLevelType w:val="hybridMultilevel"/>
+    <w:tmpl w:val="831E8C3A"/>
+    <w:lvl w:ilvl="0" w:tplc="04090001">
+      <w:start w:val="1"/>
+      <w:numFmt w:val="bullet"/>
+      <w:lvlText w:val=""/>
+      <w:lvlJc w:val="left"/>
+      <w:pPr>
+        <w:ind w:left="2472" w:hanging="360"/>
+      </w:pPr>
+      <w:rPr>
+        <w:rFonts w:ascii="Symbol" w:hAnsi="Symbol" w:hint="default"/>
+      </w:rPr>
+    </w:lvl>
+    <w:lvl w:ilvl="1" w:tplc="04090003" w:tentative="1">
+      <w:start w:val="1"/>
+      <w:numFmt w:val="bullet"/>
+      <w:lvlText w:val="o"/>
+      <w:lvlJc w:val="left"/>
+      <w:pPr>
+        <w:ind w:left="3192" w:hanging="360"/>
+      </w:pPr>
+      <w:rPr>
+        <w:rFonts w:ascii="Courier New" w:hAnsi="Courier New" w:cs="Courier New" w:hint="default"/>
+      </w:rPr>
+    </w:lvl>
+    <w:lvl w:ilvl="2" w:tplc="04090005" w:tentative="1">
+      <w:start w:val="1"/>
+      <w:numFmt w:val="bullet"/>
+      <w:lvlText w:val=""/>
+      <w:lvlJc w:val="left"/>
+      <w:pPr>
+        <w:ind w:left="3912" w:hanging="360"/>
+      </w:pPr>
+      <w:rPr>
+        <w:rFonts w:ascii="Wingdings" w:hAnsi="Wingdings" w:hint="default"/>
+      </w:rPr>
+    </w:lvl>
+    <w:lvl w:ilvl="3" w:tplc="04090001" w:tentative="1">
+      <w:start w:val="1"/>
+      <w:numFmt w:val="bullet"/>
+      <w:lvlText w:val=""/>
+      <w:lvlJc w:val="left"/>
+      <w:pPr>
+        <w:ind w:left="4632" w:hanging="360"/>
+      </w:pPr>
+      <w:rPr>
+        <w:rFonts w:ascii="Symbol" w:hAnsi="Symbol" w:hint="default"/>
+      </w:rPr>
+    </w:lvl>
+    <w:lvl w:ilvl="4" w:tplc="04090003" w:tentative="1">
+      <w:start w:val="1"/>
+      <w:numFmt w:val="bullet"/>
+      <w:lvlText w:val="o"/>
+      <w:lvlJc w:val="left"/>
+      <w:pPr>
+        <w:ind w:left="5352" w:hanging="360"/>
+      </w:pPr>
+      <w:rPr>
+        <w:rFonts w:ascii="Courier New" w:hAnsi="Courier New" w:cs="Courier New" w:hint="default"/>
+      </w:rPr>
+    </w:lvl>
+    <w:lvl w:ilvl="5" w:tplc="04090005" w:tentative="1">
+      <w:start w:val="1"/>
+      <w:numFmt w:val="bullet"/>
+      <w:lvlText w:val=""/>
+      <w:lvlJc w:val="left"/>
+      <w:pPr>
+        <w:ind w:left="6072" w:hanging="360"/>
+      </w:pPr>
+      <w:rPr>
+        <w:rFonts w:ascii="Wingdings" w:hAnsi="Wingdings" w:hint="default"/>
+      </w:rPr>
+    </w:lvl>
+    <w:lvl w:ilvl="6" w:tplc="04090001" w:tentative="1">
+      <w:start w:val="1"/>
+      <w:numFmt w:val="bullet"/>
+      <w:lvlText w:val=""/>
+      <w:lvlJc w:val="left"/>
+      <w:pPr>
+        <w:ind w:left="6792" w:hanging="360"/>
+      </w:pPr>
+      <w:rPr>
+        <w:rFonts w:ascii="Symbol" w:hAnsi="Symbol" w:hint="default"/>
+      </w:rPr>
+    </w:lvl>
+    <w:lvl w:ilvl="7" w:tplc="04090003" w:tentative="1">
+      <w:start w:val="1"/>
+      <w:numFmt w:val="bullet"/>
+      <w:lvlText w:val="o"/>
+      <w:lvlJc w:val="left"/>
+      <w:pPr>
+        <w:ind w:left="7512" w:hanging="360"/>
+      </w:pPr>
+      <w:rPr>
+        <w:rFonts w:ascii="Courier New" w:hAnsi="Courier New" w:cs="Courier New" w:hint="default"/>
+      </w:rPr>
+    </w:lvl>
+    <w:lvl w:ilvl="8" w:tplc="04090005" w:tentative="1">
+      <w:start w:val="1"/>
+      <w:numFmt w:val="bullet"/>
+      <w:lvlText w:val=""/>
+      <w:lvlJc w:val="left"/>
+      <w:pPr>
+        <w:ind w:left="8232" w:hanging="360"/>
+      </w:pPr>
+      <w:rPr>
+        <w:rFonts w:ascii="Wingdings" w:hAnsi="Wingdings" w:hint="default"/>
+      </w:rPr>
+    </w:lvl>
+  </w:abstractNum>
+  <w:abstractNum w:abstractNumId="1" w15:restartNumberingAfterBreak="0">
     <w:nsid w:val="02C271D9"/>
     <w:multiLevelType w:val="hybridMultilevel"/>
     <w:tmpl w:val="C1905684"/>
@@ -9917,7 +11878,7 @@
       </w:pPr>
     </w:lvl>
   </w:abstractNum>
-  <w:abstractNum w:abstractNumId="1" w15:restartNumberingAfterBreak="0">
+  <w:abstractNum w:abstractNumId="2" w15:restartNumberingAfterBreak="0">
     <w:nsid w:val="0AB57DAC"/>
     <w:multiLevelType w:val="hybridMultilevel"/>
     <w:tmpl w:val="D188F3BE"/>
@@ -10030,7 +11991,7 @@
       </w:rPr>
     </w:lvl>
   </w:abstractNum>
-  <w:abstractNum w:abstractNumId="2" w15:restartNumberingAfterBreak="0">
+  <w:abstractNum w:abstractNumId="3" w15:restartNumberingAfterBreak="0">
     <w:nsid w:val="0EC43520"/>
     <w:multiLevelType w:val="hybridMultilevel"/>
     <w:tmpl w:val="A6F80BF2"/>
@@ -10116,7 +12077,120 @@
       </w:pPr>
     </w:lvl>
   </w:abstractNum>
-  <w:abstractNum w:abstractNumId="3" w15:restartNumberingAfterBreak="0">
+  <w:abstractNum w:abstractNumId="4" w15:restartNumberingAfterBreak="0">
+    <w:nsid w:val="11005215"/>
+    <w:multiLevelType w:val="hybridMultilevel"/>
+    <w:tmpl w:val="91E69A58"/>
+    <w:lvl w:ilvl="0" w:tplc="04090001">
+      <w:start w:val="1"/>
+      <w:numFmt w:val="bullet"/>
+      <w:lvlText w:val=""/>
+      <w:lvlJc w:val="left"/>
+      <w:pPr>
+        <w:ind w:left="720" w:hanging="360"/>
+      </w:pPr>
+      <w:rPr>
+        <w:rFonts w:ascii="Symbol" w:hAnsi="Symbol" w:hint="default"/>
+      </w:rPr>
+    </w:lvl>
+    <w:lvl w:ilvl="1" w:tplc="04090003" w:tentative="1">
+      <w:start w:val="1"/>
+      <w:numFmt w:val="bullet"/>
+      <w:lvlText w:val="o"/>
+      <w:lvlJc w:val="left"/>
+      <w:pPr>
+        <w:ind w:left="1440" w:hanging="360"/>
+      </w:pPr>
+      <w:rPr>
+        <w:rFonts w:ascii="Courier New" w:hAnsi="Courier New" w:cs="Courier New" w:hint="default"/>
+      </w:rPr>
+    </w:lvl>
+    <w:lvl w:ilvl="2" w:tplc="04090005" w:tentative="1">
+      <w:start w:val="1"/>
+      <w:numFmt w:val="bullet"/>
+      <w:lvlText w:val=""/>
+      <w:lvlJc w:val="left"/>
+      <w:pPr>
+        <w:ind w:left="2160" w:hanging="360"/>
+      </w:pPr>
+      <w:rPr>
+        <w:rFonts w:ascii="Wingdings" w:hAnsi="Wingdings" w:hint="default"/>
+      </w:rPr>
+    </w:lvl>
+    <w:lvl w:ilvl="3" w:tplc="04090001" w:tentative="1">
+      <w:start w:val="1"/>
+      <w:numFmt w:val="bullet"/>
+      <w:lvlText w:val=""/>
+      <w:lvlJc w:val="left"/>
+      <w:pPr>
+        <w:ind w:left="2880" w:hanging="360"/>
+      </w:pPr>
+      <w:rPr>
+        <w:rFonts w:ascii="Symbol" w:hAnsi="Symbol" w:hint="default"/>
+      </w:rPr>
+    </w:lvl>
+    <w:lvl w:ilvl="4" w:tplc="04090003" w:tentative="1">
+      <w:start w:val="1"/>
+      <w:numFmt w:val="bullet"/>
+      <w:lvlText w:val="o"/>
+      <w:lvlJc w:val="left"/>
+      <w:pPr>
+        <w:ind w:left="3600" w:hanging="360"/>
+      </w:pPr>
+      <w:rPr>
+        <w:rFonts w:ascii="Courier New" w:hAnsi="Courier New" w:cs="Courier New" w:hint="default"/>
+      </w:rPr>
+    </w:lvl>
+    <w:lvl w:ilvl="5" w:tplc="04090005" w:tentative="1">
+      <w:start w:val="1"/>
+      <w:numFmt w:val="bullet"/>
+      <w:lvlText w:val=""/>
+      <w:lvlJc w:val="left"/>
+      <w:pPr>
+        <w:ind w:left="4320" w:hanging="360"/>
+      </w:pPr>
+      <w:rPr>
+        <w:rFonts w:ascii="Wingdings" w:hAnsi="Wingdings" w:hint="default"/>
+      </w:rPr>
+    </w:lvl>
+    <w:lvl w:ilvl="6" w:tplc="04090001" w:tentative="1">
+      <w:start w:val="1"/>
+      <w:numFmt w:val="bullet"/>
+      <w:lvlText w:val=""/>
+      <w:lvlJc w:val="left"/>
+      <w:pPr>
+        <w:ind w:left="5040" w:hanging="360"/>
+      </w:pPr>
+      <w:rPr>
+        <w:rFonts w:ascii="Symbol" w:hAnsi="Symbol" w:hint="default"/>
+      </w:rPr>
+    </w:lvl>
+    <w:lvl w:ilvl="7" w:tplc="04090003" w:tentative="1">
+      <w:start w:val="1"/>
+      <w:numFmt w:val="bullet"/>
+      <w:lvlText w:val="o"/>
+      <w:lvlJc w:val="left"/>
+      <w:pPr>
+        <w:ind w:left="5760" w:hanging="360"/>
+      </w:pPr>
+      <w:rPr>
+        <w:rFonts w:ascii="Courier New" w:hAnsi="Courier New" w:cs="Courier New" w:hint="default"/>
+      </w:rPr>
+    </w:lvl>
+    <w:lvl w:ilvl="8" w:tplc="04090005" w:tentative="1">
+      <w:start w:val="1"/>
+      <w:numFmt w:val="bullet"/>
+      <w:lvlText w:val=""/>
+      <w:lvlJc w:val="left"/>
+      <w:pPr>
+        <w:ind w:left="6480" w:hanging="360"/>
+      </w:pPr>
+      <w:rPr>
+        <w:rFonts w:ascii="Wingdings" w:hAnsi="Wingdings" w:hint="default"/>
+      </w:rPr>
+    </w:lvl>
+  </w:abstractNum>
+  <w:abstractNum w:abstractNumId="5" w15:restartNumberingAfterBreak="0">
     <w:nsid w:val="129A5779"/>
     <w:multiLevelType w:val="hybridMultilevel"/>
     <w:tmpl w:val="18EC91D4"/>
@@ -10229,7 +12303,7 @@
       </w:rPr>
     </w:lvl>
   </w:abstractNum>
-  <w:abstractNum w:abstractNumId="4" w15:restartNumberingAfterBreak="0">
+  <w:abstractNum w:abstractNumId="6" w15:restartNumberingAfterBreak="0">
     <w:nsid w:val="15231A7C"/>
     <w:multiLevelType w:val="hybridMultilevel"/>
     <w:tmpl w:val="792E7686"/>
@@ -10342,7 +12416,120 @@
       </w:rPr>
     </w:lvl>
   </w:abstractNum>
-  <w:abstractNum w:abstractNumId="5" w15:restartNumberingAfterBreak="0">
+  <w:abstractNum w:abstractNumId="7" w15:restartNumberingAfterBreak="0">
+    <w:nsid w:val="166F4C61"/>
+    <w:multiLevelType w:val="hybridMultilevel"/>
+    <w:tmpl w:val="F16C5758"/>
+    <w:lvl w:ilvl="0" w:tplc="04090001">
+      <w:start w:val="1"/>
+      <w:numFmt w:val="bullet"/>
+      <w:lvlText w:val=""/>
+      <w:lvlJc w:val="left"/>
+      <w:pPr>
+        <w:ind w:left="3600" w:hanging="360"/>
+      </w:pPr>
+      <w:rPr>
+        <w:rFonts w:ascii="Symbol" w:hAnsi="Symbol" w:hint="default"/>
+      </w:rPr>
+    </w:lvl>
+    <w:lvl w:ilvl="1" w:tplc="04090003" w:tentative="1">
+      <w:start w:val="1"/>
+      <w:numFmt w:val="bullet"/>
+      <w:lvlText w:val="o"/>
+      <w:lvlJc w:val="left"/>
+      <w:pPr>
+        <w:ind w:left="4320" w:hanging="360"/>
+      </w:pPr>
+      <w:rPr>
+        <w:rFonts w:ascii="Courier New" w:hAnsi="Courier New" w:cs="Courier New" w:hint="default"/>
+      </w:rPr>
+    </w:lvl>
+    <w:lvl w:ilvl="2" w:tplc="04090005" w:tentative="1">
+      <w:start w:val="1"/>
+      <w:numFmt w:val="bullet"/>
+      <w:lvlText w:val=""/>
+      <w:lvlJc w:val="left"/>
+      <w:pPr>
+        <w:ind w:left="5040" w:hanging="360"/>
+      </w:pPr>
+      <w:rPr>
+        <w:rFonts w:ascii="Wingdings" w:hAnsi="Wingdings" w:hint="default"/>
+      </w:rPr>
+    </w:lvl>
+    <w:lvl w:ilvl="3" w:tplc="04090001" w:tentative="1">
+      <w:start w:val="1"/>
+      <w:numFmt w:val="bullet"/>
+      <w:lvlText w:val=""/>
+      <w:lvlJc w:val="left"/>
+      <w:pPr>
+        <w:ind w:left="5760" w:hanging="360"/>
+      </w:pPr>
+      <w:rPr>
+        <w:rFonts w:ascii="Symbol" w:hAnsi="Symbol" w:hint="default"/>
+      </w:rPr>
+    </w:lvl>
+    <w:lvl w:ilvl="4" w:tplc="04090003" w:tentative="1">
+      <w:start w:val="1"/>
+      <w:numFmt w:val="bullet"/>
+      <w:lvlText w:val="o"/>
+      <w:lvlJc w:val="left"/>
+      <w:pPr>
+        <w:ind w:left="6480" w:hanging="360"/>
+      </w:pPr>
+      <w:rPr>
+        <w:rFonts w:ascii="Courier New" w:hAnsi="Courier New" w:cs="Courier New" w:hint="default"/>
+      </w:rPr>
+    </w:lvl>
+    <w:lvl w:ilvl="5" w:tplc="04090005" w:tentative="1">
+      <w:start w:val="1"/>
+      <w:numFmt w:val="bullet"/>
+      <w:lvlText w:val=""/>
+      <w:lvlJc w:val="left"/>
+      <w:pPr>
+        <w:ind w:left="7200" w:hanging="360"/>
+      </w:pPr>
+      <w:rPr>
+        <w:rFonts w:ascii="Wingdings" w:hAnsi="Wingdings" w:hint="default"/>
+      </w:rPr>
+    </w:lvl>
+    <w:lvl w:ilvl="6" w:tplc="04090001" w:tentative="1">
+      <w:start w:val="1"/>
+      <w:numFmt w:val="bullet"/>
+      <w:lvlText w:val=""/>
+      <w:lvlJc w:val="left"/>
+      <w:pPr>
+        <w:ind w:left="7920" w:hanging="360"/>
+      </w:pPr>
+      <w:rPr>
+        <w:rFonts w:ascii="Symbol" w:hAnsi="Symbol" w:hint="default"/>
+      </w:rPr>
+    </w:lvl>
+    <w:lvl w:ilvl="7" w:tplc="04090003" w:tentative="1">
+      <w:start w:val="1"/>
+      <w:numFmt w:val="bullet"/>
+      <w:lvlText w:val="o"/>
+      <w:lvlJc w:val="left"/>
+      <w:pPr>
+        <w:ind w:left="8640" w:hanging="360"/>
+      </w:pPr>
+      <w:rPr>
+        <w:rFonts w:ascii="Courier New" w:hAnsi="Courier New" w:cs="Courier New" w:hint="default"/>
+      </w:rPr>
+    </w:lvl>
+    <w:lvl w:ilvl="8" w:tplc="04090005" w:tentative="1">
+      <w:start w:val="1"/>
+      <w:numFmt w:val="bullet"/>
+      <w:lvlText w:val=""/>
+      <w:lvlJc w:val="left"/>
+      <w:pPr>
+        <w:ind w:left="9360" w:hanging="360"/>
+      </w:pPr>
+      <w:rPr>
+        <w:rFonts w:ascii="Wingdings" w:hAnsi="Wingdings" w:hint="default"/>
+      </w:rPr>
+    </w:lvl>
+  </w:abstractNum>
+  <w:abstractNum w:abstractNumId="8" w15:restartNumberingAfterBreak="0">
     <w:nsid w:val="17536FD3"/>
     <w:multiLevelType w:val="hybridMultilevel"/>
     <w:tmpl w:val="73B8EC5C"/>
@@ -10428,7 +12615,120 @@
       </w:pPr>
     </w:lvl>
   </w:abstractNum>
-  <w:abstractNum w:abstractNumId="6" w15:restartNumberingAfterBreak="0">
+  <w:abstractNum w:abstractNumId="9" w15:restartNumberingAfterBreak="0">
+    <w:nsid w:val="1A456ED5"/>
+    <w:multiLevelType w:val="hybridMultilevel"/>
+    <w:tmpl w:val="40F689FC"/>
+    <w:lvl w:ilvl="0" w:tplc="04090001">
+      <w:start w:val="1"/>
+      <w:numFmt w:val="bullet"/>
+      <w:lvlText w:val=""/>
+      <w:lvlJc w:val="left"/>
+      <w:pPr>
+        <w:ind w:left="1920" w:hanging="360"/>
+      </w:pPr>
+      <w:rPr>
+        <w:rFonts w:ascii="Symbol" w:hAnsi="Symbol" w:hint="default"/>
+      </w:rPr>
+    </w:lvl>
+    <w:lvl w:ilvl="1" w:tplc="04090003" w:tentative="1">
+      <w:start w:val="1"/>
+      <w:numFmt w:val="bullet"/>
+      <w:lvlText w:val="o"/>
+      <w:lvlJc w:val="left"/>
+      <w:pPr>
+        <w:ind w:left="2640" w:hanging="360"/>
+      </w:pPr>
+      <w:rPr>
+        <w:rFonts w:ascii="Courier New" w:hAnsi="Courier New" w:cs="Courier New" w:hint="default"/>
+      </w:rPr>
+    </w:lvl>
+    <w:lvl w:ilvl="2" w:tplc="04090005" w:tentative="1">
+      <w:start w:val="1"/>
+      <w:numFmt w:val="bullet"/>
+      <w:lvlText w:val=""/>
+      <w:lvlJc w:val="left"/>
+      <w:pPr>
+        <w:ind w:left="3360" w:hanging="360"/>
+      </w:pPr>
+      <w:rPr>
+        <w:rFonts w:ascii="Wingdings" w:hAnsi="Wingdings" w:hint="default"/>
+      </w:rPr>
+    </w:lvl>
+    <w:lvl w:ilvl="3" w:tplc="04090001" w:tentative="1">
+      <w:start w:val="1"/>
+      <w:numFmt w:val="bullet"/>
+      <w:lvlText w:val=""/>
+      <w:lvlJc w:val="left"/>
+      <w:pPr>
+        <w:ind w:left="4080" w:hanging="360"/>
+      </w:pPr>
+      <w:rPr>
+        <w:rFonts w:ascii="Symbol" w:hAnsi="Symbol" w:hint="default"/>
+      </w:rPr>
+    </w:lvl>
+    <w:lvl w:ilvl="4" w:tplc="04090003" w:tentative="1">
+      <w:start w:val="1"/>
+      <w:numFmt w:val="bullet"/>
+      <w:lvlText w:val="o"/>
+      <w:lvlJc w:val="left"/>
+      <w:pPr>
+        <w:ind w:left="4800" w:hanging="360"/>
+      </w:pPr>
+      <w:rPr>
+        <w:rFonts w:ascii="Courier New" w:hAnsi="Courier New" w:cs="Courier New" w:hint="default"/>
+      </w:rPr>
+    </w:lvl>
+    <w:lvl w:ilvl="5" w:tplc="04090005" w:tentative="1">
+      <w:start w:val="1"/>
+      <w:numFmt w:val="bullet"/>
+      <w:lvlText w:val=""/>
+      <w:lvlJc w:val="left"/>
+      <w:pPr>
+        <w:ind w:left="5520" w:hanging="360"/>
+      </w:pPr>
+      <w:rPr>
+        <w:rFonts w:ascii="Wingdings" w:hAnsi="Wingdings" w:hint="default"/>
+      </w:rPr>
+    </w:lvl>
+    <w:lvl w:ilvl="6" w:tplc="04090001" w:tentative="1">
+      <w:start w:val="1"/>
+      <w:numFmt w:val="bullet"/>
+      <w:lvlText w:val=""/>
+      <w:lvlJc w:val="left"/>
+      <w:pPr>
+        <w:ind w:left="6240" w:hanging="360"/>
+      </w:pPr>
+      <w:rPr>
+        <w:rFonts w:ascii="Symbol" w:hAnsi="Symbol" w:hint="default"/>
+      </w:rPr>
+    </w:lvl>
+    <w:lvl w:ilvl="7" w:tplc="04090003" w:tentative="1">
+      <w:start w:val="1"/>
+      <w:numFmt w:val="bullet"/>
+      <w:lvlText w:val="o"/>
+      <w:lvlJc w:val="left"/>
+      <w:pPr>
+        <w:ind w:left="6960" w:hanging="360"/>
+      </w:pPr>
+      <w:rPr>
+        <w:rFonts w:ascii="Courier New" w:hAnsi="Courier New" w:cs="Courier New" w:hint="default"/>
+      </w:rPr>
+    </w:lvl>
+    <w:lvl w:ilvl="8" w:tplc="04090005" w:tentative="1">
+      <w:start w:val="1"/>
+      <w:numFmt w:val="bullet"/>
+      <w:lvlText w:val=""/>
+      <w:lvlJc w:val="left"/>
+      <w:pPr>
+        <w:ind w:left="7680" w:hanging="360"/>
+      </w:pPr>
+      <w:rPr>
+        <w:rFonts w:ascii="Wingdings" w:hAnsi="Wingdings" w:hint="default"/>
+      </w:rPr>
+    </w:lvl>
+  </w:abstractNum>
+  <w:abstractNum w:abstractNumId="10" w15:restartNumberingAfterBreak="0">
     <w:nsid w:val="1A6720D5"/>
     <w:multiLevelType w:val="hybridMultilevel"/>
     <w:tmpl w:val="B6602112"/>
@@ -10541,7 +12841,7 @@
       </w:rPr>
     </w:lvl>
   </w:abstractNum>
-  <w:abstractNum w:abstractNumId="7" w15:restartNumberingAfterBreak="0">
+  <w:abstractNum w:abstractNumId="11" w15:restartNumberingAfterBreak="0">
     <w:nsid w:val="1B985F8D"/>
     <w:multiLevelType w:val="hybridMultilevel"/>
     <w:tmpl w:val="B8B461CE"/>
@@ -10631,7 +12931,7 @@
       </w:pPr>
     </w:lvl>
   </w:abstractNum>
-  <w:abstractNum w:abstractNumId="8" w15:restartNumberingAfterBreak="0">
+  <w:abstractNum w:abstractNumId="12" w15:restartNumberingAfterBreak="0">
     <w:nsid w:val="1BA66C41"/>
     <w:multiLevelType w:val="hybridMultilevel"/>
     <w:tmpl w:val="F312A112"/>
@@ -10744,7 +13044,7 @@
       </w:rPr>
     </w:lvl>
   </w:abstractNum>
-  <w:abstractNum w:abstractNumId="9" w15:restartNumberingAfterBreak="0">
+  <w:abstractNum w:abstractNumId="13" w15:restartNumberingAfterBreak="0">
     <w:nsid w:val="1F33227D"/>
     <w:multiLevelType w:val="hybridMultilevel"/>
     <w:tmpl w:val="287C735C"/>
@@ -10834,7 +13134,7 @@
       </w:pPr>
     </w:lvl>
   </w:abstractNum>
-  <w:abstractNum w:abstractNumId="10" w15:restartNumberingAfterBreak="0">
+  <w:abstractNum w:abstractNumId="14" w15:restartNumberingAfterBreak="0">
     <w:nsid w:val="21864F38"/>
     <w:multiLevelType w:val="hybridMultilevel"/>
     <w:tmpl w:val="9C7A8DF4"/>
@@ -10947,7 +13247,7 @@
       </w:rPr>
     </w:lvl>
   </w:abstractNum>
-  <w:abstractNum w:abstractNumId="11" w15:restartNumberingAfterBreak="0">
+  <w:abstractNum w:abstractNumId="15" w15:restartNumberingAfterBreak="0">
     <w:nsid w:val="22071EF0"/>
     <w:multiLevelType w:val="hybridMultilevel"/>
     <w:tmpl w:val="1EAE6D36"/>
@@ -11060,7 +13360,7 @@
       </w:rPr>
     </w:lvl>
   </w:abstractNum>
-  <w:abstractNum w:abstractNumId="12" w15:restartNumberingAfterBreak="0">
+  <w:abstractNum w:abstractNumId="16" w15:restartNumberingAfterBreak="0">
     <w:nsid w:val="22F24E77"/>
     <w:multiLevelType w:val="hybridMultilevel"/>
     <w:tmpl w:val="3C3663A6"/>
@@ -11173,7 +13473,7 @@
       </w:rPr>
     </w:lvl>
   </w:abstractNum>
-  <w:abstractNum w:abstractNumId="13" w15:restartNumberingAfterBreak="0">
+  <w:abstractNum w:abstractNumId="17" w15:restartNumberingAfterBreak="0">
     <w:nsid w:val="2998627E"/>
     <w:multiLevelType w:val="hybridMultilevel"/>
     <w:tmpl w:val="A9F0D3EA"/>
@@ -11286,7 +13586,7 @@
       </w:rPr>
     </w:lvl>
   </w:abstractNum>
-  <w:abstractNum w:abstractNumId="14" w15:restartNumberingAfterBreak="0">
+  <w:abstractNum w:abstractNumId="18" w15:restartNumberingAfterBreak="0">
     <w:nsid w:val="2A886133"/>
     <w:multiLevelType w:val="hybridMultilevel"/>
     <w:tmpl w:val="627E168A"/>
@@ -11401,7 +13701,7 @@
       </w:rPr>
     </w:lvl>
   </w:abstractNum>
-  <w:abstractNum w:abstractNumId="15" w15:restartNumberingAfterBreak="0">
+  <w:abstractNum w:abstractNumId="19" w15:restartNumberingAfterBreak="0">
     <w:nsid w:val="2B2D268B"/>
     <w:multiLevelType w:val="hybridMultilevel"/>
     <w:tmpl w:val="CF963292"/>
@@ -11514,7 +13814,7 @@
       </w:rPr>
     </w:lvl>
   </w:abstractNum>
-  <w:abstractNum w:abstractNumId="16" w15:restartNumberingAfterBreak="0">
+  <w:abstractNum w:abstractNumId="20" w15:restartNumberingAfterBreak="0">
     <w:nsid w:val="2B9532FF"/>
     <w:multiLevelType w:val="hybridMultilevel"/>
     <w:tmpl w:val="30EAE244"/>
@@ -11600,7 +13900,7 @@
       </w:pPr>
     </w:lvl>
   </w:abstractNum>
-  <w:abstractNum w:abstractNumId="17" w15:restartNumberingAfterBreak="0">
+  <w:abstractNum w:abstractNumId="21" w15:restartNumberingAfterBreak="0">
     <w:nsid w:val="2DDD3CB3"/>
     <w:multiLevelType w:val="hybridMultilevel"/>
     <w:tmpl w:val="93CA4D32"/>
@@ -11686,7 +13986,206 @@
       </w:pPr>
     </w:lvl>
   </w:abstractNum>
-  <w:abstractNum w:abstractNumId="18" w15:restartNumberingAfterBreak="0">
+  <w:abstractNum w:abstractNumId="22" w15:restartNumberingAfterBreak="0">
+    <w:nsid w:val="31030330"/>
+    <w:multiLevelType w:val="hybridMultilevel"/>
+    <w:tmpl w:val="791A5302"/>
+    <w:lvl w:ilvl="0" w:tplc="04090001">
+      <w:start w:val="1"/>
+      <w:numFmt w:val="bullet"/>
+      <w:lvlText w:val=""/>
+      <w:lvlJc w:val="left"/>
+      <w:pPr>
+        <w:ind w:left="720" w:hanging="360"/>
+      </w:pPr>
+      <w:rPr>
+        <w:rFonts w:ascii="Symbol" w:hAnsi="Symbol" w:hint="default"/>
+      </w:rPr>
+    </w:lvl>
+    <w:lvl w:ilvl="1" w:tplc="04090003" w:tentative="1">
+      <w:start w:val="1"/>
+      <w:numFmt w:val="bullet"/>
+      <w:lvlText w:val="o"/>
+      <w:lvlJc w:val="left"/>
+      <w:pPr>
+        <w:ind w:left="1440" w:hanging="360"/>
+      </w:pPr>
+      <w:rPr>
+        <w:rFonts w:ascii="Courier New" w:hAnsi="Courier New" w:cs="Courier New" w:hint="default"/>
+      </w:rPr>
+    </w:lvl>
+    <w:lvl w:ilvl="2" w:tplc="04090005" w:tentative="1">
+      <w:start w:val="1"/>
+      <w:numFmt w:val="bullet"/>
+      <w:lvlText w:val=""/>
+      <w:lvlJc w:val="left"/>
+      <w:pPr>
+        <w:ind w:left="2160" w:hanging="360"/>
+      </w:pPr>
+      <w:rPr>
+        <w:rFonts w:ascii="Wingdings" w:hAnsi="Wingdings" w:hint="default"/>
+      </w:rPr>
+    </w:lvl>
+    <w:lvl w:ilvl="3" w:tplc="04090001" w:tentative="1">
+      <w:start w:val="1"/>
+      <w:numFmt w:val="bullet"/>
+      <w:lvlText w:val=""/>
+      <w:lvlJc w:val="left"/>
+      <w:pPr>
+        <w:ind w:left="2880" w:hanging="360"/>
+      </w:pPr>
+      <w:rPr>
+        <w:rFonts w:ascii="Symbol" w:hAnsi="Symbol" w:hint="default"/>
+      </w:rPr>
+    </w:lvl>
+    <w:lvl w:ilvl="4" w:tplc="04090003" w:tentative="1">
+      <w:start w:val="1"/>
+      <w:numFmt w:val="bullet"/>
+      <w:lvlText w:val="o"/>
+      <w:lvlJc w:val="left"/>
+      <w:pPr>
+        <w:ind w:left="3600" w:hanging="360"/>
+      </w:pPr>
+      <w:rPr>
+        <w:rFonts w:ascii="Courier New" w:hAnsi="Courier New" w:cs="Courier New" w:hint="default"/>
+      </w:rPr>
+    </w:lvl>
+    <w:lvl w:ilvl="5" w:tplc="04090005" w:tentative="1">
+      <w:start w:val="1"/>
+      <w:numFmt w:val="bullet"/>
+      <w:lvlText w:val=""/>
+      <w:lvlJc w:val="left"/>
+      <w:pPr>
+        <w:ind w:left="4320" w:hanging="360"/>
+      </w:pPr>
+      <w:rPr>
+        <w:rFonts w:ascii="Wingdings" w:hAnsi="Wingdings" w:hint="default"/>
+      </w:rPr>
+    </w:lvl>
+    <w:lvl w:ilvl="6" w:tplc="04090001" w:tentative="1">
+      <w:start w:val="1"/>
+      <w:numFmt w:val="bullet"/>
+      <w:lvlText w:val=""/>
+      <w:lvlJc w:val="left"/>
+      <w:pPr>
+        <w:ind w:left="5040" w:hanging="360"/>
+      </w:pPr>
+      <w:rPr>
+        <w:rFonts w:ascii="Symbol" w:hAnsi="Symbol" w:hint="default"/>
+      </w:rPr>
+    </w:lvl>
+    <w:lvl w:ilvl="7" w:tplc="04090003" w:tentative="1">
+      <w:start w:val="1"/>
+      <w:numFmt w:val="bullet"/>
+      <w:lvlText w:val="o"/>
+      <w:lvlJc w:val="left"/>
+      <w:pPr>
+        <w:ind w:left="5760" w:hanging="360"/>
+      </w:pPr>
+      <w:rPr>
+        <w:rFonts w:ascii="Courier New" w:hAnsi="Courier New" w:cs="Courier New" w:hint="default"/>
+      </w:rPr>
+    </w:lvl>
+    <w:lvl w:ilvl="8" w:tplc="04090005" w:tentative="1">
+      <w:start w:val="1"/>
+      <w:numFmt w:val="bullet"/>
+      <w:lvlText w:val=""/>
+      <w:lvlJc w:val="left"/>
+      <w:pPr>
+        <w:ind w:left="6480" w:hanging="360"/>
+      </w:pPr>
+      <w:rPr>
+        <w:rFonts w:ascii="Wingdings" w:hAnsi="Wingdings" w:hint="default"/>
+      </w:rPr>
+    </w:lvl>
+  </w:abstractNum>
+  <w:abstractNum w:abstractNumId="23" w15:restartNumberingAfterBreak="0">
+    <w:nsid w:val="321D424C"/>
+    <w:multiLevelType w:val="hybridMultilevel"/>
+    <w:tmpl w:val="35AC8C10"/>
+    <w:lvl w:ilvl="0" w:tplc="04090019">
+      <w:start w:val="1"/>
+      <w:numFmt w:val="lowerLetter"/>
+      <w:lvlText w:val="%1."/>
+      <w:lvlJc w:val="left"/>
+      <w:pPr>
+        <w:ind w:left="1440" w:hanging="360"/>
+      </w:pPr>
+    </w:lvl>
+    <w:lvl w:ilvl="1" w:tplc="04090019" w:tentative="1">
+      <w:start w:val="1"/>
+      <w:numFmt w:val="lowerLetter"/>
+      <w:lvlText w:val="%2."/>
+      <w:lvlJc w:val="left"/>
+      <w:pPr>
+        <w:ind w:left="2160" w:hanging="360"/>
+      </w:pPr>
+    </w:lvl>
+    <w:lvl w:ilvl="2" w:tplc="0409001B" w:tentative="1">
+      <w:start w:val="1"/>
+      <w:numFmt w:val="lowerRoman"/>
+      <w:lvlText w:val="%3."/>
+      <w:lvlJc w:val="right"/>
+      <w:pPr>
+        <w:ind w:left="2880" w:hanging="180"/>
+      </w:pPr>
+    </w:lvl>
+    <w:lvl w:ilvl="3" w:tplc="0409000F" w:tentative="1">
+      <w:start w:val="1"/>
+      <w:numFmt w:val="decimal"/>
+      <w:lvlText w:val="%4."/>
+      <w:lvlJc w:val="left"/>
+      <w:pPr>
+        <w:ind w:left="3600" w:hanging="360"/>
+      </w:pPr>
+    </w:lvl>
+    <w:lvl w:ilvl="4" w:tplc="04090019" w:tentative="1">
+      <w:start w:val="1"/>
+      <w:numFmt w:val="lowerLetter"/>
+      <w:lvlText w:val="%5."/>
+      <w:lvlJc w:val="left"/>
+      <w:pPr>
+        <w:ind w:left="4320" w:hanging="360"/>
+      </w:pPr>
+    </w:lvl>
+    <w:lvl w:ilvl="5" w:tplc="0409001B" w:tentative="1">
+      <w:start w:val="1"/>
+      <w:numFmt w:val="lowerRoman"/>
+      <w:lvlText w:val="%6."/>
+      <w:lvlJc w:val="right"/>
+      <w:pPr>
+        <w:ind w:left="5040" w:hanging="180"/>
+      </w:pPr>
+    </w:lvl>
+    <w:lvl w:ilvl="6" w:tplc="0409000F" w:tentative="1">
+      <w:start w:val="1"/>
+      <w:numFmt w:val="decimal"/>
+      <w:lvlText w:val="%7."/>
+      <w:lvlJc w:val="left"/>
+      <w:pPr>
+        <w:ind w:left="5760" w:hanging="360"/>
+      </w:pPr>
+    </w:lvl>
+    <w:lvl w:ilvl="7" w:tplc="04090019" w:tentative="1">
+      <w:start w:val="1"/>
+      <w:numFmt w:val="lowerLetter"/>
+      <w:lvlText w:val="%8."/>
+      <w:lvlJc w:val="left"/>
+      <w:pPr>
+        <w:ind w:left="6480" w:hanging="360"/>
+      </w:pPr>
+    </w:lvl>
+    <w:lvl w:ilvl="8" w:tplc="0409001B" w:tentative="1">
+      <w:start w:val="1"/>
+      <w:numFmt w:val="lowerRoman"/>
+      <w:lvlText w:val="%9."/>
+      <w:lvlJc w:val="right"/>
+      <w:pPr>
+        <w:ind w:left="7200" w:hanging="180"/>
+      </w:pPr>
+    </w:lvl>
+  </w:abstractNum>
+  <w:abstractNum w:abstractNumId="24" w15:restartNumberingAfterBreak="0">
     <w:nsid w:val="35E13D22"/>
     <w:multiLevelType w:val="hybridMultilevel"/>
     <w:tmpl w:val="F1D4D668"/>
@@ -11772,7 +14271,93 @@
       </w:pPr>
     </w:lvl>
   </w:abstractNum>
-  <w:abstractNum w:abstractNumId="19" w15:restartNumberingAfterBreak="0">
+  <w:abstractNum w:abstractNumId="25" w15:restartNumberingAfterBreak="0">
+    <w:nsid w:val="37366151"/>
+    <w:multiLevelType w:val="hybridMultilevel"/>
+    <w:tmpl w:val="3DBA8E1E"/>
+    <w:lvl w:ilvl="0" w:tplc="04090019">
+      <w:start w:val="1"/>
+      <w:numFmt w:val="lowerLetter"/>
+      <w:lvlText w:val="%1."/>
+      <w:lvlJc w:val="left"/>
+      <w:pPr>
+        <w:ind w:left="2880" w:hanging="360"/>
+      </w:pPr>
+    </w:lvl>
+    <w:lvl w:ilvl="1" w:tplc="04090019" w:tentative="1">
+      <w:start w:val="1"/>
+      <w:numFmt w:val="lowerLetter"/>
+      <w:lvlText w:val="%2."/>
+      <w:lvlJc w:val="left"/>
+      <w:pPr>
+        <w:ind w:left="3600" w:hanging="360"/>
+      </w:pPr>
+    </w:lvl>
+    <w:lvl w:ilvl="2" w:tplc="0409001B" w:tentative="1">
+      <w:start w:val="1"/>
+      <w:numFmt w:val="lowerRoman"/>
+      <w:lvlText w:val="%3."/>
+      <w:lvlJc w:val="right"/>
+      <w:pPr>
+        <w:ind w:left="4320" w:hanging="180"/>
+      </w:pPr>
+    </w:lvl>
+    <w:lvl w:ilvl="3" w:tplc="0409000F" w:tentative="1">
+      <w:start w:val="1"/>
+      <w:numFmt w:val="decimal"/>
+      <w:lvlText w:val="%4."/>
+      <w:lvlJc w:val="left"/>
+      <w:pPr>
+        <w:ind w:left="5040" w:hanging="360"/>
+      </w:pPr>
+    </w:lvl>
+    <w:lvl w:ilvl="4" w:tplc="04090019" w:tentative="1">
+      <w:start w:val="1"/>
+      <w:numFmt w:val="lowerLetter"/>
+      <w:lvlText w:val="%5."/>
+      <w:lvlJc w:val="left"/>
+      <w:pPr>
+        <w:ind w:left="5760" w:hanging="360"/>
+      </w:pPr>
+    </w:lvl>
+    <w:lvl w:ilvl="5" w:tplc="0409001B" w:tentative="1">
+      <w:start w:val="1"/>
+      <w:numFmt w:val="lowerRoman"/>
+      <w:lvlText w:val="%6."/>
+      <w:lvlJc w:val="right"/>
+      <w:pPr>
+        <w:ind w:left="6480" w:hanging="180"/>
+      </w:pPr>
+    </w:lvl>
+    <w:lvl w:ilvl="6" w:tplc="0409000F" w:tentative="1">
+      <w:start w:val="1"/>
+      <w:numFmt w:val="decimal"/>
+      <w:lvlText w:val="%7."/>
+      <w:lvlJc w:val="left"/>
+      <w:pPr>
+        <w:ind w:left="7200" w:hanging="360"/>
+      </w:pPr>
+    </w:lvl>
+    <w:lvl w:ilvl="7" w:tplc="04090019" w:tentative="1">
+      <w:start w:val="1"/>
+      <w:numFmt w:val="lowerLetter"/>
+      <w:lvlText w:val="%8."/>
+      <w:lvlJc w:val="left"/>
+      <w:pPr>
+        <w:ind w:left="7920" w:hanging="360"/>
+      </w:pPr>
+    </w:lvl>
+    <w:lvl w:ilvl="8" w:tplc="0409001B" w:tentative="1">
+      <w:start w:val="1"/>
+      <w:numFmt w:val="lowerRoman"/>
+      <w:lvlText w:val="%9."/>
+      <w:lvlJc w:val="right"/>
+      <w:pPr>
+        <w:ind w:left="8640" w:hanging="180"/>
+      </w:pPr>
+    </w:lvl>
+  </w:abstractNum>
+  <w:abstractNum w:abstractNumId="26" w15:restartNumberingAfterBreak="0">
     <w:nsid w:val="3DF806A6"/>
     <w:multiLevelType w:val="hybridMultilevel"/>
     <w:tmpl w:val="9142336A"/>
@@ -11858,7 +14443,7 @@
       </w:pPr>
     </w:lvl>
   </w:abstractNum>
-  <w:abstractNum w:abstractNumId="20" w15:restartNumberingAfterBreak="0">
+  <w:abstractNum w:abstractNumId="27" w15:restartNumberingAfterBreak="0">
     <w:nsid w:val="3F1955B7"/>
     <w:multiLevelType w:val="hybridMultilevel"/>
     <w:tmpl w:val="2788FA70"/>
@@ -11971,10 +14556,123 @@
       </w:rPr>
     </w:lvl>
   </w:abstractNum>
-  <w:abstractNum w:abstractNumId="21" w15:restartNumberingAfterBreak="0">
+  <w:abstractNum w:abstractNumId="28" w15:restartNumberingAfterBreak="0">
+    <w:nsid w:val="40A11D9A"/>
+    <w:multiLevelType w:val="hybridMultilevel"/>
+    <w:tmpl w:val="66508CFA"/>
+    <w:lvl w:ilvl="0" w:tplc="04090001">
+      <w:start w:val="1"/>
+      <w:numFmt w:val="bullet"/>
+      <w:lvlText w:val=""/>
+      <w:lvlJc w:val="left"/>
+      <w:pPr>
+        <w:ind w:left="2160" w:hanging="360"/>
+      </w:pPr>
+      <w:rPr>
+        <w:rFonts w:ascii="Symbol" w:hAnsi="Symbol" w:hint="default"/>
+      </w:rPr>
+    </w:lvl>
+    <w:lvl w:ilvl="1" w:tplc="04090003" w:tentative="1">
+      <w:start w:val="1"/>
+      <w:numFmt w:val="bullet"/>
+      <w:lvlText w:val="o"/>
+      <w:lvlJc w:val="left"/>
+      <w:pPr>
+        <w:ind w:left="2880" w:hanging="360"/>
+      </w:pPr>
+      <w:rPr>
+        <w:rFonts w:ascii="Courier New" w:hAnsi="Courier New" w:cs="Courier New" w:hint="default"/>
+      </w:rPr>
+    </w:lvl>
+    <w:lvl w:ilvl="2" w:tplc="04090005" w:tentative="1">
+      <w:start w:val="1"/>
+      <w:numFmt w:val="bullet"/>
+      <w:lvlText w:val=""/>
+      <w:lvlJc w:val="left"/>
+      <w:pPr>
+        <w:ind w:left="3600" w:hanging="360"/>
+      </w:pPr>
+      <w:rPr>
+        <w:rFonts w:ascii="Wingdings" w:hAnsi="Wingdings" w:hint="default"/>
+      </w:rPr>
+    </w:lvl>
+    <w:lvl w:ilvl="3" w:tplc="04090001" w:tentative="1">
+      <w:start w:val="1"/>
+      <w:numFmt w:val="bullet"/>
+      <w:lvlText w:val=""/>
+      <w:lvlJc w:val="left"/>
+      <w:pPr>
+        <w:ind w:left="4320" w:hanging="360"/>
+      </w:pPr>
+      <w:rPr>
+        <w:rFonts w:ascii="Symbol" w:hAnsi="Symbol" w:hint="default"/>
+      </w:rPr>
+    </w:lvl>
+    <w:lvl w:ilvl="4" w:tplc="04090003" w:tentative="1">
+      <w:start w:val="1"/>
+      <w:numFmt w:val="bullet"/>
+      <w:lvlText w:val="o"/>
+      <w:lvlJc w:val="left"/>
+      <w:pPr>
+        <w:ind w:left="5040" w:hanging="360"/>
+      </w:pPr>
+      <w:rPr>
+        <w:rFonts w:ascii="Courier New" w:hAnsi="Courier New" w:cs="Courier New" w:hint="default"/>
+      </w:rPr>
+    </w:lvl>
+    <w:lvl w:ilvl="5" w:tplc="04090005" w:tentative="1">
+      <w:start w:val="1"/>
+      <w:numFmt w:val="bullet"/>
+      <w:lvlText w:val=""/>
+      <w:lvlJc w:val="left"/>
+      <w:pPr>
+        <w:ind w:left="5760" w:hanging="360"/>
+      </w:pPr>
+      <w:rPr>
+        <w:rFonts w:ascii="Wingdings" w:hAnsi="Wingdings" w:hint="default"/>
+      </w:rPr>
+    </w:lvl>
+    <w:lvl w:ilvl="6" w:tplc="04090001" w:tentative="1">
+      <w:start w:val="1"/>
+      <w:numFmt w:val="bullet"/>
+      <w:lvlText w:val=""/>
+      <w:lvlJc w:val="left"/>
+      <w:pPr>
+        <w:ind w:left="6480" w:hanging="360"/>
+      </w:pPr>
+      <w:rPr>
+        <w:rFonts w:ascii="Symbol" w:hAnsi="Symbol" w:hint="default"/>
+      </w:rPr>
+    </w:lvl>
+    <w:lvl w:ilvl="7" w:tplc="04090003" w:tentative="1">
+      <w:start w:val="1"/>
+      <w:numFmt w:val="bullet"/>
+      <w:lvlText w:val="o"/>
+      <w:lvlJc w:val="left"/>
+      <w:pPr>
+        <w:ind w:left="7200" w:hanging="360"/>
+      </w:pPr>
+      <w:rPr>
+        <w:rFonts w:ascii="Courier New" w:hAnsi="Courier New" w:cs="Courier New" w:hint="default"/>
+      </w:rPr>
+    </w:lvl>
+    <w:lvl w:ilvl="8" w:tplc="04090005" w:tentative="1">
+      <w:start w:val="1"/>
+      <w:numFmt w:val="bullet"/>
+      <w:lvlText w:val=""/>
+      <w:lvlJc w:val="left"/>
+      <w:pPr>
+        <w:ind w:left="7920" w:hanging="360"/>
+      </w:pPr>
+      <w:rPr>
+        <w:rFonts w:ascii="Wingdings" w:hAnsi="Wingdings" w:hint="default"/>
+      </w:rPr>
+    </w:lvl>
+  </w:abstractNum>
+  <w:abstractNum w:abstractNumId="29" w15:restartNumberingAfterBreak="0">
     <w:nsid w:val="42073ED5"/>
     <w:multiLevelType w:val="hybridMultilevel"/>
-    <w:tmpl w:val="66728A08"/>
+    <w:tmpl w:val="DD769E46"/>
     <w:lvl w:ilvl="0" w:tplc="04090001">
       <w:start w:val="1"/>
       <w:numFmt w:val="bullet"/>
@@ -12084,7 +14782,206 @@
       </w:rPr>
     </w:lvl>
   </w:abstractNum>
-  <w:abstractNum w:abstractNumId="22" w15:restartNumberingAfterBreak="0">
+  <w:abstractNum w:abstractNumId="30" w15:restartNumberingAfterBreak="0">
+    <w:nsid w:val="420B6932"/>
+    <w:multiLevelType w:val="hybridMultilevel"/>
+    <w:tmpl w:val="E1FE8D08"/>
+    <w:lvl w:ilvl="0" w:tplc="04090019">
+      <w:start w:val="1"/>
+      <w:numFmt w:val="lowerLetter"/>
+      <w:lvlText w:val="%1."/>
+      <w:lvlJc w:val="left"/>
+      <w:pPr>
+        <w:ind w:left="720" w:hanging="360"/>
+      </w:pPr>
+    </w:lvl>
+    <w:lvl w:ilvl="1" w:tplc="04090019" w:tentative="1">
+      <w:start w:val="1"/>
+      <w:numFmt w:val="lowerLetter"/>
+      <w:lvlText w:val="%2."/>
+      <w:lvlJc w:val="left"/>
+      <w:pPr>
+        <w:ind w:left="1440" w:hanging="360"/>
+      </w:pPr>
+    </w:lvl>
+    <w:lvl w:ilvl="2" w:tplc="0409001B" w:tentative="1">
+      <w:start w:val="1"/>
+      <w:numFmt w:val="lowerRoman"/>
+      <w:lvlText w:val="%3."/>
+      <w:lvlJc w:val="right"/>
+      <w:pPr>
+        <w:ind w:left="2160" w:hanging="180"/>
+      </w:pPr>
+    </w:lvl>
+    <w:lvl w:ilvl="3" w:tplc="0409000F" w:tentative="1">
+      <w:start w:val="1"/>
+      <w:numFmt w:val="decimal"/>
+      <w:lvlText w:val="%4."/>
+      <w:lvlJc w:val="left"/>
+      <w:pPr>
+        <w:ind w:left="2880" w:hanging="360"/>
+      </w:pPr>
+    </w:lvl>
+    <w:lvl w:ilvl="4" w:tplc="04090019" w:tentative="1">
+      <w:start w:val="1"/>
+      <w:numFmt w:val="lowerLetter"/>
+      <w:lvlText w:val="%5."/>
+      <w:lvlJc w:val="left"/>
+      <w:pPr>
+        <w:ind w:left="3600" w:hanging="360"/>
+      </w:pPr>
+    </w:lvl>
+    <w:lvl w:ilvl="5" w:tplc="0409001B" w:tentative="1">
+      <w:start w:val="1"/>
+      <w:numFmt w:val="lowerRoman"/>
+      <w:lvlText w:val="%6."/>
+      <w:lvlJc w:val="right"/>
+      <w:pPr>
+        <w:ind w:left="4320" w:hanging="180"/>
+      </w:pPr>
+    </w:lvl>
+    <w:lvl w:ilvl="6" w:tplc="0409000F" w:tentative="1">
+      <w:start w:val="1"/>
+      <w:numFmt w:val="decimal"/>
+      <w:lvlText w:val="%7."/>
+      <w:lvlJc w:val="left"/>
+      <w:pPr>
+        <w:ind w:left="5040" w:hanging="360"/>
+      </w:pPr>
+    </w:lvl>
+    <w:lvl w:ilvl="7" w:tplc="04090019" w:tentative="1">
+      <w:start w:val="1"/>
+      <w:numFmt w:val="lowerLetter"/>
+      <w:lvlText w:val="%8."/>
+      <w:lvlJc w:val="left"/>
+      <w:pPr>
+        <w:ind w:left="5760" w:hanging="360"/>
+      </w:pPr>
+    </w:lvl>
+    <w:lvl w:ilvl="8" w:tplc="0409001B" w:tentative="1">
+      <w:start w:val="1"/>
+      <w:numFmt w:val="lowerRoman"/>
+      <w:lvlText w:val="%9."/>
+      <w:lvlJc w:val="right"/>
+      <w:pPr>
+        <w:ind w:left="6480" w:hanging="180"/>
+      </w:pPr>
+    </w:lvl>
+  </w:abstractNum>
+  <w:abstractNum w:abstractNumId="31" w15:restartNumberingAfterBreak="0">
+    <w:nsid w:val="42ED2F45"/>
+    <w:multiLevelType w:val="hybridMultilevel"/>
+    <w:tmpl w:val="409E596E"/>
+    <w:lvl w:ilvl="0" w:tplc="04090001">
+      <w:start w:val="1"/>
+      <w:numFmt w:val="bullet"/>
+      <w:lvlText w:val=""/>
+      <w:lvlJc w:val="left"/>
+      <w:pPr>
+        <w:ind w:left="720" w:hanging="360"/>
+      </w:pPr>
+      <w:rPr>
+        <w:rFonts w:ascii="Symbol" w:hAnsi="Symbol" w:hint="default"/>
+      </w:rPr>
+    </w:lvl>
+    <w:lvl w:ilvl="1" w:tplc="04090003" w:tentative="1">
+      <w:start w:val="1"/>
+      <w:numFmt w:val="bullet"/>
+      <w:lvlText w:val="o"/>
+      <w:lvlJc w:val="left"/>
+      <w:pPr>
+        <w:ind w:left="1440" w:hanging="360"/>
+      </w:pPr>
+      <w:rPr>
+        <w:rFonts w:ascii="Courier New" w:hAnsi="Courier New" w:cs="Courier New" w:hint="default"/>
+      </w:rPr>
+    </w:lvl>
+    <w:lvl w:ilvl="2" w:tplc="04090005" w:tentative="1">
+      <w:start w:val="1"/>
+      <w:numFmt w:val="bullet"/>
+      <w:lvlText w:val=""/>
+      <w:lvlJc w:val="left"/>
+      <w:pPr>
+        <w:ind w:left="2160" w:hanging="360"/>
+      </w:pPr>
+      <w:rPr>
+        <w:rFonts w:ascii="Wingdings" w:hAnsi="Wingdings" w:hint="default"/>
+      </w:rPr>
+    </w:lvl>
+    <w:lvl w:ilvl="3" w:tplc="04090001" w:tentative="1">
+      <w:start w:val="1"/>
+      <w:numFmt w:val="bullet"/>
+      <w:lvlText w:val=""/>
+      <w:lvlJc w:val="left"/>
+      <w:pPr>
+        <w:ind w:left="2880" w:hanging="360"/>
+      </w:pPr>
+      <w:rPr>
+        <w:rFonts w:ascii="Symbol" w:hAnsi="Symbol" w:hint="default"/>
+      </w:rPr>
+    </w:lvl>
+    <w:lvl w:ilvl="4" w:tplc="04090003" w:tentative="1">
+      <w:start w:val="1"/>
+      <w:numFmt w:val="bullet"/>
+      <w:lvlText w:val="o"/>
+      <w:lvlJc w:val="left"/>
+      <w:pPr>
+        <w:ind w:left="3600" w:hanging="360"/>
+      </w:pPr>
+      <w:rPr>
+        <w:rFonts w:ascii="Courier New" w:hAnsi="Courier New" w:cs="Courier New" w:hint="default"/>
+      </w:rPr>
+    </w:lvl>
+    <w:lvl w:ilvl="5" w:tplc="04090005" w:tentative="1">
+      <w:start w:val="1"/>
+      <w:numFmt w:val="bullet"/>
+      <w:lvlText w:val=""/>
+      <w:lvlJc w:val="left"/>
+      <w:pPr>
+        <w:ind w:left="4320" w:hanging="360"/>
+      </w:pPr>
+      <w:rPr>
+        <w:rFonts w:ascii="Wingdings" w:hAnsi="Wingdings" w:hint="default"/>
+      </w:rPr>
+    </w:lvl>
+    <w:lvl w:ilvl="6" w:tplc="04090001" w:tentative="1">
+      <w:start w:val="1"/>
+      <w:numFmt w:val="bullet"/>
+      <w:lvlText w:val=""/>
+      <w:lvlJc w:val="left"/>
+      <w:pPr>
+        <w:ind w:left="5040" w:hanging="360"/>
+      </w:pPr>
+      <w:rPr>
+        <w:rFonts w:ascii="Symbol" w:hAnsi="Symbol" w:hint="default"/>
+      </w:rPr>
+    </w:lvl>
+    <w:lvl w:ilvl="7" w:tplc="04090003" w:tentative="1">
+      <w:start w:val="1"/>
+      <w:numFmt w:val="bullet"/>
+      <w:lvlText w:val="o"/>
+      <w:lvlJc w:val="left"/>
+      <w:pPr>
+        <w:ind w:left="5760" w:hanging="360"/>
+      </w:pPr>
+      <w:rPr>
+        <w:rFonts w:ascii="Courier New" w:hAnsi="Courier New" w:cs="Courier New" w:hint="default"/>
+      </w:rPr>
+    </w:lvl>
+    <w:lvl w:ilvl="8" w:tplc="04090005" w:tentative="1">
+      <w:start w:val="1"/>
+      <w:numFmt w:val="bullet"/>
+      <w:lvlText w:val=""/>
+      <w:lvlJc w:val="left"/>
+      <w:pPr>
+        <w:ind w:left="6480" w:hanging="360"/>
+      </w:pPr>
+      <w:rPr>
+        <w:rFonts w:ascii="Wingdings" w:hAnsi="Wingdings" w:hint="default"/>
+      </w:rPr>
+    </w:lvl>
+  </w:abstractNum>
+  <w:abstractNum w:abstractNumId="32" w15:restartNumberingAfterBreak="0">
     <w:nsid w:val="44355F03"/>
     <w:multiLevelType w:val="hybridMultilevel"/>
     <w:tmpl w:val="944CCA72"/>
@@ -12197,7 +15094,7 @@
       </w:rPr>
     </w:lvl>
   </w:abstractNum>
-  <w:abstractNum w:abstractNumId="23" w15:restartNumberingAfterBreak="0">
+  <w:abstractNum w:abstractNumId="33" w15:restartNumberingAfterBreak="0">
     <w:nsid w:val="446A6296"/>
     <w:multiLevelType w:val="hybridMultilevel"/>
     <w:tmpl w:val="C3807FA0"/>
@@ -12310,7 +15207,7 @@
       </w:rPr>
     </w:lvl>
   </w:abstractNum>
-  <w:abstractNum w:abstractNumId="24" w15:restartNumberingAfterBreak="0">
+  <w:abstractNum w:abstractNumId="34" w15:restartNumberingAfterBreak="0">
     <w:nsid w:val="461F44EA"/>
     <w:multiLevelType w:val="hybridMultilevel"/>
     <w:tmpl w:val="68ACFC9E"/>
@@ -12423,10 +15320,10 @@
       </w:rPr>
     </w:lvl>
   </w:abstractNum>
-  <w:abstractNum w:abstractNumId="25" w15:restartNumberingAfterBreak="0">
+  <w:abstractNum w:abstractNumId="35" w15:restartNumberingAfterBreak="0">
     <w:nsid w:val="4BDB4B48"/>
     <w:multiLevelType w:val="hybridMultilevel"/>
-    <w:tmpl w:val="9FF4C72E"/>
+    <w:tmpl w:val="F2B6F6A4"/>
     <w:lvl w:ilvl="0" w:tplc="0409000F">
       <w:start w:val="1"/>
       <w:numFmt w:val="decimal"/>
@@ -12509,7 +15406,7 @@
       </w:pPr>
     </w:lvl>
   </w:abstractNum>
-  <w:abstractNum w:abstractNumId="26" w15:restartNumberingAfterBreak="0">
+  <w:abstractNum w:abstractNumId="36" w15:restartNumberingAfterBreak="0">
     <w:nsid w:val="4CDC551D"/>
     <w:multiLevelType w:val="hybridMultilevel"/>
     <w:tmpl w:val="DF2A0CE8"/>
@@ -12595,7 +15492,179 @@
       </w:pPr>
     </w:lvl>
   </w:abstractNum>
-  <w:abstractNum w:abstractNumId="27" w15:restartNumberingAfterBreak="0">
+  <w:abstractNum w:abstractNumId="37" w15:restartNumberingAfterBreak="0">
+    <w:nsid w:val="4CDD7D3B"/>
+    <w:multiLevelType w:val="hybridMultilevel"/>
+    <w:tmpl w:val="1FF08640"/>
+    <w:lvl w:ilvl="0" w:tplc="04090019">
+      <w:start w:val="1"/>
+      <w:numFmt w:val="lowerLetter"/>
+      <w:lvlText w:val="%1."/>
+      <w:lvlJc w:val="left"/>
+      <w:pPr>
+        <w:ind w:left="720" w:hanging="360"/>
+      </w:pPr>
+    </w:lvl>
+    <w:lvl w:ilvl="1" w:tplc="04090019" w:tentative="1">
+      <w:start w:val="1"/>
+      <w:numFmt w:val="lowerLetter"/>
+      <w:lvlText w:val="%2."/>
+      <w:lvlJc w:val="left"/>
+      <w:pPr>
+        <w:ind w:left="1440" w:hanging="360"/>
+      </w:pPr>
+    </w:lvl>
+    <w:lvl w:ilvl="2" w:tplc="0409001B" w:tentative="1">
+      <w:start w:val="1"/>
+      <w:numFmt w:val="lowerRoman"/>
+      <w:lvlText w:val="%3."/>
+      <w:lvlJc w:val="right"/>
+      <w:pPr>
+        <w:ind w:left="2160" w:hanging="180"/>
+      </w:pPr>
+    </w:lvl>
+    <w:lvl w:ilvl="3" w:tplc="0409000F" w:tentative="1">
+      <w:start w:val="1"/>
+      <w:numFmt w:val="decimal"/>
+      <w:lvlText w:val="%4."/>
+      <w:lvlJc w:val="left"/>
+      <w:pPr>
+        <w:ind w:left="2880" w:hanging="360"/>
+      </w:pPr>
+    </w:lvl>
+    <w:lvl w:ilvl="4" w:tplc="04090019" w:tentative="1">
+      <w:start w:val="1"/>
+      <w:numFmt w:val="lowerLetter"/>
+      <w:lvlText w:val="%5."/>
+      <w:lvlJc w:val="left"/>
+      <w:pPr>
+        <w:ind w:left="3600" w:hanging="360"/>
+      </w:pPr>
+    </w:lvl>
+    <w:lvl w:ilvl="5" w:tplc="0409001B" w:tentative="1">
+      <w:start w:val="1"/>
+      <w:numFmt w:val="lowerRoman"/>
+      <w:lvlText w:val="%6."/>
+      <w:lvlJc w:val="right"/>
+      <w:pPr>
+        <w:ind w:left="4320" w:hanging="180"/>
+      </w:pPr>
+    </w:lvl>
+    <w:lvl w:ilvl="6" w:tplc="0409000F" w:tentative="1">
+      <w:start w:val="1"/>
+      <w:numFmt w:val="decimal"/>
+      <w:lvlText w:val="%7."/>
+      <w:lvlJc w:val="left"/>
+      <w:pPr>
+        <w:ind w:left="5040" w:hanging="360"/>
+      </w:pPr>
+    </w:lvl>
+    <w:lvl w:ilvl="7" w:tplc="04090019" w:tentative="1">
+      <w:start w:val="1"/>
+      <w:numFmt w:val="lowerLetter"/>
+      <w:lvlText w:val="%8."/>
+      <w:lvlJc w:val="left"/>
+      <w:pPr>
+        <w:ind w:left="5760" w:hanging="360"/>
+      </w:pPr>
+    </w:lvl>
+    <w:lvl w:ilvl="8" w:tplc="0409001B" w:tentative="1">
+      <w:start w:val="1"/>
+      <w:numFmt w:val="lowerRoman"/>
+      <w:lvlText w:val="%9."/>
+      <w:lvlJc w:val="right"/>
+      <w:pPr>
+        <w:ind w:left="6480" w:hanging="180"/>
+      </w:pPr>
+    </w:lvl>
+  </w:abstractNum>
+  <w:abstractNum w:abstractNumId="38" w15:restartNumberingAfterBreak="0">
+    <w:nsid w:val="4CFD5051"/>
+    <w:multiLevelType w:val="hybridMultilevel"/>
+    <w:tmpl w:val="115C4986"/>
+    <w:lvl w:ilvl="0" w:tplc="04090019">
+      <w:start w:val="1"/>
+      <w:numFmt w:val="lowerLetter"/>
+      <w:lvlText w:val="%1."/>
+      <w:lvlJc w:val="left"/>
+      <w:pPr>
+        <w:ind w:left="2520" w:hanging="360"/>
+      </w:pPr>
+    </w:lvl>
+    <w:lvl w:ilvl="1" w:tplc="04090019" w:tentative="1">
+      <w:start w:val="1"/>
+      <w:numFmt w:val="lowerLetter"/>
+      <w:lvlText w:val="%2."/>
+      <w:lvlJc w:val="left"/>
+      <w:pPr>
+        <w:ind w:left="3240" w:hanging="360"/>
+      </w:pPr>
+    </w:lvl>
+    <w:lvl w:ilvl="2" w:tplc="0409001B" w:tentative="1">
+      <w:start w:val="1"/>
+      <w:numFmt w:val="lowerRoman"/>
+      <w:lvlText w:val="%3."/>
+      <w:lvlJc w:val="right"/>
+      <w:pPr>
+        <w:ind w:left="3960" w:hanging="180"/>
+      </w:pPr>
+    </w:lvl>
+    <w:lvl w:ilvl="3" w:tplc="0409000F" w:tentative="1">
+      <w:start w:val="1"/>
+      <w:numFmt w:val="decimal"/>
+      <w:lvlText w:val="%4."/>
+      <w:lvlJc w:val="left"/>
+      <w:pPr>
+        <w:ind w:left="4680" w:hanging="360"/>
+      </w:pPr>
+    </w:lvl>
+    <w:lvl w:ilvl="4" w:tplc="04090019" w:tentative="1">
+      <w:start w:val="1"/>
+      <w:numFmt w:val="lowerLetter"/>
+      <w:lvlText w:val="%5."/>
+      <w:lvlJc w:val="left"/>
+      <w:pPr>
+        <w:ind w:left="5400" w:hanging="360"/>
+      </w:pPr>
+    </w:lvl>
+    <w:lvl w:ilvl="5" w:tplc="0409001B" w:tentative="1">
+      <w:start w:val="1"/>
+      <w:numFmt w:val="lowerRoman"/>
+      <w:lvlText w:val="%6."/>
+      <w:lvlJc w:val="right"/>
+      <w:pPr>
+        <w:ind w:left="6120" w:hanging="180"/>
+      </w:pPr>
+    </w:lvl>
+    <w:lvl w:ilvl="6" w:tplc="0409000F" w:tentative="1">
+      <w:start w:val="1"/>
+      <w:numFmt w:val="decimal"/>
+      <w:lvlText w:val="%7."/>
+      <w:lvlJc w:val="left"/>
+      <w:pPr>
+        <w:ind w:left="6840" w:hanging="360"/>
+      </w:pPr>
+    </w:lvl>
+    <w:lvl w:ilvl="7" w:tplc="04090019" w:tentative="1">
+      <w:start w:val="1"/>
+      <w:numFmt w:val="lowerLetter"/>
+      <w:lvlText w:val="%8."/>
+      <w:lvlJc w:val="left"/>
+      <w:pPr>
+        <w:ind w:left="7560" w:hanging="360"/>
+      </w:pPr>
+    </w:lvl>
+    <w:lvl w:ilvl="8" w:tplc="0409001B" w:tentative="1">
+      <w:start w:val="1"/>
+      <w:numFmt w:val="lowerRoman"/>
+      <w:lvlText w:val="%9."/>
+      <w:lvlJc w:val="right"/>
+      <w:pPr>
+        <w:ind w:left="8280" w:hanging="180"/>
+      </w:pPr>
+    </w:lvl>
+  </w:abstractNum>
+  <w:abstractNum w:abstractNumId="39" w15:restartNumberingAfterBreak="0">
     <w:nsid w:val="4E677B11"/>
     <w:multiLevelType w:val="hybridMultilevel"/>
     <w:tmpl w:val="191EE618"/>
@@ -12681,7 +15750,319 @@
       </w:pPr>
     </w:lvl>
   </w:abstractNum>
-  <w:abstractNum w:abstractNumId="28" w15:restartNumberingAfterBreak="0">
+  <w:abstractNum w:abstractNumId="40" w15:restartNumberingAfterBreak="0">
+    <w:nsid w:val="55B71740"/>
+    <w:multiLevelType w:val="hybridMultilevel"/>
+    <w:tmpl w:val="6DB08C5A"/>
+    <w:lvl w:ilvl="0" w:tplc="04090001">
+      <w:start w:val="1"/>
+      <w:numFmt w:val="bullet"/>
+      <w:lvlText w:val=""/>
+      <w:lvlJc w:val="left"/>
+      <w:pPr>
+        <w:ind w:left="2160" w:hanging="360"/>
+      </w:pPr>
+      <w:rPr>
+        <w:rFonts w:ascii="Symbol" w:hAnsi="Symbol" w:hint="default"/>
+      </w:rPr>
+    </w:lvl>
+    <w:lvl w:ilvl="1" w:tplc="04090003" w:tentative="1">
+      <w:start w:val="1"/>
+      <w:numFmt w:val="bullet"/>
+      <w:lvlText w:val="o"/>
+      <w:lvlJc w:val="left"/>
+      <w:pPr>
+        <w:ind w:left="2880" w:hanging="360"/>
+      </w:pPr>
+      <w:rPr>
+        <w:rFonts w:ascii="Courier New" w:hAnsi="Courier New" w:cs="Courier New" w:hint="default"/>
+      </w:rPr>
+    </w:lvl>
+    <w:lvl w:ilvl="2" w:tplc="04090005" w:tentative="1">
+      <w:start w:val="1"/>
+      <w:numFmt w:val="bullet"/>
+      <w:lvlText w:val=""/>
+      <w:lvlJc w:val="left"/>
+      <w:pPr>
+        <w:ind w:left="3600" w:hanging="360"/>
+      </w:pPr>
+      <w:rPr>
+        <w:rFonts w:ascii="Wingdings" w:hAnsi="Wingdings" w:hint="default"/>
+      </w:rPr>
+    </w:lvl>
+    <w:lvl w:ilvl="3" w:tplc="04090001" w:tentative="1">
+      <w:start w:val="1"/>
+      <w:numFmt w:val="bullet"/>
+      <w:lvlText w:val=""/>
+      <w:lvlJc w:val="left"/>
+      <w:pPr>
+        <w:ind w:left="4320" w:hanging="360"/>
+      </w:pPr>
+      <w:rPr>
+        <w:rFonts w:ascii="Symbol" w:hAnsi="Symbol" w:hint="default"/>
+      </w:rPr>
+    </w:lvl>
+    <w:lvl w:ilvl="4" w:tplc="04090003" w:tentative="1">
+      <w:start w:val="1"/>
+      <w:numFmt w:val="bullet"/>
+      <w:lvlText w:val="o"/>
+      <w:lvlJc w:val="left"/>
+      <w:pPr>
+        <w:ind w:left="5040" w:hanging="360"/>
+      </w:pPr>
+      <w:rPr>
+        <w:rFonts w:ascii="Courier New" w:hAnsi="Courier New" w:cs="Courier New" w:hint="default"/>
+      </w:rPr>
+    </w:lvl>
+    <w:lvl w:ilvl="5" w:tplc="04090005" w:tentative="1">
+      <w:start w:val="1"/>
+      <w:numFmt w:val="bullet"/>
+      <w:lvlText w:val=""/>
+      <w:lvlJc w:val="left"/>
+      <w:pPr>
+        <w:ind w:left="5760" w:hanging="360"/>
+      </w:pPr>
+      <w:rPr>
+        <w:rFonts w:ascii="Wingdings" w:hAnsi="Wingdings" w:hint="default"/>
+      </w:rPr>
+    </w:lvl>
+    <w:lvl w:ilvl="6" w:tplc="04090001" w:tentative="1">
+      <w:start w:val="1"/>
+      <w:numFmt w:val="bullet"/>
+      <w:lvlText w:val=""/>
+      <w:lvlJc w:val="left"/>
+      <w:pPr>
+        <w:ind w:left="6480" w:hanging="360"/>
+      </w:pPr>
+      <w:rPr>
+        <w:rFonts w:ascii="Symbol" w:hAnsi="Symbol" w:hint="default"/>
+      </w:rPr>
+    </w:lvl>
+    <w:lvl w:ilvl="7" w:tplc="04090003" w:tentative="1">
+      <w:start w:val="1"/>
+      <w:numFmt w:val="bullet"/>
+      <w:lvlText w:val="o"/>
+      <w:lvlJc w:val="left"/>
+      <w:pPr>
+        <w:ind w:left="7200" w:hanging="360"/>
+      </w:pPr>
+      <w:rPr>
+        <w:rFonts w:ascii="Courier New" w:hAnsi="Courier New" w:cs="Courier New" w:hint="default"/>
+      </w:rPr>
+    </w:lvl>
+    <w:lvl w:ilvl="8" w:tplc="04090005" w:tentative="1">
+      <w:start w:val="1"/>
+      <w:numFmt w:val="bullet"/>
+      <w:lvlText w:val=""/>
+      <w:lvlJc w:val="left"/>
+      <w:pPr>
+        <w:ind w:left="7920" w:hanging="360"/>
+      </w:pPr>
+      <w:rPr>
+        <w:rFonts w:ascii="Wingdings" w:hAnsi="Wingdings" w:hint="default"/>
+      </w:rPr>
+    </w:lvl>
+  </w:abstractNum>
+  <w:abstractNum w:abstractNumId="41" w15:restartNumberingAfterBreak="0">
+    <w:nsid w:val="55ED2609"/>
+    <w:multiLevelType w:val="hybridMultilevel"/>
+    <w:tmpl w:val="E0969624"/>
+    <w:lvl w:ilvl="0" w:tplc="04090019">
+      <w:start w:val="1"/>
+      <w:numFmt w:val="lowerLetter"/>
+      <w:lvlText w:val="%1."/>
+      <w:lvlJc w:val="left"/>
+      <w:pPr>
+        <w:ind w:left="1800" w:hanging="360"/>
+      </w:pPr>
+    </w:lvl>
+    <w:lvl w:ilvl="1" w:tplc="04090019" w:tentative="1">
+      <w:start w:val="1"/>
+      <w:numFmt w:val="lowerLetter"/>
+      <w:lvlText w:val="%2."/>
+      <w:lvlJc w:val="left"/>
+      <w:pPr>
+        <w:ind w:left="2520" w:hanging="360"/>
+      </w:pPr>
+    </w:lvl>
+    <w:lvl w:ilvl="2" w:tplc="0409001B" w:tentative="1">
+      <w:start w:val="1"/>
+      <w:numFmt w:val="lowerRoman"/>
+      <w:lvlText w:val="%3."/>
+      <w:lvlJc w:val="right"/>
+      <w:pPr>
+        <w:ind w:left="3240" w:hanging="180"/>
+      </w:pPr>
+    </w:lvl>
+    <w:lvl w:ilvl="3" w:tplc="0409000F" w:tentative="1">
+      <w:start w:val="1"/>
+      <w:numFmt w:val="decimal"/>
+      <w:lvlText w:val="%4."/>
+      <w:lvlJc w:val="left"/>
+      <w:pPr>
+        <w:ind w:left="3960" w:hanging="360"/>
+      </w:pPr>
+    </w:lvl>
+    <w:lvl w:ilvl="4" w:tplc="04090019" w:tentative="1">
+      <w:start w:val="1"/>
+      <w:numFmt w:val="lowerLetter"/>
+      <w:lvlText w:val="%5."/>
+      <w:lvlJc w:val="left"/>
+      <w:pPr>
+        <w:ind w:left="4680" w:hanging="360"/>
+      </w:pPr>
+    </w:lvl>
+    <w:lvl w:ilvl="5" w:tplc="0409001B" w:tentative="1">
+      <w:start w:val="1"/>
+      <w:numFmt w:val="lowerRoman"/>
+      <w:lvlText w:val="%6."/>
+      <w:lvlJc w:val="right"/>
+      <w:pPr>
+        <w:ind w:left="5400" w:hanging="180"/>
+      </w:pPr>
+    </w:lvl>
+    <w:lvl w:ilvl="6" w:tplc="0409000F" w:tentative="1">
+      <w:start w:val="1"/>
+      <w:numFmt w:val="decimal"/>
+      <w:lvlText w:val="%7."/>
+      <w:lvlJc w:val="left"/>
+      <w:pPr>
+        <w:ind w:left="6120" w:hanging="360"/>
+      </w:pPr>
+    </w:lvl>
+    <w:lvl w:ilvl="7" w:tplc="04090019" w:tentative="1">
+      <w:start w:val="1"/>
+      <w:numFmt w:val="lowerLetter"/>
+      <w:lvlText w:val="%8."/>
+      <w:lvlJc w:val="left"/>
+      <w:pPr>
+        <w:ind w:left="6840" w:hanging="360"/>
+      </w:pPr>
+    </w:lvl>
+    <w:lvl w:ilvl="8" w:tplc="0409001B" w:tentative="1">
+      <w:start w:val="1"/>
+      <w:numFmt w:val="lowerRoman"/>
+      <w:lvlText w:val="%9."/>
+      <w:lvlJc w:val="right"/>
+      <w:pPr>
+        <w:ind w:left="7560" w:hanging="180"/>
+      </w:pPr>
+    </w:lvl>
+  </w:abstractNum>
+  <w:abstractNum w:abstractNumId="42" w15:restartNumberingAfterBreak="0">
+    <w:nsid w:val="562A4D47"/>
+    <w:multiLevelType w:val="hybridMultilevel"/>
+    <w:tmpl w:val="DE201254"/>
+    <w:lvl w:ilvl="0" w:tplc="04090001">
+      <w:start w:val="1"/>
+      <w:numFmt w:val="bullet"/>
+      <w:lvlText w:val=""/>
+      <w:lvlJc w:val="left"/>
+      <w:pPr>
+        <w:ind w:left="720" w:hanging="360"/>
+      </w:pPr>
+      <w:rPr>
+        <w:rFonts w:ascii="Symbol" w:hAnsi="Symbol" w:hint="default"/>
+      </w:rPr>
+    </w:lvl>
+    <w:lvl w:ilvl="1" w:tplc="04090003" w:tentative="1">
+      <w:start w:val="1"/>
+      <w:numFmt w:val="bullet"/>
+      <w:lvlText w:val="o"/>
+      <w:lvlJc w:val="left"/>
+      <w:pPr>
+        <w:ind w:left="1440" w:hanging="360"/>
+      </w:pPr>
+      <w:rPr>
+        <w:rFonts w:ascii="Courier New" w:hAnsi="Courier New" w:cs="Courier New" w:hint="default"/>
+      </w:rPr>
+    </w:lvl>
+    <w:lvl w:ilvl="2" w:tplc="04090005" w:tentative="1">
+      <w:start w:val="1"/>
+      <w:numFmt w:val="bullet"/>
+      <w:lvlText w:val=""/>
+      <w:lvlJc w:val="left"/>
+      <w:pPr>
+        <w:ind w:left="2160" w:hanging="360"/>
+      </w:pPr>
+      <w:rPr>
+        <w:rFonts w:ascii="Wingdings" w:hAnsi="Wingdings" w:hint="default"/>
+      </w:rPr>
+    </w:lvl>
+    <w:lvl w:ilvl="3" w:tplc="04090001" w:tentative="1">
+      <w:start w:val="1"/>
+      <w:numFmt w:val="bullet"/>
+      <w:lvlText w:val=""/>
+      <w:lvlJc w:val="left"/>
+      <w:pPr>
+        <w:ind w:left="2880" w:hanging="360"/>
+      </w:pPr>
+      <w:rPr>
+        <w:rFonts w:ascii="Symbol" w:hAnsi="Symbol" w:hint="default"/>
+      </w:rPr>
+    </w:lvl>
+    <w:lvl w:ilvl="4" w:tplc="04090003" w:tentative="1">
+      <w:start w:val="1"/>
+      <w:numFmt w:val="bullet"/>
+      <w:lvlText w:val="o"/>
+      <w:lvlJc w:val="left"/>
+      <w:pPr>
+        <w:ind w:left="3600" w:hanging="360"/>
+      </w:pPr>
+      <w:rPr>
+        <w:rFonts w:ascii="Courier New" w:hAnsi="Courier New" w:cs="Courier New" w:hint="default"/>
+      </w:rPr>
+    </w:lvl>
+    <w:lvl w:ilvl="5" w:tplc="04090005" w:tentative="1">
+      <w:start w:val="1"/>
+      <w:numFmt w:val="bullet"/>
+      <w:lvlText w:val=""/>
+      <w:lvlJc w:val="left"/>
+      <w:pPr>
+        <w:ind w:left="4320" w:hanging="360"/>
+      </w:pPr>
+      <w:rPr>
+        <w:rFonts w:ascii="Wingdings" w:hAnsi="Wingdings" w:hint="default"/>
+      </w:rPr>
+    </w:lvl>
+    <w:lvl w:ilvl="6" w:tplc="04090001" w:tentative="1">
+      <w:start w:val="1"/>
+      <w:numFmt w:val="bullet"/>
+      <w:lvlText w:val=""/>
+      <w:lvlJc w:val="left"/>
+      <w:pPr>
+        <w:ind w:left="5040" w:hanging="360"/>
+      </w:pPr>
+      <w:rPr>
+        <w:rFonts w:ascii="Symbol" w:hAnsi="Symbol" w:hint="default"/>
+      </w:rPr>
+    </w:lvl>
+    <w:lvl w:ilvl="7" w:tplc="04090003" w:tentative="1">
+      <w:start w:val="1"/>
+      <w:numFmt w:val="bullet"/>
+      <w:lvlText w:val="o"/>
+      <w:lvlJc w:val="left"/>
+      <w:pPr>
+        <w:ind w:left="5760" w:hanging="360"/>
+      </w:pPr>
+      <w:rPr>
+        <w:rFonts w:ascii="Courier New" w:hAnsi="Courier New" w:cs="Courier New" w:hint="default"/>
+      </w:rPr>
+    </w:lvl>
+    <w:lvl w:ilvl="8" w:tplc="04090005" w:tentative="1">
+      <w:start w:val="1"/>
+      <w:numFmt w:val="bullet"/>
+      <w:lvlText w:val=""/>
+      <w:lvlJc w:val="left"/>
+      <w:pPr>
+        <w:ind w:left="6480" w:hanging="360"/>
+      </w:pPr>
+      <w:rPr>
+        <w:rFonts w:ascii="Wingdings" w:hAnsi="Wingdings" w:hint="default"/>
+      </w:rPr>
+    </w:lvl>
+  </w:abstractNum>
+  <w:abstractNum w:abstractNumId="43" w15:restartNumberingAfterBreak="0">
     <w:nsid w:val="56BE069C"/>
     <w:multiLevelType w:val="hybridMultilevel"/>
     <w:tmpl w:val="80301CE2"/>
@@ -12794,7 +16175,7 @@
       </w:rPr>
     </w:lvl>
   </w:abstractNum>
-  <w:abstractNum w:abstractNumId="29" w15:restartNumberingAfterBreak="0">
+  <w:abstractNum w:abstractNumId="44" w15:restartNumberingAfterBreak="0">
     <w:nsid w:val="59AE2FE2"/>
     <w:multiLevelType w:val="multilevel"/>
     <w:tmpl w:val="47528ED4"/>
@@ -12907,7 +16288,7 @@
       </w:pPr>
     </w:lvl>
   </w:abstractNum>
-  <w:abstractNum w:abstractNumId="30" w15:restartNumberingAfterBreak="0">
+  <w:abstractNum w:abstractNumId="45" w15:restartNumberingAfterBreak="0">
     <w:nsid w:val="5EAB0216"/>
     <w:multiLevelType w:val="hybridMultilevel"/>
     <w:tmpl w:val="607E19CE"/>
@@ -12993,7 +16374,7 @@
       </w:pPr>
     </w:lvl>
   </w:abstractNum>
-  <w:abstractNum w:abstractNumId="31" w15:restartNumberingAfterBreak="0">
+  <w:abstractNum w:abstractNumId="46" w15:restartNumberingAfterBreak="0">
     <w:nsid w:val="5EDF5DE6"/>
     <w:multiLevelType w:val="hybridMultilevel"/>
     <w:tmpl w:val="2B245776"/>
@@ -13079,7 +16460,7 @@
       </w:pPr>
     </w:lvl>
   </w:abstractNum>
-  <w:abstractNum w:abstractNumId="32" w15:restartNumberingAfterBreak="0">
+  <w:abstractNum w:abstractNumId="47" w15:restartNumberingAfterBreak="0">
     <w:nsid w:val="5F726C0F"/>
     <w:multiLevelType w:val="hybridMultilevel"/>
     <w:tmpl w:val="930EFFCA"/>
@@ -13192,7 +16573,7 @@
       </w:rPr>
     </w:lvl>
   </w:abstractNum>
-  <w:abstractNum w:abstractNumId="33" w15:restartNumberingAfterBreak="0">
+  <w:abstractNum w:abstractNumId="48" w15:restartNumberingAfterBreak="0">
     <w:nsid w:val="5FDD5FCD"/>
     <w:multiLevelType w:val="hybridMultilevel"/>
     <w:tmpl w:val="314C7628"/>
@@ -13305,7 +16686,120 @@
       </w:rPr>
     </w:lvl>
   </w:abstractNum>
-  <w:abstractNum w:abstractNumId="34" w15:restartNumberingAfterBreak="0">
+  <w:abstractNum w:abstractNumId="49" w15:restartNumberingAfterBreak="0">
+    <w:nsid w:val="63255F96"/>
+    <w:multiLevelType w:val="hybridMultilevel"/>
+    <w:tmpl w:val="B0100BB2"/>
+    <w:lvl w:ilvl="0" w:tplc="04090005">
+      <w:start w:val="1"/>
+      <w:numFmt w:val="bullet"/>
+      <w:lvlText w:val=""/>
+      <w:lvlJc w:val="left"/>
+      <w:pPr>
+        <w:ind w:left="1440" w:hanging="360"/>
+      </w:pPr>
+      <w:rPr>
+        <w:rFonts w:ascii="Wingdings" w:hAnsi="Wingdings" w:hint="default"/>
+      </w:rPr>
+    </w:lvl>
+    <w:lvl w:ilvl="1" w:tplc="04090003" w:tentative="1">
+      <w:start w:val="1"/>
+      <w:numFmt w:val="bullet"/>
+      <w:lvlText w:val="o"/>
+      <w:lvlJc w:val="left"/>
+      <w:pPr>
+        <w:ind w:left="2160" w:hanging="360"/>
+      </w:pPr>
+      <w:rPr>
+        <w:rFonts w:ascii="Courier New" w:hAnsi="Courier New" w:cs="Courier New" w:hint="default"/>
+      </w:rPr>
+    </w:lvl>
+    <w:lvl w:ilvl="2" w:tplc="04090005" w:tentative="1">
+      <w:start w:val="1"/>
+      <w:numFmt w:val="bullet"/>
+      <w:lvlText w:val=""/>
+      <w:lvlJc w:val="left"/>
+      <w:pPr>
+        <w:ind w:left="2880" w:hanging="360"/>
+      </w:pPr>
+      <w:rPr>
+        <w:rFonts w:ascii="Wingdings" w:hAnsi="Wingdings" w:hint="default"/>
+      </w:rPr>
+    </w:lvl>
+    <w:lvl w:ilvl="3" w:tplc="04090001" w:tentative="1">
+      <w:start w:val="1"/>
+      <w:numFmt w:val="bullet"/>
+      <w:lvlText w:val=""/>
+      <w:lvlJc w:val="left"/>
+      <w:pPr>
+        <w:ind w:left="3600" w:hanging="360"/>
+      </w:pPr>
+      <w:rPr>
+        <w:rFonts w:ascii="Symbol" w:hAnsi="Symbol" w:hint="default"/>
+      </w:rPr>
+    </w:lvl>
+    <w:lvl w:ilvl="4" w:tplc="04090003" w:tentative="1">
+      <w:start w:val="1"/>
+      <w:numFmt w:val="bullet"/>
+      <w:lvlText w:val="o"/>
+      <w:lvlJc w:val="left"/>
+      <w:pPr>
+        <w:ind w:left="4320" w:hanging="360"/>
+      </w:pPr>
+      <w:rPr>
+        <w:rFonts w:ascii="Courier New" w:hAnsi="Courier New" w:cs="Courier New" w:hint="default"/>
+      </w:rPr>
+    </w:lvl>
+    <w:lvl w:ilvl="5" w:tplc="04090005" w:tentative="1">
+      <w:start w:val="1"/>
+      <w:numFmt w:val="bullet"/>
+      <w:lvlText w:val=""/>
+      <w:lvlJc w:val="left"/>
+      <w:pPr>
+        <w:ind w:left="5040" w:hanging="360"/>
+      </w:pPr>
+      <w:rPr>
+        <w:rFonts w:ascii="Wingdings" w:hAnsi="Wingdings" w:hint="default"/>
+      </w:rPr>
+    </w:lvl>
+    <w:lvl w:ilvl="6" w:tplc="04090001" w:tentative="1">
+      <w:start w:val="1"/>
+      <w:numFmt w:val="bullet"/>
+      <w:lvlText w:val=""/>
+      <w:lvlJc w:val="left"/>
+      <w:pPr>
+        <w:ind w:left="5760" w:hanging="360"/>
+      </w:pPr>
+      <w:rPr>
+        <w:rFonts w:ascii="Symbol" w:hAnsi="Symbol" w:hint="default"/>
+      </w:rPr>
+    </w:lvl>
+    <w:lvl w:ilvl="7" w:tplc="04090003" w:tentative="1">
+      <w:start w:val="1"/>
+      <w:numFmt w:val="bullet"/>
+      <w:lvlText w:val="o"/>
+      <w:lvlJc w:val="left"/>
+      <w:pPr>
+        <w:ind w:left="6480" w:hanging="360"/>
+      </w:pPr>
+      <w:rPr>
+        <w:rFonts w:ascii="Courier New" w:hAnsi="Courier New" w:cs="Courier New" w:hint="default"/>
+      </w:rPr>
+    </w:lvl>
+    <w:lvl w:ilvl="8" w:tplc="04090005" w:tentative="1">
+      <w:start w:val="1"/>
+      <w:numFmt w:val="bullet"/>
+      <w:lvlText w:val=""/>
+      <w:lvlJc w:val="left"/>
+      <w:pPr>
+        <w:ind w:left="7200" w:hanging="360"/>
+      </w:pPr>
+      <w:rPr>
+        <w:rFonts w:ascii="Wingdings" w:hAnsi="Wingdings" w:hint="default"/>
+      </w:rPr>
+    </w:lvl>
+  </w:abstractNum>
+  <w:abstractNum w:abstractNumId="50" w15:restartNumberingAfterBreak="0">
     <w:nsid w:val="63E64B8B"/>
     <w:multiLevelType w:val="hybridMultilevel"/>
     <w:tmpl w:val="C2502C80"/>
@@ -13420,7 +16914,7 @@
       </w:rPr>
     </w:lvl>
   </w:abstractNum>
-  <w:abstractNum w:abstractNumId="35" w15:restartNumberingAfterBreak="0">
+  <w:abstractNum w:abstractNumId="51" w15:restartNumberingAfterBreak="0">
     <w:nsid w:val="6C0A0470"/>
     <w:multiLevelType w:val="hybridMultilevel"/>
     <w:tmpl w:val="E08851C2"/>
@@ -13506,7 +17000,7 @@
       </w:pPr>
     </w:lvl>
   </w:abstractNum>
-  <w:abstractNum w:abstractNumId="36" w15:restartNumberingAfterBreak="0">
+  <w:abstractNum w:abstractNumId="52" w15:restartNumberingAfterBreak="0">
     <w:nsid w:val="6EAD3F90"/>
     <w:multiLevelType w:val="hybridMultilevel"/>
     <w:tmpl w:val="4B648F24"/>
@@ -13592,7 +17086,7 @@
       </w:pPr>
     </w:lvl>
   </w:abstractNum>
-  <w:abstractNum w:abstractNumId="37" w15:restartNumberingAfterBreak="0">
+  <w:abstractNum w:abstractNumId="53" w15:restartNumberingAfterBreak="0">
     <w:nsid w:val="724936DF"/>
     <w:multiLevelType w:val="hybridMultilevel"/>
     <w:tmpl w:val="B16E71C8"/>
@@ -13678,7 +17172,7 @@
       </w:pPr>
     </w:lvl>
   </w:abstractNum>
-  <w:abstractNum w:abstractNumId="38" w15:restartNumberingAfterBreak="0">
+  <w:abstractNum w:abstractNumId="54" w15:restartNumberingAfterBreak="0">
     <w:nsid w:val="7845469A"/>
     <w:multiLevelType w:val="hybridMultilevel"/>
     <w:tmpl w:val="F46444A6"/>
@@ -13793,7 +17287,7 @@
       </w:rPr>
     </w:lvl>
   </w:abstractNum>
-  <w:abstractNum w:abstractNumId="39" w15:restartNumberingAfterBreak="0">
+  <w:abstractNum w:abstractNumId="55" w15:restartNumberingAfterBreak="0">
     <w:nsid w:val="791D21F7"/>
     <w:multiLevelType w:val="hybridMultilevel"/>
     <w:tmpl w:val="5CA82616"/>
@@ -13906,7 +17400,97 @@
       </w:rPr>
     </w:lvl>
   </w:abstractNum>
-  <w:abstractNum w:abstractNumId="40" w15:restartNumberingAfterBreak="0">
+  <w:abstractNum w:abstractNumId="56" w15:restartNumberingAfterBreak="0">
+    <w:nsid w:val="7B485463"/>
+    <w:multiLevelType w:val="hybridMultilevel"/>
+    <w:tmpl w:val="0B7CE654"/>
+    <w:lvl w:ilvl="0" w:tplc="E370053C">
+      <w:start w:val="1"/>
+      <w:numFmt w:val="lowerLetter"/>
+      <w:lvlText w:val="%1."/>
+      <w:lvlJc w:val="left"/>
+      <w:pPr>
+        <w:ind w:left="1800" w:hanging="360"/>
+      </w:pPr>
+      <w:rPr>
+        <w:b w:val="0"/>
+        <w:bCs w:val="0"/>
+      </w:rPr>
+    </w:lvl>
+    <w:lvl w:ilvl="1" w:tplc="04090019" w:tentative="1">
+      <w:start w:val="1"/>
+      <w:numFmt w:val="lowerLetter"/>
+      <w:lvlText w:val="%2."/>
+      <w:lvlJc w:val="left"/>
+      <w:pPr>
+        <w:ind w:left="2520" w:hanging="360"/>
+      </w:pPr>
+    </w:lvl>
+    <w:lvl w:ilvl="2" w:tplc="0409001B" w:tentative="1">
+      <w:start w:val="1"/>
+      <w:numFmt w:val="lowerRoman"/>
+      <w:lvlText w:val="%3."/>
+      <w:lvlJc w:val="right"/>
+      <w:pPr>
+        <w:ind w:left="3240" w:hanging="180"/>
+      </w:pPr>
+    </w:lvl>
+    <w:lvl w:ilvl="3" w:tplc="0409000F" w:tentative="1">
+      <w:start w:val="1"/>
+      <w:numFmt w:val="decimal"/>
+      <w:lvlText w:val="%4."/>
+      <w:lvlJc w:val="left"/>
+      <w:pPr>
+        <w:ind w:left="3960" w:hanging="360"/>
+      </w:pPr>
+    </w:lvl>
+    <w:lvl w:ilvl="4" w:tplc="04090019" w:tentative="1">
+      <w:start w:val="1"/>
+      <w:numFmt w:val="lowerLetter"/>
+      <w:lvlText w:val="%5."/>
+      <w:lvlJc w:val="left"/>
+      <w:pPr>
+        <w:ind w:left="4680" w:hanging="360"/>
+      </w:pPr>
+    </w:lvl>
+    <w:lvl w:ilvl="5" w:tplc="0409001B" w:tentative="1">
+      <w:start w:val="1"/>
+      <w:numFmt w:val="lowerRoman"/>
+      <w:lvlText w:val="%6."/>
+      <w:lvlJc w:val="right"/>
+      <w:pPr>
+        <w:ind w:left="5400" w:hanging="180"/>
+      </w:pPr>
+    </w:lvl>
+    <w:lvl w:ilvl="6" w:tplc="0409000F" w:tentative="1">
+      <w:start w:val="1"/>
+      <w:numFmt w:val="decimal"/>
+      <w:lvlText w:val="%7."/>
+      <w:lvlJc w:val="left"/>
+      <w:pPr>
+        <w:ind w:left="6120" w:hanging="360"/>
+      </w:pPr>
+    </w:lvl>
+    <w:lvl w:ilvl="7" w:tplc="04090019" w:tentative="1">
+      <w:start w:val="1"/>
+      <w:numFmt w:val="lowerLetter"/>
+      <w:lvlText w:val="%8."/>
+      <w:lvlJc w:val="left"/>
+      <w:pPr>
+        <w:ind w:left="6840" w:hanging="360"/>
+      </w:pPr>
+    </w:lvl>
+    <w:lvl w:ilvl="8" w:tplc="0409001B" w:tentative="1">
+      <w:start w:val="1"/>
+      <w:numFmt w:val="lowerRoman"/>
+      <w:lvlText w:val="%9."/>
+      <w:lvlJc w:val="right"/>
+      <w:pPr>
+        <w:ind w:left="7560" w:hanging="180"/>
+      </w:pPr>
+    </w:lvl>
+  </w:abstractNum>
+  <w:abstractNum w:abstractNumId="57" w15:restartNumberingAfterBreak="0">
     <w:nsid w:val="7BA664EA"/>
     <w:multiLevelType w:val="hybridMultilevel"/>
     <w:tmpl w:val="4204284A"/>
@@ -14019,7 +17603,7 @@
       </w:rPr>
     </w:lvl>
   </w:abstractNum>
-  <w:abstractNum w:abstractNumId="41" w15:restartNumberingAfterBreak="0">
+  <w:abstractNum w:abstractNumId="58" w15:restartNumberingAfterBreak="0">
     <w:nsid w:val="7D306951"/>
     <w:multiLevelType w:val="hybridMultilevel"/>
     <w:tmpl w:val="C91E10F8"/>
@@ -14110,130 +17694,181 @@
     </w:lvl>
   </w:abstractNum>
   <w:num w:numId="1" w16cid:durableId="934509190">
+    <w:abstractNumId w:val="19"/>
+  </w:num>
+  <w:num w:numId="2" w16cid:durableId="115100952">
+    <w:abstractNumId w:val="35"/>
+  </w:num>
+  <w:num w:numId="3" w16cid:durableId="150366769">
     <w:abstractNumId w:val="15"/>
   </w:num>
-  <w:num w:numId="2" w16cid:durableId="115100952">
+  <w:num w:numId="4" w16cid:durableId="63919764">
+    <w:abstractNumId w:val="44"/>
+  </w:num>
+  <w:num w:numId="5" w16cid:durableId="628904542">
+    <w:abstractNumId w:val="21"/>
+  </w:num>
+  <w:num w:numId="6" w16cid:durableId="1716156549">
+    <w:abstractNumId w:val="39"/>
+  </w:num>
+  <w:num w:numId="7" w16cid:durableId="687371167">
+    <w:abstractNumId w:val="55"/>
+  </w:num>
+  <w:num w:numId="8" w16cid:durableId="556476636">
+    <w:abstractNumId w:val="27"/>
+  </w:num>
+  <w:num w:numId="9" w16cid:durableId="1194683754">
+    <w:abstractNumId w:val="32"/>
+  </w:num>
+  <w:num w:numId="10" w16cid:durableId="2013412421">
+    <w:abstractNumId w:val="47"/>
+  </w:num>
+  <w:num w:numId="11" w16cid:durableId="315886753">
+    <w:abstractNumId w:val="12"/>
+  </w:num>
+  <w:num w:numId="12" w16cid:durableId="742684401">
+    <w:abstractNumId w:val="33"/>
+  </w:num>
+  <w:num w:numId="13" w16cid:durableId="921572056">
+    <w:abstractNumId w:val="10"/>
+  </w:num>
+  <w:num w:numId="14" w16cid:durableId="738753561">
+    <w:abstractNumId w:val="11"/>
+  </w:num>
+  <w:num w:numId="15" w16cid:durableId="1235701449">
+    <w:abstractNumId w:val="26"/>
+  </w:num>
+  <w:num w:numId="16" w16cid:durableId="1660033289">
+    <w:abstractNumId w:val="13"/>
+  </w:num>
+  <w:num w:numId="17" w16cid:durableId="1221818970">
+    <w:abstractNumId w:val="17"/>
+  </w:num>
+  <w:num w:numId="18" w16cid:durableId="463432551">
+    <w:abstractNumId w:val="16"/>
+  </w:num>
+  <w:num w:numId="19" w16cid:durableId="418605590">
+    <w:abstractNumId w:val="3"/>
+  </w:num>
+  <w:num w:numId="20" w16cid:durableId="1654604264">
+    <w:abstractNumId w:val="8"/>
+  </w:num>
+  <w:num w:numId="21" w16cid:durableId="1875844110">
+    <w:abstractNumId w:val="52"/>
+  </w:num>
+  <w:num w:numId="22" w16cid:durableId="779682248">
+    <w:abstractNumId w:val="53"/>
+  </w:num>
+  <w:num w:numId="23" w16cid:durableId="2086147070">
+    <w:abstractNumId w:val="24"/>
+  </w:num>
+  <w:num w:numId="24" w16cid:durableId="1172062252">
+    <w:abstractNumId w:val="18"/>
+  </w:num>
+  <w:num w:numId="25" w16cid:durableId="1864514672">
+    <w:abstractNumId w:val="46"/>
+  </w:num>
+  <w:num w:numId="26" w16cid:durableId="998923955">
+    <w:abstractNumId w:val="36"/>
+  </w:num>
+  <w:num w:numId="27" w16cid:durableId="788474771">
+    <w:abstractNumId w:val="50"/>
+  </w:num>
+  <w:num w:numId="28" w16cid:durableId="277638130">
+    <w:abstractNumId w:val="54"/>
+  </w:num>
+  <w:num w:numId="29" w16cid:durableId="1539511412">
+    <w:abstractNumId w:val="45"/>
+  </w:num>
+  <w:num w:numId="30" w16cid:durableId="1186212843">
+    <w:abstractNumId w:val="2"/>
+  </w:num>
+  <w:num w:numId="31" w16cid:durableId="392047328">
+    <w:abstractNumId w:val="57"/>
+  </w:num>
+  <w:num w:numId="32" w16cid:durableId="2087531363">
+    <w:abstractNumId w:val="5"/>
+  </w:num>
+  <w:num w:numId="33" w16cid:durableId="1373386529">
+    <w:abstractNumId w:val="20"/>
+  </w:num>
+  <w:num w:numId="34" w16cid:durableId="549264481">
+    <w:abstractNumId w:val="48"/>
+  </w:num>
+  <w:num w:numId="35" w16cid:durableId="1009332156">
+    <w:abstractNumId w:val="58"/>
+  </w:num>
+  <w:num w:numId="36" w16cid:durableId="134447059">
+    <w:abstractNumId w:val="14"/>
+  </w:num>
+  <w:num w:numId="37" w16cid:durableId="776220775">
+    <w:abstractNumId w:val="6"/>
+  </w:num>
+  <w:num w:numId="38" w16cid:durableId="1058095910">
+    <w:abstractNumId w:val="43"/>
+  </w:num>
+  <w:num w:numId="39" w16cid:durableId="165679071">
+    <w:abstractNumId w:val="1"/>
+  </w:num>
+  <w:num w:numId="40" w16cid:durableId="232202937">
+    <w:abstractNumId w:val="34"/>
+  </w:num>
+  <w:num w:numId="41" w16cid:durableId="1797486665">
+    <w:abstractNumId w:val="51"/>
+  </w:num>
+  <w:num w:numId="42" w16cid:durableId="1252196980">
+    <w:abstractNumId w:val="29"/>
+  </w:num>
+  <w:num w:numId="43" w16cid:durableId="1487939440">
+    <w:abstractNumId w:val="23"/>
+  </w:num>
+  <w:num w:numId="44" w16cid:durableId="1563059372">
+    <w:abstractNumId w:val="40"/>
+  </w:num>
+  <w:num w:numId="45" w16cid:durableId="39136833">
     <w:abstractNumId w:val="25"/>
   </w:num>
-  <w:num w:numId="3" w16cid:durableId="150366769">
-    <w:abstractNumId w:val="11"/>
+  <w:num w:numId="46" w16cid:durableId="755785204">
+    <w:abstractNumId w:val="4"/>
   </w:num>
-  <w:num w:numId="4" w16cid:durableId="63919764">
-    <w:abstractNumId w:val="29"/>
+  <w:num w:numId="47" w16cid:durableId="1223061376">
+    <w:abstractNumId w:val="42"/>
   </w:num>
-  <w:num w:numId="5" w16cid:durableId="628904542">
-    <w:abstractNumId w:val="17"/>
+  <w:num w:numId="48" w16cid:durableId="989559659">
+    <w:abstractNumId w:val="7"/>
   </w:num>
-  <w:num w:numId="6" w16cid:durableId="1716156549">
-    <w:abstractNumId w:val="27"/>
+  <w:num w:numId="49" w16cid:durableId="239995334">
+    <w:abstractNumId w:val="9"/>
   </w:num>
-  <w:num w:numId="7" w16cid:durableId="687371167">
-    <w:abstractNumId w:val="39"/>
+  <w:num w:numId="50" w16cid:durableId="581526817">
+    <w:abstractNumId w:val="0"/>
   </w:num>
-  <w:num w:numId="8" w16cid:durableId="556476636">
-    <w:abstractNumId w:val="20"/>
+  <w:num w:numId="51" w16cid:durableId="519586384">
+    <w:abstractNumId w:val="30"/>
   </w:num>
-  <w:num w:numId="9" w16cid:durableId="1194683754">
+  <w:num w:numId="52" w16cid:durableId="695011082">
+    <w:abstractNumId w:val="38"/>
+  </w:num>
+  <w:num w:numId="53" w16cid:durableId="1950116040">
+    <w:abstractNumId w:val="56"/>
+  </w:num>
+  <w:num w:numId="54" w16cid:durableId="824318325">
+    <w:abstractNumId w:val="37"/>
+  </w:num>
+  <w:num w:numId="55" w16cid:durableId="1884053265">
+    <w:abstractNumId w:val="41"/>
+  </w:num>
+  <w:num w:numId="56" w16cid:durableId="1311904680">
+    <w:abstractNumId w:val="28"/>
+  </w:num>
+  <w:num w:numId="57" w16cid:durableId="1266419583">
     <w:abstractNumId w:val="22"/>
   </w:num>
-  <w:num w:numId="10" w16cid:durableId="2013412421">
-    <w:abstractNumId w:val="32"/>
+  <w:num w:numId="58" w16cid:durableId="123232461">
+    <w:abstractNumId w:val="49"/>
   </w:num>
-  <w:num w:numId="11" w16cid:durableId="315886753">
-    <w:abstractNumId w:val="8"/>
-  </w:num>
-  <w:num w:numId="12" w16cid:durableId="742684401">
-    <w:abstractNumId w:val="23"/>
-  </w:num>
-  <w:num w:numId="13" w16cid:durableId="921572056">
-    <w:abstractNumId w:val="6"/>
-  </w:num>
-  <w:num w:numId="14" w16cid:durableId="738753561">
-    <w:abstractNumId w:val="7"/>
-  </w:num>
-  <w:num w:numId="15" w16cid:durableId="1235701449">
-    <w:abstractNumId w:val="19"/>
-  </w:num>
-  <w:num w:numId="16" w16cid:durableId="1660033289">
-    <w:abstractNumId w:val="9"/>
-  </w:num>
-  <w:num w:numId="17" w16cid:durableId="1221818970">
-    <w:abstractNumId w:val="13"/>
-  </w:num>
-  <w:num w:numId="18" w16cid:durableId="463432551">
-    <w:abstractNumId w:val="12"/>
-  </w:num>
-  <w:num w:numId="19" w16cid:durableId="418605590">
-    <w:abstractNumId w:val="2"/>
-  </w:num>
-  <w:num w:numId="20" w16cid:durableId="1654604264">
-    <w:abstractNumId w:val="5"/>
-  </w:num>
-  <w:num w:numId="21" w16cid:durableId="1875844110">
-    <w:abstractNumId w:val="36"/>
-  </w:num>
-  <w:num w:numId="22" w16cid:durableId="779682248">
-    <w:abstractNumId w:val="37"/>
-  </w:num>
-  <w:num w:numId="23" w16cid:durableId="2086147070">
-    <w:abstractNumId w:val="18"/>
-  </w:num>
-  <w:num w:numId="24" w16cid:durableId="1172062252">
-    <w:abstractNumId w:val="14"/>
-  </w:num>
-  <w:num w:numId="25" w16cid:durableId="1864514672">
+  <w:num w:numId="59" w16cid:durableId="2004430038">
     <w:abstractNumId w:val="31"/>
-  </w:num>
-  <w:num w:numId="26" w16cid:durableId="998923955">
-    <w:abstractNumId w:val="26"/>
-  </w:num>
-  <w:num w:numId="27" w16cid:durableId="788474771">
-    <w:abstractNumId w:val="34"/>
-  </w:num>
-  <w:num w:numId="28" w16cid:durableId="277638130">
-    <w:abstractNumId w:val="38"/>
-  </w:num>
-  <w:num w:numId="29" w16cid:durableId="1539511412">
-    <w:abstractNumId w:val="30"/>
-  </w:num>
-  <w:num w:numId="30" w16cid:durableId="1186212843">
-    <w:abstractNumId w:val="1"/>
-  </w:num>
-  <w:num w:numId="31" w16cid:durableId="392047328">
-    <w:abstractNumId w:val="40"/>
-  </w:num>
-  <w:num w:numId="32" w16cid:durableId="2087531363">
-    <w:abstractNumId w:val="3"/>
-  </w:num>
-  <w:num w:numId="33" w16cid:durableId="1373386529">
-    <w:abstractNumId w:val="16"/>
-  </w:num>
-  <w:num w:numId="34" w16cid:durableId="549264481">
-    <w:abstractNumId w:val="33"/>
-  </w:num>
-  <w:num w:numId="35" w16cid:durableId="1009332156">
-    <w:abstractNumId w:val="41"/>
-  </w:num>
-  <w:num w:numId="36" w16cid:durableId="134447059">
-    <w:abstractNumId w:val="10"/>
-  </w:num>
-  <w:num w:numId="37" w16cid:durableId="776220775">
-    <w:abstractNumId w:val="4"/>
-  </w:num>
-  <w:num w:numId="38" w16cid:durableId="1058095910">
-    <w:abstractNumId w:val="28"/>
-  </w:num>
-  <w:num w:numId="39" w16cid:durableId="165679071">
-    <w:abstractNumId w:val="0"/>
-  </w:num>
-  <w:num w:numId="40" w16cid:durableId="232202937">
-    <w:abstractNumId w:val="24"/>
-  </w:num>
-  <w:num w:numId="41" w16cid:durableId="1797486665">
-    <w:abstractNumId w:val="35"/>
-  </w:num>
-  <w:num w:numId="42" w16cid:durableId="1252196980">
-    <w:abstractNumId w:val="21"/>
   </w:num>
 </w:numbering>
 </file>
